--- a/Key-Features-video-scripts.docx
+++ b/Key-Features-video-scripts.docx
@@ -480,7 +480,7 @@
           <w:b w:val="0"/>
           <w:sz w:val="22"/>
         </w:rPr>
-        <w:t>One narrator for every film except the Series Room. A director finishing a picture, speaking to “you.” Warm, unhurried, no sales cadence. Land the short lines and let the picture carry the rest. Ana, the presenter from the hero, speaks the Series Room film. Same jacket, studio desk. The other three rooms keep this narrator.</w:t>
+        <w:t>One narrator for every film except the Series Room and the Blueprint Room. A director finishing a picture, speaking to “you.” Warm, unhurried, no sales cadence. Land the short lines and let the picture carry the rest. Ana, the presenter from the hero, speaks the Series Room and the Blueprint Room. Same jacket, studio desk. The other two rooms keep this narrator.</w:t>
       </w:r>
     </w:p>
     <w:p>
@@ -493,7 +493,7 @@
           <w:b w:val="0"/>
           <w:sz w:val="22"/>
         </w:rPr>
-        <w:t xml:space="preserve">Gemini voice: gemini-Rasalgethi. Director note: “You are in the room with the cut. You do not teach the screen.” The Series Room film is Ana, not this read.</w:t>
+        <w:t xml:space="preserve">Gemini voice: gemini-Rasalgethi. Director note: “You are in the room with the cut. You do not teach the screen.” The Series Room and the Blueprint Room are Ana, not this read.</w:t>
       </w:r>
       <w:r>
         <w:rPr>
@@ -1863,6 +1863,27 @@
     </w:p>
     <w:p>
       <w:pPr>
+        <w:spacing w:before="0" w:after="160" w:line="259" w:lineRule="auto"/>
+      </w:pPr>
+      <w:r>
+        <w:rPr>
+          <w:rFonts w:ascii="Calibri" w:hAnsi="Calibri" w:eastAsia="Calibri"/>
+          <w:b/>
+          <w:sz w:val="22"/>
+        </w:rPr>
+        <w:t>Voice: Ana, the presenter from the hero. Olive-green field jacket, slate turtleneck, studio desk, amber screen light. Warm and unhurried, about 150 words a minute. She speaks the open, then narrates the captures. She does not teach the screen. No cursor tour, no logo, no end card.</w:t>
+      </w:r>
+      <w:r>
+        <w:rPr>
+          <w:rFonts w:ascii="Calibri" w:hAnsi="Calibri" w:eastAsia="Calibri"/>
+          <w:b w:val="0"/>
+          <w:sz w:val="22"/>
+        </w:rPr>
+        <w:t xml:space="preserve"/>
+      </w:r>
+    </w:p>
+    <w:p>
+      <w:pPr>
         <w:pStyle w:val="Heading3"/>
         <w:spacing w:before="240" w:after="120"/>
       </w:pPr>
@@ -1870,7 +1891,7 @@
         <w:rPr>
           <w:color w:val="111827"/>
         </w:rPr>
-        <w:t>0:00–0:08 — Before a frame</w:t>
+        <w:t>0:00–0:08 — Ana</w:t>
       </w:r>
     </w:p>
     <w:p>
@@ -1884,15 +1905,15 @@
           <w:b/>
           <w:sz w:val="22"/>
         </w:rPr>
-        <w:t>Picture:</w:t>
-      </w:r>
-      <w:r>
-        <w:rPr>
-          <w:rFonts w:ascii="Calibri" w:hAnsi="Calibri" w:eastAsia="Calibri"/>
-          <w:b w:val="0"/>
-          <w:sz w:val="22"/>
-        </w:rPr>
-        <w:t xml:space="preserve"> Omni </w:t>
+        <w:t>Picture: Ana at the studio desk. Amber screen light on her face. She looks to camera. No interface and no readable screen. The first 8 seconds must read with the sound off.</w:t>
+      </w:r>
+      <w:r>
+        <w:rPr>
+          <w:rFonts w:ascii="Calibri" w:hAnsi="Calibri" w:eastAsia="Calibri"/>
+          <w:b w:val="0"/>
+          <w:sz w:val="22"/>
+        </w:rPr>
+        <w:t xml:space="preserve"/>
       </w:r>
       <w:r>
         <w:rPr>
@@ -1901,15 +1922,15 @@
           <w:color w:val="1E406E"/>
           <w:sz w:val="20"/>
         </w:rPr>
-        <w:t>omni-hold</w:t>
-      </w:r>
-      <w:r>
-        <w:rPr>
-          <w:rFonts w:ascii="Calibri" w:hAnsi="Calibri" w:eastAsia="Calibri"/>
-          <w:b w:val="0"/>
-          <w:sz w:val="22"/>
-        </w:rPr>
-        <w:t>, first 8 seconds. She is already the person the film will have to protect.</w:t>
+        <w:t/>
+      </w:r>
+      <w:r>
+        <w:rPr>
+          <w:rFonts w:ascii="Calibri" w:hAnsi="Calibri" w:eastAsia="Calibri"/>
+          <w:b w:val="0"/>
+          <w:sz w:val="22"/>
+        </w:rPr>
+        <w:t/>
       </w:r>
     </w:p>
     <w:p>
@@ -1923,15 +1944,32 @@
           <w:b/>
           <w:sz w:val="22"/>
         </w:rPr>
-        <w:t>Narration:</w:t>
-      </w:r>
-      <w:r>
-        <w:rPr>
-          <w:rFonts w:ascii="Calibri" w:hAnsi="Calibri" w:eastAsia="Calibri"/>
-          <w:b w:val="0"/>
-          <w:sz w:val="22"/>
-        </w:rPr>
-        <w:t xml:space="preserve"> This is her, before anyone spends on a picture.</w:t>
+        <w:t>Narration (from 0:02): Perfect the storyline here, before the 90-minute script. A series episode, or a new project. Production should not have to rebuild it.</w:t>
+      </w:r>
+      <w:r>
+        <w:rPr>
+          <w:rFonts w:ascii="Calibri" w:hAnsi="Calibri" w:eastAsia="Calibri"/>
+          <w:b w:val="0"/>
+          <w:sz w:val="22"/>
+        </w:rPr>
+        <w:t xml:space="preserve"/>
+      </w:r>
+      <w:r>
+        <w:rPr>
+          <w:rFonts w:ascii="Consolas" w:hAnsi="Consolas" w:eastAsia="Consolas"/>
+          <w:b w:val="0"/>
+          <w:color w:val="1E406E"/>
+          <w:sz w:val="20"/>
+        </w:rPr>
+        <w:t/>
+      </w:r>
+      <w:r>
+        <w:rPr>
+          <w:rFonts w:ascii="Calibri" w:hAnsi="Calibri" w:eastAsia="Calibri"/>
+          <w:b w:val="0"/>
+          <w:sz w:val="22"/>
+        </w:rPr>
+        <w:t/>
       </w:r>
     </w:p>
     <w:p>
@@ -1945,15 +1983,32 @@
           <w:b/>
           <w:sz w:val="22"/>
         </w:rPr>
-        <w:t>Words:</w:t>
-      </w:r>
-      <w:r>
-        <w:rPr>
-          <w:rFonts w:ascii="Calibri" w:hAnsi="Calibri" w:eastAsia="Calibri"/>
-          <w:b w:val="0"/>
-          <w:sz w:val="22"/>
-        </w:rPr>
-        <w:t xml:space="preserve"> 9</w:t>
+        <w:t>Words: 22</w:t>
+      </w:r>
+      <w:r>
+        <w:rPr>
+          <w:rFonts w:ascii="Calibri" w:hAnsi="Calibri" w:eastAsia="Calibri"/>
+          <w:b w:val="0"/>
+          <w:sz w:val="22"/>
+        </w:rPr>
+        <w:t xml:space="preserve"/>
+      </w:r>
+      <w:r>
+        <w:rPr>
+          <w:rFonts w:ascii="Consolas" w:hAnsi="Consolas" w:eastAsia="Consolas"/>
+          <w:b w:val="0"/>
+          <w:color w:val="1E406E"/>
+          <w:sz w:val="20"/>
+        </w:rPr>
+        <w:t/>
+      </w:r>
+      <w:r>
+        <w:rPr>
+          <w:rFonts w:ascii="Calibri" w:hAnsi="Calibri" w:eastAsia="Calibri"/>
+          <w:b w:val="0"/>
+          <w:sz w:val="22"/>
+        </w:rPr>
+        <w:t/>
       </w:r>
     </w:p>
     <w:p>
@@ -1965,7 +2020,7 @@
         <w:rPr>
           <w:color w:val="111827"/>
         </w:rPr>
-        <w:t>0:08–0:28 — One beat sheet</w:t>
+        <w:t>0:08–0:16 — Two ways in</w:t>
       </w:r>
     </w:p>
     <w:p>
@@ -1979,15 +2034,32 @@
           <w:b/>
           <w:sz w:val="22"/>
         </w:rPr>
-        <w:t>Picture:</w:t>
-      </w:r>
-      <w:r>
-        <w:rPr>
-          <w:rFonts w:ascii="Calibri" w:hAnsi="Calibri" w:eastAsia="Calibri"/>
-          <w:b w:val="0"/>
-          <w:sz w:val="22"/>
-        </w:rPr>
-        <w:t xml:space="preserve"> Capture. A sentence on the treatment becomes motivations, characters, art direction, and the beat sheet. Hold on the beats. Do not show a second list anywhere else.</w:t>
+        <w:t>Picture: Capture. A series episode already known: outline, synopsis, and beats attached. Cut to Start Your Project. The intent is in the description. Validate &amp; Enhance with AI, then Generate Blueprint. Cut when the treatment appears. No spinner.</w:t>
+      </w:r>
+      <w:r>
+        <w:rPr>
+          <w:rFonts w:ascii="Calibri" w:hAnsi="Calibri" w:eastAsia="Calibri"/>
+          <w:b w:val="0"/>
+          <w:sz w:val="22"/>
+        </w:rPr>
+        <w:t xml:space="preserve"/>
+      </w:r>
+      <w:r>
+        <w:rPr>
+          <w:rFonts w:ascii="Consolas" w:hAnsi="Consolas" w:eastAsia="Consolas"/>
+          <w:b w:val="0"/>
+          <w:color w:val="1E406E"/>
+          <w:sz w:val="20"/>
+        </w:rPr>
+        <w:t/>
+      </w:r>
+      <w:r>
+        <w:rPr>
+          <w:rFonts w:ascii="Calibri" w:hAnsi="Calibri" w:eastAsia="Calibri"/>
+          <w:b w:val="0"/>
+          <w:sz w:val="22"/>
+        </w:rPr>
+        <w:t/>
       </w:r>
     </w:p>
     <w:p>
@@ -2001,15 +2073,15 @@
           <w:b/>
           <w:sz w:val="22"/>
         </w:rPr>
-        <w:t>Still if needed:</w:t>
-      </w:r>
-      <w:r>
-        <w:rPr>
-          <w:rFonts w:ascii="Calibri" w:hAnsi="Calibri" w:eastAsia="Calibri"/>
-          <w:b w:val="0"/>
-          <w:sz w:val="22"/>
-        </w:rPr>
-        <w:t xml:space="preserve"> </w:t>
+        <w:t>Still if needed: Series episode already known, or Start Your Project — intent, Validate &amp; Enhance with AI, Generate Blueprint</w:t>
+      </w:r>
+      <w:r>
+        <w:rPr>
+          <w:rFonts w:ascii="Calibri" w:hAnsi="Calibri" w:eastAsia="Calibri"/>
+          <w:b w:val="0"/>
+          <w:sz w:val="22"/>
+        </w:rPr>
+        <w:t xml:space="preserve"/>
       </w:r>
       <w:r>
         <w:rPr>
@@ -2018,7 +2090,15 @@
           <w:color w:val="1E406E"/>
           <w:sz w:val="20"/>
         </w:rPr>
-        <w:t>Treatment board</w:t>
+        <w:t/>
+      </w:r>
+      <w:r>
+        <w:rPr>
+          <w:rFonts w:ascii="Calibri" w:hAnsi="Calibri" w:eastAsia="Calibri"/>
+          <w:b w:val="0"/>
+          <w:sz w:val="22"/>
+        </w:rPr>
+        <w:t/>
       </w:r>
     </w:p>
     <w:p>
@@ -2032,15 +2112,32 @@
           <w:b/>
           <w:sz w:val="22"/>
         </w:rPr>
-        <w:t>Narration:</w:t>
-      </w:r>
-      <w:r>
-        <w:rPr>
-          <w:rFonts w:ascii="Calibri" w:hAnsi="Calibri" w:eastAsia="Calibri"/>
-          <w:b w:val="0"/>
-          <w:sz w:val="22"/>
-        </w:rPr>
-        <w:t xml:space="preserve"> A sentence becomes the film. Who she is. Why she stays. How the rooms look. And one beat sheet. Beats live here. Later, each beat becomes a chapter. There is no second sheet.</w:t>
+        <w:t>Narration: Start from the episode you already have. Or from a new project. Say what you intend, then generate the blueprint.</w:t>
+      </w:r>
+      <w:r>
+        <w:rPr>
+          <w:rFonts w:ascii="Calibri" w:hAnsi="Calibri" w:eastAsia="Calibri"/>
+          <w:b w:val="0"/>
+          <w:sz w:val="22"/>
+        </w:rPr>
+        <w:t xml:space="preserve"/>
+      </w:r>
+      <w:r>
+        <w:rPr>
+          <w:rFonts w:ascii="Consolas" w:hAnsi="Consolas" w:eastAsia="Consolas"/>
+          <w:b w:val="0"/>
+          <w:color w:val="1E406E"/>
+          <w:sz w:val="20"/>
+        </w:rPr>
+        <w:t/>
+      </w:r>
+      <w:r>
+        <w:rPr>
+          <w:rFonts w:ascii="Calibri" w:hAnsi="Calibri" w:eastAsia="Calibri"/>
+          <w:b w:val="0"/>
+          <w:sz w:val="22"/>
+        </w:rPr>
+        <w:t/>
       </w:r>
     </w:p>
     <w:p>
@@ -2054,15 +2151,32 @@
           <w:b/>
           <w:sz w:val="22"/>
         </w:rPr>
-        <w:t>Words:</w:t>
-      </w:r>
-      <w:r>
-        <w:rPr>
-          <w:rFonts w:ascii="Calibri" w:hAnsi="Calibri" w:eastAsia="Calibri"/>
-          <w:b w:val="0"/>
-          <w:sz w:val="22"/>
-        </w:rPr>
-        <w:t xml:space="preserve"> 33</w:t>
+        <w:t>Words: 20</w:t>
+      </w:r>
+      <w:r>
+        <w:rPr>
+          <w:rFonts w:ascii="Calibri" w:hAnsi="Calibri" w:eastAsia="Calibri"/>
+          <w:b w:val="0"/>
+          <w:sz w:val="22"/>
+        </w:rPr>
+        <w:t xml:space="preserve"/>
+      </w:r>
+      <w:r>
+        <w:rPr>
+          <w:rFonts w:ascii="Consolas" w:hAnsi="Consolas" w:eastAsia="Consolas"/>
+          <w:b w:val="0"/>
+          <w:color w:val="1E406E"/>
+          <w:sz w:val="20"/>
+        </w:rPr>
+        <w:t/>
+      </w:r>
+      <w:r>
+        <w:rPr>
+          <w:rFonts w:ascii="Calibri" w:hAnsi="Calibri" w:eastAsia="Calibri"/>
+          <w:b w:val="0"/>
+          <w:sz w:val="22"/>
+        </w:rPr>
+        <w:t/>
       </w:r>
     </w:p>
     <w:p>
@@ -2074,7 +2188,7 @@
         <w:rPr>
           <w:color w:val="111827"/>
         </w:rPr>
-        <w:t>0:28–0:46 — Score it before the spend</w:t>
+        <w:t>0:16–0:32 — Direct the beats</w:t>
       </w:r>
     </w:p>
     <w:p>
@@ -2088,15 +2202,32 @@
           <w:b/>
           <w:sz w:val="22"/>
         </w:rPr>
-        <w:t>Picture:</w:t>
-      </w:r>
-      <w:r>
-        <w:rPr>
-          <w:rFonts w:ascii="Calibri" w:hAnsi="Calibri" w:eastAsia="Calibri"/>
-          <w:b w:val="0"/>
-          <w:sz w:val="22"/>
-        </w:rPr>
-        <w:t xml:space="preserve"> Capture. Audience Resonance scores concept, tone, characters, and beats against the audience named on the board. Recommendations appear. Nothing rewrites itself.</w:t>
+        <w:t>Picture: Capture. The Beats tab, held. Listen is on. One beat sheet. Do not show a second list.</w:t>
+      </w:r>
+      <w:r>
+        <w:rPr>
+          <w:rFonts w:ascii="Calibri" w:hAnsi="Calibri" w:eastAsia="Calibri"/>
+          <w:b w:val="0"/>
+          <w:sz w:val="22"/>
+        </w:rPr>
+        <w:t xml:space="preserve"/>
+      </w:r>
+      <w:r>
+        <w:rPr>
+          <w:rFonts w:ascii="Consolas" w:hAnsi="Consolas" w:eastAsia="Consolas"/>
+          <w:b w:val="0"/>
+          <w:color w:val="1E406E"/>
+          <w:sz w:val="20"/>
+        </w:rPr>
+        <w:t/>
+      </w:r>
+      <w:r>
+        <w:rPr>
+          <w:rFonts w:ascii="Calibri" w:hAnsi="Calibri" w:eastAsia="Calibri"/>
+          <w:b w:val="0"/>
+          <w:sz w:val="22"/>
+        </w:rPr>
+        <w:t/>
       </w:r>
     </w:p>
     <w:p>
@@ -2110,15 +2241,15 @@
           <w:b/>
           <w:sz w:val="22"/>
         </w:rPr>
-        <w:t>Still if needed:</w:t>
-      </w:r>
-      <w:r>
-        <w:rPr>
-          <w:rFonts w:ascii="Calibri" w:hAnsi="Calibri" w:eastAsia="Calibri"/>
-          <w:b w:val="0"/>
-          <w:sz w:val="22"/>
-        </w:rPr>
-        <w:t xml:space="preserve"> </w:t>
+        <w:t>Still if needed: Beats tab, with Listen</w:t>
+      </w:r>
+      <w:r>
+        <w:rPr>
+          <w:rFonts w:ascii="Calibri" w:hAnsi="Calibri" w:eastAsia="Calibri"/>
+          <w:b w:val="0"/>
+          <w:sz w:val="22"/>
+        </w:rPr>
+        <w:t xml:space="preserve"/>
       </w:r>
       <w:r>
         <w:rPr>
@@ -2127,7 +2258,15 @@
           <w:color w:val="1E406E"/>
           <w:sz w:val="20"/>
         </w:rPr>
-        <w:t>Audience Resonance scores</w:t>
+        <w:t/>
+      </w:r>
+      <w:r>
+        <w:rPr>
+          <w:rFonts w:ascii="Calibri" w:hAnsi="Calibri" w:eastAsia="Calibri"/>
+          <w:b w:val="0"/>
+          <w:sz w:val="22"/>
+        </w:rPr>
+        <w:t/>
       </w:r>
     </w:p>
     <w:p>
@@ -2141,15 +2280,32 @@
           <w:b/>
           <w:sz w:val="22"/>
         </w:rPr>
-        <w:t>Narration:</w:t>
-      </w:r>
-      <w:r>
-        <w:rPr>
-          <w:rFonts w:ascii="Calibri" w:hAnsi="Calibri" w:eastAsia="Calibri"/>
-          <w:b w:val="0"/>
-          <w:sz w:val="22"/>
-        </w:rPr>
-        <w:t xml:space="preserve"> Score it against the audience you named. Concept. Tone. Her. The beats. You see what lands, and you decide what to revise. Picture spend waits.</w:t>
+        <w:t>Narration: Optimize the beats here. They drive the script. Beats exist only here. Leave them wrong, and Production has to rebuild the script.</w:t>
+      </w:r>
+      <w:r>
+        <w:rPr>
+          <w:rFonts w:ascii="Calibri" w:hAnsi="Calibri" w:eastAsia="Calibri"/>
+          <w:b w:val="0"/>
+          <w:sz w:val="22"/>
+        </w:rPr>
+        <w:t xml:space="preserve"/>
+      </w:r>
+      <w:r>
+        <w:rPr>
+          <w:rFonts w:ascii="Consolas" w:hAnsi="Consolas" w:eastAsia="Consolas"/>
+          <w:b w:val="0"/>
+          <w:color w:val="1E406E"/>
+          <w:sz w:val="20"/>
+        </w:rPr>
+        <w:t/>
+      </w:r>
+      <w:r>
+        <w:rPr>
+          <w:rFonts w:ascii="Calibri" w:hAnsi="Calibri" w:eastAsia="Calibri"/>
+          <w:b w:val="0"/>
+          <w:sz w:val="22"/>
+        </w:rPr>
+        <w:t/>
       </w:r>
     </w:p>
     <w:p>
@@ -2163,15 +2319,32 @@
           <w:b/>
           <w:sz w:val="22"/>
         </w:rPr>
-        <w:t>Words:</w:t>
-      </w:r>
-      <w:r>
-        <w:rPr>
-          <w:rFonts w:ascii="Calibri" w:hAnsi="Calibri" w:eastAsia="Calibri"/>
-          <w:b w:val="0"/>
-          <w:sz w:val="22"/>
-        </w:rPr>
-        <w:t xml:space="preserve"> 25</w:t>
+        <w:t>Words: 22</w:t>
+      </w:r>
+      <w:r>
+        <w:rPr>
+          <w:rFonts w:ascii="Calibri" w:hAnsi="Calibri" w:eastAsia="Calibri"/>
+          <w:b w:val="0"/>
+          <w:sz w:val="22"/>
+        </w:rPr>
+        <w:t xml:space="preserve"/>
+      </w:r>
+      <w:r>
+        <w:rPr>
+          <w:rFonts w:ascii="Consolas" w:hAnsi="Consolas" w:eastAsia="Consolas"/>
+          <w:b w:val="0"/>
+          <w:color w:val="1E406E"/>
+          <w:sz w:val="20"/>
+        </w:rPr>
+        <w:t/>
+      </w:r>
+      <w:r>
+        <w:rPr>
+          <w:rFonts w:ascii="Calibri" w:hAnsi="Calibri" w:eastAsia="Calibri"/>
+          <w:b w:val="0"/>
+          <w:sz w:val="22"/>
+        </w:rPr>
+        <w:t/>
       </w:r>
     </w:p>
     <w:p>
@@ -2183,7 +2356,7 @@
         <w:rPr>
           <w:color w:val="111827"/>
         </w:rPr>
-        <w:t>0:46–0:58 — The same gesture, on the board</w:t>
+        <w:t>0:32–0:48 — Direct the cast and the locations</w:t>
       </w:r>
     </w:p>
     <w:p>
@@ -2197,15 +2370,32 @@
           <w:b/>
           <w:sz w:val="22"/>
         </w:rPr>
-        <w:t>Picture:</w:t>
-      </w:r>
-      <w:r>
-        <w:rPr>
-          <w:rFonts w:ascii="Calibri" w:hAnsi="Calibri" w:eastAsia="Calibri"/>
-          <w:b w:val="0"/>
-          <w:sz w:val="22"/>
-        </w:rPr>
-        <w:t xml:space="preserve"> Capture. Co-Director. A short spoken or typed note. A preview of the rewrite. The art direction already on the treatment does not clear. She keeps one change and leaves the rest.</w:t>
+        <w:t>Picture: Capture. Characters, held on the cast. Cut to Setting on the Story tab. Cut on a match, not a scroll.</w:t>
+      </w:r>
+      <w:r>
+        <w:rPr>
+          <w:rFonts w:ascii="Calibri" w:hAnsi="Calibri" w:eastAsia="Calibri"/>
+          <w:b w:val="0"/>
+          <w:sz w:val="22"/>
+        </w:rPr>
+        <w:t xml:space="preserve"/>
+      </w:r>
+      <w:r>
+        <w:rPr>
+          <w:rFonts w:ascii="Consolas" w:hAnsi="Consolas" w:eastAsia="Consolas"/>
+          <w:b w:val="0"/>
+          <w:color w:val="1E406E"/>
+          <w:sz w:val="20"/>
+        </w:rPr>
+        <w:t/>
+      </w:r>
+      <w:r>
+        <w:rPr>
+          <w:rFonts w:ascii="Calibri" w:hAnsi="Calibri" w:eastAsia="Calibri"/>
+          <w:b w:val="0"/>
+          <w:sz w:val="22"/>
+        </w:rPr>
+        <w:t/>
       </w:r>
     </w:p>
     <w:p>
@@ -2219,15 +2409,15 @@
           <w:b/>
           <w:sz w:val="22"/>
         </w:rPr>
-        <w:t>Still if needed:</w:t>
-      </w:r>
-      <w:r>
-        <w:rPr>
-          <w:rFonts w:ascii="Calibri" w:hAnsi="Calibri" w:eastAsia="Calibri"/>
-          <w:b w:val="0"/>
-          <w:sz w:val="22"/>
-        </w:rPr>
-        <w:t xml:space="preserve"> </w:t>
+        <w:t>Still if needed: Characters tab, then Setting on Story</w:t>
+      </w:r>
+      <w:r>
+        <w:rPr>
+          <w:rFonts w:ascii="Calibri" w:hAnsi="Calibri" w:eastAsia="Calibri"/>
+          <w:b w:val="0"/>
+          <w:sz w:val="22"/>
+        </w:rPr>
+        <w:t xml:space="preserve"/>
       </w:r>
       <w:r>
         <w:rPr>
@@ -2236,7 +2426,15 @@
           <w:color w:val="1E406E"/>
           <w:sz w:val="20"/>
         </w:rPr>
-        <w:t>Co-Director · Blueprint</w:t>
+        <w:t/>
+      </w:r>
+      <w:r>
+        <w:rPr>
+          <w:rFonts w:ascii="Calibri" w:hAnsi="Calibri" w:eastAsia="Calibri"/>
+          <w:b w:val="0"/>
+          <w:sz w:val="22"/>
+        </w:rPr>
+        <w:t/>
       </w:r>
     </w:p>
     <w:p>
@@ -2250,15 +2448,32 @@
           <w:b/>
           <w:sz w:val="22"/>
         </w:rPr>
-        <w:t>Narration:</w:t>
-      </w:r>
-      <w:r>
-        <w:rPr>
-          <w:rFonts w:ascii="Calibri" w:hAnsi="Calibri" w:eastAsia="Calibri"/>
-          <w:b w:val="0"/>
-          <w:sz w:val="22"/>
-        </w:rPr>
-        <w:t xml:space="preserve"> Tell it what to change. In words, or out loud. Keep the lines you want. The look you already locked stays.</w:t>
+        <w:t>Narration: Optimize the cast. The cast shapes the script. Direct the locations with it. Production should not have to recast the story.</w:t>
+      </w:r>
+      <w:r>
+        <w:rPr>
+          <w:rFonts w:ascii="Calibri" w:hAnsi="Calibri" w:eastAsia="Calibri"/>
+          <w:b w:val="0"/>
+          <w:sz w:val="22"/>
+        </w:rPr>
+        <w:t xml:space="preserve"/>
+      </w:r>
+      <w:r>
+        <w:rPr>
+          <w:rFonts w:ascii="Consolas" w:hAnsi="Consolas" w:eastAsia="Consolas"/>
+          <w:b w:val="0"/>
+          <w:color w:val="1E406E"/>
+          <w:sz w:val="20"/>
+        </w:rPr>
+        <w:t/>
+      </w:r>
+      <w:r>
+        <w:rPr>
+          <w:rFonts w:ascii="Calibri" w:hAnsi="Calibri" w:eastAsia="Calibri"/>
+          <w:b w:val="0"/>
+          <w:sz w:val="22"/>
+        </w:rPr>
+        <w:t/>
       </w:r>
     </w:p>
     <w:p>
@@ -2272,15 +2487,32 @@
           <w:b/>
           <w:sz w:val="22"/>
         </w:rPr>
-        <w:t>Words:</w:t>
-      </w:r>
-      <w:r>
-        <w:rPr>
-          <w:rFonts w:ascii="Calibri" w:hAnsi="Calibri" w:eastAsia="Calibri"/>
-          <w:b w:val="0"/>
-          <w:sz w:val="22"/>
-        </w:rPr>
-        <w:t xml:space="preserve"> 21</w:t>
+        <w:t>Words: 21</w:t>
+      </w:r>
+      <w:r>
+        <w:rPr>
+          <w:rFonts w:ascii="Calibri" w:hAnsi="Calibri" w:eastAsia="Calibri"/>
+          <w:b w:val="0"/>
+          <w:sz w:val="22"/>
+        </w:rPr>
+        <w:t xml:space="preserve"/>
+      </w:r>
+      <w:r>
+        <w:rPr>
+          <w:rFonts w:ascii="Consolas" w:hAnsi="Consolas" w:eastAsia="Consolas"/>
+          <w:b w:val="0"/>
+          <w:color w:val="1E406E"/>
+          <w:sz w:val="20"/>
+        </w:rPr>
+        <w:t/>
+      </w:r>
+      <w:r>
+        <w:rPr>
+          <w:rFonts w:ascii="Calibri" w:hAnsi="Calibri" w:eastAsia="Calibri"/>
+          <w:b w:val="0"/>
+          <w:sz w:val="22"/>
+        </w:rPr>
+        <w:t/>
       </w:r>
     </w:p>
     <w:p>
@@ -2292,7 +2524,7 @@
         <w:rPr>
           <w:color w:val="111827"/>
         </w:rPr>
-        <w:t>0:58–1:10 — They hear the same board</w:t>
+        <w:t>0:48–1:00 — Blueprint Director</w:t>
       </w:r>
     </w:p>
     <w:p>
@@ -2306,15 +2538,32 @@
           <w:b/>
           <w:sz w:val="22"/>
         </w:rPr>
-        <w:t>Picture:</w:t>
-      </w:r>
-      <w:r>
-        <w:rPr>
-          <w:rFonts w:ascii="Calibri" w:hAnsi="Calibri" w:eastAsia="Calibri"/>
-          <w:b w:val="0"/>
-          <w:sz w:val="22"/>
-        </w:rPr>
-        <w:t xml:space="preserve"> Capture, then a phone. The treatment share. Narration plays. The collaborator sees the same board. A note returns on that board. The phone lights with the note. The studio stays on the desktop.</w:t>
+        <w:t>Picture: Capture. Blueprint Director. Spoken or typed direction. Focus on Beats, Characters, or Story. She previews the revision and applies it. The button and the dialog say Blueprint Director.</w:t>
+      </w:r>
+      <w:r>
+        <w:rPr>
+          <w:rFonts w:ascii="Calibri" w:hAnsi="Calibri" w:eastAsia="Calibri"/>
+          <w:b w:val="0"/>
+          <w:sz w:val="22"/>
+        </w:rPr>
+        <w:t xml:space="preserve"/>
+      </w:r>
+      <w:r>
+        <w:rPr>
+          <w:rFonts w:ascii="Consolas" w:hAnsi="Consolas" w:eastAsia="Consolas"/>
+          <w:b w:val="0"/>
+          <w:color w:val="1E406E"/>
+          <w:sz w:val="20"/>
+        </w:rPr>
+        <w:t/>
+      </w:r>
+      <w:r>
+        <w:rPr>
+          <w:rFonts w:ascii="Calibri" w:hAnsi="Calibri" w:eastAsia="Calibri"/>
+          <w:b w:val="0"/>
+          <w:sz w:val="22"/>
+        </w:rPr>
+        <w:t/>
       </w:r>
     </w:p>
     <w:p>
@@ -2328,15 +2577,15 @@
           <w:b/>
           <w:sz w:val="22"/>
         </w:rPr>
-        <w:t>Still if needed:</w:t>
-      </w:r>
-      <w:r>
-        <w:rPr>
-          <w:rFonts w:ascii="Calibri" w:hAnsi="Calibri" w:eastAsia="Calibri"/>
-          <w:b w:val="0"/>
-          <w:sz w:val="22"/>
-        </w:rPr>
-        <w:t xml:space="preserve"> </w:t>
+        <w:t>Still if needed: Blueprint Director — direction, focus, preview, Apply revision</w:t>
+      </w:r>
+      <w:r>
+        <w:rPr>
+          <w:rFonts w:ascii="Calibri" w:hAnsi="Calibri" w:eastAsia="Calibri"/>
+          <w:b w:val="0"/>
+          <w:sz w:val="22"/>
+        </w:rPr>
+        <w:t xml:space="preserve"/>
       </w:r>
       <w:r>
         <w:rPr>
@@ -2345,7 +2594,15 @@
           <w:color w:val="1E406E"/>
           <w:sz w:val="20"/>
         </w:rPr>
-        <w:t>Share link</w:t>
+        <w:t/>
+      </w:r>
+      <w:r>
+        <w:rPr>
+          <w:rFonts w:ascii="Calibri" w:hAnsi="Calibri" w:eastAsia="Calibri"/>
+          <w:b w:val="0"/>
+          <w:sz w:val="22"/>
+        </w:rPr>
+        <w:t/>
       </w:r>
     </w:p>
     <w:p>
@@ -2359,15 +2616,32 @@
           <w:b/>
           <w:sz w:val="22"/>
         </w:rPr>
-        <w:t>Narration:</w:t>
-      </w:r>
-      <w:r>
-        <w:rPr>
-          <w:rFonts w:ascii="Calibri" w:hAnsi="Calibri" w:eastAsia="Calibri"/>
-          <w:b w:val="0"/>
-          <w:sz w:val="22"/>
-        </w:rPr>
-        <w:t xml:space="preserve"> Send the board. They read it, and they hear it. Notes come back on the work, not as a file in some other place. You can read a new one on your phone.</w:t>
+        <w:t>Narration: Direct it in Blueprint Director. Focus on the beats, the cast, or the story. Preview the change. Then apply it.</w:t>
+      </w:r>
+      <w:r>
+        <w:rPr>
+          <w:rFonts w:ascii="Calibri" w:hAnsi="Calibri" w:eastAsia="Calibri"/>
+          <w:b w:val="0"/>
+          <w:sz w:val="22"/>
+        </w:rPr>
+        <w:t xml:space="preserve"/>
+      </w:r>
+      <w:r>
+        <w:rPr>
+          <w:rFonts w:ascii="Consolas" w:hAnsi="Consolas" w:eastAsia="Consolas"/>
+          <w:b w:val="0"/>
+          <w:color w:val="1E406E"/>
+          <w:sz w:val="20"/>
+        </w:rPr>
+        <w:t/>
+      </w:r>
+      <w:r>
+        <w:rPr>
+          <w:rFonts w:ascii="Calibri" w:hAnsi="Calibri" w:eastAsia="Calibri"/>
+          <w:b w:val="0"/>
+          <w:sz w:val="22"/>
+        </w:rPr>
+        <w:t/>
       </w:r>
     </w:p>
     <w:p>
@@ -2381,15 +2655,32 @@
           <w:b/>
           <w:sz w:val="22"/>
         </w:rPr>
-        <w:t>Words:</w:t>
-      </w:r>
-      <w:r>
-        <w:rPr>
-          <w:rFonts w:ascii="Calibri" w:hAnsi="Calibri" w:eastAsia="Calibri"/>
-          <w:b w:val="0"/>
-          <w:sz w:val="22"/>
-        </w:rPr>
-        <w:t xml:space="preserve"> 33</w:t>
+        <w:t>Words: 20</w:t>
+      </w:r>
+      <w:r>
+        <w:rPr>
+          <w:rFonts w:ascii="Calibri" w:hAnsi="Calibri" w:eastAsia="Calibri"/>
+          <w:b w:val="0"/>
+          <w:sz w:val="22"/>
+        </w:rPr>
+        <w:t xml:space="preserve"/>
+      </w:r>
+      <w:r>
+        <w:rPr>
+          <w:rFonts w:ascii="Consolas" w:hAnsi="Consolas" w:eastAsia="Consolas"/>
+          <w:b w:val="0"/>
+          <w:color w:val="1E406E"/>
+          <w:sz w:val="20"/>
+        </w:rPr>
+        <w:t/>
+      </w:r>
+      <w:r>
+        <w:rPr>
+          <w:rFonts w:ascii="Calibri" w:hAnsi="Calibri" w:eastAsia="Calibri"/>
+          <w:b w:val="0"/>
+          <w:sz w:val="22"/>
+        </w:rPr>
+        <w:t/>
       </w:r>
     </w:p>
     <w:p>
@@ -2401,7 +2692,7 @@
         <w:rPr>
           <w:color w:val="111827"/>
         </w:rPr>
-        <w:t>1:10–1:15 — Handoff</w:t>
+        <w:t>1:00–1:08 — Audience Resonance</w:t>
       </w:r>
     </w:p>
     <w:p>
@@ -2415,15 +2706,32 @@
           <w:b/>
           <w:sz w:val="22"/>
         </w:rPr>
-        <w:t>Picture:</w:t>
-      </w:r>
-      <w:r>
-        <w:rPr>
-          <w:rFonts w:ascii="Calibri" w:hAnsi="Calibri" w:eastAsia="Calibri"/>
-          <w:b w:val="0"/>
-          <w:sz w:val="22"/>
-        </w:rPr>
-        <w:t xml:space="preserve"> Still of the beat sheet, then a one-second dip to black. No card.</w:t>
+        <w:t>Picture: Capture. Audience Resonance. The audience is saved. Hold the scores and the recommendations. She does not apply one.</w:t>
+      </w:r>
+      <w:r>
+        <w:rPr>
+          <w:rFonts w:ascii="Calibri" w:hAnsi="Calibri" w:eastAsia="Calibri"/>
+          <w:b w:val="0"/>
+          <w:sz w:val="22"/>
+        </w:rPr>
+        <w:t xml:space="preserve"/>
+      </w:r>
+      <w:r>
+        <w:rPr>
+          <w:rFonts w:ascii="Consolas" w:hAnsi="Consolas" w:eastAsia="Consolas"/>
+          <w:b w:val="0"/>
+          <w:color w:val="1E406E"/>
+          <w:sz w:val="20"/>
+        </w:rPr>
+        <w:t/>
+      </w:r>
+      <w:r>
+        <w:rPr>
+          <w:rFonts w:ascii="Calibri" w:hAnsi="Calibri" w:eastAsia="Calibri"/>
+          <w:b w:val="0"/>
+          <w:sz w:val="22"/>
+        </w:rPr>
+        <w:t/>
       </w:r>
     </w:p>
     <w:p>
@@ -2437,15 +2745,32 @@
           <w:b/>
           <w:sz w:val="22"/>
         </w:rPr>
-        <w:t>Narration:</w:t>
-      </w:r>
-      <w:r>
-        <w:rPr>
-          <w:rFonts w:ascii="Calibri" w:hAnsi="Calibri" w:eastAsia="Calibri"/>
-          <w:b w:val="0"/>
-          <w:sz w:val="22"/>
-        </w:rPr>
-        <w:t xml:space="preserve"> The beats are set. Picture starts after this.</w:t>
+        <w:t>Still if needed: Audience Resonance — saved audience, scores, recommendations unapplied</w:t>
+      </w:r>
+      <w:r>
+        <w:rPr>
+          <w:rFonts w:ascii="Calibri" w:hAnsi="Calibri" w:eastAsia="Calibri"/>
+          <w:b w:val="0"/>
+          <w:sz w:val="22"/>
+        </w:rPr>
+        <w:t xml:space="preserve"/>
+      </w:r>
+      <w:r>
+        <w:rPr>
+          <w:rFonts w:ascii="Consolas" w:hAnsi="Consolas" w:eastAsia="Consolas"/>
+          <w:b w:val="0"/>
+          <w:color w:val="1E406E"/>
+          <w:sz w:val="20"/>
+        </w:rPr>
+        <w:t/>
+      </w:r>
+      <w:r>
+        <w:rPr>
+          <w:rFonts w:ascii="Calibri" w:hAnsi="Calibri" w:eastAsia="Calibri"/>
+          <w:b w:val="0"/>
+          <w:sz w:val="22"/>
+        </w:rPr>
+        <w:t/>
       </w:r>
     </w:p>
     <w:p>
@@ -2459,20 +2784,38 @@
           <w:b/>
           <w:sz w:val="22"/>
         </w:rPr>
-        <w:t>Words:</w:t>
-      </w:r>
-      <w:r>
-        <w:rPr>
-          <w:rFonts w:ascii="Calibri" w:hAnsi="Calibri" w:eastAsia="Calibri"/>
-          <w:b w:val="0"/>
-          <w:sz w:val="22"/>
-        </w:rPr>
-        <w:t xml:space="preserve"> 8</w:t>
+        <w:t>Narration: Run Audience Resonance when you want a read. See what lands. Apply it only if you choose to.</w:t>
+      </w:r>
+      <w:r>
+        <w:rPr>
+          <w:rFonts w:ascii="Calibri" w:hAnsi="Calibri" w:eastAsia="Calibri"/>
+          <w:b w:val="0"/>
+          <w:sz w:val="22"/>
+        </w:rPr>
+        <w:t xml:space="preserve"/>
+      </w:r>
+      <w:r>
+        <w:rPr>
+          <w:rFonts w:ascii="Consolas" w:hAnsi="Consolas" w:eastAsia="Consolas"/>
+          <w:b w:val="0"/>
+          <w:color w:val="1E406E"/>
+          <w:sz w:val="20"/>
+        </w:rPr>
+        <w:t/>
+      </w:r>
+      <w:r>
+        <w:rPr>
+          <w:rFonts w:ascii="Calibri" w:hAnsi="Calibri" w:eastAsia="Calibri"/>
+          <w:b w:val="0"/>
+          <w:sz w:val="22"/>
+        </w:rPr>
+        <w:t/>
       </w:r>
     </w:p>
     <w:p>
       <w:pPr>
-        <w:spacing w:before="0" w:after="160" w:line="259" w:lineRule="auto"/>
+        <w:pStyle w:val="ListBullet"/>
+        <w:spacing w:before="0" w:after="60" w:line="259" w:lineRule="auto"/>
       </w:pPr>
       <w:r>
         <w:rPr>
@@ -2480,19 +2823,225 @@
           <w:b/>
           <w:sz w:val="22"/>
         </w:rPr>
-        <w:t>Spoken total:</w:t>
-      </w:r>
-      <w:r>
-        <w:rPr>
-          <w:rFonts w:ascii="Calibri" w:hAnsi="Calibri" w:eastAsia="Calibri"/>
-          <w:b w:val="0"/>
-          <w:sz w:val="22"/>
-        </w:rPr>
-        <w:t xml:space="preserve"> 129 words.</w:t>
+        <w:t>Words: 18</w:t>
+      </w:r>
+      <w:r>
+        <w:rPr>
+          <w:rFonts w:ascii="Calibri" w:hAnsi="Calibri" w:eastAsia="Calibri"/>
+          <w:b w:val="0"/>
+          <w:sz w:val="22"/>
+        </w:rPr>
+        <w:t xml:space="preserve"/>
+      </w:r>
+      <w:r>
+        <w:rPr>
+          <w:rFonts w:ascii="Consolas" w:hAnsi="Consolas" w:eastAsia="Consolas"/>
+          <w:b w:val="0"/>
+          <w:color w:val="1E406E"/>
+          <w:sz w:val="20"/>
+        </w:rPr>
+        <w:t/>
+      </w:r>
+      <w:r>
+        <w:rPr>
+          <w:rFonts w:ascii="Calibri" w:hAnsi="Calibri" w:eastAsia="Calibri"/>
+          <w:b w:val="0"/>
+          <w:sz w:val="22"/>
+        </w:rPr>
+        <w:t/>
       </w:r>
     </w:p>
     <w:p>
       <w:pPr>
+        <w:pStyle w:val="Heading3"/>
+        <w:spacing w:before="240" w:after="120"/>
+      </w:pPr>
+      <w:r>
+        <w:rPr>
+          <w:color w:val="111827"/>
+        </w:rPr>
+        <w:t>1:08–1:15 — Go to Production Stage</w:t>
+      </w:r>
+    </w:p>
+    <w:p>
+      <w:pPr>
+        <w:pStyle w:val="ListBullet"/>
+        <w:spacing w:before="0" w:after="60" w:line="259" w:lineRule="auto"/>
+      </w:pPr>
+      <w:r>
+        <w:rPr>
+          <w:rFonts w:ascii="Calibri" w:hAnsi="Calibri" w:eastAsia="Calibri"/>
+          <w:b/>
+          <w:sz w:val="22"/>
+        </w:rPr>
+        <w:t>Picture: Capture. Go to Production Stage. Then a one-second dip to black. No card. Share stays in the room and is not a beat in this cut.</w:t>
+      </w:r>
+      <w:r>
+        <w:rPr>
+          <w:rFonts w:ascii="Calibri" w:hAnsi="Calibri" w:eastAsia="Calibri"/>
+          <w:b w:val="0"/>
+          <w:sz w:val="22"/>
+        </w:rPr>
+        <w:t xml:space="preserve"/>
+      </w:r>
+      <w:r>
+        <w:rPr>
+          <w:rFonts w:ascii="Consolas" w:hAnsi="Consolas" w:eastAsia="Consolas"/>
+          <w:b w:val="0"/>
+          <w:color w:val="1E406E"/>
+          <w:sz w:val="20"/>
+        </w:rPr>
+        <w:t/>
+      </w:r>
+      <w:r>
+        <w:rPr>
+          <w:rFonts w:ascii="Calibri" w:hAnsi="Calibri" w:eastAsia="Calibri"/>
+          <w:b w:val="0"/>
+          <w:sz w:val="22"/>
+        </w:rPr>
+        <w:t/>
+      </w:r>
+    </w:p>
+    <w:p>
+      <w:pPr>
+        <w:pStyle w:val="ListBullet"/>
+        <w:spacing w:before="0" w:after="60" w:line="259" w:lineRule="auto"/>
+      </w:pPr>
+      <w:r>
+        <w:rPr>
+          <w:rFonts w:ascii="Calibri" w:hAnsi="Calibri" w:eastAsia="Calibri"/>
+          <w:b/>
+          <w:sz w:val="22"/>
+        </w:rPr>
+        <w:t>Still if needed: Go to Production Stage — storyline, beats, and cast already set</w:t>
+      </w:r>
+      <w:r>
+        <w:rPr>
+          <w:rFonts w:ascii="Calibri" w:hAnsi="Calibri" w:eastAsia="Calibri"/>
+          <w:b w:val="0"/>
+          <w:sz w:val="22"/>
+        </w:rPr>
+        <w:t xml:space="preserve"/>
+      </w:r>
+      <w:r>
+        <w:rPr>
+          <w:rFonts w:ascii="Consolas" w:hAnsi="Consolas" w:eastAsia="Consolas"/>
+          <w:b w:val="0"/>
+          <w:color w:val="1E406E"/>
+          <w:sz w:val="20"/>
+        </w:rPr>
+        <w:t/>
+      </w:r>
+      <w:r>
+        <w:rPr>
+          <w:rFonts w:ascii="Calibri" w:hAnsi="Calibri" w:eastAsia="Calibri"/>
+          <w:b w:val="0"/>
+          <w:sz w:val="22"/>
+        </w:rPr>
+        <w:t/>
+      </w:r>
+    </w:p>
+    <w:p>
+      <w:pPr>
+        <w:pStyle w:val="ListBullet"/>
+        <w:spacing w:before="0" w:after="60" w:line="259" w:lineRule="auto"/>
+      </w:pPr>
+      <w:r>
+        <w:rPr>
+          <w:rFonts w:ascii="Calibri" w:hAnsi="Calibri" w:eastAsia="Calibri"/>
+          <w:b/>
+          <w:sz w:val="22"/>
+        </w:rPr>
+        <w:t>Narration: The storyline is set. The script is built from this.</w:t>
+      </w:r>
+      <w:r>
+        <w:rPr>
+          <w:rFonts w:ascii="Calibri" w:hAnsi="Calibri" w:eastAsia="Calibri"/>
+          <w:b w:val="0"/>
+          <w:sz w:val="22"/>
+        </w:rPr>
+        <w:t xml:space="preserve"/>
+      </w:r>
+      <w:r>
+        <w:rPr>
+          <w:rFonts w:ascii="Consolas" w:hAnsi="Consolas" w:eastAsia="Consolas"/>
+          <w:b w:val="0"/>
+          <w:color w:val="1E406E"/>
+          <w:sz w:val="20"/>
+        </w:rPr>
+        <w:t/>
+      </w:r>
+      <w:r>
+        <w:rPr>
+          <w:rFonts w:ascii="Calibri" w:hAnsi="Calibri" w:eastAsia="Calibri"/>
+          <w:b w:val="0"/>
+          <w:sz w:val="22"/>
+        </w:rPr>
+        <w:t/>
+      </w:r>
+    </w:p>
+    <w:p>
+      <w:pPr>
+        <w:pStyle w:val="ListBullet"/>
+        <w:spacing w:before="0" w:after="60" w:line="259" w:lineRule="auto"/>
+      </w:pPr>
+      <w:r>
+        <w:rPr>
+          <w:rFonts w:ascii="Calibri" w:hAnsi="Calibri" w:eastAsia="Calibri"/>
+          <w:b/>
+          <w:sz w:val="22"/>
+        </w:rPr>
+        <w:t>Words: 10</w:t>
+      </w:r>
+      <w:r>
+        <w:rPr>
+          <w:rFonts w:ascii="Calibri" w:hAnsi="Calibri" w:eastAsia="Calibri"/>
+          <w:b w:val="0"/>
+          <w:sz w:val="22"/>
+        </w:rPr>
+        <w:t xml:space="preserve"/>
+      </w:r>
+      <w:r>
+        <w:rPr>
+          <w:rFonts w:ascii="Consolas" w:hAnsi="Consolas" w:eastAsia="Consolas"/>
+          <w:b w:val="0"/>
+          <w:color w:val="1E406E"/>
+          <w:sz w:val="20"/>
+        </w:rPr>
+        <w:t/>
+      </w:r>
+      <w:r>
+        <w:rPr>
+          <w:rFonts w:ascii="Calibri" w:hAnsi="Calibri" w:eastAsia="Calibri"/>
+          <w:b w:val="0"/>
+          <w:sz w:val="22"/>
+        </w:rPr>
+        <w:t/>
+      </w:r>
+    </w:p>
+    <w:p>
+      <w:pPr>
+        <w:spacing w:before="0" w:after="160" w:line="259" w:lineRule="auto"/>
+      </w:pPr>
+      <w:r>
+        <w:rPr>
+          <w:rFonts w:ascii="Calibri" w:hAnsi="Calibri" w:eastAsia="Calibri"/>
+          <w:b/>
+          <w:sz w:val="22"/>
+        </w:rPr>
+        <w:t>Spoken total: 133 words.</w:t>
+      </w:r>
+      <w:r>
+        <w:rPr>
+          <w:rFonts w:ascii="Calibri" w:hAnsi="Calibri" w:eastAsia="Calibri"/>
+          <w:b w:val="0"/>
+          <w:sz w:val="22"/>
+        </w:rPr>
+        <w:t xml:space="preserve"/>
+      </w:r>
+    </w:p>
+    <w:p>
+      <w:pPr>
         <w:pStyle w:val="Heading2"/>
         <w:spacing w:before="320" w:after="120"/>
       </w:pPr>
@@ -4813,6 +5362,40 @@
     </w:p>
     <w:p>
       <w:pPr>
+        <w:spacing w:before="0" w:after="160" w:line="259" w:lineRule="auto"/>
+      </w:pPr>
+      <w:r>
+        <w:rPr>
+          <w:rFonts w:ascii="Calibri" w:hAnsi="Calibri" w:eastAsia="Calibri"/>
+          <w:b w:val="0"/>
+          <w:sz w:val="22"/>
+        </w:rPr>
+        <w:t>The Series Director demo also covers Direct this episode. Blueprint Director has its own demo. Go to Production Stage is spoken in the Blueprint room film, at 1:08. Share the treatment has no separate 30-second file. Start the episode is spoken in the Series Room film, at 1:18. It has no separate 30-second file.</w:t>
+      </w:r>
+    </w:p>
+    <w:p>
+      <w:pPr>
+        <w:spacing w:before="0" w:after="160" w:line="259" w:lineRule="auto"/>
+      </w:pPr>
+      <w:r>
+        <w:rPr>
+          <w:rFonts w:ascii="Calibri" w:hAnsi="Calibri" w:eastAsia="Calibri"/>
+          <w:b/>
+          <w:sz w:val="22"/>
+        </w:rPr>
+        <w:t>These Blueprint demos are narrated by Ana. Open on her, not on the drama Omni clips. The close is a held still of the capture. Do not cut in the wool-coat woman.</w:t>
+      </w:r>
+      <w:r>
+        <w:rPr>
+          <w:rFonts w:ascii="Calibri" w:hAnsi="Calibri" w:eastAsia="Calibri"/>
+          <w:b w:val="0"/>
+          <w:sz w:val="22"/>
+        </w:rPr>
+        <w:t xml:space="preserve"/>
+      </w:r>
+    </w:p>
+    <w:p>
+      <w:pPr>
         <w:pStyle w:val="Heading3"/>
         <w:spacing w:before="240" w:after="120"/>
       </w:pPr>
@@ -4820,7 +5403,7 @@
         <w:rPr>
           <w:color w:val="111827"/>
         </w:rPr>
-        <w:t>Treatment and beat sheet — `treatment` — 30s</w:t>
+        <w:t>Start the Blueprint — `startBlueprint` — 30s</w:t>
       </w:r>
     </w:p>
     <w:p>
@@ -4834,47 +5417,32 @@
           <w:b/>
           <w:sz w:val="22"/>
         </w:rPr>
-        <w:t>0:00–0:03 Picture:</w:t>
-      </w:r>
-      <w:r>
-        <w:rPr>
-          <w:rFonts w:ascii="Calibri" w:hAnsi="Calibri" w:eastAsia="Calibri"/>
-          <w:b w:val="0"/>
-          <w:sz w:val="22"/>
-        </w:rPr>
-        <w:t xml:space="preserve"> Still of a single sentence on a dark card, then it is gone. </w:t>
-      </w:r>
-      <w:r>
-        <w:rPr>
-          <w:rFonts w:ascii="Calibri" w:hAnsi="Calibri" w:eastAsia="Calibri"/>
-          <w:b/>
-          <w:sz w:val="22"/>
-        </w:rPr>
-        <w:t>Narration:</w:t>
-      </w:r>
-      <w:r>
-        <w:rPr>
-          <w:rFonts w:ascii="Calibri" w:hAnsi="Calibri" w:eastAsia="Calibri"/>
-          <w:b w:val="0"/>
-          <w:sz w:val="22"/>
-        </w:rPr>
-        <w:t xml:space="preserve"> One sentence. </w:t>
-      </w:r>
-      <w:r>
-        <w:rPr>
-          <w:rFonts w:ascii="Calibri" w:hAnsi="Calibri" w:eastAsia="Calibri"/>
-          <w:b/>
-          <w:sz w:val="22"/>
-        </w:rPr>
-        <w:t>Words:</w:t>
-      </w:r>
-      <w:r>
-        <w:rPr>
-          <w:rFonts w:ascii="Calibri" w:hAnsi="Calibri" w:eastAsia="Calibri"/>
-          <w:b w:val="0"/>
-          <w:sz w:val="22"/>
-        </w:rPr>
-        <w:t xml:space="preserve"> 2</w:t>
+        <w:t>0:00–0:03 Picture: Ana at the studio desk, amber light, she turns toward the work. Narration: Start from the story you mean. Words: 6</w:t>
+      </w:r>
+      <w:r>
+        <w:rPr>
+          <w:rFonts w:ascii="Calibri" w:hAnsi="Calibri" w:eastAsia="Calibri"/>
+          <w:b w:val="0"/>
+          <w:sz w:val="22"/>
+        </w:rPr>
+        <w:t xml:space="preserve"/>
+      </w:r>
+      <w:r>
+        <w:rPr>
+          <w:rFonts w:ascii="Consolas" w:hAnsi="Consolas" w:eastAsia="Consolas"/>
+          <w:b w:val="0"/>
+          <w:color w:val="1E406E"/>
+          <w:sz w:val="20"/>
+        </w:rPr>
+        <w:t/>
+      </w:r>
+      <w:r>
+        <w:rPr>
+          <w:rFonts w:ascii="Calibri" w:hAnsi="Calibri" w:eastAsia="Calibri"/>
+          <w:b w:val="0"/>
+          <w:sz w:val="22"/>
+        </w:rPr>
+        <w:t/>
       </w:r>
     </w:p>
     <w:p>
@@ -4888,31 +5456,15 @@
           <w:b/>
           <w:sz w:val="22"/>
         </w:rPr>
-        <w:t>0:03–0:23 Picture:</w:t>
-      </w:r>
-      <w:r>
-        <w:rPr>
-          <w:rFonts w:ascii="Calibri" w:hAnsi="Calibri" w:eastAsia="Calibri"/>
-          <w:b w:val="0"/>
-          <w:sz w:val="22"/>
-        </w:rPr>
-        <w:t xml:space="preserve"> Capture. That sentence becomes motivations, characters, art direction, and the only beat sheet. Hold on the beats. </w:t>
-      </w:r>
-      <w:r>
-        <w:rPr>
-          <w:rFonts w:ascii="Calibri" w:hAnsi="Calibri" w:eastAsia="Calibri"/>
-          <w:b/>
-          <w:sz w:val="22"/>
-        </w:rPr>
-        <w:t>Still:</w:t>
-      </w:r>
-      <w:r>
-        <w:rPr>
-          <w:rFonts w:ascii="Calibri" w:hAnsi="Calibri" w:eastAsia="Calibri"/>
-          <w:b w:val="0"/>
-          <w:sz w:val="22"/>
-        </w:rPr>
-        <w:t xml:space="preserve"> </w:t>
+        <w:t>0:03–0:23 Picture: Capture. A series episode already known, then Start Your Project. Intent, Validate &amp; Enhance with AI, Generate Blueprint. Still: Series episode already known, or Start Your Project — intent, Validate &amp; Enhance with AI, Generate Blueprint. Narration: A series episode arrives known. Or describe a new project, clarify it, and generate the blueprint. Words: 16</w:t>
+      </w:r>
+      <w:r>
+        <w:rPr>
+          <w:rFonts w:ascii="Calibri" w:hAnsi="Calibri" w:eastAsia="Calibri"/>
+          <w:b w:val="0"/>
+          <w:sz w:val="22"/>
+        </w:rPr>
+        <w:t xml:space="preserve"/>
       </w:r>
       <w:r>
         <w:rPr>
@@ -4921,47 +5473,15 @@
           <w:color w:val="1E406E"/>
           <w:sz w:val="20"/>
         </w:rPr>
-        <w:t>Treatment board</w:t>
-      </w:r>
-      <w:r>
-        <w:rPr>
-          <w:rFonts w:ascii="Calibri" w:hAnsi="Calibri" w:eastAsia="Calibri"/>
-          <w:b w:val="0"/>
-          <w:sz w:val="22"/>
-        </w:rPr>
-        <w:t xml:space="preserve">. </w:t>
-      </w:r>
-      <w:r>
-        <w:rPr>
-          <w:rFonts w:ascii="Calibri" w:hAnsi="Calibri" w:eastAsia="Calibri"/>
-          <w:b/>
-          <w:sz w:val="22"/>
-        </w:rPr>
-        <w:t>Narration:</w:t>
-      </w:r>
-      <w:r>
-        <w:rPr>
-          <w:rFonts w:ascii="Calibri" w:hAnsi="Calibri" w:eastAsia="Calibri"/>
-          <w:b w:val="0"/>
-          <w:sz w:val="22"/>
-        </w:rPr>
-        <w:t xml:space="preserve"> It becomes the treatment. Who she is, how the rooms look, and one beat sheet. Beats exist only here. Each one will become a chapter. Not a second list. </w:t>
-      </w:r>
-      <w:r>
-        <w:rPr>
-          <w:rFonts w:ascii="Calibri" w:hAnsi="Calibri" w:eastAsia="Calibri"/>
-          <w:b/>
-          <w:sz w:val="22"/>
-        </w:rPr>
-        <w:t>Words:</w:t>
-      </w:r>
-      <w:r>
-        <w:rPr>
-          <w:rFonts w:ascii="Calibri" w:hAnsi="Calibri" w:eastAsia="Calibri"/>
-          <w:b w:val="0"/>
-          <w:sz w:val="22"/>
-        </w:rPr>
-        <w:t xml:space="preserve"> 29</w:t>
+        <w:t/>
+      </w:r>
+      <w:r>
+        <w:rPr>
+          <w:rFonts w:ascii="Calibri" w:hAnsi="Calibri" w:eastAsia="Calibri"/>
+          <w:b w:val="0"/>
+          <w:sz w:val="22"/>
+        </w:rPr>
+        <w:t/>
       </w:r>
     </w:p>
     <w:p>
@@ -4975,15 +5495,15 @@
           <w:b/>
           <w:sz w:val="22"/>
         </w:rPr>
-        <w:t>0:23–0:30 Picture:</w:t>
-      </w:r>
-      <w:r>
-        <w:rPr>
-          <w:rFonts w:ascii="Calibri" w:hAnsi="Calibri" w:eastAsia="Calibri"/>
-          <w:b w:val="0"/>
-          <w:sz w:val="22"/>
-        </w:rPr>
-        <w:t xml:space="preserve"> Omni </w:t>
+        <w:t>0:23–0:30 Picture: The treatment, held. Narration: The treatment starts from that. Words: 5</w:t>
+      </w:r>
+      <w:r>
+        <w:rPr>
+          <w:rFonts w:ascii="Calibri" w:hAnsi="Calibri" w:eastAsia="Calibri"/>
+          <w:b w:val="0"/>
+          <w:sz w:val="22"/>
+        </w:rPr>
+        <w:t xml:space="preserve"/>
       </w:r>
       <w:r>
         <w:rPr>
@@ -4992,47 +5512,15 @@
           <w:color w:val="1E406E"/>
           <w:sz w:val="20"/>
         </w:rPr>
-        <w:t>omni-hold</w:t>
-      </w:r>
-      <w:r>
-        <w:rPr>
-          <w:rFonts w:ascii="Calibri" w:hAnsi="Calibri" w:eastAsia="Calibri"/>
-          <w:b w:val="0"/>
-          <w:sz w:val="22"/>
-        </w:rPr>
-        <w:t xml:space="preserve">, silent. </w:t>
-      </w:r>
-      <w:r>
-        <w:rPr>
-          <w:rFonts w:ascii="Calibri" w:hAnsi="Calibri" w:eastAsia="Calibri"/>
-          <w:b/>
-          <w:sz w:val="22"/>
-        </w:rPr>
-        <w:t>Narration:</w:t>
-      </w:r>
-      <w:r>
-        <w:rPr>
-          <w:rFonts w:ascii="Calibri" w:hAnsi="Calibri" w:eastAsia="Calibri"/>
-          <w:b w:val="0"/>
-          <w:sz w:val="22"/>
-        </w:rPr>
-        <w:t xml:space="preserve"> The film is decided before the picture. </w:t>
-      </w:r>
-      <w:r>
-        <w:rPr>
-          <w:rFonts w:ascii="Calibri" w:hAnsi="Calibri" w:eastAsia="Calibri"/>
-          <w:b/>
-          <w:sz w:val="22"/>
-        </w:rPr>
-        <w:t>Words:</w:t>
-      </w:r>
-      <w:r>
-        <w:rPr>
-          <w:rFonts w:ascii="Calibri" w:hAnsi="Calibri" w:eastAsia="Calibri"/>
-          <w:b w:val="0"/>
-          <w:sz w:val="22"/>
-        </w:rPr>
-        <w:t xml:space="preserve"> 7</w:t>
+        <w:t/>
+      </w:r>
+      <w:r>
+        <w:rPr>
+          <w:rFonts w:ascii="Calibri" w:hAnsi="Calibri" w:eastAsia="Calibri"/>
+          <w:b w:val="0"/>
+          <w:sz w:val="22"/>
+        </w:rPr>
+        <w:t/>
       </w:r>
     </w:p>
     <w:p>
@@ -5046,31 +5534,32 @@
           <w:b/>
           <w:sz w:val="22"/>
         </w:rPr>
-        <w:t>Bed:</w:t>
-      </w:r>
-      <w:r>
-        <w:rPr>
-          <w:rFonts w:ascii="Calibri" w:hAnsi="Calibri" w:eastAsia="Calibri"/>
-          <w:b w:val="0"/>
-          <w:sz w:val="22"/>
-        </w:rPr>
-        <w:t xml:space="preserve"> Blueprint. </w:t>
-      </w:r>
-      <w:r>
-        <w:rPr>
-          <w:rFonts w:ascii="Calibri" w:hAnsi="Calibri" w:eastAsia="Calibri"/>
-          <w:b/>
-          <w:sz w:val="22"/>
-        </w:rPr>
-        <w:t>Spoken:</w:t>
-      </w:r>
-      <w:r>
-        <w:rPr>
-          <w:rFonts w:ascii="Calibri" w:hAnsi="Calibri" w:eastAsia="Calibri"/>
-          <w:b w:val="0"/>
-          <w:sz w:val="22"/>
-        </w:rPr>
-        <w:t xml:space="preserve"> 38</w:t>
+        <w:t>Bed: Blueprint. Spoken: 27</w:t>
+      </w:r>
+      <w:r>
+        <w:rPr>
+          <w:rFonts w:ascii="Calibri" w:hAnsi="Calibri" w:eastAsia="Calibri"/>
+          <w:b w:val="0"/>
+          <w:sz w:val="22"/>
+        </w:rPr>
+        <w:t xml:space="preserve"/>
+      </w:r>
+      <w:r>
+        <w:rPr>
+          <w:rFonts w:ascii="Consolas" w:hAnsi="Consolas" w:eastAsia="Consolas"/>
+          <w:b w:val="0"/>
+          <w:color w:val="1E406E"/>
+          <w:sz w:val="20"/>
+        </w:rPr>
+        <w:t/>
+      </w:r>
+      <w:r>
+        <w:rPr>
+          <w:rFonts w:ascii="Calibri" w:hAnsi="Calibri" w:eastAsia="Calibri"/>
+          <w:b w:val="0"/>
+          <w:sz w:val="22"/>
+        </w:rPr>
+        <w:t/>
       </w:r>
     </w:p>
     <w:p>
@@ -5082,7 +5571,7 @@
         <w:rPr>
           <w:color w:val="111827"/>
         </w:rPr>
-        <w:t>Audience Resonance — `blueprintResonance` — 30s</w:t>
+        <w:t>Direct the beats — `treatment` — 30s</w:t>
       </w:r>
     </w:p>
     <w:p>
@@ -5096,15 +5585,15 @@
           <w:b/>
           <w:sz w:val="22"/>
         </w:rPr>
-        <w:t>0:00–0:03 Picture:</w:t>
-      </w:r>
-      <w:r>
-        <w:rPr>
-          <w:rFonts w:ascii="Calibri" w:hAnsi="Calibri" w:eastAsia="Calibri"/>
-          <w:b w:val="0"/>
-          <w:sz w:val="22"/>
-        </w:rPr>
-        <w:t xml:space="preserve"> Omni </w:t>
+        <w:t>0:00–0:03 Picture: Ana, eyes on the work. Narration: Do not leave the beats wrong. Words: 6</w:t>
+      </w:r>
+      <w:r>
+        <w:rPr>
+          <w:rFonts w:ascii="Calibri" w:hAnsi="Calibri" w:eastAsia="Calibri"/>
+          <w:b w:val="0"/>
+          <w:sz w:val="22"/>
+        </w:rPr>
+        <w:t xml:space="preserve"/>
       </w:r>
       <w:r>
         <w:rPr>
@@ -5113,47 +5602,15 @@
           <w:color w:val="1E406E"/>
           <w:sz w:val="20"/>
         </w:rPr>
-        <w:t>omni-hold</w:t>
-      </w:r>
-      <w:r>
-        <w:rPr>
-          <w:rFonts w:ascii="Calibri" w:hAnsi="Calibri" w:eastAsia="Calibri"/>
-          <w:b w:val="0"/>
-          <w:sz w:val="22"/>
-        </w:rPr>
-        <w:t xml:space="preserve">, her eyes. </w:t>
-      </w:r>
-      <w:r>
-        <w:rPr>
-          <w:rFonts w:ascii="Calibri" w:hAnsi="Calibri" w:eastAsia="Calibri"/>
-          <w:b/>
-          <w:sz w:val="22"/>
-        </w:rPr>
-        <w:t>Narration:</w:t>
-      </w:r>
-      <w:r>
-        <w:rPr>
-          <w:rFonts w:ascii="Calibri" w:hAnsi="Calibri" w:eastAsia="Calibri"/>
-          <w:b w:val="0"/>
-          <w:sz w:val="22"/>
-        </w:rPr>
-        <w:t xml:space="preserve"> Will they stay with her? </w:t>
-      </w:r>
-      <w:r>
-        <w:rPr>
-          <w:rFonts w:ascii="Calibri" w:hAnsi="Calibri" w:eastAsia="Calibri"/>
-          <w:b/>
-          <w:sz w:val="22"/>
-        </w:rPr>
-        <w:t>Words:</w:t>
-      </w:r>
-      <w:r>
-        <w:rPr>
-          <w:rFonts w:ascii="Calibri" w:hAnsi="Calibri" w:eastAsia="Calibri"/>
-          <w:b w:val="0"/>
-          <w:sz w:val="22"/>
-        </w:rPr>
-        <w:t xml:space="preserve"> 5</w:t>
+        <w:t/>
+      </w:r>
+      <w:r>
+        <w:rPr>
+          <w:rFonts w:ascii="Calibri" w:hAnsi="Calibri" w:eastAsia="Calibri"/>
+          <w:b w:val="0"/>
+          <w:sz w:val="22"/>
+        </w:rPr>
+        <w:t/>
       </w:r>
     </w:p>
     <w:p>
@@ -5167,31 +5624,15 @@
           <w:b/>
           <w:sz w:val="22"/>
         </w:rPr>
-        <w:t>0:03–0:23 Picture:</w:t>
-      </w:r>
-      <w:r>
-        <w:rPr>
-          <w:rFonts w:ascii="Calibri" w:hAnsi="Calibri" w:eastAsia="Calibri"/>
-          <w:b w:val="0"/>
-          <w:sz w:val="22"/>
-        </w:rPr>
-        <w:t xml:space="preserve"> Capture. Scores for concept, tone, characters, and beats, against the audience named on the board. Recommendations sit there. No automatic rewrite. </w:t>
-      </w:r>
-      <w:r>
-        <w:rPr>
-          <w:rFonts w:ascii="Calibri" w:hAnsi="Calibri" w:eastAsia="Calibri"/>
-          <w:b/>
-          <w:sz w:val="22"/>
-        </w:rPr>
-        <w:t>Still:</w:t>
-      </w:r>
-      <w:r>
-        <w:rPr>
-          <w:rFonts w:ascii="Calibri" w:hAnsi="Calibri" w:eastAsia="Calibri"/>
-          <w:b w:val="0"/>
-          <w:sz w:val="22"/>
-        </w:rPr>
-        <w:t xml:space="preserve"> </w:t>
+        <w:t>0:03–0:23 Picture: Capture. Beats tab. Listen on. One beat sheet. No second list. Still: Beats tab, with Listen. Narration: Optimize the beats here. They drive the script. Beats exist only here. Each one becomes a chapter. Words: 17</w:t>
+      </w:r>
+      <w:r>
+        <w:rPr>
+          <w:rFonts w:ascii="Calibri" w:hAnsi="Calibri" w:eastAsia="Calibri"/>
+          <w:b w:val="0"/>
+          <w:sz w:val="22"/>
+        </w:rPr>
+        <w:t xml:space="preserve"/>
       </w:r>
       <w:r>
         <w:rPr>
@@ -5200,47 +5641,15 @@
           <w:color w:val="1E406E"/>
           <w:sz w:val="20"/>
         </w:rPr>
-        <w:t>Audience Resonance scores</w:t>
-      </w:r>
-      <w:r>
-        <w:rPr>
-          <w:rFonts w:ascii="Calibri" w:hAnsi="Calibri" w:eastAsia="Calibri"/>
-          <w:b w:val="0"/>
-          <w:sz w:val="22"/>
-        </w:rPr>
-        <w:t xml:space="preserve">. </w:t>
-      </w:r>
-      <w:r>
-        <w:rPr>
-          <w:rFonts w:ascii="Calibri" w:hAnsi="Calibri" w:eastAsia="Calibri"/>
-          <w:b/>
-          <w:sz w:val="22"/>
-        </w:rPr>
-        <w:t>Narration:</w:t>
-      </w:r>
-      <w:r>
-        <w:rPr>
-          <w:rFonts w:ascii="Calibri" w:hAnsi="Calibri" w:eastAsia="Calibri"/>
-          <w:b w:val="0"/>
-          <w:sz w:val="22"/>
-        </w:rPr>
-        <w:t xml:space="preserve"> Score the board before anyone spends on pictures. You see the score. You see the notes. You choose what to revise. </w:t>
-      </w:r>
-      <w:r>
-        <w:rPr>
-          <w:rFonts w:ascii="Calibri" w:hAnsi="Calibri" w:eastAsia="Calibri"/>
-          <w:b/>
-          <w:sz w:val="22"/>
-        </w:rPr>
-        <w:t>Words:</w:t>
-      </w:r>
-      <w:r>
-        <w:rPr>
-          <w:rFonts w:ascii="Calibri" w:hAnsi="Calibri" w:eastAsia="Calibri"/>
-          <w:b w:val="0"/>
-          <w:sz w:val="22"/>
-        </w:rPr>
-        <w:t xml:space="preserve"> 21</w:t>
+        <w:t/>
+      </w:r>
+      <w:r>
+        <w:rPr>
+          <w:rFonts w:ascii="Calibri" w:hAnsi="Calibri" w:eastAsia="Calibri"/>
+          <w:b w:val="0"/>
+          <w:sz w:val="22"/>
+        </w:rPr>
+        <w:t/>
       </w:r>
     </w:p>
     <w:p>
@@ -5254,15 +5663,15 @@
           <w:b/>
           <w:sz w:val="22"/>
         </w:rPr>
-        <w:t>0:23–0:30 Picture:</w:t>
-      </w:r>
-      <w:r>
-        <w:rPr>
-          <w:rFonts w:ascii="Calibri" w:hAnsi="Calibri" w:eastAsia="Calibri"/>
-          <w:b w:val="0"/>
-          <w:sz w:val="22"/>
-        </w:rPr>
-        <w:t xml:space="preserve"> The score, held, then Omni </w:t>
+        <w:t>0:23–0:30 Picture: The beat sheet, held. Narration: The script is built from these. Words: 6</w:t>
+      </w:r>
+      <w:r>
+        <w:rPr>
+          <w:rFonts w:ascii="Calibri" w:hAnsi="Calibri" w:eastAsia="Calibri"/>
+          <w:b w:val="0"/>
+          <w:sz w:val="22"/>
+        </w:rPr>
+        <w:t xml:space="preserve"/>
       </w:r>
       <w:r>
         <w:rPr>
@@ -5271,47 +5680,15 @@
           <w:color w:val="1E406E"/>
           <w:sz w:val="20"/>
         </w:rPr>
-        <w:t>omni-door</w:t>
-      </w:r>
-      <w:r>
-        <w:rPr>
-          <w:rFonts w:ascii="Calibri" w:hAnsi="Calibri" w:eastAsia="Calibri"/>
-          <w:b w:val="0"/>
-          <w:sz w:val="22"/>
-        </w:rPr>
-        <w:t xml:space="preserve"> for the last two seconds. </w:t>
-      </w:r>
-      <w:r>
-        <w:rPr>
-          <w:rFonts w:ascii="Calibri" w:hAnsi="Calibri" w:eastAsia="Calibri"/>
-          <w:b/>
-          <w:sz w:val="22"/>
-        </w:rPr>
-        <w:t>Narration:</w:t>
-      </w:r>
-      <w:r>
-        <w:rPr>
-          <w:rFonts w:ascii="Calibri" w:hAnsi="Calibri" w:eastAsia="Calibri"/>
-          <w:b w:val="0"/>
-          <w:sz w:val="22"/>
-        </w:rPr>
-        <w:t xml:space="preserve"> Picture spend waits on you. </w:t>
-      </w:r>
-      <w:r>
-        <w:rPr>
-          <w:rFonts w:ascii="Calibri" w:hAnsi="Calibri" w:eastAsia="Calibri"/>
-          <w:b/>
-          <w:sz w:val="22"/>
-        </w:rPr>
-        <w:t>Words:</w:t>
-      </w:r>
-      <w:r>
-        <w:rPr>
-          <w:rFonts w:ascii="Calibri" w:hAnsi="Calibri" w:eastAsia="Calibri"/>
-          <w:b w:val="0"/>
-          <w:sz w:val="22"/>
-        </w:rPr>
-        <w:t xml:space="preserve"> 5</w:t>
+        <w:t/>
+      </w:r>
+      <w:r>
+        <w:rPr>
+          <w:rFonts w:ascii="Calibri" w:hAnsi="Calibri" w:eastAsia="Calibri"/>
+          <w:b w:val="0"/>
+          <w:sz w:val="22"/>
+        </w:rPr>
+        <w:t/>
       </w:r>
     </w:p>
     <w:p>
@@ -5325,31 +5702,32 @@
           <w:b/>
           <w:sz w:val="22"/>
         </w:rPr>
-        <w:t>Bed:</w:t>
-      </w:r>
-      <w:r>
-        <w:rPr>
-          <w:rFonts w:ascii="Calibri" w:hAnsi="Calibri" w:eastAsia="Calibri"/>
-          <w:b w:val="0"/>
-          <w:sz w:val="22"/>
-        </w:rPr>
-        <w:t xml:space="preserve"> Blueprint. </w:t>
-      </w:r>
-      <w:r>
-        <w:rPr>
-          <w:rFonts w:ascii="Calibri" w:hAnsi="Calibri" w:eastAsia="Calibri"/>
-          <w:b/>
-          <w:sz w:val="22"/>
-        </w:rPr>
-        <w:t>Spoken:</w:t>
-      </w:r>
-      <w:r>
-        <w:rPr>
-          <w:rFonts w:ascii="Calibri" w:hAnsi="Calibri" w:eastAsia="Calibri"/>
-          <w:b w:val="0"/>
-          <w:sz w:val="22"/>
-        </w:rPr>
-        <w:t xml:space="preserve"> 31</w:t>
+        <w:t>Bed: Blueprint. Spoken: 29</w:t>
+      </w:r>
+      <w:r>
+        <w:rPr>
+          <w:rFonts w:ascii="Calibri" w:hAnsi="Calibri" w:eastAsia="Calibri"/>
+          <w:b w:val="0"/>
+          <w:sz w:val="22"/>
+        </w:rPr>
+        <w:t xml:space="preserve"/>
+      </w:r>
+      <w:r>
+        <w:rPr>
+          <w:rFonts w:ascii="Consolas" w:hAnsi="Consolas" w:eastAsia="Consolas"/>
+          <w:b w:val="0"/>
+          <w:color w:val="1E406E"/>
+          <w:sz w:val="20"/>
+        </w:rPr>
+        <w:t/>
+      </w:r>
+      <w:r>
+        <w:rPr>
+          <w:rFonts w:ascii="Calibri" w:hAnsi="Calibri" w:eastAsia="Calibri"/>
+          <w:b w:val="0"/>
+          <w:sz w:val="22"/>
+        </w:rPr>
+        <w:t/>
       </w:r>
     </w:p>
     <w:p>
@@ -5361,7 +5739,7 @@
         <w:rPr>
           <w:color w:val="111827"/>
         </w:rPr>
-        <w:t>Stakeholder review — `stakeholderReview` — 30s</w:t>
+        <w:t>Direct the cast and locations — `castLocations` — 30s</w:t>
       </w:r>
     </w:p>
     <w:p>
@@ -5375,47 +5753,32 @@
           <w:b/>
           <w:sz w:val="22"/>
         </w:rPr>
-        <w:t>0:00–0:03 Picture:</w:t>
-      </w:r>
-      <w:r>
-        <w:rPr>
-          <w:rFonts w:ascii="Calibri" w:hAnsi="Calibri" w:eastAsia="Calibri"/>
-          <w:b w:val="0"/>
-          <w:sz w:val="22"/>
-        </w:rPr>
-        <w:t xml:space="preserve"> A phone, dark, then the treatment narration begins under the Omni doorway, picture only. </w:t>
-      </w:r>
-      <w:r>
-        <w:rPr>
-          <w:rFonts w:ascii="Calibri" w:hAnsi="Calibri" w:eastAsia="Calibri"/>
-          <w:b/>
-          <w:sz w:val="22"/>
-        </w:rPr>
-        <w:t>Narration:</w:t>
-      </w:r>
-      <w:r>
-        <w:rPr>
-          <w:rFonts w:ascii="Calibri" w:hAnsi="Calibri" w:eastAsia="Calibri"/>
-          <w:b w:val="0"/>
-          <w:sz w:val="22"/>
-        </w:rPr>
-        <w:t xml:space="preserve"> They should hear it, not just read it. </w:t>
-      </w:r>
-      <w:r>
-        <w:rPr>
-          <w:rFonts w:ascii="Calibri" w:hAnsi="Calibri" w:eastAsia="Calibri"/>
-          <w:b/>
-          <w:sz w:val="22"/>
-        </w:rPr>
-        <w:t>Words:</w:t>
-      </w:r>
-      <w:r>
-        <w:rPr>
-          <w:rFonts w:ascii="Calibri" w:hAnsi="Calibri" w:eastAsia="Calibri"/>
-          <w:b w:val="0"/>
-          <w:sz w:val="22"/>
-        </w:rPr>
-        <w:t xml:space="preserve"> 8</w:t>
+        <w:t>0:00–0:03 Picture: Ana, a small turn toward the work. Narration: The cast shapes the script. Words: 5</w:t>
+      </w:r>
+      <w:r>
+        <w:rPr>
+          <w:rFonts w:ascii="Calibri" w:hAnsi="Calibri" w:eastAsia="Calibri"/>
+          <w:b w:val="0"/>
+          <w:sz w:val="22"/>
+        </w:rPr>
+        <w:t xml:space="preserve"/>
+      </w:r>
+      <w:r>
+        <w:rPr>
+          <w:rFonts w:ascii="Consolas" w:hAnsi="Consolas" w:eastAsia="Consolas"/>
+          <w:b w:val="0"/>
+          <w:color w:val="1E406E"/>
+          <w:sz w:val="20"/>
+        </w:rPr>
+        <w:t/>
+      </w:r>
+      <w:r>
+        <w:rPr>
+          <w:rFonts w:ascii="Calibri" w:hAnsi="Calibri" w:eastAsia="Calibri"/>
+          <w:b w:val="0"/>
+          <w:sz w:val="22"/>
+        </w:rPr>
+        <w:t/>
       </w:r>
     </w:p>
     <w:p>
@@ -5429,31 +5792,15 @@
           <w:b/>
           <w:sz w:val="22"/>
         </w:rPr>
-        <w:t>0:03–0:23 Picture:</w:t>
-      </w:r>
-      <w:r>
-        <w:rPr>
-          <w:rFonts w:ascii="Calibri" w:hAnsi="Calibri" w:eastAsia="Calibri"/>
-          <w:b w:val="0"/>
-          <w:sz w:val="22"/>
-        </w:rPr>
-        <w:t xml:space="preserve"> Capture. The share link. Same board. Narration playing. A note returns on the board. The phone shows that note. </w:t>
-      </w:r>
-      <w:r>
-        <w:rPr>
-          <w:rFonts w:ascii="Calibri" w:hAnsi="Calibri" w:eastAsia="Calibri"/>
-          <w:b/>
-          <w:sz w:val="22"/>
-        </w:rPr>
-        <w:t>Still:</w:t>
-      </w:r>
-      <w:r>
-        <w:rPr>
-          <w:rFonts w:ascii="Calibri" w:hAnsi="Calibri" w:eastAsia="Calibri"/>
-          <w:b w:val="0"/>
-          <w:sz w:val="22"/>
-        </w:rPr>
-        <w:t xml:space="preserve"> </w:t>
+        <w:t>0:03–0:23 Picture: Capture. Characters, held on the cast. Cut to Setting on Story. Still: Characters tab, then Setting on Story. Narration: Direct the cast, and the locations with them. Characters, then the setting. Production should not have to recast the story. Words: 20</w:t>
+      </w:r>
+      <w:r>
+        <w:rPr>
+          <w:rFonts w:ascii="Calibri" w:hAnsi="Calibri" w:eastAsia="Calibri"/>
+          <w:b w:val="0"/>
+          <w:sz w:val="22"/>
+        </w:rPr>
+        <w:t xml:space="preserve"/>
       </w:r>
       <w:r>
         <w:rPr>
@@ -5462,47 +5809,15 @@
           <w:color w:val="1E406E"/>
           <w:sz w:val="20"/>
         </w:rPr>
-        <w:t>Share link</w:t>
-      </w:r>
-      <w:r>
-        <w:rPr>
-          <w:rFonts w:ascii="Calibri" w:hAnsi="Calibri" w:eastAsia="Calibri"/>
-          <w:b w:val="0"/>
-          <w:sz w:val="22"/>
-        </w:rPr>
-        <w:t xml:space="preserve">. </w:t>
-      </w:r>
-      <w:r>
-        <w:rPr>
-          <w:rFonts w:ascii="Calibri" w:hAnsi="Calibri" w:eastAsia="Calibri"/>
-          <w:b/>
-          <w:sz w:val="22"/>
-        </w:rPr>
-        <w:t>Narration:</w:t>
-      </w:r>
-      <w:r>
-        <w:rPr>
-          <w:rFonts w:ascii="Calibri" w:hAnsi="Calibri" w:eastAsia="Calibri"/>
-          <w:b w:val="0"/>
-          <w:sz w:val="22"/>
-        </w:rPr>
-        <w:t xml:space="preserve"> Share the treatment. They hear the narration and see the board you see. Notes come back on the work. A new one reaches your phone. </w:t>
-      </w:r>
-      <w:r>
-        <w:rPr>
-          <w:rFonts w:ascii="Calibri" w:hAnsi="Calibri" w:eastAsia="Calibri"/>
-          <w:b/>
-          <w:sz w:val="22"/>
-        </w:rPr>
-        <w:t>Words:</w:t>
-      </w:r>
-      <w:r>
-        <w:rPr>
-          <w:rFonts w:ascii="Calibri" w:hAnsi="Calibri" w:eastAsia="Calibri"/>
-          <w:b w:val="0"/>
-          <w:sz w:val="22"/>
-        </w:rPr>
-        <w:t xml:space="preserve"> 25</w:t>
+        <w:t/>
+      </w:r>
+      <w:r>
+        <w:rPr>
+          <w:rFonts w:ascii="Calibri" w:hAnsi="Calibri" w:eastAsia="Calibri"/>
+          <w:b w:val="0"/>
+          <w:sz w:val="22"/>
+        </w:rPr>
+        <w:t/>
       </w:r>
     </w:p>
     <w:p>
@@ -5516,47 +5831,32 @@
           <w:b/>
           <w:sz w:val="22"/>
         </w:rPr>
-        <w:t>0:23–0:30 Picture:</w:t>
-      </w:r>
-      <w:r>
-        <w:rPr>
-          <w:rFonts w:ascii="Calibri" w:hAnsi="Calibri" w:eastAsia="Calibri"/>
-          <w:b w:val="0"/>
-          <w:sz w:val="22"/>
-        </w:rPr>
-        <w:t xml:space="preserve"> The note, held on the board. </w:t>
-      </w:r>
-      <w:r>
-        <w:rPr>
-          <w:rFonts w:ascii="Calibri" w:hAnsi="Calibri" w:eastAsia="Calibri"/>
-          <w:b/>
-          <w:sz w:val="22"/>
-        </w:rPr>
-        <w:t>Narration:</w:t>
-      </w:r>
-      <w:r>
-        <w:rPr>
-          <w:rFonts w:ascii="Calibri" w:hAnsi="Calibri" w:eastAsia="Calibri"/>
-          <w:b w:val="0"/>
-          <w:sz w:val="22"/>
-        </w:rPr>
-        <w:t xml:space="preserve"> Not a document in another tool. </w:t>
-      </w:r>
-      <w:r>
-        <w:rPr>
-          <w:rFonts w:ascii="Calibri" w:hAnsi="Calibri" w:eastAsia="Calibri"/>
-          <w:b/>
-          <w:sz w:val="22"/>
-        </w:rPr>
-        <w:t>Words:</w:t>
-      </w:r>
-      <w:r>
-        <w:rPr>
-          <w:rFonts w:ascii="Calibri" w:hAnsi="Calibri" w:eastAsia="Calibri"/>
-          <w:b w:val="0"/>
-          <w:sz w:val="22"/>
-        </w:rPr>
-        <w:t xml:space="preserve"> 6</w:t>
+        <w:t>0:23–0:30 Picture: The same cast, held. Narration: Same people. Same places. Words: 4</w:t>
+      </w:r>
+      <w:r>
+        <w:rPr>
+          <w:rFonts w:ascii="Calibri" w:hAnsi="Calibri" w:eastAsia="Calibri"/>
+          <w:b w:val="0"/>
+          <w:sz w:val="22"/>
+        </w:rPr>
+        <w:t xml:space="preserve"/>
+      </w:r>
+      <w:r>
+        <w:rPr>
+          <w:rFonts w:ascii="Consolas" w:hAnsi="Consolas" w:eastAsia="Consolas"/>
+          <w:b w:val="0"/>
+          <w:color w:val="1E406E"/>
+          <w:sz w:val="20"/>
+        </w:rPr>
+        <w:t/>
+      </w:r>
+      <w:r>
+        <w:rPr>
+          <w:rFonts w:ascii="Calibri" w:hAnsi="Calibri" w:eastAsia="Calibri"/>
+          <w:b w:val="0"/>
+          <w:sz w:val="22"/>
+        </w:rPr>
+        <w:t/>
       </w:r>
     </w:p>
     <w:p>
@@ -5570,44 +5870,368 @@
           <w:b/>
           <w:sz w:val="22"/>
         </w:rPr>
-        <w:t>Bed:</w:t>
-      </w:r>
-      <w:r>
-        <w:rPr>
-          <w:rFonts w:ascii="Calibri" w:hAnsi="Calibri" w:eastAsia="Calibri"/>
-          <w:b w:val="0"/>
-          <w:sz w:val="22"/>
-        </w:rPr>
-        <w:t xml:space="preserve"> Blueprint. </w:t>
-      </w:r>
-      <w:r>
-        <w:rPr>
-          <w:rFonts w:ascii="Calibri" w:hAnsi="Calibri" w:eastAsia="Calibri"/>
-          <w:b/>
-          <w:sz w:val="22"/>
-        </w:rPr>
-        <w:t>Spoken:</w:t>
-      </w:r>
-      <w:r>
-        <w:rPr>
-          <w:rFonts w:ascii="Calibri" w:hAnsi="Calibri" w:eastAsia="Calibri"/>
-          <w:b w:val="0"/>
-          <w:sz w:val="22"/>
-        </w:rPr>
-        <w:t xml:space="preserve"> 39</w:t>
+        <w:t>Bed: Blueprint. Spoken: 29</w:t>
+      </w:r>
+      <w:r>
+        <w:rPr>
+          <w:rFonts w:ascii="Calibri" w:hAnsi="Calibri" w:eastAsia="Calibri"/>
+          <w:b w:val="0"/>
+          <w:sz w:val="22"/>
+        </w:rPr>
+        <w:t xml:space="preserve"/>
+      </w:r>
+      <w:r>
+        <w:rPr>
+          <w:rFonts w:ascii="Consolas" w:hAnsi="Consolas" w:eastAsia="Consolas"/>
+          <w:b w:val="0"/>
+          <w:color w:val="1E406E"/>
+          <w:sz w:val="20"/>
+        </w:rPr>
+        <w:t/>
+      </w:r>
+      <w:r>
+        <w:rPr>
+          <w:rFonts w:ascii="Calibri" w:hAnsi="Calibri" w:eastAsia="Calibri"/>
+          <w:b w:val="0"/>
+          <w:sz w:val="22"/>
+        </w:rPr>
+        <w:t/>
       </w:r>
     </w:p>
     <w:p>
       <w:pPr>
-        <w:spacing w:before="0" w:after="160" w:line="259" w:lineRule="auto"/>
-      </w:pPr>
-      <w:r>
-        <w:rPr>
-          <w:rFonts w:ascii="Calibri" w:hAnsi="Calibri" w:eastAsia="Calibri"/>
-          <w:b w:val="0"/>
-          <w:sz w:val="22"/>
-        </w:rPr>
-        <w:t>Co-Director has no demo. The Series Director demo is the gesture, and it also covers Direct this episode. The Blueprint room film carries the one line about keeping locked art. Start the episode is spoken in the Series Room film, at 1:18. It has no separate 30-second file.</w:t>
+        <w:pStyle w:val="Heading3"/>
+        <w:spacing w:before="240" w:after="120"/>
+      </w:pPr>
+      <w:r>
+        <w:rPr>
+          <w:color w:val="111827"/>
+        </w:rPr>
+        <w:t>Blueprint Director — `blueprintDirector` — 30s</w:t>
+      </w:r>
+    </w:p>
+    <w:p>
+      <w:pPr>
+        <w:pStyle w:val="ListBullet"/>
+        <w:spacing w:before="0" w:after="60" w:line="259" w:lineRule="auto"/>
+      </w:pPr>
+      <w:r>
+        <w:rPr>
+          <w:rFonts w:ascii="Calibri" w:hAnsi="Calibri" w:eastAsia="Calibri"/>
+          <w:b/>
+          <w:sz w:val="22"/>
+        </w:rPr>
+        <w:t>0:00–0:03 Picture: Ana, calm, a small nod. Narration: You direct the blueprint. Words: 4</w:t>
+      </w:r>
+      <w:r>
+        <w:rPr>
+          <w:rFonts w:ascii="Calibri" w:hAnsi="Calibri" w:eastAsia="Calibri"/>
+          <w:b w:val="0"/>
+          <w:sz w:val="22"/>
+        </w:rPr>
+        <w:t xml:space="preserve"/>
+      </w:r>
+      <w:r>
+        <w:rPr>
+          <w:rFonts w:ascii="Consolas" w:hAnsi="Consolas" w:eastAsia="Consolas"/>
+          <w:b w:val="0"/>
+          <w:color w:val="1E406E"/>
+          <w:sz w:val="20"/>
+        </w:rPr>
+        <w:t/>
+      </w:r>
+      <w:r>
+        <w:rPr>
+          <w:rFonts w:ascii="Calibri" w:hAnsi="Calibri" w:eastAsia="Calibri"/>
+          <w:b w:val="0"/>
+          <w:sz w:val="22"/>
+        </w:rPr>
+        <w:t/>
+      </w:r>
+    </w:p>
+    <w:p>
+      <w:pPr>
+        <w:pStyle w:val="ListBullet"/>
+        <w:spacing w:before="0" w:after="60" w:line="259" w:lineRule="auto"/>
+      </w:pPr>
+      <w:r>
+        <w:rPr>
+          <w:rFonts w:ascii="Calibri" w:hAnsi="Calibri" w:eastAsia="Calibri"/>
+          <w:b/>
+          <w:sz w:val="22"/>
+        </w:rPr>
+        <w:t>0:03–0:23 Picture: Capture. Blueprint Director. Spoken or typed direction. Focus on Beats, Characters, or Story. Preview, then Apply revision. Still: Blueprint Director — direction, focus, preview, Apply revision. Narration: Blueprint Director. Say the change. Focus the beats, the cast, or the story. Preview it, then apply it. Words: 18</w:t>
+      </w:r>
+      <w:r>
+        <w:rPr>
+          <w:rFonts w:ascii="Calibri" w:hAnsi="Calibri" w:eastAsia="Calibri"/>
+          <w:b w:val="0"/>
+          <w:sz w:val="22"/>
+        </w:rPr>
+        <w:t xml:space="preserve"/>
+      </w:r>
+      <w:r>
+        <w:rPr>
+          <w:rFonts w:ascii="Consolas" w:hAnsi="Consolas" w:eastAsia="Consolas"/>
+          <w:b w:val="0"/>
+          <w:color w:val="1E406E"/>
+          <w:sz w:val="20"/>
+        </w:rPr>
+        <w:t/>
+      </w:r>
+      <w:r>
+        <w:rPr>
+          <w:rFonts w:ascii="Calibri" w:hAnsi="Calibri" w:eastAsia="Calibri"/>
+          <w:b w:val="0"/>
+          <w:sz w:val="22"/>
+        </w:rPr>
+        <w:t/>
+      </w:r>
+    </w:p>
+    <w:p>
+      <w:pPr>
+        <w:pStyle w:val="ListBullet"/>
+        <w:spacing w:before="0" w:after="60" w:line="259" w:lineRule="auto"/>
+      </w:pPr>
+      <w:r>
+        <w:rPr>
+          <w:rFonts w:ascii="Calibri" w:hAnsi="Calibri" w:eastAsia="Calibri"/>
+          <w:b/>
+          <w:sz w:val="22"/>
+        </w:rPr>
+        <w:t>0:23–0:30 Picture: The applied revision, held. Narration: Nothing moves until you do. Words: 5</w:t>
+      </w:r>
+      <w:r>
+        <w:rPr>
+          <w:rFonts w:ascii="Calibri" w:hAnsi="Calibri" w:eastAsia="Calibri"/>
+          <w:b w:val="0"/>
+          <w:sz w:val="22"/>
+        </w:rPr>
+        <w:t xml:space="preserve"/>
+      </w:r>
+      <w:r>
+        <w:rPr>
+          <w:rFonts w:ascii="Consolas" w:hAnsi="Consolas" w:eastAsia="Consolas"/>
+          <w:b w:val="0"/>
+          <w:color w:val="1E406E"/>
+          <w:sz w:val="20"/>
+        </w:rPr>
+        <w:t/>
+      </w:r>
+      <w:r>
+        <w:rPr>
+          <w:rFonts w:ascii="Calibri" w:hAnsi="Calibri" w:eastAsia="Calibri"/>
+          <w:b w:val="0"/>
+          <w:sz w:val="22"/>
+        </w:rPr>
+        <w:t/>
+      </w:r>
+    </w:p>
+    <w:p>
+      <w:pPr>
+        <w:pStyle w:val="ListBullet"/>
+        <w:spacing w:before="0" w:after="60" w:line="259" w:lineRule="auto"/>
+      </w:pPr>
+      <w:r>
+        <w:rPr>
+          <w:rFonts w:ascii="Calibri" w:hAnsi="Calibri" w:eastAsia="Calibri"/>
+          <w:b/>
+          <w:sz w:val="22"/>
+        </w:rPr>
+        <w:t>Bed: Blueprint. Spoken: 27</w:t>
+      </w:r>
+      <w:r>
+        <w:rPr>
+          <w:rFonts w:ascii="Calibri" w:hAnsi="Calibri" w:eastAsia="Calibri"/>
+          <w:b w:val="0"/>
+          <w:sz w:val="22"/>
+        </w:rPr>
+        <w:t xml:space="preserve"/>
+      </w:r>
+      <w:r>
+        <w:rPr>
+          <w:rFonts w:ascii="Consolas" w:hAnsi="Consolas" w:eastAsia="Consolas"/>
+          <w:b w:val="0"/>
+          <w:color w:val="1E406E"/>
+          <w:sz w:val="20"/>
+        </w:rPr>
+        <w:t/>
+      </w:r>
+      <w:r>
+        <w:rPr>
+          <w:rFonts w:ascii="Calibri" w:hAnsi="Calibri" w:eastAsia="Calibri"/>
+          <w:b w:val="0"/>
+          <w:sz w:val="22"/>
+        </w:rPr>
+        <w:t/>
+      </w:r>
+    </w:p>
+    <w:p>
+      <w:pPr>
+        <w:pStyle w:val="Heading3"/>
+        <w:spacing w:before="240" w:after="120"/>
+      </w:pPr>
+      <w:r>
+        <w:rPr>
+          <w:color w:val="111827"/>
+        </w:rPr>
+        <w:t>Audience Resonance — `blueprintResonance` — 30s</w:t>
+      </w:r>
+    </w:p>
+    <w:p>
+      <w:pPr>
+        <w:pStyle w:val="ListBullet"/>
+        <w:spacing w:before="0" w:after="60" w:line="259" w:lineRule="auto"/>
+      </w:pPr>
+      <w:r>
+        <w:rPr>
+          <w:rFonts w:ascii="Calibri" w:hAnsi="Calibri" w:eastAsia="Calibri"/>
+          <w:b/>
+          <w:sz w:val="22"/>
+        </w:rPr>
+        <w:t>0:00–0:03 Picture: Ana, eyes on the work, no interface. Narration: Will this story hold them? Words: 5</w:t>
+      </w:r>
+      <w:r>
+        <w:rPr>
+          <w:rFonts w:ascii="Calibri" w:hAnsi="Calibri" w:eastAsia="Calibri"/>
+          <w:b w:val="0"/>
+          <w:sz w:val="22"/>
+        </w:rPr>
+        <w:t xml:space="preserve"/>
+      </w:r>
+      <w:r>
+        <w:rPr>
+          <w:rFonts w:ascii="Consolas" w:hAnsi="Consolas" w:eastAsia="Consolas"/>
+          <w:b w:val="0"/>
+          <w:color w:val="1E406E"/>
+          <w:sz w:val="20"/>
+        </w:rPr>
+        <w:t/>
+      </w:r>
+      <w:r>
+        <w:rPr>
+          <w:rFonts w:ascii="Calibri" w:hAnsi="Calibri" w:eastAsia="Calibri"/>
+          <w:b w:val="0"/>
+          <w:sz w:val="22"/>
+        </w:rPr>
+        <w:t/>
+      </w:r>
+    </w:p>
+    <w:p>
+      <w:pPr>
+        <w:pStyle w:val="ListBullet"/>
+        <w:spacing w:before="0" w:after="60" w:line="259" w:lineRule="auto"/>
+      </w:pPr>
+      <w:r>
+        <w:rPr>
+          <w:rFonts w:ascii="Calibri" w:hAnsi="Calibri" w:eastAsia="Calibri"/>
+          <w:b/>
+          <w:sz w:val="22"/>
+        </w:rPr>
+        <w:t>0:03–0:23 Picture: Capture. Saved audience, scores, recommendations. She does not apply one. Still: Audience Resonance — saved audience, scores, recommendations unapplied. Narration: Run Audience Resonance. Read the scores. Apply a note only if you choose to. Nothing moves until you do. Words: 19</w:t>
+      </w:r>
+      <w:r>
+        <w:rPr>
+          <w:rFonts w:ascii="Calibri" w:hAnsi="Calibri" w:eastAsia="Calibri"/>
+          <w:b w:val="0"/>
+          <w:sz w:val="22"/>
+        </w:rPr>
+        <w:t xml:space="preserve"/>
+      </w:r>
+      <w:r>
+        <w:rPr>
+          <w:rFonts w:ascii="Consolas" w:hAnsi="Consolas" w:eastAsia="Consolas"/>
+          <w:b w:val="0"/>
+          <w:color w:val="1E406E"/>
+          <w:sz w:val="20"/>
+        </w:rPr>
+        <w:t/>
+      </w:r>
+      <w:r>
+        <w:rPr>
+          <w:rFonts w:ascii="Calibri" w:hAnsi="Calibri" w:eastAsia="Calibri"/>
+          <w:b w:val="0"/>
+          <w:sz w:val="22"/>
+        </w:rPr>
+        <w:t/>
+      </w:r>
+    </w:p>
+    <w:p>
+      <w:pPr>
+        <w:pStyle w:val="ListBullet"/>
+        <w:spacing w:before="0" w:after="60" w:line="259" w:lineRule="auto"/>
+      </w:pPr>
+      <w:r>
+        <w:rPr>
+          <w:rFonts w:ascii="Calibri" w:hAnsi="Calibri" w:eastAsia="Calibri"/>
+          <w:b/>
+          <w:sz w:val="22"/>
+        </w:rPr>
+        <w:t>0:23–0:30 Picture: The recommendation, held, unapplied. Narration: You decide. Words: 2</w:t>
+      </w:r>
+      <w:r>
+        <w:rPr>
+          <w:rFonts w:ascii="Calibri" w:hAnsi="Calibri" w:eastAsia="Calibri"/>
+          <w:b w:val="0"/>
+          <w:sz w:val="22"/>
+        </w:rPr>
+        <w:t xml:space="preserve"/>
+      </w:r>
+      <w:r>
+        <w:rPr>
+          <w:rFonts w:ascii="Consolas" w:hAnsi="Consolas" w:eastAsia="Consolas"/>
+          <w:b w:val="0"/>
+          <w:color w:val="1E406E"/>
+          <w:sz w:val="20"/>
+        </w:rPr>
+        <w:t/>
+      </w:r>
+      <w:r>
+        <w:rPr>
+          <w:rFonts w:ascii="Calibri" w:hAnsi="Calibri" w:eastAsia="Calibri"/>
+          <w:b w:val="0"/>
+          <w:sz w:val="22"/>
+        </w:rPr>
+        <w:t/>
+      </w:r>
+    </w:p>
+    <w:p>
+      <w:pPr>
+        <w:pStyle w:val="ListBullet"/>
+        <w:spacing w:before="0" w:after="60" w:line="259" w:lineRule="auto"/>
+      </w:pPr>
+      <w:r>
+        <w:rPr>
+          <w:rFonts w:ascii="Calibri" w:hAnsi="Calibri" w:eastAsia="Calibri"/>
+          <w:b/>
+          <w:sz w:val="22"/>
+        </w:rPr>
+        <w:t>Bed: Blueprint. Spoken: 26</w:t>
+      </w:r>
+      <w:r>
+        <w:rPr>
+          <w:rFonts w:ascii="Calibri" w:hAnsi="Calibri" w:eastAsia="Calibri"/>
+          <w:b w:val="0"/>
+          <w:sz w:val="22"/>
+        </w:rPr>
+        <w:t xml:space="preserve"/>
+      </w:r>
+      <w:r>
+        <w:rPr>
+          <w:rFonts w:ascii="Consolas" w:hAnsi="Consolas" w:eastAsia="Consolas"/>
+          <w:b w:val="0"/>
+          <w:color w:val="1E406E"/>
+          <w:sz w:val="20"/>
+        </w:rPr>
+        <w:t/>
+      </w:r>
+      <w:r>
+        <w:rPr>
+          <w:rFonts w:ascii="Calibri" w:hAnsi="Calibri" w:eastAsia="Calibri"/>
+          <w:b w:val="0"/>
+          <w:sz w:val="22"/>
+        </w:rPr>
+        <w:t/>
       </w:r>
     </w:p>
     <w:p>
@@ -7717,7 +8341,7 @@
                 <w:b w:val="0"/>
                 <w:sz w:val="20"/>
               </w:rPr>
-              <w:t>Co-Director · Blueprint</w:t>
+              <w:t>Go to Production Stage</w:t>
             </w:r>
           </w:p>
         </w:tc>
@@ -7730,7 +8354,7 @@
               <w:spacing w:before="40" w:after="40" w:line="259" w:lineRule="auto"/>
             </w:pPr>
             <w:r>
-              <w:t>Blueprint room film, 0:46. Same gesture as Series Director.</w:t>
+              <w:t>Blueprint room film, 1:08. Share has no separate demo.</w:t>
             </w:r>
             <w:r>
               <w:rPr>
@@ -9018,7 +9642,7 @@
                 <w:b w:val="0"/>
                 <w:sz w:val="20"/>
               </w:rPr>
-              <w:t>Treatment</w:t>
+              <w:t>Start the Blueprint</w:t>
             </w:r>
           </w:p>
         </w:tc>
@@ -9038,7 +9662,7 @@
                 <w:b w:val="0"/>
                 <w:sz w:val="20"/>
               </w:rPr>
-              <w:t xml:space="preserve">feature demo </w:t>
+              <w:t xml:space="preserve">feature demo startBlueprint</w:t>
             </w:r>
             <w:r>
               <w:rPr>
@@ -9047,7 +9671,280 @@
                 <w:color w:val="1E406E"/>
                 <w:sz w:val="20"/>
               </w:rPr>
-              <w:t>treatment</w:t>
+              <w:t/>
+            </w:r>
+          </w:p>
+        </w:tc>
+        <w:tc>
+          <w:tcPr>
+            <w:tcW w:type="dxa" w:w="2412"/>
+            <w:shd w:fill="F3F4F6" w:val="clear"/>
+          </w:tcPr>
+          <w:p>
+            <w:pPr>
+              <w:spacing w:before="40" w:after="40" w:line="259" w:lineRule="auto"/>
+            </w:pPr>
+            <w:r/>
+            <w:r>
+              <w:rPr>
+                <w:rFonts w:ascii="Calibri" w:hAnsi="Calibri" w:eastAsia="Calibri"/>
+                <w:b w:val="0"/>
+                <w:sz w:val="20"/>
+              </w:rPr>
+              <w:t>30s</w:t>
+            </w:r>
+          </w:p>
+        </w:tc>
+        <w:tc>
+          <w:tcPr>
+            <w:tcW w:type="dxa" w:w="2412"/>
+            <w:shd w:fill="F3F4F6" w:val="clear"/>
+          </w:tcPr>
+          <w:p>
+            <w:pPr>
+              <w:spacing w:before="40" w:after="40" w:line="259" w:lineRule="auto"/>
+            </w:pPr>
+            <w:r/>
+            <w:r>
+              <w:rPr>
+                <w:rFonts w:ascii="Calibri" w:hAnsi="Calibri" w:eastAsia="Calibri"/>
+                <w:b w:val="0"/>
+                <w:sz w:val="20"/>
+              </w:rPr>
+              <w:t>Blueprint</w:t>
+            </w:r>
+          </w:p>
+        </w:tc>
+      </w:tr>
+      <w:tr>
+        <w:tc>
+          <w:tcPr>
+            <w:tcW w:type="dxa" w:w="2412"/>
+            <w:shd w:fill="F3F4F6" w:val="clear"/>
+          </w:tcPr>
+          <w:p>
+            <w:pPr>
+              <w:spacing w:before="40" w:after="40" w:line="259" w:lineRule="auto"/>
+            </w:pPr>
+            <w:r/>
+            <w:r>
+              <w:rPr>
+                <w:rFonts w:ascii="Calibri" w:hAnsi="Calibri" w:eastAsia="Calibri"/>
+                <w:b w:val="0"/>
+                <w:sz w:val="20"/>
+              </w:rPr>
+              <w:t>Direct the beats</w:t>
+            </w:r>
+          </w:p>
+        </w:tc>
+        <w:tc>
+          <w:tcPr>
+            <w:tcW w:type="dxa" w:w="2412"/>
+            <w:shd w:fill="F3F4F6" w:val="clear"/>
+          </w:tcPr>
+          <w:p>
+            <w:pPr>
+              <w:spacing w:before="40" w:after="40" w:line="259" w:lineRule="auto"/>
+            </w:pPr>
+            <w:r/>
+            <w:r>
+              <w:rPr>
+                <w:rFonts w:ascii="Calibri" w:hAnsi="Calibri" w:eastAsia="Calibri"/>
+                <w:b w:val="0"/>
+                <w:sz w:val="20"/>
+              </w:rPr>
+              <w:t xml:space="preserve">feature demo treatment</w:t>
+            </w:r>
+            <w:r>
+              <w:rPr>
+                <w:rFonts w:ascii="Consolas" w:hAnsi="Consolas" w:eastAsia="Consolas"/>
+                <w:b w:val="0"/>
+                <w:color w:val="1E406E"/>
+                <w:sz w:val="20"/>
+              </w:rPr>
+              <w:t/>
+            </w:r>
+          </w:p>
+        </w:tc>
+        <w:tc>
+          <w:tcPr>
+            <w:tcW w:type="dxa" w:w="2412"/>
+            <w:shd w:fill="F3F4F6" w:val="clear"/>
+          </w:tcPr>
+          <w:p>
+            <w:pPr>
+              <w:spacing w:before="40" w:after="40" w:line="259" w:lineRule="auto"/>
+            </w:pPr>
+            <w:r/>
+            <w:r>
+              <w:rPr>
+                <w:rFonts w:ascii="Calibri" w:hAnsi="Calibri" w:eastAsia="Calibri"/>
+                <w:b w:val="0"/>
+                <w:sz w:val="20"/>
+              </w:rPr>
+              <w:t>30s</w:t>
+            </w:r>
+          </w:p>
+        </w:tc>
+        <w:tc>
+          <w:tcPr>
+            <w:tcW w:type="dxa" w:w="2412"/>
+            <w:shd w:fill="F3F4F6" w:val="clear"/>
+          </w:tcPr>
+          <w:p>
+            <w:pPr>
+              <w:spacing w:before="40" w:after="40" w:line="259" w:lineRule="auto"/>
+            </w:pPr>
+            <w:r/>
+            <w:r>
+              <w:rPr>
+                <w:rFonts w:ascii="Calibri" w:hAnsi="Calibri" w:eastAsia="Calibri"/>
+                <w:b w:val="0"/>
+                <w:sz w:val="20"/>
+              </w:rPr>
+              <w:t>Blueprint</w:t>
+            </w:r>
+          </w:p>
+        </w:tc>
+      </w:tr>
+      <w:tr>
+        <w:tc>
+          <w:tcPr>
+            <w:tcW w:type="dxa" w:w="2412"/>
+            <w:shd w:fill="F3F4F6" w:val="clear"/>
+          </w:tcPr>
+          <w:p>
+            <w:pPr>
+              <w:spacing w:before="40" w:after="40" w:line="259" w:lineRule="auto"/>
+            </w:pPr>
+            <w:r/>
+            <w:r>
+              <w:rPr>
+                <w:rFonts w:ascii="Calibri" w:hAnsi="Calibri" w:eastAsia="Calibri"/>
+                <w:b w:val="0"/>
+                <w:sz w:val="20"/>
+              </w:rPr>
+              <w:t>Direct the cast and locations</w:t>
+            </w:r>
+          </w:p>
+        </w:tc>
+        <w:tc>
+          <w:tcPr>
+            <w:tcW w:type="dxa" w:w="2412"/>
+            <w:shd w:fill="F3F4F6" w:val="clear"/>
+          </w:tcPr>
+          <w:p>
+            <w:pPr>
+              <w:spacing w:before="40" w:after="40" w:line="259" w:lineRule="auto"/>
+            </w:pPr>
+            <w:r/>
+            <w:r>
+              <w:rPr>
+                <w:rFonts w:ascii="Calibri" w:hAnsi="Calibri" w:eastAsia="Calibri"/>
+                <w:b w:val="0"/>
+                <w:sz w:val="20"/>
+              </w:rPr>
+              <w:t xml:space="preserve">feature demo castLocations</w:t>
+            </w:r>
+            <w:r>
+              <w:rPr>
+                <w:rFonts w:ascii="Consolas" w:hAnsi="Consolas" w:eastAsia="Consolas"/>
+                <w:b w:val="0"/>
+                <w:color w:val="1E406E"/>
+                <w:sz w:val="20"/>
+              </w:rPr>
+              <w:t/>
+            </w:r>
+          </w:p>
+        </w:tc>
+        <w:tc>
+          <w:tcPr>
+            <w:tcW w:type="dxa" w:w="2412"/>
+            <w:shd w:fill="F3F4F6" w:val="clear"/>
+          </w:tcPr>
+          <w:p>
+            <w:pPr>
+              <w:spacing w:before="40" w:after="40" w:line="259" w:lineRule="auto"/>
+            </w:pPr>
+            <w:r/>
+            <w:r>
+              <w:rPr>
+                <w:rFonts w:ascii="Calibri" w:hAnsi="Calibri" w:eastAsia="Calibri"/>
+                <w:b w:val="0"/>
+                <w:sz w:val="20"/>
+              </w:rPr>
+              <w:t>30s</w:t>
+            </w:r>
+          </w:p>
+        </w:tc>
+        <w:tc>
+          <w:tcPr>
+            <w:tcW w:type="dxa" w:w="2412"/>
+            <w:shd w:fill="F3F4F6" w:val="clear"/>
+          </w:tcPr>
+          <w:p>
+            <w:pPr>
+              <w:spacing w:before="40" w:after="40" w:line="259" w:lineRule="auto"/>
+            </w:pPr>
+            <w:r/>
+            <w:r>
+              <w:rPr>
+                <w:rFonts w:ascii="Calibri" w:hAnsi="Calibri" w:eastAsia="Calibri"/>
+                <w:b w:val="0"/>
+                <w:sz w:val="20"/>
+              </w:rPr>
+              <w:t>Blueprint</w:t>
+            </w:r>
+          </w:p>
+        </w:tc>
+      </w:tr>
+      <w:tr>
+        <w:tc>
+          <w:tcPr>
+            <w:tcW w:type="dxa" w:w="2412"/>
+            <w:shd w:fill="F3F4F6" w:val="clear"/>
+          </w:tcPr>
+          <w:p>
+            <w:pPr>
+              <w:spacing w:before="40" w:after="40" w:line="259" w:lineRule="auto"/>
+            </w:pPr>
+            <w:r/>
+            <w:r>
+              <w:rPr>
+                <w:rFonts w:ascii="Calibri" w:hAnsi="Calibri" w:eastAsia="Calibri"/>
+                <w:b w:val="0"/>
+                <w:sz w:val="20"/>
+              </w:rPr>
+              <w:t>Blueprint Director</w:t>
+            </w:r>
+          </w:p>
+        </w:tc>
+        <w:tc>
+          <w:tcPr>
+            <w:tcW w:type="dxa" w:w="2412"/>
+            <w:shd w:fill="F3F4F6" w:val="clear"/>
+          </w:tcPr>
+          <w:p>
+            <w:pPr>
+              <w:spacing w:before="40" w:after="40" w:line="259" w:lineRule="auto"/>
+            </w:pPr>
+            <w:r/>
+            <w:r>
+              <w:rPr>
+                <w:rFonts w:ascii="Calibri" w:hAnsi="Calibri" w:eastAsia="Calibri"/>
+                <w:b w:val="0"/>
+                <w:sz w:val="20"/>
+              </w:rPr>
+              <w:t xml:space="preserve">feature demo blueprintDirector</w:t>
+            </w:r>
+            <w:r>
+              <w:rPr>
+                <w:rFonts w:ascii="Consolas" w:hAnsi="Consolas" w:eastAsia="Consolas"/>
+                <w:b w:val="0"/>
+                <w:color w:val="1E406E"/>
+                <w:sz w:val="20"/>
+              </w:rPr>
+              <w:t/>
             </w:r>
           </w:p>
         </w:tc>
@@ -9162,97 +10059,6 @@
         <w:tc>
           <w:tcPr>
             <w:tcW w:type="dxa" w:w="2412"/>
-          </w:tcPr>
-          <w:p>
-            <w:pPr>
-              <w:spacing w:before="40" w:after="40" w:line="259" w:lineRule="auto"/>
-            </w:pPr>
-            <w:r/>
-            <w:r>
-              <w:rPr>
-                <w:rFonts w:ascii="Calibri" w:hAnsi="Calibri" w:eastAsia="Calibri"/>
-                <w:b w:val="0"/>
-                <w:sz w:val="20"/>
-              </w:rPr>
-              <w:t>Blueprint</w:t>
-            </w:r>
-          </w:p>
-        </w:tc>
-      </w:tr>
-      <w:tr>
-        <w:tc>
-          <w:tcPr>
-            <w:tcW w:type="dxa" w:w="2412"/>
-            <w:shd w:fill="F3F4F6" w:val="clear"/>
-          </w:tcPr>
-          <w:p>
-            <w:pPr>
-              <w:spacing w:before="40" w:after="40" w:line="259" w:lineRule="auto"/>
-            </w:pPr>
-            <w:r/>
-            <w:r>
-              <w:rPr>
-                <w:rFonts w:ascii="Calibri" w:hAnsi="Calibri" w:eastAsia="Calibri"/>
-                <w:b w:val="0"/>
-                <w:sz w:val="20"/>
-              </w:rPr>
-              <w:t>Stakeholder review</w:t>
-            </w:r>
-          </w:p>
-        </w:tc>
-        <w:tc>
-          <w:tcPr>
-            <w:tcW w:type="dxa" w:w="2412"/>
-            <w:shd w:fill="F3F4F6" w:val="clear"/>
-          </w:tcPr>
-          <w:p>
-            <w:pPr>
-              <w:spacing w:before="40" w:after="40" w:line="259" w:lineRule="auto"/>
-            </w:pPr>
-            <w:r/>
-            <w:r>
-              <w:rPr>
-                <w:rFonts w:ascii="Calibri" w:hAnsi="Calibri" w:eastAsia="Calibri"/>
-                <w:b w:val="0"/>
-                <w:sz w:val="20"/>
-              </w:rPr>
-              <w:t xml:space="preserve">feature demo </w:t>
-            </w:r>
-            <w:r>
-              <w:rPr>
-                <w:rFonts w:ascii="Consolas" w:hAnsi="Consolas" w:eastAsia="Consolas"/>
-                <w:b w:val="0"/>
-                <w:color w:val="1E406E"/>
-                <w:sz w:val="20"/>
-              </w:rPr>
-              <w:t>stakeholderReview</w:t>
-            </w:r>
-          </w:p>
-        </w:tc>
-        <w:tc>
-          <w:tcPr>
-            <w:tcW w:type="dxa" w:w="2412"/>
-            <w:shd w:fill="F3F4F6" w:val="clear"/>
-          </w:tcPr>
-          <w:p>
-            <w:pPr>
-              <w:spacing w:before="40" w:after="40" w:line="259" w:lineRule="auto"/>
-            </w:pPr>
-            <w:r/>
-            <w:r>
-              <w:rPr>
-                <w:rFonts w:ascii="Calibri" w:hAnsi="Calibri" w:eastAsia="Calibri"/>
-                <w:b w:val="0"/>
-                <w:sz w:val="20"/>
-              </w:rPr>
-              <w:t>30s</w:t>
-            </w:r>
-          </w:p>
-        </w:tc>
-        <w:tc>
-          <w:tcPr>
-            <w:tcW w:type="dxa" w:w="2412"/>
-            <w:shd w:fill="F3F4F6" w:val="clear"/>
           </w:tcPr>
           <w:p>
             <w:pPr>

--- a/Key-Features-video-scripts.docx
+++ b/Key-Features-video-scripts.docx
@@ -3059,6 +3059,637 @@
       <w:r>
         <w:rPr>
           <w:rFonts w:ascii="Calibri" w:hAnsi="Calibri" w:eastAsia="Calibri"/>
+          <w:b w:val="0"/>
+          <w:color w:val="374151"/>
+          <w:sz w:val="22"/>
+        </w:rPr>
+        <w:t>File: production-stage-en.mp4 · Bed: Production · Handoff: Screening Room</w:t>
+      </w:r>
+    </w:p>
+    <w:p>
+      <w:pPr>
+        <w:spacing w:before="0" w:after="160" w:line="259" w:lineRule="auto"/>
+      </w:pPr>
+      <w:r>
+        <w:rPr>
+          <w:rFonts w:ascii="Calibri" w:hAnsi="Calibri" w:eastAsia="Calibri"/>
+          <w:b w:val="0"/>
+          <w:color w:val="374151"/>
+          <w:sz w:val="22"/>
+        </w:rPr>
+        <w:t>Voice: the director narrator, not Ana. Warm and unhurried, about 150 words a minute. He speaks the open, then narrates the captures. He does not teach the screen. No cursor tour, no logo, no end card.</w:t>
+      </w:r>
+    </w:p>
+    <w:p>
+      <w:pPr>
+        <w:spacing w:before="0" w:after="160" w:line="259" w:lineRule="auto"/>
+      </w:pPr>
+      <w:r>
+        <w:rPr>
+          <w:rFonts w:ascii="Calibri" w:hAnsi="Calibri" w:eastAsia="Calibri"/>
+          <w:b w:val="0"/>
+          <w:color w:val="374151"/>
+          <w:sz w:val="22"/>
+        </w:rPr>
+        <w:t>This film walks Control Spend, Optimize the script, Video, then Publish. It is not fifteen demos.</w:t>
+      </w:r>
+    </w:p>
+    <w:p>
+      <w:pPr>
+        <w:pStyle w:val="Heading3"/>
+        <w:spacing w:before="240" w:after="120"/>
+      </w:pPr>
+      <w:r>
+        <w:rPr>
+          <w:color w:val="111827"/>
+        </w:rPr>
+        <w:t>0:00–0:08 — Know the cost</w:t>
+      </w:r>
+    </w:p>
+    <w:p>
+      <w:pPr>
+        <w:pStyle w:val="ListBullet"/>
+        <w:spacing w:before="0" w:after="60" w:line="259" w:lineRule="auto"/>
+      </w:pPr>
+      <w:r>
+        <w:rPr>
+          <w:rFonts w:ascii="Calibri" w:hAnsi="Calibri" w:eastAsia="Calibri"/>
+          <w:sz w:val="22"/>
+        </w:rPr>
+        <w:t>Picture: The planner’s finish date, held, no chrome and no readable settings. The first 8 seconds must read with the sound off.</w:t>
+      </w:r>
+    </w:p>
+    <w:p>
+      <w:pPr>
+        <w:pStyle w:val="ListBullet"/>
+        <w:spacing w:before="0" w:after="60" w:line="259" w:lineRule="auto"/>
+      </w:pPr>
+      <w:r>
+        <w:rPr>
+          <w:rFonts w:ascii="Calibri" w:hAnsi="Calibri" w:eastAsia="Calibri"/>
+          <w:sz w:val="22"/>
+        </w:rPr>
+        <w:t>Narration: Control the spend before the first shot. Your keys. Your plan.</w:t>
+      </w:r>
+    </w:p>
+    <w:p>
+      <w:pPr>
+        <w:pStyle w:val="ListBullet"/>
+        <w:spacing w:before="0" w:after="60" w:line="259" w:lineRule="auto"/>
+      </w:pPr>
+      <w:r>
+        <w:rPr>
+          <w:rFonts w:ascii="Calibri" w:hAnsi="Calibri" w:eastAsia="Calibri"/>
+          <w:sz w:val="22"/>
+        </w:rPr>
+        <w:t>Words: 11</w:t>
+      </w:r>
+    </w:p>
+    <w:p>
+      <w:pPr>
+        <w:pStyle w:val="Heading3"/>
+        <w:spacing w:before="240" w:after="120"/>
+      </w:pPr>
+      <w:r>
+        <w:rPr>
+          <w:color w:val="111827"/>
+        </w:rPr>
+        <w:t>0:08–0:18 — Your keys, then the plan</w:t>
+      </w:r>
+    </w:p>
+    <w:p>
+      <w:pPr>
+        <w:pStyle w:val="ListBullet"/>
+        <w:spacing w:before="0" w:after="60" w:line="259" w:lineRule="auto"/>
+      </w:pPr>
+      <w:r>
+        <w:rPr>
+          <w:rFonts w:ascii="Calibri" w:hAnsi="Calibri" w:eastAsia="Calibri"/>
+          <w:sz w:val="22"/>
+        </w:rPr>
+        <w:t>Picture: Capture. Provider keys connected, masked. Generation still inside the same studio. Cut to Production Planner: stills and clips per shot, rolled up, a start date, a dated finish. No tour of settings.</w:t>
+      </w:r>
+    </w:p>
+    <w:p>
+      <w:pPr>
+        <w:pStyle w:val="ListBullet"/>
+        <w:spacing w:before="0" w:after="60" w:line="259" w:lineRule="auto"/>
+      </w:pPr>
+      <w:r>
+        <w:rPr>
+          <w:rFonts w:ascii="Calibri" w:hAnsi="Calibri" w:eastAsia="Calibri"/>
+          <w:sz w:val="22"/>
+        </w:rPr>
+        <w:t>Still if needed: BYOK keys, then Production Planner</w:t>
+      </w:r>
+    </w:p>
+    <w:p>
+      <w:pPr>
+        <w:pStyle w:val="ListBullet"/>
+        <w:spacing w:before="0" w:after="60" w:line="259" w:lineRule="auto"/>
+      </w:pPr>
+      <w:r>
+        <w:rPr>
+          <w:rFonts w:ascii="Calibri" w:hAnsi="Calibri" w:eastAsia="Calibri"/>
+          <w:sz w:val="22"/>
+        </w:rPr>
+        <w:t>Narration: Connect your own keys. Generation stays in this studio, at your rates. Set the stills and the clips per shot. The plan shows the day you finish.</w:t>
+      </w:r>
+    </w:p>
+    <w:p>
+      <w:pPr>
+        <w:pStyle w:val="ListBullet"/>
+        <w:spacing w:before="0" w:after="60" w:line="259" w:lineRule="auto"/>
+      </w:pPr>
+      <w:r>
+        <w:rPr>
+          <w:rFonts w:ascii="Calibri" w:hAnsi="Calibri" w:eastAsia="Calibri"/>
+          <w:sz w:val="22"/>
+        </w:rPr>
+        <w:t>Words: 27</w:t>
+      </w:r>
+    </w:p>
+    <w:p>
+      <w:pPr>
+        <w:pStyle w:val="Heading3"/>
+        <w:spacing w:before="240" w:after="120"/>
+      </w:pPr>
+      <w:r>
+        <w:rPr>
+          <w:color w:val="111827"/>
+        </w:rPr>
+        <w:t>0:18–0:28 — Every scene together</w:t>
+      </w:r>
+    </w:p>
+    <w:p>
+      <w:pPr>
+        <w:pStyle w:val="ListBullet"/>
+        <w:spacing w:before="0" w:after="60" w:line="259" w:lineRule="auto"/>
+      </w:pPr>
+      <w:r>
+        <w:rPr>
+          <w:rFonts w:ascii="Calibri" w:hAnsi="Calibri" w:eastAsia="Calibri"/>
+          <w:sz w:val="22"/>
+        </w:rPr>
+        <w:t>Picture: Capture. Audience Resonance on the whole script. Hold the scores and the scene notes together. Nothing is applied. Nothing rewrites itself.</w:t>
+      </w:r>
+    </w:p>
+    <w:p>
+      <w:pPr>
+        <w:pStyle w:val="ListBullet"/>
+        <w:spacing w:before="0" w:after="60" w:line="259" w:lineRule="auto"/>
+      </w:pPr>
+      <w:r>
+        <w:rPr>
+          <w:rFonts w:ascii="Calibri" w:hAnsi="Calibri" w:eastAsia="Calibri"/>
+          <w:sz w:val="22"/>
+        </w:rPr>
+        <w:t>Still if needed: Audience Resonance — scores and notes across every scene, unapplied</w:t>
+      </w:r>
+    </w:p>
+    <w:p>
+      <w:pPr>
+        <w:pStyle w:val="ListBullet"/>
+        <w:spacing w:before="0" w:after="60" w:line="259" w:lineRule="auto"/>
+      </w:pPr>
+      <w:r>
+        <w:rPr>
+          <w:rFonts w:ascii="Calibri" w:hAnsi="Calibri" w:eastAsia="Calibri"/>
+          <w:sz w:val="22"/>
+        </w:rPr>
+        <w:t>Narration: Audience Resonance reads every scene together. Scores and notes, the whole script. Nothing is rewritten until you choose it.</w:t>
+      </w:r>
+    </w:p>
+    <w:p>
+      <w:pPr>
+        <w:pStyle w:val="ListBullet"/>
+        <w:spacing w:before="0" w:after="60" w:line="259" w:lineRule="auto"/>
+      </w:pPr>
+      <w:r>
+        <w:rPr>
+          <w:rFonts w:ascii="Calibri" w:hAnsi="Calibri" w:eastAsia="Calibri"/>
+          <w:sz w:val="22"/>
+        </w:rPr>
+        <w:t>Words: 19</w:t>
+      </w:r>
+    </w:p>
+    <w:p>
+      <w:pPr>
+        <w:pStyle w:val="Heading3"/>
+        <w:spacing w:before="240" w:after="120"/>
+      </w:pPr>
+      <w:r>
+        <w:rPr>
+          <w:color w:val="111827"/>
+        </w:rPr>
+        <w:t>0:28–0:38 — The cast</w:t>
+      </w:r>
+    </w:p>
+    <w:p>
+      <w:pPr>
+        <w:pStyle w:val="ListBullet"/>
+        <w:spacing w:before="0" w:after="60" w:line="259" w:lineRule="auto"/>
+      </w:pPr>
+      <w:r>
+        <w:rPr>
+          <w:rFonts w:ascii="Calibri" w:hAnsi="Calibri" w:eastAsia="Calibri"/>
+          <w:sz w:val="22"/>
+        </w:rPr>
+        <w:t>Picture: Capture. The character, the wardrobe, and the voice, locked before the scenes. Cut on a match to the same person. No scroll.</w:t>
+      </w:r>
+    </w:p>
+    <w:p>
+      <w:pPr>
+        <w:pStyle w:val="ListBullet"/>
+        <w:spacing w:before="0" w:after="60" w:line="259" w:lineRule="auto"/>
+      </w:pPr>
+      <w:r>
+        <w:rPr>
+          <w:rFonts w:ascii="Calibri" w:hAnsi="Calibri" w:eastAsia="Calibri"/>
+          <w:sz w:val="22"/>
+        </w:rPr>
+        <w:t>Still if needed: Character, wardrobe, and voice</w:t>
+      </w:r>
+    </w:p>
+    <w:p>
+      <w:pPr>
+        <w:pStyle w:val="ListBullet"/>
+        <w:spacing w:before="0" w:after="60" w:line="259" w:lineRule="auto"/>
+      </w:pPr>
+      <w:r>
+        <w:rPr>
+          <w:rFonts w:ascii="Calibri" w:hAnsi="Calibri" w:eastAsia="Calibri"/>
+          <w:sz w:val="22"/>
+        </w:rPr>
+        <w:t>Narration: Establish the cast before the scenes. Character, wardrobe, and voice. The same person, every shot.</w:t>
+      </w:r>
+    </w:p>
+    <w:p>
+      <w:pPr>
+        <w:pStyle w:val="ListBullet"/>
+        <w:spacing w:before="0" w:after="60" w:line="259" w:lineRule="auto"/>
+      </w:pPr>
+      <w:r>
+        <w:rPr>
+          <w:rFonts w:ascii="Calibri" w:hAnsi="Calibri" w:eastAsia="Calibri"/>
+          <w:sz w:val="22"/>
+        </w:rPr>
+        <w:t>Words: 15</w:t>
+      </w:r>
+    </w:p>
+    <w:p>
+      <w:pPr>
+        <w:pStyle w:val="Heading3"/>
+        <w:spacing w:before="240" w:after="120"/>
+      </w:pPr>
+      <w:r>
+        <w:rPr>
+          <w:color w:val="111827"/>
+        </w:rPr>
+        <w:t>0:38–0:52 — Before motion</w:t>
+      </w:r>
+    </w:p>
+    <w:p>
+      <w:pPr>
+        <w:pStyle w:val="ListBullet"/>
+        <w:spacing w:before="0" w:after="60" w:line="259" w:lineRule="auto"/>
+      </w:pPr>
+      <w:r>
+        <w:rPr>
+          <w:rFonts w:ascii="Calibri" w:hAnsi="Calibri" w:eastAsia="Calibri"/>
+          <w:sz w:val="22"/>
+        </w:rPr>
+        <w:t>Picture: Capture. The scene strip, in order. Direct Shot: typed or dictated, preview, save. The dialog says Direct Shot. Audio Agent: dialogue and music. Continuity: only the references this scene needs. Stills Agent: the frames. Do not open Clips.</w:t>
+      </w:r>
+    </w:p>
+    <w:p>
+      <w:pPr>
+        <w:pStyle w:val="ListBullet"/>
+        <w:spacing w:before="0" w:after="60" w:line="259" w:lineRule="auto"/>
+      </w:pPr>
+      <w:r>
+        <w:rPr>
+          <w:rFonts w:ascii="Calibri" w:hAnsi="Calibri" w:eastAsia="Calibri"/>
+          <w:sz w:val="22"/>
+        </w:rPr>
+        <w:t>Still if needed: Direct Shot, Audio Agent, Continuity for this scene, Stills Agent</w:t>
+      </w:r>
+    </w:p>
+    <w:p>
+      <w:pPr>
+        <w:pStyle w:val="ListBullet"/>
+        <w:spacing w:before="0" w:after="60" w:line="259" w:lineRule="auto"/>
+      </w:pPr>
+      <w:r>
+        <w:rPr>
+          <w:rFonts w:ascii="Calibri" w:hAnsi="Calibri" w:eastAsia="Calibri"/>
+          <w:sz w:val="22"/>
+        </w:rPr>
+        <w:t>Narration: Direct the shot, typed or spoken. Audio Agent builds the dialogue and the music. Draw only the references this scene needs. Stills Agent builds the frames.</w:t>
+      </w:r>
+    </w:p>
+    <w:p>
+      <w:pPr>
+        <w:pStyle w:val="ListBullet"/>
+        <w:spacing w:before="0" w:after="60" w:line="259" w:lineRule="auto"/>
+      </w:pPr>
+      <w:r>
+        <w:rPr>
+          <w:rFonts w:ascii="Calibri" w:hAnsi="Calibri" w:eastAsia="Calibri"/>
+          <w:sz w:val="22"/>
+        </w:rPr>
+        <w:t>Words: 26</w:t>
+      </w:r>
+    </w:p>
+    <w:p>
+      <w:pPr>
+        <w:pStyle w:val="Heading3"/>
+        <w:spacing w:before="240" w:after="120"/>
+      </w:pPr>
+      <w:r>
+        <w:rPr>
+          <w:color w:val="111827"/>
+        </w:rPr>
+        <w:t>0:52–1:04 — Animatic</w:t>
+      </w:r>
+    </w:p>
+    <w:p>
+      <w:pPr>
+        <w:pStyle w:val="ListBullet"/>
+        <w:spacing w:before="0" w:after="60" w:line="259" w:lineRule="auto"/>
+      </w:pPr>
+      <w:r>
+        <w:rPr>
+          <w:rFonts w:ascii="Calibri" w:hAnsi="Calibri" w:eastAsia="Calibri"/>
+          <w:sz w:val="22"/>
+        </w:rPr>
+        <w:t>Picture: Capture. Screening Room. The animatic: approved stills, her line, score. Share is there. Do not render a clip in this beat.</w:t>
+      </w:r>
+    </w:p>
+    <w:p>
+      <w:pPr>
+        <w:pStyle w:val="ListBullet"/>
+        <w:spacing w:before="0" w:after="60" w:line="259" w:lineRule="auto"/>
+      </w:pPr>
+      <w:r>
+        <w:rPr>
+          <w:rFonts w:ascii="Calibri" w:hAnsi="Calibri" w:eastAsia="Calibri"/>
+          <w:sz w:val="22"/>
+        </w:rPr>
+        <w:t>Still if needed: Screening Room animatic, with share</w:t>
+      </w:r>
+    </w:p>
+    <w:p>
+      <w:pPr>
+        <w:pStyle w:val="ListBullet"/>
+        <w:spacing w:before="0" w:after="60" w:line="259" w:lineRule="auto"/>
+      </w:pPr>
+      <w:r>
+        <w:rPr>
+          <w:rFonts w:ascii="Calibri" w:hAnsi="Calibri" w:eastAsia="Calibri"/>
+          <w:sz w:val="22"/>
+        </w:rPr>
+        <w:t>Narration: Watch the animatic with the sound. Share it. Finish every scene before video, so a script change does not rerun the clips. Many creators ship this as the MP4.</w:t>
+      </w:r>
+    </w:p>
+    <w:p>
+      <w:pPr>
+        <w:pStyle w:val="ListBullet"/>
+        <w:spacing w:before="0" w:after="60" w:line="259" w:lineRule="auto"/>
+      </w:pPr>
+      <w:r>
+        <w:rPr>
+          <w:rFonts w:ascii="Calibri" w:hAnsi="Calibri" w:eastAsia="Calibri"/>
+          <w:sz w:val="22"/>
+        </w:rPr>
+        <w:t>Words: 29</w:t>
+      </w:r>
+    </w:p>
+    <w:p>
+      <w:pPr>
+        <w:pStyle w:val="Heading3"/>
+        <w:spacing w:before="240" w:after="120"/>
+      </w:pPr>
+      <w:r>
+        <w:rPr>
+          <w:color w:val="111827"/>
+        </w:rPr>
+        <w:t>1:04–1:14 — Clips</w:t>
+      </w:r>
+    </w:p>
+    <w:p>
+      <w:pPr>
+        <w:pStyle w:val="ListBullet"/>
+        <w:spacing w:before="0" w:after="60" w:line="259" w:lineRule="auto"/>
+      </w:pPr>
+      <w:r>
+        <w:rPr>
+          <w:rFonts w:ascii="Calibri" w:hAnsi="Calibri" w:eastAsia="Calibri"/>
+          <w:sz w:val="22"/>
+        </w:rPr>
+        <w:t>Picture: Capture. Video Agent on the Clips tab, already in motion, not a spinner. Cut to the stitched scene in the Screening Room. If the shot is wrong, Direct Shot again: typed or dictated. The dialog says Direct Shot.</w:t>
+      </w:r>
+    </w:p>
+    <w:p>
+      <w:pPr>
+        <w:pStyle w:val="ListBullet"/>
+        <w:spacing w:before="0" w:after="60" w:line="259" w:lineRule="auto"/>
+      </w:pPr>
+      <w:r>
+        <w:rPr>
+          <w:rFonts w:ascii="Calibri" w:hAnsi="Calibri" w:eastAsia="Calibri"/>
+          <w:sz w:val="22"/>
+        </w:rPr>
+        <w:t>Still if needed: Video Agent, then the stitched scene, then Direct Shot</w:t>
+      </w:r>
+    </w:p>
+    <w:p>
+      <w:pPr>
+        <w:pStyle w:val="ListBullet"/>
+        <w:spacing w:before="0" w:after="60" w:line="259" w:lineRule="auto"/>
+      </w:pPr>
+      <w:r>
+        <w:rPr>
+          <w:rFonts w:ascii="Calibri" w:hAnsi="Calibri" w:eastAsia="Calibri"/>
+          <w:sz w:val="22"/>
+        </w:rPr>
+        <w:t>Narration: Video Agent generates the shot clips. Watch the stitched scene in the Screening Room. If a shot is wrong, direct it again.</w:t>
+      </w:r>
+    </w:p>
+    <w:p>
+      <w:pPr>
+        <w:pStyle w:val="ListBullet"/>
+        <w:spacing w:before="0" w:after="60" w:line="259" w:lineRule="auto"/>
+      </w:pPr>
+      <w:r>
+        <w:rPr>
+          <w:rFonts w:ascii="Calibri" w:hAnsi="Calibri" w:eastAsia="Calibri"/>
+          <w:sz w:val="22"/>
+        </w:rPr>
+        <w:t>Words: 22</w:t>
+      </w:r>
+    </w:p>
+    <w:p>
+      <w:pPr>
+        <w:pStyle w:val="Heading3"/>
+        <w:spacing w:before="240" w:after="120"/>
+      </w:pPr>
+      <w:r>
+        <w:rPr>
+          <w:color w:val="111827"/>
+        </w:rPr>
+        <w:t>1:14–1:24 — Mix, then the language</w:t>
+      </w:r>
+    </w:p>
+    <w:p>
+      <w:pPr>
+        <w:pStyle w:val="ListBullet"/>
+        <w:spacing w:before="0" w:after="60" w:line="259" w:lineRule="auto"/>
+      </w:pPr>
+      <w:r>
+        <w:rPr>
+          <w:rFonts w:ascii="Calibri" w:hAnsi="Calibri" w:eastAsia="Calibri"/>
+          <w:sz w:val="22"/>
+        </w:rPr>
+        <w:t>Picture: Capture. Mixer. One shot dropped, one shot trimmed. Dialogue against score. Cut to a language version: Double or Regenerate on a line, and a signage shot regenerated. No model tour.</w:t>
+      </w:r>
+    </w:p>
+    <w:p>
+      <w:pPr>
+        <w:pStyle w:val="ListBullet"/>
+        <w:spacing w:before="0" w:after="60" w:line="259" w:lineRule="auto"/>
+      </w:pPr>
+      <w:r>
+        <w:rPr>
+          <w:rFonts w:ascii="Calibri" w:hAnsi="Calibri" w:eastAsia="Calibri"/>
+          <w:sz w:val="22"/>
+        </w:rPr>
+        <w:t>Still if needed: Mixer — include, trim, balance; then Double or Regenerate, including signage</w:t>
+      </w:r>
+    </w:p>
+    <w:p>
+      <w:pPr>
+        <w:pStyle w:val="ListBullet"/>
+        <w:spacing w:before="0" w:after="60" w:line="259" w:lineRule="auto"/>
+      </w:pPr>
+      <w:r>
+        <w:rPr>
+          <w:rFonts w:ascii="Calibri" w:hAnsi="Calibri" w:eastAsia="Calibri"/>
+          <w:sz w:val="22"/>
+        </w:rPr>
+        <w:t>Narration: In the Mixer, keep or drop shots, trim them, and balance voice, score, and effects. Dub the language, or regenerate the line and the signage.</w:t>
+      </w:r>
+    </w:p>
+    <w:p>
+      <w:pPr>
+        <w:pStyle w:val="ListBullet"/>
+        <w:spacing w:before="0" w:after="60" w:line="259" w:lineRule="auto"/>
+      </w:pPr>
+      <w:r>
+        <w:rPr>
+          <w:rFonts w:ascii="Calibri" w:hAnsi="Calibri" w:eastAsia="Calibri"/>
+          <w:sz w:val="22"/>
+        </w:rPr>
+        <w:t>Words: 25</w:t>
+      </w:r>
+    </w:p>
+    <w:p>
+      <w:pPr>
+        <w:pStyle w:val="Heading3"/>
+        <w:spacing w:before="240" w:after="120"/>
+      </w:pPr>
+      <w:r>
+        <w:rPr>
+          <w:color w:val="111827"/>
+        </w:rPr>
+        <w:t>1:24–1:30 — Ship</w:t>
+      </w:r>
+    </w:p>
+    <w:p>
+      <w:pPr>
+        <w:pStyle w:val="ListBullet"/>
+        <w:spacing w:before="0" w:after="60" w:line="259" w:lineRule="auto"/>
+      </w:pPr>
+      <w:r>
+        <w:rPr>
+          <w:rFonts w:ascii="Calibri" w:hAnsi="Calibri" w:eastAsia="Calibri"/>
+          <w:sz w:val="22"/>
+        </w:rPr>
+        <w:t>Picture: Capture. Package and ship. A scene, a chapter, the master, or a promo. Destinations: YouTube, Facebook, TikTok, or MP4 download. Then a one-second dip to black. No card.</w:t>
+      </w:r>
+    </w:p>
+    <w:p>
+      <w:pPr>
+        <w:pStyle w:val="ListBullet"/>
+        <w:spacing w:before="0" w:after="60" w:line="259" w:lineRule="auto"/>
+      </w:pPr>
+      <w:r>
+        <w:rPr>
+          <w:rFonts w:ascii="Calibri" w:hAnsi="Calibri" w:eastAsia="Calibri"/>
+          <w:sz w:val="22"/>
+        </w:rPr>
+        <w:t>Still if needed: Package and ship — scene, chapter, master, promo; YouTube, Facebook, TikTok, MP4</w:t>
+      </w:r>
+    </w:p>
+    <w:p>
+      <w:pPr>
+        <w:pStyle w:val="ListBullet"/>
+        <w:spacing w:before="0" w:after="60" w:line="259" w:lineRule="auto"/>
+      </w:pPr>
+      <w:r>
+        <w:rPr>
+          <w:rFonts w:ascii="Calibri" w:hAnsi="Calibri" w:eastAsia="Calibri"/>
+          <w:sz w:val="22"/>
+        </w:rPr>
+        <w:t>Narration: Ship the scene, the chapter, the master, or the promo.</w:t>
+      </w:r>
+    </w:p>
+    <w:p>
+      <w:pPr>
+        <w:pStyle w:val="ListBullet"/>
+        <w:spacing w:before="0" w:after="60" w:line="259" w:lineRule="auto"/>
+      </w:pPr>
+      <w:r>
+        <w:rPr>
+          <w:rFonts w:ascii="Calibri" w:hAnsi="Calibri" w:eastAsia="Calibri"/>
+          <w:sz w:val="22"/>
+        </w:rPr>
+        <w:t>Words: 10</w:t>
+      </w:r>
+    </w:p>
+    <w:p>
+      <w:pPr>
+        <w:spacing w:before="0" w:after="160" w:line="259" w:lineRule="auto"/>
+      </w:pPr>
+      <w:r>
+        <w:rPr>
+          <w:rFonts w:ascii="Calibri" w:hAnsi="Calibri" w:eastAsia="Calibri"/>
+          <w:b w:val="0"/>
+          <w:color w:val="374151"/>
+          <w:sz w:val="22"/>
+        </w:rPr>
+        <w:t>Spoken total: 184 words. If a read runs long, shorten Publish before any other line. The opening cost line stays.</w:t>
+      </w:r>
+    </w:p>
+    <w:p>
+      <w:pPr>
+        <w:pStyle w:val="Heading2"/>
+        <w:spacing w:before="320" w:after="120"/>
+      </w:pPr>
+      <w:r>
+        <w:rPr>
+          <w:color w:val="111827"/>
+        </w:rPr>
+        <w:t>4. Screening Room — 60 seconds</w:t>
+      </w:r>
+    </w:p>
+    <w:p>
+      <w:pPr>
+        <w:spacing w:before="0" w:after="160" w:line="259" w:lineRule="auto"/>
+      </w:pPr>
+      <w:r>
+        <w:rPr>
+          <w:rFonts w:ascii="Calibri" w:hAnsi="Calibri" w:eastAsia="Calibri"/>
           <w:b/>
           <w:sz w:val="22"/>
         </w:rPr>
@@ -3079,7 +3710,7 @@
           <w:color w:val="1E406E"/>
           <w:sz w:val="20"/>
         </w:rPr>
-        <w:t>production-stage-en.mp4</w:t>
+        <w:t>screening-room-en.mp4</w:t>
       </w:r>
       <w:r>
         <w:rPr>
@@ -3103,7 +3734,7 @@
           <w:b w:val="0"/>
           <w:sz w:val="22"/>
         </w:rPr>
-        <w:t xml:space="preserve"> Production · </w:t>
+        <w:t xml:space="preserve"> Screening · </w:t>
       </w:r>
       <w:r>
         <w:rPr>
@@ -3119,7 +3750,7 @@
           <w:b w:val="0"/>
           <w:sz w:val="22"/>
         </w:rPr>
-        <w:t xml:space="preserve"> Screening Room</w:t>
+        <w:t xml:space="preserve"> Watch the longform</w:t>
       </w:r>
     </w:p>
     <w:p>
@@ -3132,7 +3763,7 @@
           <w:b w:val="0"/>
           <w:sz w:val="22"/>
         </w:rPr>
-        <w:t>This film walks Spend, Script, Picture, then Deploy. It is not fifteen demos.</w:t>
+        <w:t>Do not re-teach the player. Show that one surface holds the work.</w:t>
       </w:r>
     </w:p>
     <w:p>
@@ -3144,7 +3775,7 @@
         <w:rPr>
           <w:color w:val="111827"/>
         </w:rPr>
-        <w:t>0:00–0:08 — The face, owed</w:t>
+        <w:t>0:00–0:12 — The piece</w:t>
       </w:r>
     </w:p>
     <w:p>
@@ -3175,7 +3806,7 @@
           <w:color w:val="1E406E"/>
           <w:sz w:val="20"/>
         </w:rPr>
-        <w:t>omni-hold</w:t>
+        <w:t>omni-walk</w:t>
       </w:r>
       <w:r>
         <w:rPr>
@@ -3183,7 +3814,7 @@
           <w:b w:val="0"/>
           <w:sz w:val="22"/>
         </w:rPr>
-        <w:t>, seconds 2–10. Her face, close, unblinking.</w:t>
+        <w:t>, full, played as the master. No chrome until the cut.</w:t>
       </w:r>
     </w:p>
     <w:p>
@@ -3205,7 +3836,7 @@
           <w:b w:val="0"/>
           <w:sz w:val="22"/>
         </w:rPr>
-        <w:t xml:space="preserve"> If the next scene recasts her, the film is over.</w:t>
+        <w:t xml:space="preserve"> None.</w:t>
       </w:r>
     </w:p>
     <w:p>
@@ -3227,7 +3858,7 @@
           <w:b w:val="0"/>
           <w:sz w:val="22"/>
         </w:rPr>
-        <w:t xml:space="preserve"> 10</w:t>
+        <w:t xml:space="preserve"> 0</w:t>
       </w:r>
     </w:p>
     <w:p>
@@ -3239,7 +3870,7 @@
         <w:rPr>
           <w:color w:val="111827"/>
         </w:rPr>
-        <w:t>0:08–0:20 — Your keys, then the plan</w:t>
+        <w:t>0:12–0:28 — One player</w:t>
       </w:r>
     </w:p>
     <w:p>
@@ -3261,7 +3892,7 @@
           <w:b w:val="0"/>
           <w:sz w:val="22"/>
         </w:rPr>
-        <w:t xml:space="preserve"> Capture. The existing BYOK shot: provider keys connected, masked, generation still inside the same studio. Cut to the planner: stills and clips per shot, rolled up, a dated finish. No tour of settings.</w:t>
+        <w:t xml:space="preserve"> Capture. The same doorway shot inside the player. Switch once: Pre-Vis, then the scene, then the master. The face does not change. A language switch: the picture holds, the voice changes. No menu tour.</w:t>
       </w:r>
     </w:p>
     <w:p>
@@ -3292,7 +3923,21 @@
           <w:color w:val="1E406E"/>
           <w:sz w:val="20"/>
         </w:rPr>
-        <w:t>BYOK keys</w:t>
+        <w:t>Screening Room player</w:t>
+      </w:r>
+    </w:p>
+    <w:p>
+      <w:pPr>
+        <w:pStyle w:val="ListBullet"/>
+        <w:spacing w:before="0" w:after="60" w:line="259" w:lineRule="auto"/>
+      </w:pPr>
+      <w:r>
+        <w:rPr>
+          <w:rFonts w:ascii="Calibri" w:hAnsi="Calibri" w:eastAsia="Calibri"/>
+          <w:b/>
+          <w:sz w:val="22"/>
+        </w:rPr>
+        <w:t>Narration:</w:t>
       </w:r>
       <w:r>
         <w:rPr>
@@ -3300,7 +3945,85 @@
           <w:b w:val="0"/>
           <w:sz w:val="22"/>
         </w:rPr>
-        <w:t xml:space="preserve">, then </w:t>
+        <w:t xml:space="preserve"> One player. The pre-vis. The scene. The master. The trailer. Switch the language and you are still on the cut the Mixer rendered.</w:t>
+      </w:r>
+    </w:p>
+    <w:p>
+      <w:pPr>
+        <w:pStyle w:val="ListBullet"/>
+        <w:spacing w:before="0" w:after="60" w:line="259" w:lineRule="auto"/>
+      </w:pPr>
+      <w:r>
+        <w:rPr>
+          <w:rFonts w:ascii="Calibri" w:hAnsi="Calibri" w:eastAsia="Calibri"/>
+          <w:b/>
+          <w:sz w:val="22"/>
+        </w:rPr>
+        <w:t>Words:</w:t>
+      </w:r>
+      <w:r>
+        <w:rPr>
+          <w:rFonts w:ascii="Calibri" w:hAnsi="Calibri" w:eastAsia="Calibri"/>
+          <w:b w:val="0"/>
+          <w:sz w:val="22"/>
+        </w:rPr>
+        <w:t xml:space="preserve"> 24</w:t>
+      </w:r>
+    </w:p>
+    <w:p>
+      <w:pPr>
+        <w:pStyle w:val="Heading3"/>
+        <w:spacing w:before="240" w:after="120"/>
+      </w:pPr>
+      <w:r>
+        <w:rPr>
+          <w:color w:val="111827"/>
+        </w:rPr>
+        <w:t>0:28–0:44 — A note on the picture</w:t>
+      </w:r>
+    </w:p>
+    <w:p>
+      <w:pPr>
+        <w:pStyle w:val="ListBullet"/>
+        <w:spacing w:before="0" w:after="60" w:line="259" w:lineRule="auto"/>
+      </w:pPr>
+      <w:r>
+        <w:rPr>
+          <w:rFonts w:ascii="Calibri" w:hAnsi="Calibri" w:eastAsia="Calibri"/>
+          <w:b/>
+          <w:sz w:val="22"/>
+        </w:rPr>
+        <w:t>Picture:</w:t>
+      </w:r>
+      <w:r>
+        <w:rPr>
+          <w:rFonts w:ascii="Calibri" w:hAnsi="Calibri" w:eastAsia="Calibri"/>
+          <w:b w:val="0"/>
+          <w:sz w:val="22"/>
+        </w:rPr>
+        <w:t xml:space="preserve"> Capture. One shared link. A reviewer watches real playback and leaves a note on the frame, not in an email. The phone shows the note. The studio stays on the desktop.</w:t>
+      </w:r>
+    </w:p>
+    <w:p>
+      <w:pPr>
+        <w:pStyle w:val="ListBullet"/>
+        <w:spacing w:before="0" w:after="60" w:line="259" w:lineRule="auto"/>
+      </w:pPr>
+      <w:r>
+        <w:rPr>
+          <w:rFonts w:ascii="Calibri" w:hAnsi="Calibri" w:eastAsia="Calibri"/>
+          <w:b/>
+          <w:sz w:val="22"/>
+        </w:rPr>
+        <w:t>Still if needed:</w:t>
+      </w:r>
+      <w:r>
+        <w:rPr>
+          <w:rFonts w:ascii="Calibri" w:hAnsi="Calibri" w:eastAsia="Calibri"/>
+          <w:b w:val="0"/>
+          <w:sz w:val="22"/>
+        </w:rPr>
+        <w:t xml:space="preserve"> </w:t>
       </w:r>
       <w:r>
         <w:rPr>
@@ -3309,7 +4032,7 @@
           <w:color w:val="1E406E"/>
           <w:sz w:val="20"/>
         </w:rPr>
-        <w:t>Production Planner</w:t>
+        <w:t>Shared review</w:t>
       </w:r>
     </w:p>
     <w:p>
@@ -3331,7 +4054,7 @@
           <w:b w:val="0"/>
           <w:sz w:val="22"/>
         </w:rPr>
-        <w:t xml:space="preserve"> Your keys. Your rates. The studio stays. Before a shot is spent, you can see the day it finishes.</w:t>
+        <w:t xml:space="preserve"> Send one link. They watch the picture and write on the picture. You read it on your phone. You do not mail a rough cut around.</w:t>
       </w:r>
     </w:p>
     <w:p>
@@ -3353,7 +4076,7 @@
           <w:b w:val="0"/>
           <w:sz w:val="22"/>
         </w:rPr>
-        <w:t xml:space="preserve"> 19</w:t>
+        <w:t xml:space="preserve"> 26</w:t>
       </w:r>
     </w:p>
     <w:p>
@@ -3365,7 +4088,7 @@
         <w:rPr>
           <w:color w:val="111827"/>
         </w:rPr>
-        <w:t>0:20–0:32 — The page, then the read</w:t>
+        <w:t>0:44–0:55 — Ship the piece that is done</w:t>
       </w:r>
     </w:p>
     <w:p>
@@ -3387,7 +4110,7 @@
           <w:b w:val="0"/>
           <w:sz w:val="22"/>
         </w:rPr>
-        <w:t xml:space="preserve"> Capture. The shot-by-shot page, dialogue beside it. Cut to the script resonance report: a score, a scene note. She does not apply it yet.</w:t>
+        <w:t xml:space="preserve"> Capture. A finished scene, a few minutes, ready to leave: title and description with it. The rest of the film is still on the board behind it, unfinished, and that is fine. Do not show a settings maze.</w:t>
       </w:r>
     </w:p>
     <w:p>
@@ -3418,7 +4141,21 @@
           <w:color w:val="1E406E"/>
           <w:sz w:val="20"/>
         </w:rPr>
-        <w:t>Script</w:t>
+        <w:t>Publish package</w:t>
+      </w:r>
+    </w:p>
+    <w:p>
+      <w:pPr>
+        <w:pStyle w:val="ListBullet"/>
+        <w:spacing w:before="0" w:after="60" w:line="259" w:lineRule="auto"/>
+      </w:pPr>
+      <w:r>
+        <w:rPr>
+          <w:rFonts w:ascii="Calibri" w:hAnsi="Calibri" w:eastAsia="Calibri"/>
+          <w:b/>
+          <w:sz w:val="22"/>
+        </w:rPr>
+        <w:t>Narration:</w:t>
       </w:r>
       <w:r>
         <w:rPr>
@@ -3426,7 +4163,63 @@
           <w:b w:val="0"/>
           <w:sz w:val="22"/>
         </w:rPr>
-        <w:t xml:space="preserve">, then </w:t>
+        <w:t xml:space="preserve"> When a scene is ready, let it go. A chapter. The master. The promo. Keep building what is not ready yet.</w:t>
+      </w:r>
+    </w:p>
+    <w:p>
+      <w:pPr>
+        <w:pStyle w:val="ListBullet"/>
+        <w:spacing w:before="0" w:after="60" w:line="259" w:lineRule="auto"/>
+      </w:pPr>
+      <w:r>
+        <w:rPr>
+          <w:rFonts w:ascii="Calibri" w:hAnsi="Calibri" w:eastAsia="Calibri"/>
+          <w:b/>
+          <w:sz w:val="22"/>
+        </w:rPr>
+        <w:t>Words:</w:t>
+      </w:r>
+      <w:r>
+        <w:rPr>
+          <w:rFonts w:ascii="Calibri" w:hAnsi="Calibri" w:eastAsia="Calibri"/>
+          <w:b w:val="0"/>
+          <w:sz w:val="22"/>
+        </w:rPr>
+        <w:t xml:space="preserve"> 21</w:t>
+      </w:r>
+    </w:p>
+    <w:p>
+      <w:pPr>
+        <w:pStyle w:val="Heading3"/>
+        <w:spacing w:before="240" w:after="120"/>
+      </w:pPr>
+      <w:r>
+        <w:rPr>
+          <w:color w:val="111827"/>
+        </w:rPr>
+        <w:t>0:55–1:00 — Watch the longform</w:t>
+      </w:r>
+    </w:p>
+    <w:p>
+      <w:pPr>
+        <w:pStyle w:val="ListBullet"/>
+        <w:spacing w:before="0" w:after="60" w:line="259" w:lineRule="auto"/>
+      </w:pPr>
+      <w:r>
+        <w:rPr>
+          <w:rFonts w:ascii="Calibri" w:hAnsi="Calibri" w:eastAsia="Calibri"/>
+          <w:b/>
+          <w:sz w:val="22"/>
+        </w:rPr>
+        <w:t>Picture:</w:t>
+      </w:r>
+      <w:r>
+        <w:rPr>
+          <w:rFonts w:ascii="Calibri" w:hAnsi="Calibri" w:eastAsia="Calibri"/>
+          <w:b w:val="0"/>
+          <w:sz w:val="22"/>
+        </w:rPr>
+        <w:t xml:space="preserve"> Omni </w:t>
       </w:r>
       <w:r>
         <w:rPr>
@@ -3435,7 +4228,15 @@
           <w:color w:val="1E406E"/>
           <w:sz w:val="20"/>
         </w:rPr>
-        <w:t>Script report</w:t>
+        <w:t>omni-door</w:t>
+      </w:r>
+      <w:r>
+        <w:rPr>
+          <w:rFonts w:ascii="Calibri" w:hAnsi="Calibri" w:eastAsia="Calibri"/>
+          <w:b w:val="0"/>
+          <w:sz w:val="22"/>
+        </w:rPr>
+        <w:t>, the turn, five seconds. The bed returns under the last line only.</w:t>
       </w:r>
     </w:p>
     <w:p>
@@ -3457,7 +4258,7 @@
           <w:b w:val="0"/>
           <w:sz w:val="22"/>
         </w:rPr>
-        <w:t xml:space="preserve"> The page is written before a clip is spent. A test audience reads it and leaves notes. Nothing moves until you say so.</w:t>
+        <w:t xml:space="preserve"> Watch the longform.</w:t>
       </w:r>
     </w:p>
     <w:p>
@@ -3479,11 +4280,90 @@
           <w:b w:val="0"/>
           <w:sz w:val="22"/>
         </w:rPr>
-        <w:t xml:space="preserve"> 23</w:t>
+        <w:t xml:space="preserve"> 3</w:t>
       </w:r>
     </w:p>
     <w:p>
       <w:pPr>
+        <w:spacing w:before="0" w:after="160" w:line="259" w:lineRule="auto"/>
+      </w:pPr>
+      <w:r>
+        <w:rPr>
+          <w:rFonts w:ascii="Calibri" w:hAnsi="Calibri" w:eastAsia="Calibri"/>
+          <w:b/>
+          <w:sz w:val="22"/>
+        </w:rPr>
+        <w:t>Spoken total:</w:t>
+      </w:r>
+      <w:r>
+        <w:rPr>
+          <w:rFonts w:ascii="Calibri" w:hAnsi="Calibri" w:eastAsia="Calibri"/>
+          <w:b w:val="0"/>
+          <w:sz w:val="22"/>
+        </w:rPr>
+        <w:t xml:space="preserve"> 74 words.</w:t>
+      </w:r>
+    </w:p>
+    <w:p>
+      <w:pPr>
+        <w:pStyle w:val="Heading1"/>
+        <w:spacing w:before="320" w:after="120"/>
+      </w:pPr>
+      <w:r>
+        <w:rPr>
+          <w:color w:val="111827"/>
+        </w:rPr>
+        <w:t>30-second demos</w:t>
+      </w:r>
+    </w:p>
+    <w:p>
+      <w:pPr>
+        <w:spacing w:before="0" w:after="160" w:line="259" w:lineRule="auto"/>
+      </w:pPr>
+      <w:r>
+        <w:rPr>
+          <w:rFonts w:ascii="Calibri" w:hAnsi="Calibri" w:eastAsia="Calibri"/>
+          <w:b w:val="0"/>
+          <w:sz w:val="22"/>
+        </w:rPr>
+        <w:t>Each demo stands alone. Shared gestures do not get a second film.</w:t>
+      </w:r>
+    </w:p>
+    <w:p>
+      <w:pPr>
+        <w:pStyle w:val="Heading2"/>
+        <w:spacing w:before="320" w:after="120"/>
+      </w:pPr>
+      <w:r>
+        <w:rPr>
+          <w:color w:val="111827"/>
+        </w:rPr>
+        <w:t>Series</w:t>
+      </w:r>
+    </w:p>
+    <w:p>
+      <w:pPr>
+        <w:spacing w:before="0" w:after="160" w:line="259" w:lineRule="auto"/>
+      </w:pPr>
+      <w:r>
+        <w:rPr>
+          <w:rFonts w:ascii="Calibri" w:hAnsi="Calibri" w:eastAsia="Calibri"/>
+          <w:b/>
+          <w:sz w:val="22"/>
+        </w:rPr>
+        <w:t>These Series demos are narrated by Ana. Open on her, not on the drama Omni clips. The close is a held still of the capture. Do not cut in the wool-coat woman.</w:t>
+      </w:r>
+      <w:r>
+        <w:rPr>
+          <w:rFonts w:ascii="Calibri" w:hAnsi="Calibri" w:eastAsia="Calibri"/>
+          <w:b w:val="0"/>
+          <w:sz w:val="22"/>
+        </w:rPr>
+        <w:t xml:space="preserve"/>
+      </w:r>
+    </w:p>
+    <w:p>
+      <w:pPr>
         <w:pStyle w:val="Heading3"/>
         <w:spacing w:before="240" w:after="120"/>
       </w:pPr>
@@ -3491,7 +4371,7 @@
         <w:rPr>
           <w:color w:val="111827"/>
         </w:rPr>
-        <w:t>0:32–0:42 — One scene</w:t>
+        <w:t>New Series — `newSeries` — 30s</w:t>
       </w:r>
     </w:p>
     <w:p>
@@ -3505,15 +4385,7 @@
           <w:b/>
           <w:sz w:val="22"/>
         </w:rPr>
-        <w:t>Picture:</w:t>
-      </w:r>
-      <w:r>
-        <w:rPr>
-          <w:rFonts w:ascii="Calibri" w:hAnsi="Calibri" w:eastAsia="Calibri"/>
-          <w:b w:val="0"/>
-          <w:sz w:val="22"/>
-        </w:rPr>
-        <w:t xml:space="preserve"> Capture. Scene Director on a single scene: preview, she keeps one change, the other scenes stay. One cut, two seconds, to the same gesture on the full draft. She accepts.</w:t>
+        <w:t>0:00–0:03 Picture: Ana at the studio desk, amber light, she turns toward the work. Narration: Start with what you mean. Words: 5</w:t>
       </w:r>
     </w:p>
     <w:p>
@@ -3527,15 +4399,333 @@
           <w:b/>
           <w:sz w:val="22"/>
         </w:rPr>
-        <w:t>Still if needed:</w:t>
-      </w:r>
+        <w:t>0:03–0:23 Picture: Capture. Create New Series. Intent in the synopsis. Clarify and Confirm. Cut when it locks, then Generate Series. Still: Create New Series — intent, Clarify and Confirm, Generate Series. Narration: New Series. Say the intent. Clarify it until the synopsis is yours. Then generate the baseline. Words: 16</w:t>
+      </w:r>
+    </w:p>
+    <w:p>
+      <w:pPr>
+        <w:pStyle w:val="ListBullet"/>
+        <w:spacing w:before="0" w:after="60" w:line="259" w:lineRule="auto"/>
+      </w:pPr>
+      <w:r>
+        <w:rPr>
+          <w:rFonts w:ascii="Calibri" w:hAnsi="Calibri" w:eastAsia="Calibri"/>
+          <w:b/>
+          <w:sz w:val="22"/>
+        </w:rPr>
+        <w:t>0:23–0:30 Picture: The locked synopsis, held. Narration: The season starts from that. Words: 5</w:t>
+      </w:r>
+    </w:p>
+    <w:p>
+      <w:pPr>
+        <w:pStyle w:val="ListBullet"/>
+        <w:spacing w:before="0" w:after="60" w:line="259" w:lineRule="auto"/>
+      </w:pPr>
+      <w:r>
+        <w:rPr>
+          <w:rFonts w:ascii="Calibri" w:hAnsi="Calibri" w:eastAsia="Calibri"/>
+          <w:b/>
+          <w:sz w:val="22"/>
+        </w:rPr>
+        <w:t>Bed: Series. Spoken: 26</w:t>
+      </w:r>
+    </w:p>
+    <w:p>
+      <w:pPr>
+        <w:pStyle w:val="Heading3"/>
+        <w:spacing w:before="240" w:after="120"/>
+      </w:pPr>
+      <w:r>
+        <w:rPr>
+          <w:color w:val="111827"/>
+        </w:rPr>
+        <w:t>Review the first cut — `seriesReview` — 30s</w:t>
+      </w:r>
+    </w:p>
+    <w:p>
+      <w:pPr>
+        <w:pStyle w:val="ListBullet"/>
+        <w:spacing w:before="0" w:after="60" w:line="259" w:lineRule="auto"/>
+      </w:pPr>
+      <w:r>
+        <w:rPr>
+          <w:rFonts w:ascii="Calibri" w:hAnsi="Calibri" w:eastAsia="Calibri"/>
+          <w:b/>
+          <w:sz w:val="22"/>
+        </w:rPr>
+        <w:t>0:00–0:03 Picture: Ana, a beat of stillness, looking toward the screen light. Narration: Hear it before you change it. Words: 6</w:t>
+      </w:r>
+    </w:p>
+    <w:p>
+      <w:pPr>
+        <w:pStyle w:val="ListBullet"/>
+        <w:spacing w:before="0" w:after="60" w:line="259" w:lineRule="auto"/>
+      </w:pPr>
+      <w:r>
+        <w:rPr>
+          <w:rFonts w:ascii="Calibri" w:hAnsi="Calibri" w:eastAsia="Calibri"/>
+          <w:b/>
+          <w:sz w:val="22"/>
+        </w:rPr>
+        <w:t>0:03–0:23 Picture: Capture. Overview with Listen. Cut to Episodes Listen. Hold Consistency on Story Threads. Then Continuity: Cast, Locations, Props, Settings. Cut on a match. Still: Overview Listen, Episodes Listen, Consistency, Continuity — Cast, Locations, Props, Settings. Narration: Read it, or listen. Overview and episodes. Consistency holds the story. Continuity holds the cast, the places, the props, and the look. Words: 22</w:t>
+      </w:r>
+    </w:p>
+    <w:p>
+      <w:pPr>
+        <w:pStyle w:val="ListBullet"/>
+        <w:spacing w:before="0" w:after="60" w:line="259" w:lineRule="auto"/>
+      </w:pPr>
+      <w:r>
+        <w:rPr>
+          <w:rFonts w:ascii="Calibri" w:hAnsi="Calibri" w:eastAsia="Calibri"/>
+          <w:b/>
+          <w:sz w:val="22"/>
+        </w:rPr>
+        <w:t>0:23–0:30 Picture: Continuity held on the same cast. Narration: Same people. Every episode. Words: 4</w:t>
+      </w:r>
+    </w:p>
+    <w:p>
+      <w:pPr>
+        <w:pStyle w:val="ListBullet"/>
+        <w:spacing w:before="0" w:after="60" w:line="259" w:lineRule="auto"/>
+      </w:pPr>
+      <w:r>
+        <w:rPr>
+          <w:rFonts w:ascii="Calibri" w:hAnsi="Calibri" w:eastAsia="Calibri"/>
+          <w:b/>
+          <w:sz w:val="22"/>
+        </w:rPr>
+        <w:t>Bed: Series. Spoken: 32</w:t>
+      </w:r>
+    </w:p>
+    <w:p>
+      <w:pPr>
+        <w:pStyle w:val="Heading3"/>
+        <w:spacing w:before="240" w:after="120"/>
+      </w:pPr>
+      <w:r>
+        <w:rPr>
+          <w:color w:val="111827"/>
+        </w:rPr>
+        <w:t>Audience Resonance — `seriesResonance` — 30s</w:t>
+      </w:r>
+    </w:p>
+    <w:p>
+      <w:pPr>
+        <w:pStyle w:val="ListBullet"/>
+        <w:spacing w:before="0" w:after="60" w:line="259" w:lineRule="auto"/>
+      </w:pPr>
+      <w:r>
+        <w:rPr>
+          <w:rFonts w:ascii="Calibri" w:hAnsi="Calibri" w:eastAsia="Calibri"/>
+          <w:b/>
+          <w:sz w:val="22"/>
+        </w:rPr>
+        <w:t>0:00–0:03 Picture: Ana, eyes on the work, no interface. Narration: Will this season hold them? Words: 5</w:t>
+      </w:r>
+    </w:p>
+    <w:p>
+      <w:pPr>
+        <w:pStyle w:val="ListBullet"/>
+        <w:spacing w:before="0" w:after="60" w:line="259" w:lineRule="auto"/>
+      </w:pPr>
+      <w:r>
+        <w:rPr>
+          <w:rFonts w:ascii="Calibri" w:hAnsi="Calibri" w:eastAsia="Calibri"/>
+          <w:b/>
+          <w:sz w:val="22"/>
+        </w:rPr>
+        <w:t>0:03–0:23 Picture: Capture. Series Audience Resonance. Scores and the analysis. Actionable Insights sit there. She does not apply one. Still: Audience Resonance analysis, then Actionable Insights, unapplied. Narration: Run Audience Resonance on the series. Read the scores. Apply an insight only if you choose to. Nothing moves until you do. Words: 22</w:t>
+      </w:r>
+    </w:p>
+    <w:p>
+      <w:pPr>
+        <w:pStyle w:val="ListBullet"/>
+        <w:spacing w:before="0" w:after="60" w:line="259" w:lineRule="auto"/>
+      </w:pPr>
+      <w:r>
+        <w:rPr>
+          <w:rFonts w:ascii="Calibri" w:hAnsi="Calibri" w:eastAsia="Calibri"/>
+          <w:b/>
+          <w:sz w:val="22"/>
+        </w:rPr>
+        <w:t>0:23–0:30 Picture: The insight, held, unapplied. Narration: You decide. Words: 2</w:t>
+      </w:r>
+    </w:p>
+    <w:p>
+      <w:pPr>
+        <w:pStyle w:val="ListBullet"/>
+        <w:spacing w:before="0" w:after="60" w:line="259" w:lineRule="auto"/>
+      </w:pPr>
+      <w:r>
+        <w:rPr>
+          <w:rFonts w:ascii="Calibri" w:hAnsi="Calibri" w:eastAsia="Calibri"/>
+          <w:b/>
+          <w:sz w:val="22"/>
+        </w:rPr>
+        <w:t>Bed: Series. Spoken: 29</w:t>
+      </w:r>
+    </w:p>
+    <w:p>
+      <w:pPr>
+        <w:pStyle w:val="Heading3"/>
+        <w:spacing w:before="240" w:after="120"/>
+      </w:pPr>
+      <w:r>
+        <w:rPr>
+          <w:color w:val="111827"/>
+        </w:rPr>
+        <w:t>Series Director — `seriesDirector` — also plays for Direct this episode — 30s</w:t>
+      </w:r>
+    </w:p>
+    <w:p>
+      <w:pPr>
+        <w:pStyle w:val="ListBullet"/>
+        <w:spacing w:before="0" w:after="60" w:line="259" w:lineRule="auto"/>
+      </w:pPr>
+      <w:r>
+        <w:rPr>
+          <w:rFonts w:ascii="Calibri" w:hAnsi="Calibri" w:eastAsia="Calibri"/>
+          <w:b/>
+          <w:sz w:val="22"/>
+        </w:rPr>
+        <w:t>0:00–0:03 Picture: Ana, calm, a small nod toward the screen. Narration: You direct it. Words: 3</w:t>
+      </w:r>
+    </w:p>
+    <w:p>
+      <w:pPr>
+        <w:pStyle w:val="ListBullet"/>
+        <w:spacing w:before="0" w:after="60" w:line="259" w:lineRule="auto"/>
+      </w:pPr>
+      <w:r>
+        <w:rPr>
+          <w:rFonts w:ascii="Calibri" w:hAnsi="Calibri" w:eastAsia="Calibri"/>
+          <w:b/>
+          <w:sz w:val="22"/>
+        </w:rPr>
+        <w:t>0:03–0:20 Picture: Capture. Series Director. Spoken or typed direction. Optional focus. She accepts. Unrelated story stays. Still: Series Director — direction, focus, accept. Narration: Direct the series in your own words. A recommendation can help. Nothing changes until you accept it. Words: 17</w:t>
+      </w:r>
+    </w:p>
+    <w:p>
+      <w:pPr>
+        <w:pStyle w:val="ListBullet"/>
+        <w:spacing w:before="0" w:after="60" w:line="259" w:lineRule="auto"/>
+      </w:pPr>
+      <w:r>
+        <w:rPr>
+          <w:rFonts w:ascii="Calibri" w:hAnsi="Calibri" w:eastAsia="Calibri"/>
+          <w:b/>
+          <w:sz w:val="22"/>
+        </w:rPr>
+        <w:t>0:20–0:23 Picture: A short hold on Episodes, Direct this episode, one episode only. The others do not move. Still: Episodes — Direct this episode, other episodes unchanged. Narration: Or direct this hour alone. Words: 5</w:t>
+      </w:r>
+    </w:p>
+    <w:p>
+      <w:pPr>
+        <w:pStyle w:val="ListBullet"/>
+        <w:spacing w:before="0" w:after="60" w:line="259" w:lineRule="auto"/>
+      </w:pPr>
+      <w:r>
+        <w:rPr>
+          <w:rFonts w:ascii="Calibri" w:hAnsi="Calibri" w:eastAsia="Calibri"/>
+          <w:b/>
+          <w:sz w:val="22"/>
+        </w:rPr>
+        <w:t>0:23–0:30 Picture: The accepted change, held. Narration: The season stays yours. Words: 4</w:t>
+      </w:r>
+    </w:p>
+    <w:p>
+      <w:pPr>
+        <w:pStyle w:val="ListBullet"/>
+        <w:spacing w:before="0" w:after="60" w:line="259" w:lineRule="auto"/>
+      </w:pPr>
+      <w:r>
+        <w:rPr>
+          <w:rFonts w:ascii="Calibri" w:hAnsi="Calibri" w:eastAsia="Calibri"/>
+          <w:b/>
+          <w:sz w:val="22"/>
+        </w:rPr>
+        <w:t>Bed: Series. Spoken: 29</w:t>
+      </w:r>
+    </w:p>
+    <w:p>
+      <w:pPr>
+        <w:pStyle w:val="Heading2"/>
+        <w:spacing w:before="320" w:after="120"/>
+      </w:pPr>
+      <w:r>
+        <w:rPr>
+          <w:color w:val="111827"/>
+        </w:rPr>
+        <w:t>Blueprint</w:t>
+      </w:r>
+    </w:p>
+    <w:p>
+      <w:pPr>
+        <w:spacing w:before="0" w:after="160" w:line="259" w:lineRule="auto"/>
+      </w:pPr>
       <w:r>
         <w:rPr>
           <w:rFonts w:ascii="Calibri" w:hAnsi="Calibri" w:eastAsia="Calibri"/>
           <w:b w:val="0"/>
           <w:sz w:val="22"/>
         </w:rPr>
-        <w:t xml:space="preserve"> </w:t>
+        <w:t>The Series Director demo also covers Direct this episode. Blueprint Director has its own demo. Go to Production Stage is spoken in the Blueprint room film, at 1:08. Share the treatment has no separate 30-second file. Start the episode is spoken in the Series Room film, at 1:18. It has no separate 30-second file.</w:t>
+      </w:r>
+    </w:p>
+    <w:p>
+      <w:pPr>
+        <w:spacing w:before="0" w:after="160" w:line="259" w:lineRule="auto"/>
+      </w:pPr>
+      <w:r>
+        <w:rPr>
+          <w:rFonts w:ascii="Calibri" w:hAnsi="Calibri" w:eastAsia="Calibri"/>
+          <w:b/>
+          <w:sz w:val="22"/>
+        </w:rPr>
+        <w:t>These Blueprint demos are narrated by Ana. Open on her, not on the drama Omni clips. The close is a held still of the capture. Do not cut in the wool-coat woman.</w:t>
+      </w:r>
+      <w:r>
+        <w:rPr>
+          <w:rFonts w:ascii="Calibri" w:hAnsi="Calibri" w:eastAsia="Calibri"/>
+          <w:b w:val="0"/>
+          <w:sz w:val="22"/>
+        </w:rPr>
+        <w:t xml:space="preserve"/>
+      </w:r>
+    </w:p>
+    <w:p>
+      <w:pPr>
+        <w:pStyle w:val="Heading3"/>
+        <w:spacing w:before="240" w:after="120"/>
+      </w:pPr>
+      <w:r>
+        <w:rPr>
+          <w:color w:val="111827"/>
+        </w:rPr>
+        <w:t>Start the Blueprint — `startBlueprint` — 30s</w:t>
+      </w:r>
+    </w:p>
+    <w:p>
+      <w:pPr>
+        <w:pStyle w:val="ListBullet"/>
+        <w:spacing w:before="0" w:after="60" w:line="259" w:lineRule="auto"/>
+      </w:pPr>
+      <w:r>
+        <w:rPr>
+          <w:rFonts w:ascii="Calibri" w:hAnsi="Calibri" w:eastAsia="Calibri"/>
+          <w:b/>
+          <w:sz w:val="22"/>
+        </w:rPr>
+        <w:t>0:00–0:03 Picture: Ana at the studio desk, amber light, she turns toward the work. Narration: Start from the story you mean. Words: 6</w:t>
+      </w:r>
+      <w:r>
+        <w:rPr>
+          <w:rFonts w:ascii="Calibri" w:hAnsi="Calibri" w:eastAsia="Calibri"/>
+          <w:b w:val="0"/>
+          <w:sz w:val="22"/>
+        </w:rPr>
+        <w:t xml:space="preserve"/>
       </w:r>
       <w:r>
         <w:rPr>
@@ -3544,7 +4734,15 @@
           <w:color w:val="1E406E"/>
           <w:sz w:val="20"/>
         </w:rPr>
-        <w:t>Scene Director</w:t>
+        <w:t/>
+      </w:r>
+      <w:r>
+        <w:rPr>
+          <w:rFonts w:ascii="Calibri" w:hAnsi="Calibri" w:eastAsia="Calibri"/>
+          <w:b w:val="0"/>
+          <w:sz w:val="22"/>
+        </w:rPr>
+        <w:t/>
       </w:r>
     </w:p>
     <w:p>
@@ -3558,7 +4756,7 @@
           <w:b/>
           <w:sz w:val="22"/>
         </w:rPr>
-        <w:t>Narration:</w:t>
+        <w:t>0:03–0:23 Picture: Capture. A series episode already known, then Start Your Project. Intent, Validate &amp; Enhance with AI, Generate Blueprint. Still: Series episode already known, or Start Your Project — intent, Validate &amp; Enhance with AI, Generate Blueprint. Narration: A series episode arrives known. Or describe a new project, clarify it, and generate the blueprint. Words: 16</w:t>
       </w:r>
       <w:r>
         <w:rPr>
@@ -3566,63 +4764,7 @@
           <w:b w:val="0"/>
           <w:sz w:val="22"/>
         </w:rPr>
-        <w:t xml:space="preserve"> Direct the scene the note was about. Preview it. Keep what you want. The rest of the script stays.</w:t>
-      </w:r>
-    </w:p>
-    <w:p>
-      <w:pPr>
-        <w:pStyle w:val="ListBullet"/>
-        <w:spacing w:before="0" w:after="60" w:line="259" w:lineRule="auto"/>
-      </w:pPr>
-      <w:r>
-        <w:rPr>
-          <w:rFonts w:ascii="Calibri" w:hAnsi="Calibri" w:eastAsia="Calibri"/>
-          <w:b/>
-          <w:sz w:val="22"/>
-        </w:rPr>
-        <w:t>Words:</w:t>
-      </w:r>
-      <w:r>
-        <w:rPr>
-          <w:rFonts w:ascii="Calibri" w:hAnsi="Calibri" w:eastAsia="Calibri"/>
-          <w:b w:val="0"/>
-          <w:sz w:val="22"/>
-        </w:rPr>
-        <w:t xml:space="preserve"> 19</w:t>
-      </w:r>
-    </w:p>
-    <w:p>
-      <w:pPr>
-        <w:pStyle w:val="Heading3"/>
-        <w:spacing w:before="240" w:after="120"/>
-      </w:pPr>
-      <w:r>
-        <w:rPr>
-          <w:color w:val="111827"/>
-        </w:rPr>
-        <w:t>0:42–0:54 — Same face</w:t>
-      </w:r>
-    </w:p>
-    <w:p>
-      <w:pPr>
-        <w:pStyle w:val="ListBullet"/>
-        <w:spacing w:before="0" w:after="60" w:line="259" w:lineRule="auto"/>
-      </w:pPr>
-      <w:r>
-        <w:rPr>
-          <w:rFonts w:ascii="Calibri" w:hAnsi="Calibri" w:eastAsia="Calibri"/>
-          <w:b/>
-          <w:sz w:val="22"/>
-        </w:rPr>
-        <w:t>Picture:</w:t>
-      </w:r>
-      <w:r>
-        <w:rPr>
-          <w:rFonts w:ascii="Calibri" w:hAnsi="Calibri" w:eastAsia="Calibri"/>
-          <w:b w:val="0"/>
-          <w:sz w:val="22"/>
-        </w:rPr>
-        <w:t xml:space="preserve"> Capture. Reference Library: her face, the coat, the kitchen, the voice, locked to the art direction. Cut to Omni </w:t>
+        <w:t xml:space="preserve"/>
       </w:r>
       <w:r>
         <w:rPr>
@@ -3631,7 +4773,7 @@
           <w:color w:val="1E406E"/>
           <w:sz w:val="20"/>
         </w:rPr>
-        <w:t>omni-door</w:t>
+        <w:t/>
       </w:r>
       <w:r>
         <w:rPr>
@@ -3639,7 +4781,29 @@
           <w:b w:val="0"/>
           <w:sz w:val="22"/>
         </w:rPr>
-        <w:t xml:space="preserve"> for two seconds and </w:t>
+        <w:t/>
+      </w:r>
+    </w:p>
+    <w:p>
+      <w:pPr>
+        <w:pStyle w:val="ListBullet"/>
+        <w:spacing w:before="0" w:after="60" w:line="259" w:lineRule="auto"/>
+      </w:pPr>
+      <w:r>
+        <w:rPr>
+          <w:rFonts w:ascii="Calibri" w:hAnsi="Calibri" w:eastAsia="Calibri"/>
+          <w:b/>
+          <w:sz w:val="22"/>
+        </w:rPr>
+        <w:t>0:23–0:30 Picture: The treatment, held. Narration: The treatment starts from that. Words: 5</w:t>
+      </w:r>
+      <w:r>
+        <w:rPr>
+          <w:rFonts w:ascii="Calibri" w:hAnsi="Calibri" w:eastAsia="Calibri"/>
+          <w:b w:val="0"/>
+          <w:sz w:val="22"/>
+        </w:rPr>
+        <w:t xml:space="preserve"/>
       </w:r>
       <w:r>
         <w:rPr>
@@ -3648,7 +4812,7 @@
           <w:color w:val="1E406E"/>
           <w:sz w:val="20"/>
         </w:rPr>
-        <w:t>omni-hold</w:t>
+        <w:t/>
       </w:r>
       <w:r>
         <w:rPr>
@@ -3656,7 +4820,7 @@
           <w:b w:val="0"/>
           <w:sz w:val="22"/>
         </w:rPr>
-        <w:t xml:space="preserve"> for two seconds, no interface, as the proof.</w:t>
+        <w:t/>
       </w:r>
     </w:p>
     <w:p>
@@ -3670,7 +4834,7 @@
           <w:b/>
           <w:sz w:val="22"/>
         </w:rPr>
-        <w:t>Still if needed:</w:t>
+        <w:t>Bed: Blueprint. Spoken: 27</w:t>
       </w:r>
       <w:r>
         <w:rPr>
@@ -3678,7 +4842,7 @@
           <w:b w:val="0"/>
           <w:sz w:val="22"/>
         </w:rPr>
-        <w:t xml:space="preserve"> </w:t>
+        <w:t xml:space="preserve"/>
       </w:r>
       <w:r>
         <w:rPr>
@@ -3687,11 +4851,31 @@
           <w:color w:val="1E406E"/>
           <w:sz w:val="20"/>
         </w:rPr>
-        <w:t>Reference Library</w:t>
+        <w:t/>
+      </w:r>
+      <w:r>
+        <w:rPr>
+          <w:rFonts w:ascii="Calibri" w:hAnsi="Calibri" w:eastAsia="Calibri"/>
+          <w:b w:val="0"/>
+          <w:sz w:val="22"/>
+        </w:rPr>
+        <w:t/>
       </w:r>
     </w:p>
     <w:p>
       <w:pPr>
+        <w:pStyle w:val="Heading3"/>
+        <w:spacing w:before="240" w:after="120"/>
+      </w:pPr>
+      <w:r>
+        <w:rPr>
+          <w:color w:val="111827"/>
+        </w:rPr>
+        <w:t>Direct the beats — `treatment` — 30s</w:t>
+      </w:r>
+    </w:p>
+    <w:p>
+      <w:pPr>
         <w:pStyle w:val="ListBullet"/>
         <w:spacing w:before="0" w:after="60" w:line="259" w:lineRule="auto"/>
       </w:pPr>
@@ -3701,7 +4885,7 @@
           <w:b/>
           <w:sz w:val="22"/>
         </w:rPr>
-        <w:t>Narration:</w:t>
+        <w:t>0:00–0:03 Picture: Ana, eyes on the work. Narration: Do not leave the beats wrong. Words: 6</w:t>
       </w:r>
       <w:r>
         <w:rPr>
@@ -3709,63 +4893,7 @@
           <w:b w:val="0"/>
           <w:sz w:val="22"/>
         </w:rPr>
-        <w:t xml:space="preserve"> Lock her. The coat. The room. The voice. Scene forty does not get a new lead.</w:t>
-      </w:r>
-    </w:p>
-    <w:p>
-      <w:pPr>
-        <w:pStyle w:val="ListBullet"/>
-        <w:spacing w:before="0" w:after="60" w:line="259" w:lineRule="auto"/>
-      </w:pPr>
-      <w:r>
-        <w:rPr>
-          <w:rFonts w:ascii="Calibri" w:hAnsi="Calibri" w:eastAsia="Calibri"/>
-          <w:b/>
-          <w:sz w:val="22"/>
-        </w:rPr>
-        <w:t>Words:</w:t>
-      </w:r>
-      <w:r>
-        <w:rPr>
-          <w:rFonts w:ascii="Calibri" w:hAnsi="Calibri" w:eastAsia="Calibri"/>
-          <w:b w:val="0"/>
-          <w:sz w:val="22"/>
-        </w:rPr>
-        <w:t xml:space="preserve"> 16</w:t>
-      </w:r>
-    </w:p>
-    <w:p>
-      <w:pPr>
-        <w:pStyle w:val="Heading3"/>
-        <w:spacing w:before="240" w:after="120"/>
-      </w:pPr>
-      <w:r>
-        <w:rPr>
-          <w:color w:val="111827"/>
-        </w:rPr>
-        <w:t>0:54–1:04 — See it before you move it</w:t>
-      </w:r>
-    </w:p>
-    <w:p>
-      <w:pPr>
-        <w:pStyle w:val="ListBullet"/>
-        <w:spacing w:before="0" w:after="60" w:line="259" w:lineRule="auto"/>
-      </w:pPr>
-      <w:r>
-        <w:rPr>
-          <w:rFonts w:ascii="Calibri" w:hAnsi="Calibri" w:eastAsia="Calibri"/>
-          <w:b/>
-          <w:sz w:val="22"/>
-        </w:rPr>
-        <w:t>Picture:</w:t>
-      </w:r>
-      <w:r>
-        <w:rPr>
-          <w:rFonts w:ascii="Calibri" w:hAnsi="Calibri" w:eastAsia="Calibri"/>
-          <w:b w:val="0"/>
-          <w:sz w:val="22"/>
-        </w:rPr>
-        <w:t xml:space="preserve"> Capture. The animatic: approved stills, her line, a low score. Then Omni </w:t>
+        <w:t xml:space="preserve"/>
       </w:r>
       <w:r>
         <w:rPr>
@@ -3774,7 +4902,7 @@
           <w:color w:val="1E406E"/>
           <w:sz w:val="20"/>
         </w:rPr>
-        <w:t>omni-animatic</w:t>
+        <w:t/>
       </w:r>
       <w:r>
         <w:rPr>
@@ -3782,7 +4910,7 @@
           <w:b w:val="0"/>
           <w:sz w:val="22"/>
         </w:rPr>
-        <w:t xml:space="preserve"> for the last three seconds, the still becoming motion.</w:t>
+        <w:t/>
       </w:r>
     </w:p>
     <w:p>
@@ -3796,7 +4924,7 @@
           <w:b/>
           <w:sz w:val="22"/>
         </w:rPr>
-        <w:t>Still if needed:</w:t>
+        <w:t>0:03–0:23 Picture: Capture. Beats tab. Listen on. One beat sheet. No second list. Still: Beats tab, with Listen. Narration: Optimize the beats here. They drive the script. Beats exist only here. Each one becomes a chapter. Words: 17</w:t>
       </w:r>
       <w:r>
         <w:rPr>
@@ -3804,7 +4932,7 @@
           <w:b w:val="0"/>
           <w:sz w:val="22"/>
         </w:rPr>
-        <w:t xml:space="preserve"> </w:t>
+        <w:t xml:space="preserve"/>
       </w:r>
       <w:r>
         <w:rPr>
@@ -3813,7 +4941,15 @@
           <w:color w:val="1E406E"/>
           <w:sz w:val="20"/>
         </w:rPr>
-        <w:t>Animatic player</w:t>
+        <w:t/>
+      </w:r>
+      <w:r>
+        <w:rPr>
+          <w:rFonts w:ascii="Calibri" w:hAnsi="Calibri" w:eastAsia="Calibri"/>
+          <w:b w:val="0"/>
+          <w:sz w:val="22"/>
+        </w:rPr>
+        <w:t/>
       </w:r>
     </w:p>
     <w:p>
@@ -3827,7 +4963,7 @@
           <w:b/>
           <w:sz w:val="22"/>
         </w:rPr>
-        <w:t>Narration:</w:t>
+        <w:t>0:23–0:30 Picture: The beat sheet, held. Narration: The script is built from these. Words: 6</w:t>
       </w:r>
       <w:r>
         <w:rPr>
@@ -3835,85 +4971,7 @@
           <w:b w:val="0"/>
           <w:sz w:val="22"/>
         </w:rPr>
-        <w:t xml:space="preserve"> Watch the pre-vis before anyone renders motion. If the turn is wrong, change the shot. Then spend.</w:t>
-      </w:r>
-    </w:p>
-    <w:p>
-      <w:pPr>
-        <w:pStyle w:val="ListBullet"/>
-        <w:spacing w:before="0" w:after="60" w:line="259" w:lineRule="auto"/>
-      </w:pPr>
-      <w:r>
-        <w:rPr>
-          <w:rFonts w:ascii="Calibri" w:hAnsi="Calibri" w:eastAsia="Calibri"/>
-          <w:b/>
-          <w:sz w:val="22"/>
-        </w:rPr>
-        <w:t>Words:</w:t>
-      </w:r>
-      <w:r>
-        <w:rPr>
-          <w:rFonts w:ascii="Calibri" w:hAnsi="Calibri" w:eastAsia="Calibri"/>
-          <w:b w:val="0"/>
-          <w:sz w:val="22"/>
-        </w:rPr>
-        <w:t xml:space="preserve"> 18</w:t>
-      </w:r>
-    </w:p>
-    <w:p>
-      <w:pPr>
-        <w:pStyle w:val="Heading3"/>
-        <w:spacing w:before="240" w:after="120"/>
-      </w:pPr>
-      <w:r>
-        <w:rPr>
-          <w:color w:val="111827"/>
-        </w:rPr>
-        <w:t>1:04–1:12 — The shot you meant</w:t>
-      </w:r>
-    </w:p>
-    <w:p>
-      <w:pPr>
-        <w:pStyle w:val="ListBullet"/>
-        <w:spacing w:before="0" w:after="60" w:line="259" w:lineRule="auto"/>
-      </w:pPr>
-      <w:r>
-        <w:rPr>
-          <w:rFonts w:ascii="Calibri" w:hAnsi="Calibri" w:eastAsia="Calibri"/>
-          <w:b/>
-          <w:sz w:val="22"/>
-        </w:rPr>
-        <w:t>Picture:</w:t>
-      </w:r>
-      <w:r>
-        <w:rPr>
-          <w:rFonts w:ascii="Calibri" w:hAnsi="Calibri" w:eastAsia="Calibri"/>
-          <w:b w:val="0"/>
-          <w:sz w:val="22"/>
-        </w:rPr>
-        <w:t xml:space="preserve"> Capture. An agent run already in motion, not a spinner. Cut to Direct Shot: plain words, a preview that names the camera and her look, references still attached. Both the still and the clip carry that direction.</w:t>
-      </w:r>
-    </w:p>
-    <w:p>
-      <w:pPr>
-        <w:pStyle w:val="ListBullet"/>
-        <w:spacing w:before="0" w:after="60" w:line="259" w:lineRule="auto"/>
-      </w:pPr>
-      <w:r>
-        <w:rPr>
-          <w:rFonts w:ascii="Calibri" w:hAnsi="Calibri" w:eastAsia="Calibri"/>
-          <w:b/>
-          <w:sz w:val="22"/>
-        </w:rPr>
-        <w:t>Still if needed:</w:t>
-      </w:r>
-      <w:r>
-        <w:rPr>
-          <w:rFonts w:ascii="Calibri" w:hAnsi="Calibri" w:eastAsia="Calibri"/>
-          <w:b w:val="0"/>
-          <w:sz w:val="22"/>
-        </w:rPr>
-        <w:t xml:space="preserve"> </w:t>
+        <w:t xml:space="preserve"/>
       </w:r>
       <w:r>
         <w:rPr>
@@ -3922,7 +4980,7 @@
           <w:color w:val="1E406E"/>
           <w:sz w:val="20"/>
         </w:rPr>
-        <w:t>Agent run</w:t>
+        <w:t/>
       </w:r>
       <w:r>
         <w:rPr>
@@ -3930,7 +4988,29 @@
           <w:b w:val="0"/>
           <w:sz w:val="22"/>
         </w:rPr>
-        <w:t xml:space="preserve">, then </w:t>
+        <w:t/>
+      </w:r>
+    </w:p>
+    <w:p>
+      <w:pPr>
+        <w:pStyle w:val="ListBullet"/>
+        <w:spacing w:before="0" w:after="60" w:line="259" w:lineRule="auto"/>
+      </w:pPr>
+      <w:r>
+        <w:rPr>
+          <w:rFonts w:ascii="Calibri" w:hAnsi="Calibri" w:eastAsia="Calibri"/>
+          <w:b/>
+          <w:sz w:val="22"/>
+        </w:rPr>
+        <w:t>Bed: Blueprint. Spoken: 29</w:t>
+      </w:r>
+      <w:r>
+        <w:rPr>
+          <w:rFonts w:ascii="Calibri" w:hAnsi="Calibri" w:eastAsia="Calibri"/>
+          <w:b w:val="0"/>
+          <w:sz w:val="22"/>
+        </w:rPr>
+        <w:t xml:space="preserve"/>
       </w:r>
       <w:r>
         <w:rPr>
@@ -3939,11 +5019,31 @@
           <w:color w:val="1E406E"/>
           <w:sz w:val="20"/>
         </w:rPr>
-        <w:t>Direct Shot with camera and references</w:t>
+        <w:t/>
+      </w:r>
+      <w:r>
+        <w:rPr>
+          <w:rFonts w:ascii="Calibri" w:hAnsi="Calibri" w:eastAsia="Calibri"/>
+          <w:b w:val="0"/>
+          <w:sz w:val="22"/>
+        </w:rPr>
+        <w:t/>
       </w:r>
     </w:p>
     <w:p>
       <w:pPr>
+        <w:pStyle w:val="Heading3"/>
+        <w:spacing w:before="240" w:after="120"/>
+      </w:pPr>
+      <w:r>
+        <w:rPr>
+          <w:color w:val="111827"/>
+        </w:rPr>
+        <w:t>Direct the cast and locations — `castLocations` — 30s</w:t>
+      </w:r>
+    </w:p>
+    <w:p>
+      <w:pPr>
         <w:pStyle w:val="ListBullet"/>
         <w:spacing w:before="0" w:after="60" w:line="259" w:lineRule="auto"/>
       </w:pPr>
@@ -3953,7 +5053,7 @@
           <w:b/>
           <w:sz w:val="22"/>
         </w:rPr>
-        <w:t>Narration:</w:t>
+        <w:t>0:00–0:03 Picture: Ana, a small turn toward the work. Narration: The cast shapes the script. Words: 5</w:t>
       </w:r>
       <w:r>
         <w:rPr>
@@ -3961,85 +5061,7 @@
           <w:b w:val="0"/>
           <w:sz w:val="22"/>
         </w:rPr>
-        <w:t xml:space="preserve"> You direct the shot. The agents build it. You approve what plays.</w:t>
-      </w:r>
-    </w:p>
-    <w:p>
-      <w:pPr>
-        <w:pStyle w:val="ListBullet"/>
-        <w:spacing w:before="0" w:after="60" w:line="259" w:lineRule="auto"/>
-      </w:pPr>
-      <w:r>
-        <w:rPr>
-          <w:rFonts w:ascii="Calibri" w:hAnsi="Calibri" w:eastAsia="Calibri"/>
-          <w:b/>
-          <w:sz w:val="22"/>
-        </w:rPr>
-        <w:t>Words:</w:t>
-      </w:r>
-      <w:r>
-        <w:rPr>
-          <w:rFonts w:ascii="Calibri" w:hAnsi="Calibri" w:eastAsia="Calibri"/>
-          <w:b w:val="0"/>
-          <w:sz w:val="22"/>
-        </w:rPr>
-        <w:t xml:space="preserve"> 12</w:t>
-      </w:r>
-    </w:p>
-    <w:p>
-      <w:pPr>
-        <w:pStyle w:val="Heading3"/>
-        <w:spacing w:before="240" w:after="120"/>
-      </w:pPr>
-      <w:r>
-        <w:rPr>
-          <w:color w:val="111827"/>
-        </w:rPr>
-        <w:t>1:12–1:18 — Finish the scene</w:t>
-      </w:r>
-    </w:p>
-    <w:p>
-      <w:pPr>
-        <w:pStyle w:val="ListBullet"/>
-        <w:spacing w:before="0" w:after="60" w:line="259" w:lineRule="auto"/>
-      </w:pPr>
-      <w:r>
-        <w:rPr>
-          <w:rFonts w:ascii="Calibri" w:hAnsi="Calibri" w:eastAsia="Calibri"/>
-          <w:b/>
-          <w:sz w:val="22"/>
-        </w:rPr>
-        <w:t>Picture:</w:t>
-      </w:r>
-      <w:r>
-        <w:rPr>
-          <w:rFonts w:ascii="Calibri" w:hAnsi="Calibri" w:eastAsia="Calibri"/>
-          <w:b w:val="0"/>
-          <w:sz w:val="22"/>
-        </w:rPr>
-        <w:t xml:space="preserve"> Capture. The Mixer. Dialogue against score. One shot dropped. The scene plays with its sound.</w:t>
-      </w:r>
-    </w:p>
-    <w:p>
-      <w:pPr>
-        <w:pStyle w:val="ListBullet"/>
-        <w:spacing w:before="0" w:after="60" w:line="259" w:lineRule="auto"/>
-      </w:pPr>
-      <w:r>
-        <w:rPr>
-          <w:rFonts w:ascii="Calibri" w:hAnsi="Calibri" w:eastAsia="Calibri"/>
-          <w:b/>
-          <w:sz w:val="22"/>
-        </w:rPr>
-        <w:t>Still if needed:</w:t>
-      </w:r>
-      <w:r>
-        <w:rPr>
-          <w:rFonts w:ascii="Calibri" w:hAnsi="Calibri" w:eastAsia="Calibri"/>
-          <w:b w:val="0"/>
-          <w:sz w:val="22"/>
-        </w:rPr>
-        <w:t xml:space="preserve"> </w:t>
+        <w:t xml:space="preserve"/>
       </w:r>
       <w:r>
         <w:rPr>
@@ -4048,7 +5070,15 @@
           <w:color w:val="1E406E"/>
           <w:sz w:val="20"/>
         </w:rPr>
-        <w:t>Mixer</w:t>
+        <w:t/>
+      </w:r>
+      <w:r>
+        <w:rPr>
+          <w:rFonts w:ascii="Calibri" w:hAnsi="Calibri" w:eastAsia="Calibri"/>
+          <w:b w:val="0"/>
+          <w:sz w:val="22"/>
+        </w:rPr>
+        <w:t/>
       </w:r>
     </w:p>
     <w:p>
@@ -4062,7 +5092,7 @@
           <w:b/>
           <w:sz w:val="22"/>
         </w:rPr>
-        <w:t>Narration:</w:t>
+        <w:t>0:03–0:23 Picture: Capture. Characters, held on the cast. Cut to Setting on Story. Still: Characters tab, then Setting on Story. Narration: Direct the cast, and the locations with them. Characters, then the setting. Production should not have to recast the story. Words: 20</w:t>
       </w:r>
       <w:r>
         <w:rPr>
@@ -4070,85 +5100,7 @@
           <w:b w:val="0"/>
           <w:sz w:val="22"/>
         </w:rPr>
-        <w:t xml:space="preserve"> Balance her voice against the room. Drop the shot that does not belong.</w:t>
-      </w:r>
-    </w:p>
-    <w:p>
-      <w:pPr>
-        <w:pStyle w:val="ListBullet"/>
-        <w:spacing w:before="0" w:after="60" w:line="259" w:lineRule="auto"/>
-      </w:pPr>
-      <w:r>
-        <w:rPr>
-          <w:rFonts w:ascii="Calibri" w:hAnsi="Calibri" w:eastAsia="Calibri"/>
-          <w:b/>
-          <w:sz w:val="22"/>
-        </w:rPr>
-        <w:t>Words:</w:t>
-      </w:r>
-      <w:r>
-        <w:rPr>
-          <w:rFonts w:ascii="Calibri" w:hAnsi="Calibri" w:eastAsia="Calibri"/>
-          <w:b w:val="0"/>
-          <w:sz w:val="22"/>
-        </w:rPr>
-        <w:t xml:space="preserve"> 13</w:t>
-      </w:r>
-    </w:p>
-    <w:p>
-      <w:pPr>
-        <w:pStyle w:val="Heading3"/>
-        <w:spacing w:before="240" w:after="120"/>
-      </w:pPr>
-      <w:r>
-        <w:rPr>
-          <w:color w:val="111827"/>
-        </w:rPr>
-        <w:t>1:18–1:26 — Same cut, then the trailer</w:t>
-      </w:r>
-    </w:p>
-    <w:p>
-      <w:pPr>
-        <w:pStyle w:val="ListBullet"/>
-        <w:spacing w:before="0" w:after="60" w:line="259" w:lineRule="auto"/>
-      </w:pPr>
-      <w:r>
-        <w:rPr>
-          <w:rFonts w:ascii="Calibri" w:hAnsi="Calibri" w:eastAsia="Calibri"/>
-          <w:b/>
-          <w:sz w:val="22"/>
-        </w:rPr>
-        <w:t>Picture:</w:t>
-      </w:r>
-      <w:r>
-        <w:rPr>
-          <w:rFonts w:ascii="Calibri" w:hAnsi="Calibri" w:eastAsia="Calibri"/>
-          <w:b w:val="0"/>
-          <w:sz w:val="22"/>
-        </w:rPr>
-        <w:t xml:space="preserve"> Capture, fast and already resolved. A language version of this scene. One shot on lip-sync. Native 4K, not an upscale. An older take still in the list. The trailer pulling beats off this timeline. No date, no model tour.</w:t>
-      </w:r>
-    </w:p>
-    <w:p>
-      <w:pPr>
-        <w:pStyle w:val="ListBullet"/>
-        <w:spacing w:before="0" w:after="60" w:line="259" w:lineRule="auto"/>
-      </w:pPr>
-      <w:r>
-        <w:rPr>
-          <w:rFonts w:ascii="Calibri" w:hAnsi="Calibri" w:eastAsia="Calibri"/>
-          <w:b/>
-          <w:sz w:val="22"/>
-        </w:rPr>
-        <w:t>Stills if needed:</w:t>
-      </w:r>
-      <w:r>
-        <w:rPr>
-          <w:rFonts w:ascii="Calibri" w:hAnsi="Calibri" w:eastAsia="Calibri"/>
-          <w:b w:val="0"/>
-          <w:sz w:val="22"/>
-        </w:rPr>
-        <w:t xml:space="preserve"> </w:t>
+        <w:t xml:space="preserve"/>
       </w:r>
       <w:r>
         <w:rPr>
@@ -4157,7 +5109,7 @@
           <w:color w:val="1E406E"/>
           <w:sz w:val="20"/>
         </w:rPr>
-        <w:t>Language Streams with per-shot Double, Lip-sync, and Regenerate</w:t>
+        <w:t/>
       </w:r>
       <w:r>
         <w:rPr>
@@ -4165,7 +5117,29 @@
           <w:b w:val="0"/>
           <w:sz w:val="22"/>
         </w:rPr>
-        <w:t xml:space="preserve">; </w:t>
+        <w:t/>
+      </w:r>
+    </w:p>
+    <w:p>
+      <w:pPr>
+        <w:pStyle w:val="ListBullet"/>
+        <w:spacing w:before="0" w:after="60" w:line="259" w:lineRule="auto"/>
+      </w:pPr>
+      <w:r>
+        <w:rPr>
+          <w:rFonts w:ascii="Calibri" w:hAnsi="Calibri" w:eastAsia="Calibri"/>
+          <w:b/>
+          <w:sz w:val="22"/>
+        </w:rPr>
+        <w:t>0:23–0:30 Picture: The same cast, held. Narration: Same people. Same places. Words: 4</w:t>
+      </w:r>
+      <w:r>
+        <w:rPr>
+          <w:rFonts w:ascii="Calibri" w:hAnsi="Calibri" w:eastAsia="Calibri"/>
+          <w:b w:val="0"/>
+          <w:sz w:val="22"/>
+        </w:rPr>
+        <w:t xml:space="preserve"/>
       </w:r>
       <w:r>
         <w:rPr>
@@ -4174,7 +5148,7 @@
           <w:color w:val="1E406E"/>
           <w:sz w:val="20"/>
         </w:rPr>
-        <w:t>Veo 3.1 4K delivery settings</w:t>
+        <w:t/>
       </w:r>
       <w:r>
         <w:rPr>
@@ -4182,7 +5156,29 @@
           <w:b w:val="0"/>
           <w:sz w:val="22"/>
         </w:rPr>
-        <w:t xml:space="preserve">; </w:t>
+        <w:t/>
+      </w:r>
+    </w:p>
+    <w:p>
+      <w:pPr>
+        <w:pStyle w:val="ListBullet"/>
+        <w:spacing w:before="0" w:after="60" w:line="259" w:lineRule="auto"/>
+      </w:pPr>
+      <w:r>
+        <w:rPr>
+          <w:rFonts w:ascii="Calibri" w:hAnsi="Calibri" w:eastAsia="Calibri"/>
+          <w:b/>
+          <w:sz w:val="22"/>
+        </w:rPr>
+        <w:t>Bed: Blueprint. Spoken: 29</w:t>
+      </w:r>
+      <w:r>
+        <w:rPr>
+          <w:rFonts w:ascii="Calibri" w:hAnsi="Calibri" w:eastAsia="Calibri"/>
+          <w:b w:val="0"/>
+          <w:sz w:val="22"/>
+        </w:rPr>
+        <w:t xml:space="preserve"/>
       </w:r>
       <w:r>
         <w:rPr>
@@ -4191,7 +5187,7 @@
           <w:color w:val="1E406E"/>
           <w:sz w:val="20"/>
         </w:rPr>
-        <w:t>Version list</w:t>
+        <w:t/>
       </w:r>
       <w:r>
         <w:rPr>
@@ -4199,7 +5195,41 @@
           <w:b w:val="0"/>
           <w:sz w:val="22"/>
         </w:rPr>
-        <w:t xml:space="preserve">; </w:t>
+        <w:t/>
+      </w:r>
+    </w:p>
+    <w:p>
+      <w:pPr>
+        <w:pStyle w:val="Heading3"/>
+        <w:spacing w:before="240" w:after="120"/>
+      </w:pPr>
+      <w:r>
+        <w:rPr>
+          <w:color w:val="111827"/>
+        </w:rPr>
+        <w:t>Blueprint Director — `blueprintDirector` — 30s</w:t>
+      </w:r>
+    </w:p>
+    <w:p>
+      <w:pPr>
+        <w:pStyle w:val="ListBullet"/>
+        <w:spacing w:before="0" w:after="60" w:line="259" w:lineRule="auto"/>
+      </w:pPr>
+      <w:r>
+        <w:rPr>
+          <w:rFonts w:ascii="Calibri" w:hAnsi="Calibri" w:eastAsia="Calibri"/>
+          <w:b/>
+          <w:sz w:val="22"/>
+        </w:rPr>
+        <w:t>0:00–0:03 Picture: Ana, calm, a small nod. Narration: You direct the blueprint. Words: 4</w:t>
+      </w:r>
+      <w:r>
+        <w:rPr>
+          <w:rFonts w:ascii="Calibri" w:hAnsi="Calibri" w:eastAsia="Calibri"/>
+          <w:b w:val="0"/>
+          <w:sz w:val="22"/>
+        </w:rPr>
+        <w:t xml:space="preserve"/>
       </w:r>
       <w:r>
         <w:rPr>
@@ -4208,7 +5238,15 @@
           <w:color w:val="1E406E"/>
           <w:sz w:val="20"/>
         </w:rPr>
-        <w:t>Trailer cut</w:t>
+        <w:t/>
+      </w:r>
+      <w:r>
+        <w:rPr>
+          <w:rFonts w:ascii="Calibri" w:hAnsi="Calibri" w:eastAsia="Calibri"/>
+          <w:b w:val="0"/>
+          <w:sz w:val="22"/>
+        </w:rPr>
+        <w:t/>
       </w:r>
     </w:p>
     <w:p>
@@ -4222,7 +5260,7 @@
           <w:b/>
           <w:sz w:val="22"/>
         </w:rPr>
-        <w:t>Narration:</w:t>
+        <w:t>0:03–0:23 Picture: Capture. Blueprint Director. Spoken or typed direction. Focus on Beats, Characters, or Story. Preview, then Apply revision. Still: Blueprint Director — direction, focus, preview, Apply revision. Narration: Blueprint Director. Say the change. Focus the beats, the cast, or the story. Preview it, then apply it. Words: 18</w:t>
       </w:r>
       <w:r>
         <w:rPr>
@@ -4230,63 +5268,7 @@
           <w:b w:val="0"/>
           <w:sz w:val="22"/>
         </w:rPr>
-        <w:t xml:space="preserve"> Another language is this cut, not a second film. The master is native 4K. Old takes stay. The trailer comes off this timeline.</w:t>
-      </w:r>
-    </w:p>
-    <w:p>
-      <w:pPr>
-        <w:pStyle w:val="ListBullet"/>
-        <w:spacing w:before="0" w:after="60" w:line="259" w:lineRule="auto"/>
-      </w:pPr>
-      <w:r>
-        <w:rPr>
-          <w:rFonts w:ascii="Calibri" w:hAnsi="Calibri" w:eastAsia="Calibri"/>
-          <w:b/>
-          <w:sz w:val="22"/>
-        </w:rPr>
-        <w:t>Words:</w:t>
-      </w:r>
-      <w:r>
-        <w:rPr>
-          <w:rFonts w:ascii="Calibri" w:hAnsi="Calibri" w:eastAsia="Calibri"/>
-          <w:b w:val="0"/>
-          <w:sz w:val="22"/>
-        </w:rPr>
-        <w:t xml:space="preserve"> 23</w:t>
-      </w:r>
-    </w:p>
-    <w:p>
-      <w:pPr>
-        <w:pStyle w:val="Heading3"/>
-        <w:spacing w:before="240" w:after="120"/>
-      </w:pPr>
-      <w:r>
-        <w:rPr>
-          <w:color w:val="111827"/>
-        </w:rPr>
-        <w:t>1:26–1:30 — Handoff</w:t>
-      </w:r>
-    </w:p>
-    <w:p>
-      <w:pPr>
-        <w:pStyle w:val="ListBullet"/>
-        <w:spacing w:before="0" w:after="60" w:line="259" w:lineRule="auto"/>
-      </w:pPr>
-      <w:r>
-        <w:rPr>
-          <w:rFonts w:ascii="Calibri" w:hAnsi="Calibri" w:eastAsia="Calibri"/>
-          <w:b/>
-          <w:sz w:val="22"/>
-        </w:rPr>
-        <w:t>Picture:</w:t>
-      </w:r>
-      <w:r>
-        <w:rPr>
-          <w:rFonts w:ascii="Calibri" w:hAnsi="Calibri" w:eastAsia="Calibri"/>
-          <w:b w:val="0"/>
-          <w:sz w:val="22"/>
-        </w:rPr>
-        <w:t xml:space="preserve"> Omni </w:t>
+        <w:t xml:space="preserve"/>
       </w:r>
       <w:r>
         <w:rPr>
@@ -4295,7 +5277,7 @@
           <w:color w:val="1E406E"/>
           <w:sz w:val="20"/>
         </w:rPr>
-        <w:t>omni-trailer</w:t>
+        <w:t/>
       </w:r>
       <w:r>
         <w:rPr>
@@ -4303,7 +5285,7 @@
           <w:b w:val="0"/>
           <w:sz w:val="22"/>
         </w:rPr>
-        <w:t>, last 4 seconds. Her face. No title.</w:t>
+        <w:t/>
       </w:r>
     </w:p>
     <w:p>
@@ -4317,7 +5299,7 @@
           <w:b/>
           <w:sz w:val="22"/>
         </w:rPr>
-        <w:t>Narration:</w:t>
+        <w:t>0:23–0:30 Picture: The applied revision, held. Narration: Nothing moves until you do. Words: 5</w:t>
       </w:r>
       <w:r>
         <w:rPr>
@@ -4325,83 +5307,7 @@
           <w:b w:val="0"/>
           <w:sz w:val="22"/>
         </w:rPr>
-        <w:t xml:space="preserve"> Now you watch it as a piece.</w:t>
-      </w:r>
-    </w:p>
-    <w:p>
-      <w:pPr>
-        <w:pStyle w:val="ListBullet"/>
-        <w:spacing w:before="0" w:after="60" w:line="259" w:lineRule="auto"/>
-      </w:pPr>
-      <w:r>
-        <w:rPr>
-          <w:rFonts w:ascii="Calibri" w:hAnsi="Calibri" w:eastAsia="Calibri"/>
-          <w:b/>
-          <w:sz w:val="22"/>
-        </w:rPr>
-        <w:t>Words:</w:t>
-      </w:r>
-      <w:r>
-        <w:rPr>
-          <w:rFonts w:ascii="Calibri" w:hAnsi="Calibri" w:eastAsia="Calibri"/>
-          <w:b w:val="0"/>
-          <w:sz w:val="22"/>
-        </w:rPr>
-        <w:t xml:space="preserve"> 7</w:t>
-      </w:r>
-    </w:p>
-    <w:p>
-      <w:pPr>
-        <w:spacing w:before="0" w:after="160" w:line="259" w:lineRule="auto"/>
-      </w:pPr>
-      <w:r>
-        <w:rPr>
-          <w:rFonts w:ascii="Calibri" w:hAnsi="Calibri" w:eastAsia="Calibri"/>
-          <w:b/>
-          <w:sz w:val="22"/>
-        </w:rPr>
-        <w:t>Spoken total:</w:t>
-      </w:r>
-      <w:r>
-        <w:rPr>
-          <w:rFonts w:ascii="Calibri" w:hAnsi="Calibri" w:eastAsia="Calibri"/>
-          <w:b w:val="0"/>
-          <w:sz w:val="22"/>
-        </w:rPr>
-        <w:t xml:space="preserve"> 160 words. If a read runs long, shorten Deploy before any other line. The opening face line stays.</w:t>
-      </w:r>
-    </w:p>
-    <w:p>
-      <w:pPr>
-        <w:pStyle w:val="Heading2"/>
-        <w:spacing w:before="320" w:after="120"/>
-      </w:pPr>
-      <w:r>
-        <w:rPr>
-          <w:color w:val="111827"/>
-        </w:rPr>
-        <w:t>4. Screening Room — 60 seconds</w:t>
-      </w:r>
-    </w:p>
-    <w:p>
-      <w:pPr>
-        <w:spacing w:before="0" w:after="160" w:line="259" w:lineRule="auto"/>
-      </w:pPr>
-      <w:r>
-        <w:rPr>
-          <w:rFonts w:ascii="Calibri" w:hAnsi="Calibri" w:eastAsia="Calibri"/>
-          <w:b/>
-          <w:sz w:val="22"/>
-        </w:rPr>
-        <w:t>File:</w:t>
-      </w:r>
-      <w:r>
-        <w:rPr>
-          <w:rFonts w:ascii="Calibri" w:hAnsi="Calibri" w:eastAsia="Calibri"/>
-          <w:b w:val="0"/>
-          <w:sz w:val="22"/>
-        </w:rPr>
-        <w:t xml:space="preserve"> </w:t>
+        <w:t xml:space="preserve"/>
       </w:r>
       <w:r>
         <w:rPr>
@@ -4410,7 +5316,7 @@
           <w:color w:val="1E406E"/>
           <w:sz w:val="20"/>
         </w:rPr>
-        <w:t>screening-room-en.mp4</w:t>
+        <w:t/>
       </w:r>
       <w:r>
         <w:rPr>
@@ -4418,68 +5324,11 @@
           <w:b w:val="0"/>
           <w:sz w:val="22"/>
         </w:rPr>
-        <w:t xml:space="preserve"> · </w:t>
-      </w:r>
-      <w:r>
-        <w:rPr>
-          <w:rFonts w:ascii="Calibri" w:hAnsi="Calibri" w:eastAsia="Calibri"/>
-          <w:b/>
-          <w:sz w:val="22"/>
-        </w:rPr>
-        <w:t>Bed:</w:t>
-      </w:r>
-      <w:r>
-        <w:rPr>
-          <w:rFonts w:ascii="Calibri" w:hAnsi="Calibri" w:eastAsia="Calibri"/>
-          <w:b w:val="0"/>
-          <w:sz w:val="22"/>
-        </w:rPr>
-        <w:t xml:space="preserve"> Screening · </w:t>
-      </w:r>
-      <w:r>
-        <w:rPr>
-          <w:rFonts w:ascii="Calibri" w:hAnsi="Calibri" w:eastAsia="Calibri"/>
-          <w:b/>
-          <w:sz w:val="22"/>
-        </w:rPr>
-        <w:t>Handoff:</w:t>
-      </w:r>
-      <w:r>
-        <w:rPr>
-          <w:rFonts w:ascii="Calibri" w:hAnsi="Calibri" w:eastAsia="Calibri"/>
-          <w:b w:val="0"/>
-          <w:sz w:val="22"/>
-        </w:rPr>
-        <w:t xml:space="preserve"> Watch the longform</w:t>
+        <w:t/>
       </w:r>
     </w:p>
     <w:p>
       <w:pPr>
-        <w:spacing w:before="0" w:after="160" w:line="259" w:lineRule="auto"/>
-      </w:pPr>
-      <w:r>
-        <w:rPr>
-          <w:rFonts w:ascii="Calibri" w:hAnsi="Calibri" w:eastAsia="Calibri"/>
-          <w:b w:val="0"/>
-          <w:sz w:val="22"/>
-        </w:rPr>
-        <w:t>Do not re-teach the player. Show that one surface holds the work.</w:t>
-      </w:r>
-    </w:p>
-    <w:p>
-      <w:pPr>
-        <w:pStyle w:val="Heading3"/>
-        <w:spacing w:before="240" w:after="120"/>
-      </w:pPr>
-      <w:r>
-        <w:rPr>
-          <w:color w:val="111827"/>
-        </w:rPr>
-        <w:t>0:00–0:12 — The piece</w:t>
-      </w:r>
-    </w:p>
-    <w:p>
-      <w:pPr>
         <w:pStyle w:val="ListBullet"/>
         <w:spacing w:before="0" w:after="60" w:line="259" w:lineRule="auto"/>
       </w:pPr>
@@ -4489,7 +5338,7 @@
           <w:b/>
           <w:sz w:val="22"/>
         </w:rPr>
-        <w:t>Picture:</w:t>
+        <w:t>Bed: Blueprint. Spoken: 27</w:t>
       </w:r>
       <w:r>
         <w:rPr>
@@ -4497,7 +5346,7 @@
           <w:b w:val="0"/>
           <w:sz w:val="22"/>
         </w:rPr>
-        <w:t xml:space="preserve"> Omni </w:t>
+        <w:t xml:space="preserve"/>
       </w:r>
       <w:r>
         <w:rPr>
@@ -4506,7 +5355,7 @@
           <w:color w:val="1E406E"/>
           <w:sz w:val="20"/>
         </w:rPr>
-        <w:t>omni-walk</w:t>
+        <w:t/>
       </w:r>
       <w:r>
         <w:rPr>
@@ -4514,11 +5363,23 @@
           <w:b w:val="0"/>
           <w:sz w:val="22"/>
         </w:rPr>
-        <w:t>, full, played as the master. No chrome until the cut.</w:t>
+        <w:t/>
       </w:r>
     </w:p>
     <w:p>
       <w:pPr>
+        <w:pStyle w:val="Heading3"/>
+        <w:spacing w:before="240" w:after="120"/>
+      </w:pPr>
+      <w:r>
+        <w:rPr>
+          <w:color w:val="111827"/>
+        </w:rPr>
+        <w:t>Audience Resonance — `blueprintResonance` — 30s</w:t>
+      </w:r>
+    </w:p>
+    <w:p>
+      <w:pPr>
         <w:pStyle w:val="ListBullet"/>
         <w:spacing w:before="0" w:after="60" w:line="259" w:lineRule="auto"/>
       </w:pPr>
@@ -4528,7 +5389,7 @@
           <w:b/>
           <w:sz w:val="22"/>
         </w:rPr>
-        <w:t>Narration:</w:t>
+        <w:t>0:00–0:03 Picture: Ana, eyes on the work, no interface. Narration: Will this story hold them? Words: 5</w:t>
       </w:r>
       <w:r>
         <w:rPr>
@@ -4536,85 +5397,7 @@
           <w:b w:val="0"/>
           <w:sz w:val="22"/>
         </w:rPr>
-        <w:t xml:space="preserve"> None.</w:t>
-      </w:r>
-    </w:p>
-    <w:p>
-      <w:pPr>
-        <w:pStyle w:val="ListBullet"/>
-        <w:spacing w:before="0" w:after="60" w:line="259" w:lineRule="auto"/>
-      </w:pPr>
-      <w:r>
-        <w:rPr>
-          <w:rFonts w:ascii="Calibri" w:hAnsi="Calibri" w:eastAsia="Calibri"/>
-          <w:b/>
-          <w:sz w:val="22"/>
-        </w:rPr>
-        <w:t>Words:</w:t>
-      </w:r>
-      <w:r>
-        <w:rPr>
-          <w:rFonts w:ascii="Calibri" w:hAnsi="Calibri" w:eastAsia="Calibri"/>
-          <w:b w:val="0"/>
-          <w:sz w:val="22"/>
-        </w:rPr>
-        <w:t xml:space="preserve"> 0</w:t>
-      </w:r>
-    </w:p>
-    <w:p>
-      <w:pPr>
-        <w:pStyle w:val="Heading3"/>
-        <w:spacing w:before="240" w:after="120"/>
-      </w:pPr>
-      <w:r>
-        <w:rPr>
-          <w:color w:val="111827"/>
-        </w:rPr>
-        <w:t>0:12–0:28 — One player</w:t>
-      </w:r>
-    </w:p>
-    <w:p>
-      <w:pPr>
-        <w:pStyle w:val="ListBullet"/>
-        <w:spacing w:before="0" w:after="60" w:line="259" w:lineRule="auto"/>
-      </w:pPr>
-      <w:r>
-        <w:rPr>
-          <w:rFonts w:ascii="Calibri" w:hAnsi="Calibri" w:eastAsia="Calibri"/>
-          <w:b/>
-          <w:sz w:val="22"/>
-        </w:rPr>
-        <w:t>Picture:</w:t>
-      </w:r>
-      <w:r>
-        <w:rPr>
-          <w:rFonts w:ascii="Calibri" w:hAnsi="Calibri" w:eastAsia="Calibri"/>
-          <w:b w:val="0"/>
-          <w:sz w:val="22"/>
-        </w:rPr>
-        <w:t xml:space="preserve"> Capture. The same doorway shot inside the player. Switch once: Pre-Vis, then the scene, then the master. The face does not change. A language switch: the picture holds, the voice changes. No menu tour.</w:t>
-      </w:r>
-    </w:p>
-    <w:p>
-      <w:pPr>
-        <w:pStyle w:val="ListBullet"/>
-        <w:spacing w:before="0" w:after="60" w:line="259" w:lineRule="auto"/>
-      </w:pPr>
-      <w:r>
-        <w:rPr>
-          <w:rFonts w:ascii="Calibri" w:hAnsi="Calibri" w:eastAsia="Calibri"/>
-          <w:b/>
-          <w:sz w:val="22"/>
-        </w:rPr>
-        <w:t>Still if needed:</w:t>
-      </w:r>
-      <w:r>
-        <w:rPr>
-          <w:rFonts w:ascii="Calibri" w:hAnsi="Calibri" w:eastAsia="Calibri"/>
-          <w:b w:val="0"/>
-          <w:sz w:val="22"/>
-        </w:rPr>
-        <w:t xml:space="preserve"> </w:t>
+        <w:t xml:space="preserve"/>
       </w:r>
       <w:r>
         <w:rPr>
@@ -4623,7 +5406,15 @@
           <w:color w:val="1E406E"/>
           <w:sz w:val="20"/>
         </w:rPr>
-        <w:t>Screening Room player</w:t>
+        <w:t/>
+      </w:r>
+      <w:r>
+        <w:rPr>
+          <w:rFonts w:ascii="Calibri" w:hAnsi="Calibri" w:eastAsia="Calibri"/>
+          <w:b w:val="0"/>
+          <w:sz w:val="22"/>
+        </w:rPr>
+        <w:t/>
       </w:r>
     </w:p>
     <w:p>
@@ -4637,7 +5428,7 @@
           <w:b/>
           <w:sz w:val="22"/>
         </w:rPr>
-        <w:t>Narration:</w:t>
+        <w:t>0:03–0:23 Picture: Capture. Saved audience, scores, recommendations. She does not apply one. Still: Audience Resonance — saved audience, scores, recommendations unapplied. Narration: Run Audience Resonance. Read the scores. Apply a note only if you choose to. Nothing moves until you do. Words: 19</w:t>
       </w:r>
       <w:r>
         <w:rPr>
@@ -4645,85 +5436,7 @@
           <w:b w:val="0"/>
           <w:sz w:val="22"/>
         </w:rPr>
-        <w:t xml:space="preserve"> One player. The pre-vis. The scene. The master. The trailer. Switch the language and you are still on the cut the Mixer rendered.</w:t>
-      </w:r>
-    </w:p>
-    <w:p>
-      <w:pPr>
-        <w:pStyle w:val="ListBullet"/>
-        <w:spacing w:before="0" w:after="60" w:line="259" w:lineRule="auto"/>
-      </w:pPr>
-      <w:r>
-        <w:rPr>
-          <w:rFonts w:ascii="Calibri" w:hAnsi="Calibri" w:eastAsia="Calibri"/>
-          <w:b/>
-          <w:sz w:val="22"/>
-        </w:rPr>
-        <w:t>Words:</w:t>
-      </w:r>
-      <w:r>
-        <w:rPr>
-          <w:rFonts w:ascii="Calibri" w:hAnsi="Calibri" w:eastAsia="Calibri"/>
-          <w:b w:val="0"/>
-          <w:sz w:val="22"/>
-        </w:rPr>
-        <w:t xml:space="preserve"> 24</w:t>
-      </w:r>
-    </w:p>
-    <w:p>
-      <w:pPr>
-        <w:pStyle w:val="Heading3"/>
-        <w:spacing w:before="240" w:after="120"/>
-      </w:pPr>
-      <w:r>
-        <w:rPr>
-          <w:color w:val="111827"/>
-        </w:rPr>
-        <w:t>0:28–0:44 — A note on the picture</w:t>
-      </w:r>
-    </w:p>
-    <w:p>
-      <w:pPr>
-        <w:pStyle w:val="ListBullet"/>
-        <w:spacing w:before="0" w:after="60" w:line="259" w:lineRule="auto"/>
-      </w:pPr>
-      <w:r>
-        <w:rPr>
-          <w:rFonts w:ascii="Calibri" w:hAnsi="Calibri" w:eastAsia="Calibri"/>
-          <w:b/>
-          <w:sz w:val="22"/>
-        </w:rPr>
-        <w:t>Picture:</w:t>
-      </w:r>
-      <w:r>
-        <w:rPr>
-          <w:rFonts w:ascii="Calibri" w:hAnsi="Calibri" w:eastAsia="Calibri"/>
-          <w:b w:val="0"/>
-          <w:sz w:val="22"/>
-        </w:rPr>
-        <w:t xml:space="preserve"> Capture. One shared link. A reviewer watches real playback and leaves a note on the frame, not in an email. The phone shows the note. The studio stays on the desktop.</w:t>
-      </w:r>
-    </w:p>
-    <w:p>
-      <w:pPr>
-        <w:pStyle w:val="ListBullet"/>
-        <w:spacing w:before="0" w:after="60" w:line="259" w:lineRule="auto"/>
-      </w:pPr>
-      <w:r>
-        <w:rPr>
-          <w:rFonts w:ascii="Calibri" w:hAnsi="Calibri" w:eastAsia="Calibri"/>
-          <w:b/>
-          <w:sz w:val="22"/>
-        </w:rPr>
-        <w:t>Still if needed:</w:t>
-      </w:r>
-      <w:r>
-        <w:rPr>
-          <w:rFonts w:ascii="Calibri" w:hAnsi="Calibri" w:eastAsia="Calibri"/>
-          <w:b w:val="0"/>
-          <w:sz w:val="22"/>
-        </w:rPr>
-        <w:t xml:space="preserve"> </w:t>
+        <w:t xml:space="preserve"/>
       </w:r>
       <w:r>
         <w:rPr>
@@ -4732,7 +5445,15 @@
           <w:color w:val="1E406E"/>
           <w:sz w:val="20"/>
         </w:rPr>
-        <w:t>Shared review</w:t>
+        <w:t/>
+      </w:r>
+      <w:r>
+        <w:rPr>
+          <w:rFonts w:ascii="Calibri" w:hAnsi="Calibri" w:eastAsia="Calibri"/>
+          <w:b w:val="0"/>
+          <w:sz w:val="22"/>
+        </w:rPr>
+        <w:t/>
       </w:r>
     </w:p>
     <w:p>
@@ -4746,7 +5467,7 @@
           <w:b/>
           <w:sz w:val="22"/>
         </w:rPr>
-        <w:t>Narration:</w:t>
+        <w:t>0:23–0:30 Picture: The recommendation, held, unapplied. Narration: You decide. Words: 2</w:t>
       </w:r>
       <w:r>
         <w:rPr>
@@ -4754,85 +5475,7 @@
           <w:b w:val="0"/>
           <w:sz w:val="22"/>
         </w:rPr>
-        <w:t xml:space="preserve"> Send one link. They watch the picture and write on the picture. You read it on your phone. You do not mail a rough cut around.</w:t>
-      </w:r>
-    </w:p>
-    <w:p>
-      <w:pPr>
-        <w:pStyle w:val="ListBullet"/>
-        <w:spacing w:before="0" w:after="60" w:line="259" w:lineRule="auto"/>
-      </w:pPr>
-      <w:r>
-        <w:rPr>
-          <w:rFonts w:ascii="Calibri" w:hAnsi="Calibri" w:eastAsia="Calibri"/>
-          <w:b/>
-          <w:sz w:val="22"/>
-        </w:rPr>
-        <w:t>Words:</w:t>
-      </w:r>
-      <w:r>
-        <w:rPr>
-          <w:rFonts w:ascii="Calibri" w:hAnsi="Calibri" w:eastAsia="Calibri"/>
-          <w:b w:val="0"/>
-          <w:sz w:val="22"/>
-        </w:rPr>
-        <w:t xml:space="preserve"> 26</w:t>
-      </w:r>
-    </w:p>
-    <w:p>
-      <w:pPr>
-        <w:pStyle w:val="Heading3"/>
-        <w:spacing w:before="240" w:after="120"/>
-      </w:pPr>
-      <w:r>
-        <w:rPr>
-          <w:color w:val="111827"/>
-        </w:rPr>
-        <w:t>0:44–0:55 — Ship the piece that is done</w:t>
-      </w:r>
-    </w:p>
-    <w:p>
-      <w:pPr>
-        <w:pStyle w:val="ListBullet"/>
-        <w:spacing w:before="0" w:after="60" w:line="259" w:lineRule="auto"/>
-      </w:pPr>
-      <w:r>
-        <w:rPr>
-          <w:rFonts w:ascii="Calibri" w:hAnsi="Calibri" w:eastAsia="Calibri"/>
-          <w:b/>
-          <w:sz w:val="22"/>
-        </w:rPr>
-        <w:t>Picture:</w:t>
-      </w:r>
-      <w:r>
-        <w:rPr>
-          <w:rFonts w:ascii="Calibri" w:hAnsi="Calibri" w:eastAsia="Calibri"/>
-          <w:b w:val="0"/>
-          <w:sz w:val="22"/>
-        </w:rPr>
-        <w:t xml:space="preserve"> Capture. A finished scene, a few minutes, ready to leave: title and description with it. The rest of the film is still on the board behind it, unfinished, and that is fine. Do not show a settings maze.</w:t>
-      </w:r>
-    </w:p>
-    <w:p>
-      <w:pPr>
-        <w:pStyle w:val="ListBullet"/>
-        <w:spacing w:before="0" w:after="60" w:line="259" w:lineRule="auto"/>
-      </w:pPr>
-      <w:r>
-        <w:rPr>
-          <w:rFonts w:ascii="Calibri" w:hAnsi="Calibri" w:eastAsia="Calibri"/>
-          <w:b/>
-          <w:sz w:val="22"/>
-        </w:rPr>
-        <w:t>Still if needed:</w:t>
-      </w:r>
-      <w:r>
-        <w:rPr>
-          <w:rFonts w:ascii="Calibri" w:hAnsi="Calibri" w:eastAsia="Calibri"/>
-          <w:b w:val="0"/>
-          <w:sz w:val="22"/>
-        </w:rPr>
-        <w:t xml:space="preserve"> </w:t>
+        <w:t xml:space="preserve"/>
       </w:r>
       <w:r>
         <w:rPr>
@@ -4841,7 +5484,15 @@
           <w:color w:val="1E406E"/>
           <w:sz w:val="20"/>
         </w:rPr>
-        <w:t>Publish package</w:t>
+        <w:t/>
+      </w:r>
+      <w:r>
+        <w:rPr>
+          <w:rFonts w:ascii="Calibri" w:hAnsi="Calibri" w:eastAsia="Calibri"/>
+          <w:b w:val="0"/>
+          <w:sz w:val="22"/>
+        </w:rPr>
+        <w:t/>
       </w:r>
     </w:p>
     <w:p>
@@ -4855,7 +5506,7 @@
           <w:b/>
           <w:sz w:val="22"/>
         </w:rPr>
-        <w:t>Narration:</w:t>
+        <w:t>Bed: Blueprint. Spoken: 26</w:t>
       </w:r>
       <w:r>
         <w:rPr>
@@ -4863,63 +5514,7 @@
           <w:b w:val="0"/>
           <w:sz w:val="22"/>
         </w:rPr>
-        <w:t xml:space="preserve"> When a scene is ready, let it go. A chapter. The master. The promo. Keep building what is not ready yet.</w:t>
-      </w:r>
-    </w:p>
-    <w:p>
-      <w:pPr>
-        <w:pStyle w:val="ListBullet"/>
-        <w:spacing w:before="0" w:after="60" w:line="259" w:lineRule="auto"/>
-      </w:pPr>
-      <w:r>
-        <w:rPr>
-          <w:rFonts w:ascii="Calibri" w:hAnsi="Calibri" w:eastAsia="Calibri"/>
-          <w:b/>
-          <w:sz w:val="22"/>
-        </w:rPr>
-        <w:t>Words:</w:t>
-      </w:r>
-      <w:r>
-        <w:rPr>
-          <w:rFonts w:ascii="Calibri" w:hAnsi="Calibri" w:eastAsia="Calibri"/>
-          <w:b w:val="0"/>
-          <w:sz w:val="22"/>
-        </w:rPr>
-        <w:t xml:space="preserve"> 21</w:t>
-      </w:r>
-    </w:p>
-    <w:p>
-      <w:pPr>
-        <w:pStyle w:val="Heading3"/>
-        <w:spacing w:before="240" w:after="120"/>
-      </w:pPr>
-      <w:r>
-        <w:rPr>
-          <w:color w:val="111827"/>
-        </w:rPr>
-        <w:t>0:55–1:00 — Watch the longform</w:t>
-      </w:r>
-    </w:p>
-    <w:p>
-      <w:pPr>
-        <w:pStyle w:val="ListBullet"/>
-        <w:spacing w:before="0" w:after="60" w:line="259" w:lineRule="auto"/>
-      </w:pPr>
-      <w:r>
-        <w:rPr>
-          <w:rFonts w:ascii="Calibri" w:hAnsi="Calibri" w:eastAsia="Calibri"/>
-          <w:b/>
-          <w:sz w:val="22"/>
-        </w:rPr>
-        <w:t>Picture:</w:t>
-      </w:r>
-      <w:r>
-        <w:rPr>
-          <w:rFonts w:ascii="Calibri" w:hAnsi="Calibri" w:eastAsia="Calibri"/>
-          <w:b w:val="0"/>
-          <w:sz w:val="22"/>
-        </w:rPr>
-        <w:t xml:space="preserve"> Omni </w:t>
+        <w:t xml:space="preserve"/>
       </w:r>
       <w:r>
         <w:rPr>
@@ -4928,7 +5523,7 @@
           <w:color w:val="1E406E"/>
           <w:sz w:val="20"/>
         </w:rPr>
-        <w:t>omni-door</w:t>
+        <w:t/>
       </w:r>
       <w:r>
         <w:rPr>
@@ -4936,29 +5531,72 @@
           <w:b w:val="0"/>
           <w:sz w:val="22"/>
         </w:rPr>
-        <w:t>, the turn, five seconds. The bed returns under the last line only.</w:t>
+        <w:t/>
       </w:r>
     </w:p>
     <w:p>
       <w:pPr>
+        <w:pStyle w:val="Heading2"/>
+        <w:spacing w:before="320" w:after="120"/>
+      </w:pPr>
+      <w:r>
+        <w:rPr>
+          <w:color w:val="111827"/>
+        </w:rPr>
+        <w:t>Production</w:t>
+      </w:r>
+    </w:p>
+    <w:p>
+      <w:pPr>
+        <w:spacing w:before="0" w:after="160" w:line="259" w:lineRule="auto"/>
+      </w:pPr>
+      <w:r>
+        <w:rPr>
+          <w:rFonts w:ascii="Calibri" w:hAnsi="Calibri" w:eastAsia="Calibri"/>
+          <w:b w:val="0"/>
+          <w:color w:val="374151"/>
+          <w:sz w:val="22"/>
+        </w:rPr>
+        <w:t>These Production demos are narrated by the director, not Ana. Open on a held still. The close is the result of the move. Do not cut in the wool-coat woman except where the cast demo proves the face.</w:t>
+      </w:r>
+    </w:p>
+    <w:p>
+      <w:pPr>
+        <w:pStyle w:val="Heading3"/>
+        <w:spacing w:before="240" w:after="120"/>
+      </w:pPr>
+      <w:r>
+        <w:rPr>
+          <w:color w:val="111827"/>
+        </w:rPr>
+        <w:t>Spend — `byok` — also plays for Production Planner — 30s</w:t>
+      </w:r>
+    </w:p>
+    <w:p>
+      <w:pPr>
+        <w:spacing w:before="0" w:after="160" w:line="259" w:lineRule="auto"/>
+      </w:pPr>
+      <w:r>
+        <w:rPr>
+          <w:rFonts w:ascii="Calibri" w:hAnsi="Calibri" w:eastAsia="Calibri"/>
+          <w:b w:val="0"/>
+          <w:color w:val="374151"/>
+          <w:sz w:val="22"/>
+        </w:rPr>
+        <w:t>Recut the existing BYOK capture. Do not frame it as a setup tutorial. Add the planner in the same thirty seconds.</w:t>
+      </w:r>
+    </w:p>
+    <w:p>
+      <w:pPr>
         <w:pStyle w:val="ListBullet"/>
         <w:spacing w:before="0" w:after="60" w:line="259" w:lineRule="auto"/>
       </w:pPr>
       <w:r>
         <w:rPr>
           <w:rFonts w:ascii="Calibri" w:hAnsi="Calibri" w:eastAsia="Calibri"/>
-          <w:b/>
-          <w:sz w:val="22"/>
-        </w:rPr>
-        <w:t>Narration:</w:t>
-      </w:r>
-      <w:r>
-        <w:rPr>
-          <w:rFonts w:ascii="Calibri" w:hAnsi="Calibri" w:eastAsia="Calibri"/>
-          <w:b w:val="0"/>
-          <w:sz w:val="22"/>
-        </w:rPr>
-        <w:t xml:space="preserve"> Watch the longform.</w:t>
+          <w:sz w:val="22"/>
+        </w:rPr>
+        <w:t>0:00–0:03 Picture: The planner’s finish date, a still, no chrome tour. Narration: Know the cost before the first shot. Words: 7</w:t>
       </w:r>
     </w:p>
     <w:p>
@@ -4969,43 +5607,773 @@
       <w:r>
         <w:rPr>
           <w:rFonts w:ascii="Calibri" w:hAnsi="Calibri" w:eastAsia="Calibri"/>
-          <w:b/>
-          <w:sz w:val="22"/>
-        </w:rPr>
-        <w:t>Words:</w:t>
-      </w:r>
-      <w:r>
-        <w:rPr>
-          <w:rFonts w:ascii="Calibri" w:hAnsi="Calibri" w:eastAsia="Calibri"/>
-          <w:b w:val="0"/>
-          <w:sz w:val="22"/>
-        </w:rPr>
-        <w:t xml:space="preserve"> 3</w:t>
+          <w:sz w:val="22"/>
+        </w:rPr>
+        <w:t>0:03–0:16 Picture: Capture, existing BYOK film, tightened. Keys connected. Masked. The studio — the same production — still around them. Still: BYOK keys. Narration: Connect your own keys. Generation stays in this studio, at your rates. Words: 12</w:t>
       </w:r>
     </w:p>
     <w:p>
       <w:pPr>
-        <w:spacing w:before="0" w:after="160" w:line="259" w:lineRule="auto"/>
-      </w:pPr>
-      <w:r>
-        <w:rPr>
-          <w:rFonts w:ascii="Calibri" w:hAnsi="Calibri" w:eastAsia="Calibri"/>
-          <w:b/>
-          <w:sz w:val="22"/>
-        </w:rPr>
-        <w:t>Spoken total:</w:t>
-      </w:r>
-      <w:r>
-        <w:rPr>
-          <w:rFonts w:ascii="Calibri" w:hAnsi="Calibri" w:eastAsia="Calibri"/>
-          <w:b w:val="0"/>
-          <w:sz w:val="22"/>
-        </w:rPr>
-        <w:t xml:space="preserve"> 74 words.</w:t>
+        <w:pStyle w:val="ListBullet"/>
+        <w:spacing w:before="0" w:after="60" w:line="259" w:lineRule="auto"/>
+      </w:pPr>
+      <w:r>
+        <w:rPr>
+          <w:rFonts w:ascii="Calibri" w:hAnsi="Calibri" w:eastAsia="Calibri"/>
+          <w:sz w:val="22"/>
+        </w:rPr>
+        <w:t>0:16–0:23 Picture: Capture. Planner: stills and clips per shot, rolled up, a start date, cumulative credits. Still: Production Planner. Narration: Set what each shot may cost. The plan shows the day you finish. Words: 13</w:t>
       </w:r>
     </w:p>
     <w:p>
       <w:pPr>
+        <w:pStyle w:val="ListBullet"/>
+        <w:spacing w:before="0" w:after="60" w:line="259" w:lineRule="auto"/>
+      </w:pPr>
+      <w:r>
+        <w:rPr>
+          <w:rFonts w:ascii="Calibri" w:hAnsi="Calibri" w:eastAsia="Calibri"/>
+          <w:sz w:val="22"/>
+        </w:rPr>
+        <w:t>0:23–0:30 Picture: The finish date, held. No Omni. This one is trust, not story. Narration: Then you spend. Words: 3</w:t>
+      </w:r>
+    </w:p>
+    <w:p>
+      <w:pPr>
+        <w:spacing w:before="0" w:after="160" w:line="259" w:lineRule="auto"/>
+      </w:pPr>
+      <w:r>
+        <w:rPr>
+          <w:rFonts w:ascii="Calibri" w:hAnsi="Calibri" w:eastAsia="Calibri"/>
+          <w:b w:val="0"/>
+          <w:color w:val="374151"/>
+          <w:sz w:val="22"/>
+        </w:rPr>
+        <w:t>Bed: Production, quieter than the other production demos. Spoken: 35</w:t>
+      </w:r>
+    </w:p>
+    <w:p>
+      <w:pPr>
+        <w:pStyle w:val="Heading3"/>
+        <w:spacing w:before="240" w:after="120"/>
+      </w:pPr>
+      <w:r>
+        <w:rPr>
+          <w:color w:val="111827"/>
+        </w:rPr>
+        <w:t>Audience Resonance — `scriptResonance` — 30s</w:t>
+      </w:r>
+    </w:p>
+    <w:p>
+      <w:pPr>
+        <w:pStyle w:val="ListBullet"/>
+        <w:spacing w:before="0" w:after="60" w:line="259" w:lineRule="auto"/>
+      </w:pPr>
+      <w:r>
+        <w:rPr>
+          <w:rFonts w:ascii="Calibri" w:hAnsi="Calibri" w:eastAsia="Calibri"/>
+          <w:sz w:val="22"/>
+        </w:rPr>
+        <w:t>0:00–0:03 Picture: The script, a still, no chrome. Narration: Read every scene together. Words: 4</w:t>
+      </w:r>
+    </w:p>
+    <w:p>
+      <w:pPr>
+        <w:pStyle w:val="ListBullet"/>
+        <w:spacing w:before="0" w:after="60" w:line="259" w:lineRule="auto"/>
+      </w:pPr>
+      <w:r>
+        <w:rPr>
+          <w:rFonts w:ascii="Calibri" w:hAnsi="Calibri" w:eastAsia="Calibri"/>
+          <w:sz w:val="22"/>
+        </w:rPr>
+        <w:t>0:03–0:23 Picture: Capture. Audience Resonance across the whole script. Scores and scene notes, held together. Nothing is applied. Still: Audience Resonance — scores and notes across every scene, unapplied. Narration: Audience Resonance reads the script as one piece. Every scene, in concert. Nothing is rewritten until you choose it. Words: 19</w:t>
+      </w:r>
+    </w:p>
+    <w:p>
+      <w:pPr>
+        <w:pStyle w:val="ListBullet"/>
+        <w:spacing w:before="0" w:after="60" w:line="259" w:lineRule="auto"/>
+      </w:pPr>
+      <w:r>
+        <w:rPr>
+          <w:rFonts w:ascii="Calibri" w:hAnsi="Calibri" w:eastAsia="Calibri"/>
+          <w:sz w:val="22"/>
+        </w:rPr>
+        <w:t>0:23–0:30 Picture: The notes, held, unapplied. Narration: You decide. Words: 2</w:t>
+      </w:r>
+    </w:p>
+    <w:p>
+      <w:pPr>
+        <w:spacing w:before="0" w:after="160" w:line="259" w:lineRule="auto"/>
+      </w:pPr>
+      <w:r>
+        <w:rPr>
+          <w:rFonts w:ascii="Calibri" w:hAnsi="Calibri" w:eastAsia="Calibri"/>
+          <w:b w:val="0"/>
+          <w:color w:val="374151"/>
+          <w:sz w:val="22"/>
+        </w:rPr>
+        <w:t>Bed: Production. Spoken: 25</w:t>
+      </w:r>
+    </w:p>
+    <w:p>
+      <w:pPr>
+        <w:pStyle w:val="Heading3"/>
+        <w:spacing w:before="240" w:after="120"/>
+      </w:pPr>
+      <w:r>
+        <w:rPr>
+          <w:color w:val="111827"/>
+        </w:rPr>
+        <w:t>Cast, wardrobe, and voice — `castVisual` — 30s</w:t>
+      </w:r>
+    </w:p>
+    <w:p>
+      <w:pPr>
+        <w:spacing w:before="0" w:after="160" w:line="259" w:lineRule="auto"/>
+      </w:pPr>
+      <w:r>
+        <w:rPr>
+          <w:rFonts w:ascii="Calibri" w:hAnsi="Calibri" w:eastAsia="Calibri"/>
+          <w:b w:val="0"/>
+          <w:color w:val="374151"/>
+          <w:sz w:val="22"/>
+        </w:rPr>
+        <w:t>This is the one Production demo that may use the wool-coat woman, and only as the open and the close.</w:t>
+      </w:r>
+    </w:p>
+    <w:p>
+      <w:pPr>
+        <w:pStyle w:val="ListBullet"/>
+        <w:spacing w:before="0" w:after="60" w:line="259" w:lineRule="auto"/>
+      </w:pPr>
+      <w:r>
+        <w:rPr>
+          <w:rFonts w:ascii="Calibri" w:hAnsi="Calibri" w:eastAsia="Calibri"/>
+          <w:sz w:val="22"/>
+        </w:rPr>
+        <w:t>0:00–0:03 Picture: Omni omni-door. Narration: Same person. Every scene. Words: 4</w:t>
+      </w:r>
+    </w:p>
+    <w:p>
+      <w:pPr>
+        <w:pStyle w:val="ListBullet"/>
+        <w:spacing w:before="0" w:after="60" w:line="259" w:lineRule="auto"/>
+      </w:pPr>
+      <w:r>
+        <w:rPr>
+          <w:rFonts w:ascii="Calibri" w:hAnsi="Calibri" w:eastAsia="Calibri"/>
+          <w:sz w:val="22"/>
+        </w:rPr>
+        <w:t>0:03–0:23 Picture: Capture. Character, wardrobe, and voice, locked before the scenes. Cast Agent on the character and the wardrobe. The voice is on the character. Cut to a later still that uses that lock. Still: Character, wardrobe, and voice. Narration: Establish the cast before the scenes. Character, wardrobe, and voice. Every still and every clip asks for the same person. Words: 20</w:t>
+      </w:r>
+    </w:p>
+    <w:p>
+      <w:pPr>
+        <w:pStyle w:val="ListBullet"/>
+        <w:spacing w:before="0" w:after="60" w:line="259" w:lineRule="auto"/>
+      </w:pPr>
+      <w:r>
+        <w:rPr>
+          <w:rFonts w:ascii="Calibri" w:hAnsi="Calibri" w:eastAsia="Calibri"/>
+          <w:sz w:val="22"/>
+        </w:rPr>
+        <w:t>0:23–0:30 Picture: Omni omni-hold. Match the face to the open. Narration: Scene one. Scene forty. Same person. Words: 6</w:t>
+      </w:r>
+    </w:p>
+    <w:p>
+      <w:pPr>
+        <w:spacing w:before="0" w:after="160" w:line="259" w:lineRule="auto"/>
+      </w:pPr>
+      <w:r>
+        <w:rPr>
+          <w:rFonts w:ascii="Calibri" w:hAnsi="Calibri" w:eastAsia="Calibri"/>
+          <w:b w:val="0"/>
+          <w:color w:val="374151"/>
+          <w:sz w:val="22"/>
+        </w:rPr>
+        <w:t>Bed: Production. Spoken: 30</w:t>
+      </w:r>
+    </w:p>
+    <w:p>
+      <w:pPr>
+        <w:pStyle w:val="Heading3"/>
+        <w:spacing w:before="240" w:after="120"/>
+      </w:pPr>
+      <w:r>
+        <w:rPr>
+          <w:color w:val="111827"/>
+        </w:rPr>
+        <w:t>Direct Shot — `directShot` — 30s</w:t>
+      </w:r>
+    </w:p>
+    <w:p>
+      <w:pPr>
+        <w:spacing w:before="0" w:after="160" w:line="259" w:lineRule="auto"/>
+      </w:pPr>
+      <w:r>
+        <w:rPr>
+          <w:rFonts w:ascii="Calibri" w:hAnsi="Calibri" w:eastAsia="Calibri"/>
+          <w:b w:val="0"/>
+          <w:color w:val="374151"/>
+          <w:sz w:val="22"/>
+        </w:rPr>
+        <w:t>The button and the dialog say Direct Shot. Type or dictate. Do not look for a control named Shot Director.</w:t>
+      </w:r>
+    </w:p>
+    <w:p>
+      <w:pPr>
+        <w:pStyle w:val="ListBullet"/>
+        <w:spacing w:before="0" w:after="60" w:line="259" w:lineRule="auto"/>
+      </w:pPr>
+      <w:r>
+        <w:rPr>
+          <w:rFonts w:ascii="Calibri" w:hAnsi="Calibri" w:eastAsia="Calibri"/>
+          <w:sz w:val="22"/>
+        </w:rPr>
+        <w:t>0:00–0:03 Picture: A shot still, held. Narration: The shot can still be wrong. Words: 6</w:t>
+      </w:r>
+    </w:p>
+    <w:p>
+      <w:pPr>
+        <w:pStyle w:val="ListBullet"/>
+        <w:spacing w:before="0" w:after="60" w:line="259" w:lineRule="auto"/>
+      </w:pPr>
+      <w:r>
+        <w:rPr>
+          <w:rFonts w:ascii="Calibri" w:hAnsi="Calibri" w:eastAsia="Calibri"/>
+          <w:sz w:val="22"/>
+        </w:rPr>
+        <w:t>0:03–0:23 Picture: Capture. Direct Shot. Typed or dictated. Preview, then save. The dialog says Direct Shot · Scene N · Shot N. Still and clip prompts update together. Still: Direct Shot — type or dictate, preview, save. Narration: Direct the shot in your own words, typed or spoken. Preview it. Save it. The still and the clip both carry that direction. Words: 23</w:t>
+      </w:r>
+    </w:p>
+    <w:p>
+      <w:pPr>
+        <w:pStyle w:val="ListBullet"/>
+        <w:spacing w:before="0" w:after="60" w:line="259" w:lineRule="auto"/>
+      </w:pPr>
+      <w:r>
+        <w:rPr>
+          <w:rFonts w:ascii="Calibri" w:hAnsi="Calibri" w:eastAsia="Calibri"/>
+          <w:sz w:val="22"/>
+        </w:rPr>
+        <w:t>0:23–0:30 Picture: The saved direction, held. Narration: Nothing moves until you save it. Words: 6</w:t>
+      </w:r>
+    </w:p>
+    <w:p>
+      <w:pPr>
+        <w:spacing w:before="0" w:after="160" w:line="259" w:lineRule="auto"/>
+      </w:pPr>
+      <w:r>
+        <w:rPr>
+          <w:rFonts w:ascii="Calibri" w:hAnsi="Calibri" w:eastAsia="Calibri"/>
+          <w:b w:val="0"/>
+          <w:color w:val="374151"/>
+          <w:sz w:val="22"/>
+        </w:rPr>
+        <w:t>Bed: Production. Spoken: 35</w:t>
+      </w:r>
+    </w:p>
+    <w:p>
+      <w:pPr>
+        <w:pStyle w:val="Heading3"/>
+        <w:spacing w:before="240" w:after="120"/>
+      </w:pPr>
+      <w:r>
+        <w:rPr>
+          <w:color w:val="111827"/>
+        </w:rPr>
+        <w:t>Audio Agent — `audioAgent` — 30s</w:t>
+      </w:r>
+    </w:p>
+    <w:p>
+      <w:pPr>
+        <w:pStyle w:val="ListBullet"/>
+        <w:spacing w:before="0" w:after="60" w:line="259" w:lineRule="auto"/>
+      </w:pPr>
+      <w:r>
+        <w:rPr>
+          <w:rFonts w:ascii="Calibri" w:hAnsi="Calibri" w:eastAsia="Calibri"/>
+          <w:sz w:val="22"/>
+        </w:rPr>
+        <w:t>0:00–0:03 Picture: The shot, silent. Narration: Hear the scene before it moves. Words: 6</w:t>
+      </w:r>
+    </w:p>
+    <w:p>
+      <w:pPr>
+        <w:pStyle w:val="ListBullet"/>
+        <w:spacing w:before="0" w:after="60" w:line="259" w:lineRule="auto"/>
+      </w:pPr>
+      <w:r>
+        <w:rPr>
+          <w:rFonts w:ascii="Calibri" w:hAnsi="Calibri" w:eastAsia="Calibri"/>
+          <w:sz w:val="22"/>
+        </w:rPr>
+        <w:t>0:03–0:23 Picture: Capture. Audio Agent. Dialogue, sound effects, and music for this scene. Do not open Clips. Still: Audio Agent — dialogue, effects, and music. Narration: Audio Agent builds the dialogue, the effects, and the music. The scene can be heard before a clip is spent. Words: 20</w:t>
+      </w:r>
+    </w:p>
+    <w:p>
+      <w:pPr>
+        <w:pStyle w:val="ListBullet"/>
+        <w:spacing w:before="0" w:after="60" w:line="259" w:lineRule="auto"/>
+      </w:pPr>
+      <w:r>
+        <w:rPr>
+          <w:rFonts w:ascii="Calibri" w:hAnsi="Calibri" w:eastAsia="Calibri"/>
+          <w:sz w:val="22"/>
+        </w:rPr>
+        <w:t>0:23–0:30 Picture: The line, held, with the score under it. Narration: Now you can hear the scene. Words: 6</w:t>
+      </w:r>
+    </w:p>
+    <w:p>
+      <w:pPr>
+        <w:spacing w:before="0" w:after="160" w:line="259" w:lineRule="auto"/>
+      </w:pPr>
+      <w:r>
+        <w:rPr>
+          <w:rFonts w:ascii="Calibri" w:hAnsi="Calibri" w:eastAsia="Calibri"/>
+          <w:b w:val="0"/>
+          <w:color w:val="374151"/>
+          <w:sz w:val="22"/>
+        </w:rPr>
+        <w:t>Bed: Production. Spoken: 32</w:t>
+      </w:r>
+    </w:p>
+    <w:p>
+      <w:pPr>
+        <w:pStyle w:val="Heading3"/>
+        <w:spacing w:before="240" w:after="120"/>
+      </w:pPr>
+      <w:r>
+        <w:rPr>
+          <w:color w:val="111827"/>
+        </w:rPr>
+        <w:t>Continuity — `continuity` — 30s</w:t>
+      </w:r>
+    </w:p>
+    <w:p>
+      <w:pPr>
+        <w:pStyle w:val="ListBullet"/>
+        <w:spacing w:before="0" w:after="60" w:line="259" w:lineRule="auto"/>
+      </w:pPr>
+      <w:r>
+        <w:rPr>
+          <w:rFonts w:ascii="Calibri" w:hAnsi="Calibri" w:eastAsia="Calibri"/>
+          <w:sz w:val="22"/>
+        </w:rPr>
+        <w:t>0:00–0:03 Picture: A scene that needs a face and a room. Narration: Draw only what this scene needs. Words: 6</w:t>
+      </w:r>
+    </w:p>
+    <w:p>
+      <w:pPr>
+        <w:pStyle w:val="ListBullet"/>
+        <w:spacing w:before="0" w:after="60" w:line="259" w:lineRule="auto"/>
+      </w:pPr>
+      <w:r>
+        <w:rPr>
+          <w:rFonts w:ascii="Calibri" w:hAnsi="Calibri" w:eastAsia="Calibri"/>
+          <w:sz w:val="22"/>
+        </w:rPr>
+        <w:t>0:03–0:23 Picture: Capture. Continuity for this scene. The references this scene needs, generated now. Earlier scenes are not redrawn. Still: Continuity — this scene’s references only. Narration: Generate the references for this scene, just in time. Do not redraw the scenes you already locked. Words: 17</w:t>
+      </w:r>
+    </w:p>
+    <w:p>
+      <w:pPr>
+        <w:pStyle w:val="ListBullet"/>
+        <w:spacing w:before="0" w:after="60" w:line="259" w:lineRule="auto"/>
+      </w:pPr>
+      <w:r>
+        <w:rPr>
+          <w:rFonts w:ascii="Calibri" w:hAnsi="Calibri" w:eastAsia="Calibri"/>
+          <w:sz w:val="22"/>
+        </w:rPr>
+        <w:t>0:23–0:30 Picture: The new reference beside the earlier lock, unchanged. Narration: Earlier scenes stay. Words: 3</w:t>
+      </w:r>
+    </w:p>
+    <w:p>
+      <w:pPr>
+        <w:spacing w:before="0" w:after="160" w:line="259" w:lineRule="auto"/>
+      </w:pPr>
+      <w:r>
+        <w:rPr>
+          <w:rFonts w:ascii="Calibri" w:hAnsi="Calibri" w:eastAsia="Calibri"/>
+          <w:b w:val="0"/>
+          <w:color w:val="374151"/>
+          <w:sz w:val="22"/>
+        </w:rPr>
+        <w:t>Bed: Production. Spoken: 26</w:t>
+      </w:r>
+    </w:p>
+    <w:p>
+      <w:pPr>
+        <w:pStyle w:val="Heading3"/>
+        <w:spacing w:before="240" w:after="120"/>
+      </w:pPr>
+      <w:r>
+        <w:rPr>
+          <w:color w:val="111827"/>
+        </w:rPr>
+        <w:t>Stills Agent — `stillsAgent` — 30s</w:t>
+      </w:r>
+    </w:p>
+    <w:p>
+      <w:pPr>
+        <w:pStyle w:val="ListBullet"/>
+        <w:spacing w:before="0" w:after="60" w:line="259" w:lineRule="auto"/>
+      </w:pPr>
+      <w:r>
+        <w:rPr>
+          <w:rFonts w:ascii="Calibri" w:hAnsi="Calibri" w:eastAsia="Calibri"/>
+          <w:sz w:val="22"/>
+        </w:rPr>
+        <w:t>0:00–0:03 Picture: Direction and audio already on the shot, no frame yet. Narration: The frame is still missing. Words: 5</w:t>
+      </w:r>
+    </w:p>
+    <w:p>
+      <w:pPr>
+        <w:pStyle w:val="ListBullet"/>
+        <w:spacing w:before="0" w:after="60" w:line="259" w:lineRule="auto"/>
+      </w:pPr>
+      <w:r>
+        <w:rPr>
+          <w:rFonts w:ascii="Calibri" w:hAnsi="Calibri" w:eastAsia="Calibri"/>
+          <w:sz w:val="22"/>
+        </w:rPr>
+        <w:t>0:03–0:23 Picture: Capture. Stills Agent. Shot stills from the approved direction. Do not open Clips. Still: Stills Agent — shot frames. Narration: Stills Agent builds the frames. Direction and audio stay as you left them. Motion comes later. Words: 16</w:t>
+      </w:r>
+    </w:p>
+    <w:p>
+      <w:pPr>
+        <w:pStyle w:val="ListBullet"/>
+        <w:spacing w:before="0" w:after="60" w:line="259" w:lineRule="auto"/>
+      </w:pPr>
+      <w:r>
+        <w:rPr>
+          <w:rFonts w:ascii="Calibri" w:hAnsi="Calibri" w:eastAsia="Calibri"/>
+          <w:sz w:val="22"/>
+        </w:rPr>
+        <w:t>0:23–0:30 Picture: The still, held. Narration: This is the shot, before it moves. Words: 7</w:t>
+      </w:r>
+    </w:p>
+    <w:p>
+      <w:pPr>
+        <w:spacing w:before="0" w:after="160" w:line="259" w:lineRule="auto"/>
+      </w:pPr>
+      <w:r>
+        <w:rPr>
+          <w:rFonts w:ascii="Calibri" w:hAnsi="Calibri" w:eastAsia="Calibri"/>
+          <w:b w:val="0"/>
+          <w:color w:val="374151"/>
+          <w:sz w:val="22"/>
+        </w:rPr>
+        <w:t>Bed: Production. Spoken: 28</w:t>
+      </w:r>
+    </w:p>
+    <w:p>
+      <w:pPr>
+        <w:pStyle w:val="Heading3"/>
+        <w:spacing w:before="240" w:after="120"/>
+      </w:pPr>
+      <w:r>
+        <w:rPr>
+          <w:color w:val="111827"/>
+        </w:rPr>
+        <w:t>Animatic — `animatic` — 30s</w:t>
+      </w:r>
+    </w:p>
+    <w:p>
+      <w:pPr>
+        <w:spacing w:before="0" w:after="160" w:line="259" w:lineRule="auto"/>
+      </w:pPr>
+      <w:r>
+        <w:rPr>
+          <w:rFonts w:ascii="Calibri" w:hAnsi="Calibri" w:eastAsia="Calibri"/>
+          <w:b w:val="0"/>
+          <w:color w:val="374151"/>
+          <w:sz w:val="22"/>
+        </w:rPr>
+        <w:t>Do not render a clip in this demo. The animatic can be the finished piece.</w:t>
+      </w:r>
+    </w:p>
+    <w:p>
+      <w:pPr>
+        <w:pStyle w:val="ListBullet"/>
+        <w:spacing w:before="0" w:after="60" w:line="259" w:lineRule="auto"/>
+      </w:pPr>
+      <w:r>
+        <w:rPr>
+          <w:rFonts w:ascii="Calibri" w:hAnsi="Calibri" w:eastAsia="Calibri"/>
+          <w:sz w:val="22"/>
+        </w:rPr>
+        <w:t>0:00–0:03 Picture: A locked still of the doorway. Narration: Do not move her yet. Words: 5</w:t>
+      </w:r>
+    </w:p>
+    <w:p>
+      <w:pPr>
+        <w:pStyle w:val="ListBullet"/>
+        <w:spacing w:before="0" w:after="60" w:line="259" w:lineRule="auto"/>
+      </w:pPr>
+      <w:r>
+        <w:rPr>
+          <w:rFonts w:ascii="Calibri" w:hAnsi="Calibri" w:eastAsia="Calibri"/>
+          <w:sz w:val="22"/>
+        </w:rPr>
+        <w:t>0:03–0:23 Picture: Capture. Screening Room. The animatic: that still, her line, score. Share is there. Do not render a clip. Still: Screening Room animatic, with share. Narration: Watch the animatic with the sound. Share it. Finish every scene this way before video, so a script change does not rerun the clips. Words: 24</w:t>
+      </w:r>
+    </w:p>
+    <w:p>
+      <w:pPr>
+        <w:pStyle w:val="ListBullet"/>
+        <w:spacing w:before="0" w:after="60" w:line="259" w:lineRule="auto"/>
+      </w:pPr>
+      <w:r>
+        <w:rPr>
+          <w:rFonts w:ascii="Calibri" w:hAnsi="Calibri" w:eastAsia="Calibri"/>
+          <w:sz w:val="22"/>
+        </w:rPr>
+        <w:t>0:23–0:30 Picture: The animatic, held. No clip. Narration: Many creators ship this as the MP4. Words: 7</w:t>
+      </w:r>
+    </w:p>
+    <w:p>
+      <w:pPr>
+        <w:spacing w:before="0" w:after="160" w:line="259" w:lineRule="auto"/>
+      </w:pPr>
+      <w:r>
+        <w:rPr>
+          <w:rFonts w:ascii="Calibri" w:hAnsi="Calibri" w:eastAsia="Calibri"/>
+          <w:b w:val="0"/>
+          <w:color w:val="374151"/>
+          <w:sz w:val="22"/>
+        </w:rPr>
+        <w:t>Bed: Production. Spoken: 36</w:t>
+      </w:r>
+    </w:p>
+    <w:p>
+      <w:pPr>
+        <w:pStyle w:val="Heading3"/>
+        <w:spacing w:before="240" w:after="120"/>
+      </w:pPr>
+      <w:r>
+        <w:rPr>
+          <w:color w:val="111827"/>
+        </w:rPr>
+        <w:t>Video Agent — `videoAgent` — 30s</w:t>
+      </w:r>
+    </w:p>
+    <w:p>
+      <w:pPr>
+        <w:spacing w:before="0" w:after="160" w:line="259" w:lineRule="auto"/>
+      </w:pPr>
+      <w:r>
+        <w:rPr>
+          <w:rFonts w:ascii="Calibri" w:hAnsi="Calibri" w:eastAsia="Calibri"/>
+          <w:b w:val="0"/>
+          <w:color w:val="374151"/>
+          <w:sz w:val="22"/>
+        </w:rPr>
+        <w:t>The control is Video Agent, on the Clips tab. Do not look for a button named Clip Agent.</w:t>
+      </w:r>
+    </w:p>
+    <w:p>
+      <w:pPr>
+        <w:pStyle w:val="ListBullet"/>
+        <w:spacing w:before="0" w:after="60" w:line="259" w:lineRule="auto"/>
+      </w:pPr>
+      <w:r>
+        <w:rPr>
+          <w:rFonts w:ascii="Calibri" w:hAnsi="Calibri" w:eastAsia="Calibri"/>
+          <w:sz w:val="22"/>
+        </w:rPr>
+        <w:t>0:00–0:03 Picture: The animatic, held. Narration: Now the picture can move. Words: 5</w:t>
+      </w:r>
+    </w:p>
+    <w:p>
+      <w:pPr>
+        <w:pStyle w:val="ListBullet"/>
+        <w:spacing w:before="0" w:after="60" w:line="259" w:lineRule="auto"/>
+      </w:pPr>
+      <w:r>
+        <w:rPr>
+          <w:rFonts w:ascii="Calibri" w:hAnsi="Calibri" w:eastAsia="Calibri"/>
+          <w:sz w:val="22"/>
+        </w:rPr>
+        <w:t>0:03–0:23 Picture: Capture. Video Agent on Clips, already in motion, not a spinner. Cut to the stitched scene in the Screening Room. Still: Video Agent, then the stitched scene. Narration: Video Agent generates the shot clips. Watch the stitched scene. If a shot is wrong, direct it again. Words: 18</w:t>
+      </w:r>
+    </w:p>
+    <w:p>
+      <w:pPr>
+        <w:pStyle w:val="ListBullet"/>
+        <w:spacing w:before="0" w:after="60" w:line="259" w:lineRule="auto"/>
+      </w:pPr>
+      <w:r>
+        <w:rPr>
+          <w:rFonts w:ascii="Calibri" w:hAnsi="Calibri" w:eastAsia="Calibri"/>
+          <w:sz w:val="22"/>
+        </w:rPr>
+        <w:t>0:23–0:30 Picture: The stitched scene, held. Narration: Then you keep what plays. Words: 5</w:t>
+      </w:r>
+    </w:p>
+    <w:p>
+      <w:pPr>
+        <w:spacing w:before="0" w:after="160" w:line="259" w:lineRule="auto"/>
+      </w:pPr>
+      <w:r>
+        <w:rPr>
+          <w:rFonts w:ascii="Calibri" w:hAnsi="Calibri" w:eastAsia="Calibri"/>
+          <w:b w:val="0"/>
+          <w:color w:val="374151"/>
+          <w:sz w:val="22"/>
+        </w:rPr>
+        <w:t>Bed: Production. Spoken: 28</w:t>
+      </w:r>
+    </w:p>
+    <w:p>
+      <w:pPr>
+        <w:pStyle w:val="Heading3"/>
+        <w:spacing w:before="240" w:after="120"/>
+      </w:pPr>
+      <w:r>
+        <w:rPr>
+          <w:color w:val="111827"/>
+        </w:rPr>
+        <w:t>Mixer — `mixer` — 30s</w:t>
+      </w:r>
+    </w:p>
+    <w:p>
+      <w:pPr>
+        <w:spacing w:before="0" w:after="160" w:line="259" w:lineRule="auto"/>
+      </w:pPr>
+      <w:r>
+        <w:rPr>
+          <w:rFonts w:ascii="Calibri" w:hAnsi="Calibri" w:eastAsia="Calibri"/>
+          <w:b w:val="0"/>
+          <w:color w:val="374151"/>
+          <w:sz w:val="22"/>
+        </w:rPr>
+        <w:t>Show the controls in the picture. Do not name every slider in the read.</w:t>
+      </w:r>
+    </w:p>
+    <w:p>
+      <w:pPr>
+        <w:pStyle w:val="ListBullet"/>
+        <w:spacing w:before="0" w:after="60" w:line="259" w:lineRule="auto"/>
+      </w:pPr>
+      <w:r>
+        <w:rPr>
+          <w:rFonts w:ascii="Calibri" w:hAnsi="Calibri" w:eastAsia="Calibri"/>
+          <w:sz w:val="22"/>
+        </w:rPr>
+        <w:t>0:00–0:03 Picture: The stitched scene, sound a little too thin. Narration: The line is right. The room is loud. Words: 8</w:t>
+      </w:r>
+    </w:p>
+    <w:p>
+      <w:pPr>
+        <w:pStyle w:val="ListBullet"/>
+        <w:spacing w:before="0" w:after="60" w:line="259" w:lineRule="auto"/>
+      </w:pPr>
+      <w:r>
+        <w:rPr>
+          <w:rFonts w:ascii="Calibri" w:hAnsi="Calibri" w:eastAsia="Calibri"/>
+          <w:sz w:val="22"/>
+        </w:rPr>
+        <w:t>0:03–0:23 Picture: Capture. Mixer. Include or drop a shot. Trim one. Balance dialogue, narration, score, and effects. A text overlay and the watermark are present, not toured. The scene plays back with its sound. Still: Mixer — include, trim, balance, overlay, watermark. Narration: Keep the shots that belong. Trim them. Balance her voice, the score, and the effects. What you render here is what Screening Room plays. Words: 24</w:t>
+      </w:r>
+    </w:p>
+    <w:p>
+      <w:pPr>
+        <w:pStyle w:val="ListBullet"/>
+        <w:spacing w:before="0" w:after="60" w:line="259" w:lineRule="auto"/>
+      </w:pPr>
+      <w:r>
+        <w:rPr>
+          <w:rFonts w:ascii="Calibri" w:hAnsi="Calibri" w:eastAsia="Calibri"/>
+          <w:sz w:val="22"/>
+        </w:rPr>
+        <w:t>0:23–0:30 Picture: The mixed scene, full frame, picture and sound, no chrome. Narration: The scene is finished. Words: 4</w:t>
+      </w:r>
+    </w:p>
+    <w:p>
+      <w:pPr>
+        <w:spacing w:before="0" w:after="160" w:line="259" w:lineRule="auto"/>
+      </w:pPr>
+      <w:r>
+        <w:rPr>
+          <w:rFonts w:ascii="Calibri" w:hAnsi="Calibri" w:eastAsia="Calibri"/>
+          <w:b w:val="0"/>
+          <w:color w:val="374151"/>
+          <w:sz w:val="22"/>
+        </w:rPr>
+        <w:t>Bed: Production, falling toward the Screening silence in the last three seconds. Spoken: 36</w:t>
+      </w:r>
+    </w:p>
+    <w:p>
+      <w:pPr>
+        <w:pStyle w:val="Heading3"/>
+        <w:spacing w:before="240" w:after="120"/>
+      </w:pPr>
+      <w:r>
+        <w:rPr>
+          <w:color w:val="111827"/>
+        </w:rPr>
+        <w:t>Language versions — `languageStreams` — 30s</w:t>
+      </w:r>
+    </w:p>
+    <w:p>
+      <w:pPr>
+        <w:pStyle w:val="ListBullet"/>
+        <w:spacing w:before="0" w:after="60" w:line="259" w:lineRule="auto"/>
+      </w:pPr>
+      <w:r>
+        <w:rPr>
+          <w:rFonts w:ascii="Calibri" w:hAnsi="Calibri" w:eastAsia="Calibri"/>
+          <w:sz w:val="22"/>
+        </w:rPr>
+        <w:t>0:00–0:03 Picture: The finished scene, English. Narration: The same cut. Another language. Words: 5</w:t>
+      </w:r>
+    </w:p>
+    <w:p>
+      <w:pPr>
+        <w:pStyle w:val="ListBullet"/>
+        <w:spacing w:before="0" w:after="60" w:line="259" w:lineRule="auto"/>
+      </w:pPr>
+      <w:r>
+        <w:rPr>
+          <w:rFonts w:ascii="Calibri" w:hAnsi="Calibri" w:eastAsia="Calibri"/>
+          <w:sz w:val="22"/>
+        </w:rPr>
+        <w:t>0:03–0:23 Picture: Capture. A language version of this scene, not a new production. On one shot, Double. On another, Regenerate from the translated line. A signage shot is regenerated so the picture’s text changes. Lip-sync may be the third choice, shown, not toured. Still: Language version — Double, Lip-sync, or Regenerate, including signage. Narration: Dub the line, or regenerate the clip. Regenerate the signage when the picture has text. The speed is saved on this language. Words: 22</w:t>
+      </w:r>
+    </w:p>
+    <w:p>
+      <w:pPr>
+        <w:pStyle w:val="ListBullet"/>
+        <w:spacing w:before="0" w:after="60" w:line="259" w:lineRule="auto"/>
+      </w:pPr>
+      <w:r>
+        <w:rPr>
+          <w:rFonts w:ascii="Calibri" w:hAnsi="Calibri" w:eastAsia="Calibri"/>
+          <w:sz w:val="22"/>
+        </w:rPr>
+        <w:t>0:23–0:30 Picture: The language version, held. The picture is the same cut. Narration: Not a second film. Words: 4</w:t>
+      </w:r>
+    </w:p>
+    <w:p>
+      <w:pPr>
+        <w:spacing w:before="0" w:after="160" w:line="259" w:lineRule="auto"/>
+      </w:pPr>
+      <w:r>
+        <w:rPr>
+          <w:rFonts w:ascii="Calibri" w:hAnsi="Calibri" w:eastAsia="Calibri"/>
+          <w:b w:val="0"/>
+          <w:color w:val="374151"/>
+          <w:sz w:val="22"/>
+        </w:rPr>
+        <w:t>Bed: Production. Spoken: 31</w:t>
+      </w:r>
+    </w:p>
+    <w:p>
+      <w:pPr>
         <w:pStyle w:val="Heading1"/>
         <w:spacing w:before="320" w:after="120"/>
       </w:pPr>
@@ -5013,7 +6381,7 @@
         <w:rPr>
           <w:color w:val="111827"/>
         </w:rPr>
-        <w:t>30-second demos</w:t>
+        <w:t>Inside the room films only</w:t>
       </w:r>
     </w:p>
     <w:p>
@@ -5026,3238 +6394,21 @@
           <w:b w:val="0"/>
           <w:sz w:val="22"/>
         </w:rPr>
-        <w:t>Each demo stands alone. Shared gestures do not get a second film.</w:t>
+        <w:t>These have no 30-second file. Do not schedule them as separate demos.</w:t>
       </w:r>
     </w:p>
     <w:p>
       <w:pPr>
-        <w:pStyle w:val="Heading2"/>
-        <w:spacing w:before="320" w:after="120"/>
-      </w:pPr>
-      <w:r>
-        <w:rPr>
-          <w:color w:val="111827"/>
-        </w:rPr>
-        <w:t>Series</w:t>
-      </w:r>
-    </w:p>
-    <w:p>
-      <w:pPr>
         <w:spacing w:before="0" w:after="160" w:line="259" w:lineRule="auto"/>
       </w:pPr>
       <w:r>
         <w:rPr>
           <w:rFonts w:ascii="Calibri" w:hAnsi="Calibri" w:eastAsia="Calibri"/>
-          <w:b/>
-          <w:sz w:val="22"/>
-        </w:rPr>
-        <w:t>These Series demos are narrated by Ana. Open on her, not on the drama Omni clips. The close is a held still of the capture. Do not cut in the wool-coat woman.</w:t>
-      </w:r>
-      <w:r>
-        <w:rPr>
-          <w:rFonts w:ascii="Calibri" w:hAnsi="Calibri" w:eastAsia="Calibri"/>
           <w:b w:val="0"/>
-          <w:sz w:val="22"/>
-        </w:rPr>
-        <w:t xml:space="preserve"/>
-      </w:r>
-    </w:p>
-    <w:p>
-      <w:pPr>
-        <w:pStyle w:val="Heading3"/>
-        <w:spacing w:before="240" w:after="120"/>
-      </w:pPr>
-      <w:r>
-        <w:rPr>
-          <w:color w:val="111827"/>
-        </w:rPr>
-        <w:t>New Series — `newSeries` — 30s</w:t>
-      </w:r>
-    </w:p>
-    <w:p>
-      <w:pPr>
-        <w:pStyle w:val="ListBullet"/>
-        <w:spacing w:before="0" w:after="60" w:line="259" w:lineRule="auto"/>
-      </w:pPr>
-      <w:r>
-        <w:rPr>
-          <w:rFonts w:ascii="Calibri" w:hAnsi="Calibri" w:eastAsia="Calibri"/>
-          <w:b/>
-          <w:sz w:val="22"/>
-        </w:rPr>
-        <w:t>0:00–0:03 Picture: Ana at the studio desk, amber light, she turns toward the work. Narration: Start with what you mean. Words: 5</w:t>
-      </w:r>
-    </w:p>
-    <w:p>
-      <w:pPr>
-        <w:pStyle w:val="ListBullet"/>
-        <w:spacing w:before="0" w:after="60" w:line="259" w:lineRule="auto"/>
-      </w:pPr>
-      <w:r>
-        <w:rPr>
-          <w:rFonts w:ascii="Calibri" w:hAnsi="Calibri" w:eastAsia="Calibri"/>
-          <w:b/>
-          <w:sz w:val="22"/>
-        </w:rPr>
-        <w:t>0:03–0:23 Picture: Capture. Create New Series. Intent in the synopsis. Clarify and Confirm. Cut when it locks, then Generate Series. Still: Create New Series — intent, Clarify and Confirm, Generate Series. Narration: New Series. Say the intent. Clarify it until the synopsis is yours. Then generate the baseline. Words: 16</w:t>
-      </w:r>
-    </w:p>
-    <w:p>
-      <w:pPr>
-        <w:pStyle w:val="ListBullet"/>
-        <w:spacing w:before="0" w:after="60" w:line="259" w:lineRule="auto"/>
-      </w:pPr>
-      <w:r>
-        <w:rPr>
-          <w:rFonts w:ascii="Calibri" w:hAnsi="Calibri" w:eastAsia="Calibri"/>
-          <w:b/>
-          <w:sz w:val="22"/>
-        </w:rPr>
-        <w:t>0:23–0:30 Picture: The locked synopsis, held. Narration: The season starts from that. Words: 5</w:t>
-      </w:r>
-    </w:p>
-    <w:p>
-      <w:pPr>
-        <w:pStyle w:val="ListBullet"/>
-        <w:spacing w:before="0" w:after="60" w:line="259" w:lineRule="auto"/>
-      </w:pPr>
-      <w:r>
-        <w:rPr>
-          <w:rFonts w:ascii="Calibri" w:hAnsi="Calibri" w:eastAsia="Calibri"/>
-          <w:b/>
-          <w:sz w:val="22"/>
-        </w:rPr>
-        <w:t>Bed: Series. Spoken: 26</w:t>
-      </w:r>
-    </w:p>
-    <w:p>
-      <w:pPr>
-        <w:pStyle w:val="Heading3"/>
-        <w:spacing w:before="240" w:after="120"/>
-      </w:pPr>
-      <w:r>
-        <w:rPr>
-          <w:color w:val="111827"/>
-        </w:rPr>
-        <w:t>Review the first cut — `seriesReview` — 30s</w:t>
-      </w:r>
-    </w:p>
-    <w:p>
-      <w:pPr>
-        <w:pStyle w:val="ListBullet"/>
-        <w:spacing w:before="0" w:after="60" w:line="259" w:lineRule="auto"/>
-      </w:pPr>
-      <w:r>
-        <w:rPr>
-          <w:rFonts w:ascii="Calibri" w:hAnsi="Calibri" w:eastAsia="Calibri"/>
-          <w:b/>
-          <w:sz w:val="22"/>
-        </w:rPr>
-        <w:t>0:00–0:03 Picture: Ana, a beat of stillness, looking toward the screen light. Narration: Hear it before you change it. Words: 6</w:t>
-      </w:r>
-    </w:p>
-    <w:p>
-      <w:pPr>
-        <w:pStyle w:val="ListBullet"/>
-        <w:spacing w:before="0" w:after="60" w:line="259" w:lineRule="auto"/>
-      </w:pPr>
-      <w:r>
-        <w:rPr>
-          <w:rFonts w:ascii="Calibri" w:hAnsi="Calibri" w:eastAsia="Calibri"/>
-          <w:b/>
-          <w:sz w:val="22"/>
-        </w:rPr>
-        <w:t>0:03–0:23 Picture: Capture. Overview with Listen. Cut to Episodes Listen. Hold Consistency on Story Threads. Then Continuity: Cast, Locations, Props, Settings. Cut on a match. Still: Overview Listen, Episodes Listen, Consistency, Continuity — Cast, Locations, Props, Settings. Narration: Read it, or listen. Overview and episodes. Consistency holds the story. Continuity holds the cast, the places, the props, and the look. Words: 22</w:t>
-      </w:r>
-    </w:p>
-    <w:p>
-      <w:pPr>
-        <w:pStyle w:val="ListBullet"/>
-        <w:spacing w:before="0" w:after="60" w:line="259" w:lineRule="auto"/>
-      </w:pPr>
-      <w:r>
-        <w:rPr>
-          <w:rFonts w:ascii="Calibri" w:hAnsi="Calibri" w:eastAsia="Calibri"/>
-          <w:b/>
-          <w:sz w:val="22"/>
-        </w:rPr>
-        <w:t>0:23–0:30 Picture: Continuity held on the same cast. Narration: Same people. Every episode. Words: 4</w:t>
-      </w:r>
-    </w:p>
-    <w:p>
-      <w:pPr>
-        <w:pStyle w:val="ListBullet"/>
-        <w:spacing w:before="0" w:after="60" w:line="259" w:lineRule="auto"/>
-      </w:pPr>
-      <w:r>
-        <w:rPr>
-          <w:rFonts w:ascii="Calibri" w:hAnsi="Calibri" w:eastAsia="Calibri"/>
-          <w:b/>
-          <w:sz w:val="22"/>
-        </w:rPr>
-        <w:t>Bed: Series. Spoken: 32</w:t>
-      </w:r>
-    </w:p>
-    <w:p>
-      <w:pPr>
-        <w:pStyle w:val="Heading3"/>
-        <w:spacing w:before="240" w:after="120"/>
-      </w:pPr>
-      <w:r>
-        <w:rPr>
-          <w:color w:val="111827"/>
-        </w:rPr>
-        <w:t>Audience Resonance — `seriesResonance` — 30s</w:t>
-      </w:r>
-    </w:p>
-    <w:p>
-      <w:pPr>
-        <w:pStyle w:val="ListBullet"/>
-        <w:spacing w:before="0" w:after="60" w:line="259" w:lineRule="auto"/>
-      </w:pPr>
-      <w:r>
-        <w:rPr>
-          <w:rFonts w:ascii="Calibri" w:hAnsi="Calibri" w:eastAsia="Calibri"/>
-          <w:b/>
-          <w:sz w:val="22"/>
-        </w:rPr>
-        <w:t>0:00–0:03 Picture: Ana, eyes on the work, no interface. Narration: Will this season hold them? Words: 5</w:t>
-      </w:r>
-    </w:p>
-    <w:p>
-      <w:pPr>
-        <w:pStyle w:val="ListBullet"/>
-        <w:spacing w:before="0" w:after="60" w:line="259" w:lineRule="auto"/>
-      </w:pPr>
-      <w:r>
-        <w:rPr>
-          <w:rFonts w:ascii="Calibri" w:hAnsi="Calibri" w:eastAsia="Calibri"/>
-          <w:b/>
-          <w:sz w:val="22"/>
-        </w:rPr>
-        <w:t>0:03–0:23 Picture: Capture. Series Audience Resonance. Scores and the analysis. Actionable Insights sit there. She does not apply one. Still: Audience Resonance analysis, then Actionable Insights, unapplied. Narration: Run Audience Resonance on the series. Read the scores. Apply an insight only if you choose to. Nothing moves until you do. Words: 22</w:t>
-      </w:r>
-    </w:p>
-    <w:p>
-      <w:pPr>
-        <w:pStyle w:val="ListBullet"/>
-        <w:spacing w:before="0" w:after="60" w:line="259" w:lineRule="auto"/>
-      </w:pPr>
-      <w:r>
-        <w:rPr>
-          <w:rFonts w:ascii="Calibri" w:hAnsi="Calibri" w:eastAsia="Calibri"/>
-          <w:b/>
-          <w:sz w:val="22"/>
-        </w:rPr>
-        <w:t>0:23–0:30 Picture: The insight, held, unapplied. Narration: You decide. Words: 2</w:t>
-      </w:r>
-    </w:p>
-    <w:p>
-      <w:pPr>
-        <w:pStyle w:val="ListBullet"/>
-        <w:spacing w:before="0" w:after="60" w:line="259" w:lineRule="auto"/>
-      </w:pPr>
-      <w:r>
-        <w:rPr>
-          <w:rFonts w:ascii="Calibri" w:hAnsi="Calibri" w:eastAsia="Calibri"/>
-          <w:b/>
-          <w:sz w:val="22"/>
-        </w:rPr>
-        <w:t>Bed: Series. Spoken: 29</w:t>
-      </w:r>
-    </w:p>
-    <w:p>
-      <w:pPr>
-        <w:pStyle w:val="Heading3"/>
-        <w:spacing w:before="240" w:after="120"/>
-      </w:pPr>
-      <w:r>
-        <w:rPr>
-          <w:color w:val="111827"/>
-        </w:rPr>
-        <w:t>Series Director — `seriesDirector` — also plays for Direct this episode — 30s</w:t>
-      </w:r>
-    </w:p>
-    <w:p>
-      <w:pPr>
-        <w:pStyle w:val="ListBullet"/>
-        <w:spacing w:before="0" w:after="60" w:line="259" w:lineRule="auto"/>
-      </w:pPr>
-      <w:r>
-        <w:rPr>
-          <w:rFonts w:ascii="Calibri" w:hAnsi="Calibri" w:eastAsia="Calibri"/>
-          <w:b/>
-          <w:sz w:val="22"/>
-        </w:rPr>
-        <w:t>0:00–0:03 Picture: Ana, calm, a small nod toward the screen. Narration: You direct it. Words: 3</w:t>
-      </w:r>
-    </w:p>
-    <w:p>
-      <w:pPr>
-        <w:pStyle w:val="ListBullet"/>
-        <w:spacing w:before="0" w:after="60" w:line="259" w:lineRule="auto"/>
-      </w:pPr>
-      <w:r>
-        <w:rPr>
-          <w:rFonts w:ascii="Calibri" w:hAnsi="Calibri" w:eastAsia="Calibri"/>
-          <w:b/>
-          <w:sz w:val="22"/>
-        </w:rPr>
-        <w:t>0:03–0:20 Picture: Capture. Series Director. Spoken or typed direction. Optional focus. She accepts. Unrelated story stays. Still: Series Director — direction, focus, accept. Narration: Direct the series in your own words. A recommendation can help. Nothing changes until you accept it. Words: 17</w:t>
-      </w:r>
-    </w:p>
-    <w:p>
-      <w:pPr>
-        <w:pStyle w:val="ListBullet"/>
-        <w:spacing w:before="0" w:after="60" w:line="259" w:lineRule="auto"/>
-      </w:pPr>
-      <w:r>
-        <w:rPr>
-          <w:rFonts w:ascii="Calibri" w:hAnsi="Calibri" w:eastAsia="Calibri"/>
-          <w:b/>
-          <w:sz w:val="22"/>
-        </w:rPr>
-        <w:t>0:20–0:23 Picture: A short hold on Episodes, Direct this episode, one episode only. The others do not move. Still: Episodes — Direct this episode, other episodes unchanged. Narration: Or direct this hour alone. Words: 5</w:t>
-      </w:r>
-    </w:p>
-    <w:p>
-      <w:pPr>
-        <w:pStyle w:val="ListBullet"/>
-        <w:spacing w:before="0" w:after="60" w:line="259" w:lineRule="auto"/>
-      </w:pPr>
-      <w:r>
-        <w:rPr>
-          <w:rFonts w:ascii="Calibri" w:hAnsi="Calibri" w:eastAsia="Calibri"/>
-          <w:b/>
-          <w:sz w:val="22"/>
-        </w:rPr>
-        <w:t>0:23–0:30 Picture: The accepted change, held. Narration: The season stays yours. Words: 4</w:t>
-      </w:r>
-    </w:p>
-    <w:p>
-      <w:pPr>
-        <w:pStyle w:val="ListBullet"/>
-        <w:spacing w:before="0" w:after="60" w:line="259" w:lineRule="auto"/>
-      </w:pPr>
-      <w:r>
-        <w:rPr>
-          <w:rFonts w:ascii="Calibri" w:hAnsi="Calibri" w:eastAsia="Calibri"/>
-          <w:b/>
-          <w:sz w:val="22"/>
-        </w:rPr>
-        <w:t>Bed: Series. Spoken: 29</w:t>
-      </w:r>
-    </w:p>
-    <w:p>
-      <w:pPr>
-        <w:pStyle w:val="Heading2"/>
-        <w:spacing w:before="320" w:after="120"/>
-      </w:pPr>
-      <w:r>
-        <w:rPr>
-          <w:color w:val="111827"/>
-        </w:rPr>
-        <w:t>Blueprint</w:t>
-      </w:r>
-    </w:p>
-    <w:p>
-      <w:pPr>
-        <w:spacing w:before="0" w:after="160" w:line="259" w:lineRule="auto"/>
-      </w:pPr>
-      <w:r>
-        <w:rPr>
-          <w:rFonts w:ascii="Calibri" w:hAnsi="Calibri" w:eastAsia="Calibri"/>
-          <w:b w:val="0"/>
-          <w:sz w:val="22"/>
-        </w:rPr>
-        <w:t>The Series Director demo also covers Direct this episode. Blueprint Director has its own demo. Go to Production Stage is spoken in the Blueprint room film, at 1:08. Share the treatment has no separate 30-second file. Start the episode is spoken in the Series Room film, at 1:18. It has no separate 30-second file.</w:t>
-      </w:r>
-    </w:p>
-    <w:p>
-      <w:pPr>
-        <w:spacing w:before="0" w:after="160" w:line="259" w:lineRule="auto"/>
-      </w:pPr>
-      <w:r>
-        <w:rPr>
-          <w:rFonts w:ascii="Calibri" w:hAnsi="Calibri" w:eastAsia="Calibri"/>
-          <w:b/>
-          <w:sz w:val="22"/>
-        </w:rPr>
-        <w:t>These Blueprint demos are narrated by Ana. Open on her, not on the drama Omni clips. The close is a held still of the capture. Do not cut in the wool-coat woman.</w:t>
-      </w:r>
-      <w:r>
-        <w:rPr>
-          <w:rFonts w:ascii="Calibri" w:hAnsi="Calibri" w:eastAsia="Calibri"/>
-          <w:b w:val="0"/>
-          <w:sz w:val="22"/>
-        </w:rPr>
-        <w:t xml:space="preserve"/>
-      </w:r>
-    </w:p>
-    <w:p>
-      <w:pPr>
-        <w:pStyle w:val="Heading3"/>
-        <w:spacing w:before="240" w:after="120"/>
-      </w:pPr>
-      <w:r>
-        <w:rPr>
-          <w:color w:val="111827"/>
-        </w:rPr>
-        <w:t>Start the Blueprint — `startBlueprint` — 30s</w:t>
-      </w:r>
-    </w:p>
-    <w:p>
-      <w:pPr>
-        <w:pStyle w:val="ListBullet"/>
-        <w:spacing w:before="0" w:after="60" w:line="259" w:lineRule="auto"/>
-      </w:pPr>
-      <w:r>
-        <w:rPr>
-          <w:rFonts w:ascii="Calibri" w:hAnsi="Calibri" w:eastAsia="Calibri"/>
-          <w:b/>
-          <w:sz w:val="22"/>
-        </w:rPr>
-        <w:t>0:00–0:03 Picture: Ana at the studio desk, amber light, she turns toward the work. Narration: Start from the story you mean. Words: 6</w:t>
-      </w:r>
-      <w:r>
-        <w:rPr>
-          <w:rFonts w:ascii="Calibri" w:hAnsi="Calibri" w:eastAsia="Calibri"/>
-          <w:b w:val="0"/>
-          <w:sz w:val="22"/>
-        </w:rPr>
-        <w:t xml:space="preserve"/>
-      </w:r>
-      <w:r>
-        <w:rPr>
-          <w:rFonts w:ascii="Consolas" w:hAnsi="Consolas" w:eastAsia="Consolas"/>
-          <w:b w:val="0"/>
-          <w:color w:val="1E406E"/>
-          <w:sz w:val="20"/>
-        </w:rPr>
-        <w:t/>
-      </w:r>
-      <w:r>
-        <w:rPr>
-          <w:rFonts w:ascii="Calibri" w:hAnsi="Calibri" w:eastAsia="Calibri"/>
-          <w:b w:val="0"/>
-          <w:sz w:val="22"/>
-        </w:rPr>
-        <w:t/>
-      </w:r>
-    </w:p>
-    <w:p>
-      <w:pPr>
-        <w:pStyle w:val="ListBullet"/>
-        <w:spacing w:before="0" w:after="60" w:line="259" w:lineRule="auto"/>
-      </w:pPr>
-      <w:r>
-        <w:rPr>
-          <w:rFonts w:ascii="Calibri" w:hAnsi="Calibri" w:eastAsia="Calibri"/>
-          <w:b/>
-          <w:sz w:val="22"/>
-        </w:rPr>
-        <w:t>0:03–0:23 Picture: Capture. A series episode already known, then Start Your Project. Intent, Validate &amp; Enhance with AI, Generate Blueprint. Still: Series episode already known, or Start Your Project — intent, Validate &amp; Enhance with AI, Generate Blueprint. Narration: A series episode arrives known. Or describe a new project, clarify it, and generate the blueprint. Words: 16</w:t>
-      </w:r>
-      <w:r>
-        <w:rPr>
-          <w:rFonts w:ascii="Calibri" w:hAnsi="Calibri" w:eastAsia="Calibri"/>
-          <w:b w:val="0"/>
-          <w:sz w:val="22"/>
-        </w:rPr>
-        <w:t xml:space="preserve"/>
-      </w:r>
-      <w:r>
-        <w:rPr>
-          <w:rFonts w:ascii="Consolas" w:hAnsi="Consolas" w:eastAsia="Consolas"/>
-          <w:b w:val="0"/>
-          <w:color w:val="1E406E"/>
-          <w:sz w:val="20"/>
-        </w:rPr>
-        <w:t/>
-      </w:r>
-      <w:r>
-        <w:rPr>
-          <w:rFonts w:ascii="Calibri" w:hAnsi="Calibri" w:eastAsia="Calibri"/>
-          <w:b w:val="0"/>
-          <w:sz w:val="22"/>
-        </w:rPr>
-        <w:t/>
-      </w:r>
-    </w:p>
-    <w:p>
-      <w:pPr>
-        <w:pStyle w:val="ListBullet"/>
-        <w:spacing w:before="0" w:after="60" w:line="259" w:lineRule="auto"/>
-      </w:pPr>
-      <w:r>
-        <w:rPr>
-          <w:rFonts w:ascii="Calibri" w:hAnsi="Calibri" w:eastAsia="Calibri"/>
-          <w:b/>
-          <w:sz w:val="22"/>
-        </w:rPr>
-        <w:t>0:23–0:30 Picture: The treatment, held. Narration: The treatment starts from that. Words: 5</w:t>
-      </w:r>
-      <w:r>
-        <w:rPr>
-          <w:rFonts w:ascii="Calibri" w:hAnsi="Calibri" w:eastAsia="Calibri"/>
-          <w:b w:val="0"/>
-          <w:sz w:val="22"/>
-        </w:rPr>
-        <w:t xml:space="preserve"/>
-      </w:r>
-      <w:r>
-        <w:rPr>
-          <w:rFonts w:ascii="Consolas" w:hAnsi="Consolas" w:eastAsia="Consolas"/>
-          <w:b w:val="0"/>
-          <w:color w:val="1E406E"/>
-          <w:sz w:val="20"/>
-        </w:rPr>
-        <w:t/>
-      </w:r>
-      <w:r>
-        <w:rPr>
-          <w:rFonts w:ascii="Calibri" w:hAnsi="Calibri" w:eastAsia="Calibri"/>
-          <w:b w:val="0"/>
-          <w:sz w:val="22"/>
-        </w:rPr>
-        <w:t/>
-      </w:r>
-    </w:p>
-    <w:p>
-      <w:pPr>
-        <w:pStyle w:val="ListBullet"/>
-        <w:spacing w:before="0" w:after="60" w:line="259" w:lineRule="auto"/>
-      </w:pPr>
-      <w:r>
-        <w:rPr>
-          <w:rFonts w:ascii="Calibri" w:hAnsi="Calibri" w:eastAsia="Calibri"/>
-          <w:b/>
-          <w:sz w:val="22"/>
-        </w:rPr>
-        <w:t>Bed: Blueprint. Spoken: 27</w:t>
-      </w:r>
-      <w:r>
-        <w:rPr>
-          <w:rFonts w:ascii="Calibri" w:hAnsi="Calibri" w:eastAsia="Calibri"/>
-          <w:b w:val="0"/>
-          <w:sz w:val="22"/>
-        </w:rPr>
-        <w:t xml:space="preserve"/>
-      </w:r>
-      <w:r>
-        <w:rPr>
-          <w:rFonts w:ascii="Consolas" w:hAnsi="Consolas" w:eastAsia="Consolas"/>
-          <w:b w:val="0"/>
-          <w:color w:val="1E406E"/>
-          <w:sz w:val="20"/>
-        </w:rPr>
-        <w:t/>
-      </w:r>
-      <w:r>
-        <w:rPr>
-          <w:rFonts w:ascii="Calibri" w:hAnsi="Calibri" w:eastAsia="Calibri"/>
-          <w:b w:val="0"/>
-          <w:sz w:val="22"/>
-        </w:rPr>
-        <w:t/>
-      </w:r>
-    </w:p>
-    <w:p>
-      <w:pPr>
-        <w:pStyle w:val="Heading3"/>
-        <w:spacing w:before="240" w:after="120"/>
-      </w:pPr>
-      <w:r>
-        <w:rPr>
-          <w:color w:val="111827"/>
-        </w:rPr>
-        <w:t>Direct the beats — `treatment` — 30s</w:t>
-      </w:r>
-    </w:p>
-    <w:p>
-      <w:pPr>
-        <w:pStyle w:val="ListBullet"/>
-        <w:spacing w:before="0" w:after="60" w:line="259" w:lineRule="auto"/>
-      </w:pPr>
-      <w:r>
-        <w:rPr>
-          <w:rFonts w:ascii="Calibri" w:hAnsi="Calibri" w:eastAsia="Calibri"/>
-          <w:b/>
-          <w:sz w:val="22"/>
-        </w:rPr>
-        <w:t>0:00–0:03 Picture: Ana, eyes on the work. Narration: Do not leave the beats wrong. Words: 6</w:t>
-      </w:r>
-      <w:r>
-        <w:rPr>
-          <w:rFonts w:ascii="Calibri" w:hAnsi="Calibri" w:eastAsia="Calibri"/>
-          <w:b w:val="0"/>
-          <w:sz w:val="22"/>
-        </w:rPr>
-        <w:t xml:space="preserve"/>
-      </w:r>
-      <w:r>
-        <w:rPr>
-          <w:rFonts w:ascii="Consolas" w:hAnsi="Consolas" w:eastAsia="Consolas"/>
-          <w:b w:val="0"/>
-          <w:color w:val="1E406E"/>
-          <w:sz w:val="20"/>
-        </w:rPr>
-        <w:t/>
-      </w:r>
-      <w:r>
-        <w:rPr>
-          <w:rFonts w:ascii="Calibri" w:hAnsi="Calibri" w:eastAsia="Calibri"/>
-          <w:b w:val="0"/>
-          <w:sz w:val="22"/>
-        </w:rPr>
-        <w:t/>
-      </w:r>
-    </w:p>
-    <w:p>
-      <w:pPr>
-        <w:pStyle w:val="ListBullet"/>
-        <w:spacing w:before="0" w:after="60" w:line="259" w:lineRule="auto"/>
-      </w:pPr>
-      <w:r>
-        <w:rPr>
-          <w:rFonts w:ascii="Calibri" w:hAnsi="Calibri" w:eastAsia="Calibri"/>
-          <w:b/>
-          <w:sz w:val="22"/>
-        </w:rPr>
-        <w:t>0:03–0:23 Picture: Capture. Beats tab. Listen on. One beat sheet. No second list. Still: Beats tab, with Listen. Narration: Optimize the beats here. They drive the script. Beats exist only here. Each one becomes a chapter. Words: 17</w:t>
-      </w:r>
-      <w:r>
-        <w:rPr>
-          <w:rFonts w:ascii="Calibri" w:hAnsi="Calibri" w:eastAsia="Calibri"/>
-          <w:b w:val="0"/>
-          <w:sz w:val="22"/>
-        </w:rPr>
-        <w:t xml:space="preserve"/>
-      </w:r>
-      <w:r>
-        <w:rPr>
-          <w:rFonts w:ascii="Consolas" w:hAnsi="Consolas" w:eastAsia="Consolas"/>
-          <w:b w:val="0"/>
-          <w:color w:val="1E406E"/>
-          <w:sz w:val="20"/>
-        </w:rPr>
-        <w:t/>
-      </w:r>
-      <w:r>
-        <w:rPr>
-          <w:rFonts w:ascii="Calibri" w:hAnsi="Calibri" w:eastAsia="Calibri"/>
-          <w:b w:val="0"/>
-          <w:sz w:val="22"/>
-        </w:rPr>
-        <w:t/>
-      </w:r>
-    </w:p>
-    <w:p>
-      <w:pPr>
-        <w:pStyle w:val="ListBullet"/>
-        <w:spacing w:before="0" w:after="60" w:line="259" w:lineRule="auto"/>
-      </w:pPr>
-      <w:r>
-        <w:rPr>
-          <w:rFonts w:ascii="Calibri" w:hAnsi="Calibri" w:eastAsia="Calibri"/>
-          <w:b/>
-          <w:sz w:val="22"/>
-        </w:rPr>
-        <w:t>0:23–0:30 Picture: The beat sheet, held. Narration: The script is built from these. Words: 6</w:t>
-      </w:r>
-      <w:r>
-        <w:rPr>
-          <w:rFonts w:ascii="Calibri" w:hAnsi="Calibri" w:eastAsia="Calibri"/>
-          <w:b w:val="0"/>
-          <w:sz w:val="22"/>
-        </w:rPr>
-        <w:t xml:space="preserve"/>
-      </w:r>
-      <w:r>
-        <w:rPr>
-          <w:rFonts w:ascii="Consolas" w:hAnsi="Consolas" w:eastAsia="Consolas"/>
-          <w:b w:val="0"/>
-          <w:color w:val="1E406E"/>
-          <w:sz w:val="20"/>
-        </w:rPr>
-        <w:t/>
-      </w:r>
-      <w:r>
-        <w:rPr>
-          <w:rFonts w:ascii="Calibri" w:hAnsi="Calibri" w:eastAsia="Calibri"/>
-          <w:b w:val="0"/>
-          <w:sz w:val="22"/>
-        </w:rPr>
-        <w:t/>
-      </w:r>
-    </w:p>
-    <w:p>
-      <w:pPr>
-        <w:pStyle w:val="ListBullet"/>
-        <w:spacing w:before="0" w:after="60" w:line="259" w:lineRule="auto"/>
-      </w:pPr>
-      <w:r>
-        <w:rPr>
-          <w:rFonts w:ascii="Calibri" w:hAnsi="Calibri" w:eastAsia="Calibri"/>
-          <w:b/>
-          <w:sz w:val="22"/>
-        </w:rPr>
-        <w:t>Bed: Blueprint. Spoken: 29</w:t>
-      </w:r>
-      <w:r>
-        <w:rPr>
-          <w:rFonts w:ascii="Calibri" w:hAnsi="Calibri" w:eastAsia="Calibri"/>
-          <w:b w:val="0"/>
-          <w:sz w:val="22"/>
-        </w:rPr>
-        <w:t xml:space="preserve"/>
-      </w:r>
-      <w:r>
-        <w:rPr>
-          <w:rFonts w:ascii="Consolas" w:hAnsi="Consolas" w:eastAsia="Consolas"/>
-          <w:b w:val="0"/>
-          <w:color w:val="1E406E"/>
-          <w:sz w:val="20"/>
-        </w:rPr>
-        <w:t/>
-      </w:r>
-      <w:r>
-        <w:rPr>
-          <w:rFonts w:ascii="Calibri" w:hAnsi="Calibri" w:eastAsia="Calibri"/>
-          <w:b w:val="0"/>
-          <w:sz w:val="22"/>
-        </w:rPr>
-        <w:t/>
-      </w:r>
-    </w:p>
-    <w:p>
-      <w:pPr>
-        <w:pStyle w:val="Heading3"/>
-        <w:spacing w:before="240" w:after="120"/>
-      </w:pPr>
-      <w:r>
-        <w:rPr>
-          <w:color w:val="111827"/>
-        </w:rPr>
-        <w:t>Direct the cast and locations — `castLocations` — 30s</w:t>
-      </w:r>
-    </w:p>
-    <w:p>
-      <w:pPr>
-        <w:pStyle w:val="ListBullet"/>
-        <w:spacing w:before="0" w:after="60" w:line="259" w:lineRule="auto"/>
-      </w:pPr>
-      <w:r>
-        <w:rPr>
-          <w:rFonts w:ascii="Calibri" w:hAnsi="Calibri" w:eastAsia="Calibri"/>
-          <w:b/>
-          <w:sz w:val="22"/>
-        </w:rPr>
-        <w:t>0:00–0:03 Picture: Ana, a small turn toward the work. Narration: The cast shapes the script. Words: 5</w:t>
-      </w:r>
-      <w:r>
-        <w:rPr>
-          <w:rFonts w:ascii="Calibri" w:hAnsi="Calibri" w:eastAsia="Calibri"/>
-          <w:b w:val="0"/>
-          <w:sz w:val="22"/>
-        </w:rPr>
-        <w:t xml:space="preserve"/>
-      </w:r>
-      <w:r>
-        <w:rPr>
-          <w:rFonts w:ascii="Consolas" w:hAnsi="Consolas" w:eastAsia="Consolas"/>
-          <w:b w:val="0"/>
-          <w:color w:val="1E406E"/>
-          <w:sz w:val="20"/>
-        </w:rPr>
-        <w:t/>
-      </w:r>
-      <w:r>
-        <w:rPr>
-          <w:rFonts w:ascii="Calibri" w:hAnsi="Calibri" w:eastAsia="Calibri"/>
-          <w:b w:val="0"/>
-          <w:sz w:val="22"/>
-        </w:rPr>
-        <w:t/>
-      </w:r>
-    </w:p>
-    <w:p>
-      <w:pPr>
-        <w:pStyle w:val="ListBullet"/>
-        <w:spacing w:before="0" w:after="60" w:line="259" w:lineRule="auto"/>
-      </w:pPr>
-      <w:r>
-        <w:rPr>
-          <w:rFonts w:ascii="Calibri" w:hAnsi="Calibri" w:eastAsia="Calibri"/>
-          <w:b/>
-          <w:sz w:val="22"/>
-        </w:rPr>
-        <w:t>0:03–0:23 Picture: Capture. Characters, held on the cast. Cut to Setting on Story. Still: Characters tab, then Setting on Story. Narration: Direct the cast, and the locations with them. Characters, then the setting. Production should not have to recast the story. Words: 20</w:t>
-      </w:r>
-      <w:r>
-        <w:rPr>
-          <w:rFonts w:ascii="Calibri" w:hAnsi="Calibri" w:eastAsia="Calibri"/>
-          <w:b w:val="0"/>
-          <w:sz w:val="22"/>
-        </w:rPr>
-        <w:t xml:space="preserve"/>
-      </w:r>
-      <w:r>
-        <w:rPr>
-          <w:rFonts w:ascii="Consolas" w:hAnsi="Consolas" w:eastAsia="Consolas"/>
-          <w:b w:val="0"/>
-          <w:color w:val="1E406E"/>
-          <w:sz w:val="20"/>
-        </w:rPr>
-        <w:t/>
-      </w:r>
-      <w:r>
-        <w:rPr>
-          <w:rFonts w:ascii="Calibri" w:hAnsi="Calibri" w:eastAsia="Calibri"/>
-          <w:b w:val="0"/>
-          <w:sz w:val="22"/>
-        </w:rPr>
-        <w:t/>
-      </w:r>
-    </w:p>
-    <w:p>
-      <w:pPr>
-        <w:pStyle w:val="ListBullet"/>
-        <w:spacing w:before="0" w:after="60" w:line="259" w:lineRule="auto"/>
-      </w:pPr>
-      <w:r>
-        <w:rPr>
-          <w:rFonts w:ascii="Calibri" w:hAnsi="Calibri" w:eastAsia="Calibri"/>
-          <w:b/>
-          <w:sz w:val="22"/>
-        </w:rPr>
-        <w:t>0:23–0:30 Picture: The same cast, held. Narration: Same people. Same places. Words: 4</w:t>
-      </w:r>
-      <w:r>
-        <w:rPr>
-          <w:rFonts w:ascii="Calibri" w:hAnsi="Calibri" w:eastAsia="Calibri"/>
-          <w:b w:val="0"/>
-          <w:sz w:val="22"/>
-        </w:rPr>
-        <w:t xml:space="preserve"/>
-      </w:r>
-      <w:r>
-        <w:rPr>
-          <w:rFonts w:ascii="Consolas" w:hAnsi="Consolas" w:eastAsia="Consolas"/>
-          <w:b w:val="0"/>
-          <w:color w:val="1E406E"/>
-          <w:sz w:val="20"/>
-        </w:rPr>
-        <w:t/>
-      </w:r>
-      <w:r>
-        <w:rPr>
-          <w:rFonts w:ascii="Calibri" w:hAnsi="Calibri" w:eastAsia="Calibri"/>
-          <w:b w:val="0"/>
-          <w:sz w:val="22"/>
-        </w:rPr>
-        <w:t/>
-      </w:r>
-    </w:p>
-    <w:p>
-      <w:pPr>
-        <w:pStyle w:val="ListBullet"/>
-        <w:spacing w:before="0" w:after="60" w:line="259" w:lineRule="auto"/>
-      </w:pPr>
-      <w:r>
-        <w:rPr>
-          <w:rFonts w:ascii="Calibri" w:hAnsi="Calibri" w:eastAsia="Calibri"/>
-          <w:b/>
-          <w:sz w:val="22"/>
-        </w:rPr>
-        <w:t>Bed: Blueprint. Spoken: 29</w:t>
-      </w:r>
-      <w:r>
-        <w:rPr>
-          <w:rFonts w:ascii="Calibri" w:hAnsi="Calibri" w:eastAsia="Calibri"/>
-          <w:b w:val="0"/>
-          <w:sz w:val="22"/>
-        </w:rPr>
-        <w:t xml:space="preserve"/>
-      </w:r>
-      <w:r>
-        <w:rPr>
-          <w:rFonts w:ascii="Consolas" w:hAnsi="Consolas" w:eastAsia="Consolas"/>
-          <w:b w:val="0"/>
-          <w:color w:val="1E406E"/>
-          <w:sz w:val="20"/>
-        </w:rPr>
-        <w:t/>
-      </w:r>
-      <w:r>
-        <w:rPr>
-          <w:rFonts w:ascii="Calibri" w:hAnsi="Calibri" w:eastAsia="Calibri"/>
-          <w:b w:val="0"/>
-          <w:sz w:val="22"/>
-        </w:rPr>
-        <w:t/>
-      </w:r>
-    </w:p>
-    <w:p>
-      <w:pPr>
-        <w:pStyle w:val="Heading3"/>
-        <w:spacing w:before="240" w:after="120"/>
-      </w:pPr>
-      <w:r>
-        <w:rPr>
-          <w:color w:val="111827"/>
-        </w:rPr>
-        <w:t>Blueprint Director — `blueprintDirector` — 30s</w:t>
-      </w:r>
-    </w:p>
-    <w:p>
-      <w:pPr>
-        <w:pStyle w:val="ListBullet"/>
-        <w:spacing w:before="0" w:after="60" w:line="259" w:lineRule="auto"/>
-      </w:pPr>
-      <w:r>
-        <w:rPr>
-          <w:rFonts w:ascii="Calibri" w:hAnsi="Calibri" w:eastAsia="Calibri"/>
-          <w:b/>
-          <w:sz w:val="22"/>
-        </w:rPr>
-        <w:t>0:00–0:03 Picture: Ana, calm, a small nod. Narration: You direct the blueprint. Words: 4</w:t>
-      </w:r>
-      <w:r>
-        <w:rPr>
-          <w:rFonts w:ascii="Calibri" w:hAnsi="Calibri" w:eastAsia="Calibri"/>
-          <w:b w:val="0"/>
-          <w:sz w:val="22"/>
-        </w:rPr>
-        <w:t xml:space="preserve"/>
-      </w:r>
-      <w:r>
-        <w:rPr>
-          <w:rFonts w:ascii="Consolas" w:hAnsi="Consolas" w:eastAsia="Consolas"/>
-          <w:b w:val="0"/>
-          <w:color w:val="1E406E"/>
-          <w:sz w:val="20"/>
-        </w:rPr>
-        <w:t/>
-      </w:r>
-      <w:r>
-        <w:rPr>
-          <w:rFonts w:ascii="Calibri" w:hAnsi="Calibri" w:eastAsia="Calibri"/>
-          <w:b w:val="0"/>
-          <w:sz w:val="22"/>
-        </w:rPr>
-        <w:t/>
-      </w:r>
-    </w:p>
-    <w:p>
-      <w:pPr>
-        <w:pStyle w:val="ListBullet"/>
-        <w:spacing w:before="0" w:after="60" w:line="259" w:lineRule="auto"/>
-      </w:pPr>
-      <w:r>
-        <w:rPr>
-          <w:rFonts w:ascii="Calibri" w:hAnsi="Calibri" w:eastAsia="Calibri"/>
-          <w:b/>
-          <w:sz w:val="22"/>
-        </w:rPr>
-        <w:t>0:03–0:23 Picture: Capture. Blueprint Director. Spoken or typed direction. Focus on Beats, Characters, or Story. Preview, then Apply revision. Still: Blueprint Director — direction, focus, preview, Apply revision. Narration: Blueprint Director. Say the change. Focus the beats, the cast, or the story. Preview it, then apply it. Words: 18</w:t>
-      </w:r>
-      <w:r>
-        <w:rPr>
-          <w:rFonts w:ascii="Calibri" w:hAnsi="Calibri" w:eastAsia="Calibri"/>
-          <w:b w:val="0"/>
-          <w:sz w:val="22"/>
-        </w:rPr>
-        <w:t xml:space="preserve"/>
-      </w:r>
-      <w:r>
-        <w:rPr>
-          <w:rFonts w:ascii="Consolas" w:hAnsi="Consolas" w:eastAsia="Consolas"/>
-          <w:b w:val="0"/>
-          <w:color w:val="1E406E"/>
-          <w:sz w:val="20"/>
-        </w:rPr>
-        <w:t/>
-      </w:r>
-      <w:r>
-        <w:rPr>
-          <w:rFonts w:ascii="Calibri" w:hAnsi="Calibri" w:eastAsia="Calibri"/>
-          <w:b w:val="0"/>
-          <w:sz w:val="22"/>
-        </w:rPr>
-        <w:t/>
-      </w:r>
-    </w:p>
-    <w:p>
-      <w:pPr>
-        <w:pStyle w:val="ListBullet"/>
-        <w:spacing w:before="0" w:after="60" w:line="259" w:lineRule="auto"/>
-      </w:pPr>
-      <w:r>
-        <w:rPr>
-          <w:rFonts w:ascii="Calibri" w:hAnsi="Calibri" w:eastAsia="Calibri"/>
-          <w:b/>
-          <w:sz w:val="22"/>
-        </w:rPr>
-        <w:t>0:23–0:30 Picture: The applied revision, held. Narration: Nothing moves until you do. Words: 5</w:t>
-      </w:r>
-      <w:r>
-        <w:rPr>
-          <w:rFonts w:ascii="Calibri" w:hAnsi="Calibri" w:eastAsia="Calibri"/>
-          <w:b w:val="0"/>
-          <w:sz w:val="22"/>
-        </w:rPr>
-        <w:t xml:space="preserve"/>
-      </w:r>
-      <w:r>
-        <w:rPr>
-          <w:rFonts w:ascii="Consolas" w:hAnsi="Consolas" w:eastAsia="Consolas"/>
-          <w:b w:val="0"/>
-          <w:color w:val="1E406E"/>
-          <w:sz w:val="20"/>
-        </w:rPr>
-        <w:t/>
-      </w:r>
-      <w:r>
-        <w:rPr>
-          <w:rFonts w:ascii="Calibri" w:hAnsi="Calibri" w:eastAsia="Calibri"/>
-          <w:b w:val="0"/>
-          <w:sz w:val="22"/>
-        </w:rPr>
-        <w:t/>
-      </w:r>
-    </w:p>
-    <w:p>
-      <w:pPr>
-        <w:pStyle w:val="ListBullet"/>
-        <w:spacing w:before="0" w:after="60" w:line="259" w:lineRule="auto"/>
-      </w:pPr>
-      <w:r>
-        <w:rPr>
-          <w:rFonts w:ascii="Calibri" w:hAnsi="Calibri" w:eastAsia="Calibri"/>
-          <w:b/>
-          <w:sz w:val="22"/>
-        </w:rPr>
-        <w:t>Bed: Blueprint. Spoken: 27</w:t>
-      </w:r>
-      <w:r>
-        <w:rPr>
-          <w:rFonts w:ascii="Calibri" w:hAnsi="Calibri" w:eastAsia="Calibri"/>
-          <w:b w:val="0"/>
-          <w:sz w:val="22"/>
-        </w:rPr>
-        <w:t xml:space="preserve"/>
-      </w:r>
-      <w:r>
-        <w:rPr>
-          <w:rFonts w:ascii="Consolas" w:hAnsi="Consolas" w:eastAsia="Consolas"/>
-          <w:b w:val="0"/>
-          <w:color w:val="1E406E"/>
-          <w:sz w:val="20"/>
-        </w:rPr>
-        <w:t/>
-      </w:r>
-      <w:r>
-        <w:rPr>
-          <w:rFonts w:ascii="Calibri" w:hAnsi="Calibri" w:eastAsia="Calibri"/>
-          <w:b w:val="0"/>
-          <w:sz w:val="22"/>
-        </w:rPr>
-        <w:t/>
-      </w:r>
-    </w:p>
-    <w:p>
-      <w:pPr>
-        <w:pStyle w:val="Heading3"/>
-        <w:spacing w:before="240" w:after="120"/>
-      </w:pPr>
-      <w:r>
-        <w:rPr>
-          <w:color w:val="111827"/>
-        </w:rPr>
-        <w:t>Audience Resonance — `blueprintResonance` — 30s</w:t>
-      </w:r>
-    </w:p>
-    <w:p>
-      <w:pPr>
-        <w:pStyle w:val="ListBullet"/>
-        <w:spacing w:before="0" w:after="60" w:line="259" w:lineRule="auto"/>
-      </w:pPr>
-      <w:r>
-        <w:rPr>
-          <w:rFonts w:ascii="Calibri" w:hAnsi="Calibri" w:eastAsia="Calibri"/>
-          <w:b/>
-          <w:sz w:val="22"/>
-        </w:rPr>
-        <w:t>0:00–0:03 Picture: Ana, eyes on the work, no interface. Narration: Will this story hold them? Words: 5</w:t>
-      </w:r>
-      <w:r>
-        <w:rPr>
-          <w:rFonts w:ascii="Calibri" w:hAnsi="Calibri" w:eastAsia="Calibri"/>
-          <w:b w:val="0"/>
-          <w:sz w:val="22"/>
-        </w:rPr>
-        <w:t xml:space="preserve"/>
-      </w:r>
-      <w:r>
-        <w:rPr>
-          <w:rFonts w:ascii="Consolas" w:hAnsi="Consolas" w:eastAsia="Consolas"/>
-          <w:b w:val="0"/>
-          <w:color w:val="1E406E"/>
-          <w:sz w:val="20"/>
-        </w:rPr>
-        <w:t/>
-      </w:r>
-      <w:r>
-        <w:rPr>
-          <w:rFonts w:ascii="Calibri" w:hAnsi="Calibri" w:eastAsia="Calibri"/>
-          <w:b w:val="0"/>
-          <w:sz w:val="22"/>
-        </w:rPr>
-        <w:t/>
-      </w:r>
-    </w:p>
-    <w:p>
-      <w:pPr>
-        <w:pStyle w:val="ListBullet"/>
-        <w:spacing w:before="0" w:after="60" w:line="259" w:lineRule="auto"/>
-      </w:pPr>
-      <w:r>
-        <w:rPr>
-          <w:rFonts w:ascii="Calibri" w:hAnsi="Calibri" w:eastAsia="Calibri"/>
-          <w:b/>
-          <w:sz w:val="22"/>
-        </w:rPr>
-        <w:t>0:03–0:23 Picture: Capture. Saved audience, scores, recommendations. She does not apply one. Still: Audience Resonance — saved audience, scores, recommendations unapplied. Narration: Run Audience Resonance. Read the scores. Apply a note only if you choose to. Nothing moves until you do. Words: 19</w:t>
-      </w:r>
-      <w:r>
-        <w:rPr>
-          <w:rFonts w:ascii="Calibri" w:hAnsi="Calibri" w:eastAsia="Calibri"/>
-          <w:b w:val="0"/>
-          <w:sz w:val="22"/>
-        </w:rPr>
-        <w:t xml:space="preserve"/>
-      </w:r>
-      <w:r>
-        <w:rPr>
-          <w:rFonts w:ascii="Consolas" w:hAnsi="Consolas" w:eastAsia="Consolas"/>
-          <w:b w:val="0"/>
-          <w:color w:val="1E406E"/>
-          <w:sz w:val="20"/>
-        </w:rPr>
-        <w:t/>
-      </w:r>
-      <w:r>
-        <w:rPr>
-          <w:rFonts w:ascii="Calibri" w:hAnsi="Calibri" w:eastAsia="Calibri"/>
-          <w:b w:val="0"/>
-          <w:sz w:val="22"/>
-        </w:rPr>
-        <w:t/>
-      </w:r>
-    </w:p>
-    <w:p>
-      <w:pPr>
-        <w:pStyle w:val="ListBullet"/>
-        <w:spacing w:before="0" w:after="60" w:line="259" w:lineRule="auto"/>
-      </w:pPr>
-      <w:r>
-        <w:rPr>
-          <w:rFonts w:ascii="Calibri" w:hAnsi="Calibri" w:eastAsia="Calibri"/>
-          <w:b/>
-          <w:sz w:val="22"/>
-        </w:rPr>
-        <w:t>0:23–0:30 Picture: The recommendation, held, unapplied. Narration: You decide. Words: 2</w:t>
-      </w:r>
-      <w:r>
-        <w:rPr>
-          <w:rFonts w:ascii="Calibri" w:hAnsi="Calibri" w:eastAsia="Calibri"/>
-          <w:b w:val="0"/>
-          <w:sz w:val="22"/>
-        </w:rPr>
-        <w:t xml:space="preserve"/>
-      </w:r>
-      <w:r>
-        <w:rPr>
-          <w:rFonts w:ascii="Consolas" w:hAnsi="Consolas" w:eastAsia="Consolas"/>
-          <w:b w:val="0"/>
-          <w:color w:val="1E406E"/>
-          <w:sz w:val="20"/>
-        </w:rPr>
-        <w:t/>
-      </w:r>
-      <w:r>
-        <w:rPr>
-          <w:rFonts w:ascii="Calibri" w:hAnsi="Calibri" w:eastAsia="Calibri"/>
-          <w:b w:val="0"/>
-          <w:sz w:val="22"/>
-        </w:rPr>
-        <w:t/>
-      </w:r>
-    </w:p>
-    <w:p>
-      <w:pPr>
-        <w:pStyle w:val="ListBullet"/>
-        <w:spacing w:before="0" w:after="60" w:line="259" w:lineRule="auto"/>
-      </w:pPr>
-      <w:r>
-        <w:rPr>
-          <w:rFonts w:ascii="Calibri" w:hAnsi="Calibri" w:eastAsia="Calibri"/>
-          <w:b/>
-          <w:sz w:val="22"/>
-        </w:rPr>
-        <w:t>Bed: Blueprint. Spoken: 26</w:t>
-      </w:r>
-      <w:r>
-        <w:rPr>
-          <w:rFonts w:ascii="Calibri" w:hAnsi="Calibri" w:eastAsia="Calibri"/>
-          <w:b w:val="0"/>
-          <w:sz w:val="22"/>
-        </w:rPr>
-        <w:t xml:space="preserve"/>
-      </w:r>
-      <w:r>
-        <w:rPr>
-          <w:rFonts w:ascii="Consolas" w:hAnsi="Consolas" w:eastAsia="Consolas"/>
-          <w:b w:val="0"/>
-          <w:color w:val="1E406E"/>
-          <w:sz w:val="20"/>
-        </w:rPr>
-        <w:t/>
-      </w:r>
-      <w:r>
-        <w:rPr>
-          <w:rFonts w:ascii="Calibri" w:hAnsi="Calibri" w:eastAsia="Calibri"/>
-          <w:b w:val="0"/>
-          <w:sz w:val="22"/>
-        </w:rPr>
-        <w:t/>
-      </w:r>
-    </w:p>
-    <w:p>
-      <w:pPr>
-        <w:pStyle w:val="Heading2"/>
-        <w:spacing w:before="320" w:after="120"/>
-      </w:pPr>
-      <w:r>
-        <w:rPr>
-          <w:color w:val="111827"/>
-        </w:rPr>
-        <w:t>Production</w:t>
-      </w:r>
-    </w:p>
-    <w:p>
-      <w:pPr>
-        <w:pStyle w:val="Heading3"/>
-        <w:spacing w:before="240" w:after="120"/>
-      </w:pPr>
-      <w:r>
-        <w:rPr>
-          <w:color w:val="111827"/>
-        </w:rPr>
-        <w:t>Spend — `byok` — also plays for Production Planner — 30s</w:t>
-      </w:r>
-    </w:p>
-    <w:p>
-      <w:pPr>
-        <w:spacing w:before="0" w:after="160" w:line="259" w:lineRule="auto"/>
-      </w:pPr>
-      <w:r>
-        <w:rPr>
-          <w:rFonts w:ascii="Calibri" w:hAnsi="Calibri" w:eastAsia="Calibri"/>
-          <w:b w:val="0"/>
-          <w:sz w:val="22"/>
-        </w:rPr>
-        <w:t>Recut the existing BYOK capture. Do not frame it as a setup tutorial. Add the planner in the same thirty seconds.</w:t>
-      </w:r>
-    </w:p>
-    <w:p>
-      <w:pPr>
-        <w:pStyle w:val="ListBullet"/>
-        <w:spacing w:before="0" w:after="60" w:line="259" w:lineRule="auto"/>
-      </w:pPr>
-      <w:r>
-        <w:rPr>
-          <w:rFonts w:ascii="Calibri" w:hAnsi="Calibri" w:eastAsia="Calibri"/>
-          <w:b/>
-          <w:sz w:val="22"/>
-        </w:rPr>
-        <w:t>0:00–0:03 Picture:</w:t>
-      </w:r>
-      <w:r>
-        <w:rPr>
-          <w:rFonts w:ascii="Calibri" w:hAnsi="Calibri" w:eastAsia="Calibri"/>
-          <w:b w:val="0"/>
-          <w:sz w:val="22"/>
-        </w:rPr>
-        <w:t xml:space="preserve"> The planner’s finish date, a still, no chrome tour. </w:t>
-      </w:r>
-      <w:r>
-        <w:rPr>
-          <w:rFonts w:ascii="Calibri" w:hAnsi="Calibri" w:eastAsia="Calibri"/>
-          <w:b/>
-          <w:sz w:val="22"/>
-        </w:rPr>
-        <w:t>Narration:</w:t>
-      </w:r>
-      <w:r>
-        <w:rPr>
-          <w:rFonts w:ascii="Calibri" w:hAnsi="Calibri" w:eastAsia="Calibri"/>
-          <w:b w:val="0"/>
-          <w:sz w:val="22"/>
-        </w:rPr>
-        <w:t xml:space="preserve"> You should know the cost before the first shot. </w:t>
-      </w:r>
-      <w:r>
-        <w:rPr>
-          <w:rFonts w:ascii="Calibri" w:hAnsi="Calibri" w:eastAsia="Calibri"/>
-          <w:b/>
-          <w:sz w:val="22"/>
-        </w:rPr>
-        <w:t>Words:</w:t>
-      </w:r>
-      <w:r>
-        <w:rPr>
-          <w:rFonts w:ascii="Calibri" w:hAnsi="Calibri" w:eastAsia="Calibri"/>
-          <w:b w:val="0"/>
-          <w:sz w:val="22"/>
-        </w:rPr>
-        <w:t xml:space="preserve"> 9</w:t>
-      </w:r>
-    </w:p>
-    <w:p>
-      <w:pPr>
-        <w:pStyle w:val="ListBullet"/>
-        <w:spacing w:before="0" w:after="60" w:line="259" w:lineRule="auto"/>
-      </w:pPr>
-      <w:r>
-        <w:rPr>
-          <w:rFonts w:ascii="Calibri" w:hAnsi="Calibri" w:eastAsia="Calibri"/>
-          <w:b/>
-          <w:sz w:val="22"/>
-        </w:rPr>
-        <w:t>0:03–0:16 Picture:</w:t>
-      </w:r>
-      <w:r>
-        <w:rPr>
-          <w:rFonts w:ascii="Calibri" w:hAnsi="Calibri" w:eastAsia="Calibri"/>
-          <w:b w:val="0"/>
-          <w:sz w:val="22"/>
-        </w:rPr>
-        <w:t xml:space="preserve"> Capture, existing BYOK film, tightened. Keys connected. Masked. The studio — the same production — still around them. </w:t>
-      </w:r>
-      <w:r>
-        <w:rPr>
-          <w:rFonts w:ascii="Calibri" w:hAnsi="Calibri" w:eastAsia="Calibri"/>
-          <w:b/>
-          <w:sz w:val="22"/>
-        </w:rPr>
-        <w:t>Still:</w:t>
-      </w:r>
-      <w:r>
-        <w:rPr>
-          <w:rFonts w:ascii="Calibri" w:hAnsi="Calibri" w:eastAsia="Calibri"/>
-          <w:b w:val="0"/>
-          <w:sz w:val="22"/>
-        </w:rPr>
-        <w:t xml:space="preserve"> </w:t>
-      </w:r>
-      <w:r>
-        <w:rPr>
-          <w:rFonts w:ascii="Consolas" w:hAnsi="Consolas" w:eastAsia="Consolas"/>
-          <w:b w:val="0"/>
-          <w:color w:val="1E406E"/>
-          <w:sz w:val="20"/>
-        </w:rPr>
-        <w:t>BYOK keys</w:t>
-      </w:r>
-      <w:r>
-        <w:rPr>
-          <w:rFonts w:ascii="Calibri" w:hAnsi="Calibri" w:eastAsia="Calibri"/>
-          <w:b w:val="0"/>
-          <w:sz w:val="22"/>
-        </w:rPr>
-        <w:t xml:space="preserve">. </w:t>
-      </w:r>
-      <w:r>
-        <w:rPr>
-          <w:rFonts w:ascii="Calibri" w:hAnsi="Calibri" w:eastAsia="Calibri"/>
-          <w:b/>
-          <w:sz w:val="22"/>
-        </w:rPr>
-        <w:t>Narration:</w:t>
-      </w:r>
-      <w:r>
-        <w:rPr>
-          <w:rFonts w:ascii="Calibri" w:hAnsi="Calibri" w:eastAsia="Calibri"/>
-          <w:b w:val="0"/>
-          <w:sz w:val="22"/>
-        </w:rPr>
-        <w:t xml:space="preserve"> Connect your own keys. Generation runs on your account, at your rates. The studio does not go away. </w:t>
-      </w:r>
-      <w:r>
-        <w:rPr>
-          <w:rFonts w:ascii="Calibri" w:hAnsi="Calibri" w:eastAsia="Calibri"/>
-          <w:b/>
-          <w:sz w:val="22"/>
-        </w:rPr>
-        <w:t>Words:</w:t>
-      </w:r>
-      <w:r>
-        <w:rPr>
-          <w:rFonts w:ascii="Calibri" w:hAnsi="Calibri" w:eastAsia="Calibri"/>
-          <w:b w:val="0"/>
-          <w:sz w:val="22"/>
-        </w:rPr>
-        <w:t xml:space="preserve"> 18</w:t>
-      </w:r>
-    </w:p>
-    <w:p>
-      <w:pPr>
-        <w:pStyle w:val="ListBullet"/>
-        <w:spacing w:before="0" w:after="60" w:line="259" w:lineRule="auto"/>
-      </w:pPr>
-      <w:r>
-        <w:rPr>
-          <w:rFonts w:ascii="Calibri" w:hAnsi="Calibri" w:eastAsia="Calibri"/>
-          <w:b/>
-          <w:sz w:val="22"/>
-        </w:rPr>
-        <w:t>0:16–0:23 Picture:</w:t>
-      </w:r>
-      <w:r>
-        <w:rPr>
-          <w:rFonts w:ascii="Calibri" w:hAnsi="Calibri" w:eastAsia="Calibri"/>
-          <w:b w:val="0"/>
-          <w:sz w:val="22"/>
-        </w:rPr>
-        <w:t xml:space="preserve"> Capture. Planner: iterations per shot, rolled up, a start date, cumulative credits. </w:t>
-      </w:r>
-      <w:r>
-        <w:rPr>
-          <w:rFonts w:ascii="Calibri" w:hAnsi="Calibri" w:eastAsia="Calibri"/>
-          <w:b/>
-          <w:sz w:val="22"/>
-        </w:rPr>
-        <w:t>Still:</w:t>
-      </w:r>
-      <w:r>
-        <w:rPr>
-          <w:rFonts w:ascii="Calibri" w:hAnsi="Calibri" w:eastAsia="Calibri"/>
-          <w:b w:val="0"/>
-          <w:sz w:val="22"/>
-        </w:rPr>
-        <w:t xml:space="preserve"> </w:t>
-      </w:r>
-      <w:r>
-        <w:rPr>
-          <w:rFonts w:ascii="Consolas" w:hAnsi="Consolas" w:eastAsia="Consolas"/>
-          <w:b w:val="0"/>
-          <w:color w:val="1E406E"/>
-          <w:sz w:val="20"/>
-        </w:rPr>
-        <w:t>Production Planner</w:t>
-      </w:r>
-      <w:r>
-        <w:rPr>
-          <w:rFonts w:ascii="Calibri" w:hAnsi="Calibri" w:eastAsia="Calibri"/>
-          <w:b w:val="0"/>
-          <w:sz w:val="22"/>
-        </w:rPr>
-        <w:t xml:space="preserve">. </w:t>
-      </w:r>
-      <w:r>
-        <w:rPr>
-          <w:rFonts w:ascii="Calibri" w:hAnsi="Calibri" w:eastAsia="Calibri"/>
-          <w:b/>
-          <w:sz w:val="22"/>
-        </w:rPr>
-        <w:t>Narration:</w:t>
-      </w:r>
-      <w:r>
-        <w:rPr>
-          <w:rFonts w:ascii="Calibri" w:hAnsi="Calibri" w:eastAsia="Calibri"/>
-          <w:b w:val="0"/>
-          <w:sz w:val="22"/>
-        </w:rPr>
-        <w:t xml:space="preserve"> Set what each shot may cost. The schedule tells you when it finishes. </w:t>
-      </w:r>
-      <w:r>
-        <w:rPr>
-          <w:rFonts w:ascii="Calibri" w:hAnsi="Calibri" w:eastAsia="Calibri"/>
-          <w:b/>
-          <w:sz w:val="22"/>
-        </w:rPr>
-        <w:t>Words:</w:t>
-      </w:r>
-      <w:r>
-        <w:rPr>
-          <w:rFonts w:ascii="Calibri" w:hAnsi="Calibri" w:eastAsia="Calibri"/>
-          <w:b w:val="0"/>
-          <w:sz w:val="22"/>
-        </w:rPr>
-        <w:t xml:space="preserve"> 13</w:t>
-      </w:r>
-    </w:p>
-    <w:p>
-      <w:pPr>
-        <w:pStyle w:val="ListBullet"/>
-        <w:spacing w:before="0" w:after="60" w:line="259" w:lineRule="auto"/>
-      </w:pPr>
-      <w:r>
-        <w:rPr>
-          <w:rFonts w:ascii="Calibri" w:hAnsi="Calibri" w:eastAsia="Calibri"/>
-          <w:b/>
-          <w:sz w:val="22"/>
-        </w:rPr>
-        <w:t>0:23–0:30 Picture:</w:t>
-      </w:r>
-      <w:r>
-        <w:rPr>
-          <w:rFonts w:ascii="Calibri" w:hAnsi="Calibri" w:eastAsia="Calibri"/>
-          <w:b w:val="0"/>
-          <w:sz w:val="22"/>
-        </w:rPr>
-        <w:t xml:space="preserve"> The finish date, held. No Omni. This one is trust, not story. </w:t>
-      </w:r>
-      <w:r>
-        <w:rPr>
-          <w:rFonts w:ascii="Calibri" w:hAnsi="Calibri" w:eastAsia="Calibri"/>
-          <w:b/>
-          <w:sz w:val="22"/>
-        </w:rPr>
-        <w:t>Narration:</w:t>
-      </w:r>
-      <w:r>
-        <w:rPr>
-          <w:rFonts w:ascii="Calibri" w:hAnsi="Calibri" w:eastAsia="Calibri"/>
-          <w:b w:val="0"/>
-          <w:sz w:val="22"/>
-        </w:rPr>
-        <w:t xml:space="preserve"> Then you spend. </w:t>
-      </w:r>
-      <w:r>
-        <w:rPr>
-          <w:rFonts w:ascii="Calibri" w:hAnsi="Calibri" w:eastAsia="Calibri"/>
-          <w:b/>
-          <w:sz w:val="22"/>
-        </w:rPr>
-        <w:t>Words:</w:t>
-      </w:r>
-      <w:r>
-        <w:rPr>
-          <w:rFonts w:ascii="Calibri" w:hAnsi="Calibri" w:eastAsia="Calibri"/>
-          <w:b w:val="0"/>
-          <w:sz w:val="22"/>
-        </w:rPr>
-        <w:t xml:space="preserve"> 3</w:t>
-      </w:r>
-    </w:p>
-    <w:p>
-      <w:pPr>
-        <w:pStyle w:val="ListBullet"/>
-        <w:spacing w:before="0" w:after="60" w:line="259" w:lineRule="auto"/>
-      </w:pPr>
-      <w:r>
-        <w:rPr>
-          <w:rFonts w:ascii="Calibri" w:hAnsi="Calibri" w:eastAsia="Calibri"/>
-          <w:b/>
-          <w:sz w:val="22"/>
-        </w:rPr>
-        <w:t>Bed:</w:t>
-      </w:r>
-      <w:r>
-        <w:rPr>
-          <w:rFonts w:ascii="Calibri" w:hAnsi="Calibri" w:eastAsia="Calibri"/>
-          <w:b w:val="0"/>
-          <w:sz w:val="22"/>
-        </w:rPr>
-        <w:t xml:space="preserve"> Production, quieter than the other production demos. </w:t>
-      </w:r>
-      <w:r>
-        <w:rPr>
-          <w:rFonts w:ascii="Calibri" w:hAnsi="Calibri" w:eastAsia="Calibri"/>
-          <w:b/>
-          <w:sz w:val="22"/>
-        </w:rPr>
-        <w:t>Spoken:</w:t>
-      </w:r>
-      <w:r>
-        <w:rPr>
-          <w:rFonts w:ascii="Calibri" w:hAnsi="Calibri" w:eastAsia="Calibri"/>
-          <w:b w:val="0"/>
-          <w:sz w:val="22"/>
-        </w:rPr>
-        <w:t xml:space="preserve"> 43</w:t>
-      </w:r>
-    </w:p>
-    <w:p>
-      <w:pPr>
-        <w:pStyle w:val="Heading3"/>
-        <w:spacing w:before="240" w:after="120"/>
-      </w:pPr>
-      <w:r>
-        <w:rPr>
-          <w:color w:val="111827"/>
-        </w:rPr>
-        <w:t>Script — `writersRoom` — 30s</w:t>
-      </w:r>
-    </w:p>
-    <w:p>
-      <w:pPr>
-        <w:pStyle w:val="ListBullet"/>
-        <w:spacing w:before="0" w:after="60" w:line="259" w:lineRule="auto"/>
-      </w:pPr>
-      <w:r>
-        <w:rPr>
-          <w:rFonts w:ascii="Calibri" w:hAnsi="Calibri" w:eastAsia="Calibri"/>
-          <w:b/>
-          <w:sz w:val="22"/>
-        </w:rPr>
-        <w:t>0:00–0:03 Picture:</w:t>
-      </w:r>
-      <w:r>
-        <w:rPr>
-          <w:rFonts w:ascii="Calibri" w:hAnsi="Calibri" w:eastAsia="Calibri"/>
-          <w:b w:val="0"/>
-          <w:sz w:val="22"/>
-        </w:rPr>
-        <w:t xml:space="preserve"> Omni </w:t>
-      </w:r>
-      <w:r>
-        <w:rPr>
-          <w:rFonts w:ascii="Consolas" w:hAnsi="Consolas" w:eastAsia="Consolas"/>
-          <w:b w:val="0"/>
-          <w:color w:val="1E406E"/>
-          <w:sz w:val="20"/>
-        </w:rPr>
-        <w:t>omni-door</w:t>
-      </w:r>
-      <w:r>
-        <w:rPr>
-          <w:rFonts w:ascii="Calibri" w:hAnsi="Calibri" w:eastAsia="Calibri"/>
-          <w:b w:val="0"/>
-          <w:sz w:val="22"/>
-        </w:rPr>
-        <w:t>, silent.</w:t>
-      </w:r>
-    </w:p>
-    <w:p>
-      <w:pPr>
-        <w:pStyle w:val="ListBullet"/>
-        <w:spacing w:before="0" w:after="60" w:line="259" w:lineRule="auto"/>
-      </w:pPr>
-      <w:r>
-        <w:rPr>
-          <w:rFonts w:ascii="Calibri" w:hAnsi="Calibri" w:eastAsia="Calibri"/>
-          <w:b/>
-          <w:sz w:val="22"/>
-        </w:rPr>
-        <w:t>0:03–0:23 Picture:</w:t>
-      </w:r>
-      <w:r>
-        <w:rPr>
-          <w:rFonts w:ascii="Calibri" w:hAnsi="Calibri" w:eastAsia="Calibri"/>
-          <w:b w:val="0"/>
-          <w:sz w:val="22"/>
-        </w:rPr>
-        <w:t xml:space="preserve"> Capture. The shot-by-shot page and her dialogue. Direction and stills are simply present beside the page, not introduced. </w:t>
-      </w:r>
-      <w:r>
-        <w:rPr>
-          <w:rFonts w:ascii="Calibri" w:hAnsi="Calibri" w:eastAsia="Calibri"/>
-          <w:b/>
-          <w:sz w:val="22"/>
-        </w:rPr>
-        <w:t>Still:</w:t>
-      </w:r>
-      <w:r>
-        <w:rPr>
-          <w:rFonts w:ascii="Calibri" w:hAnsi="Calibri" w:eastAsia="Calibri"/>
-          <w:b w:val="0"/>
-          <w:sz w:val="22"/>
-        </w:rPr>
-        <w:t xml:space="preserve"> </w:t>
-      </w:r>
-      <w:r>
-        <w:rPr>
-          <w:rFonts w:ascii="Consolas" w:hAnsi="Consolas" w:eastAsia="Consolas"/>
-          <w:b w:val="0"/>
-          <w:color w:val="1E406E"/>
-          <w:sz w:val="20"/>
-        </w:rPr>
-        <w:t>Script</w:t>
-      </w:r>
-      <w:r>
-        <w:rPr>
-          <w:rFonts w:ascii="Calibri" w:hAnsi="Calibri" w:eastAsia="Calibri"/>
-          <w:b w:val="0"/>
-          <w:sz w:val="22"/>
-        </w:rPr>
-        <w:t xml:space="preserve">. </w:t>
-      </w:r>
-      <w:r>
-        <w:rPr>
-          <w:rFonts w:ascii="Calibri" w:hAnsi="Calibri" w:eastAsia="Calibri"/>
-          <w:b/>
-          <w:sz w:val="22"/>
-        </w:rPr>
-        <w:t>Narration:</w:t>
-      </w:r>
-      <w:r>
-        <w:rPr>
-          <w:rFonts w:ascii="Calibri" w:hAnsi="Calibri" w:eastAsia="Calibri"/>
-          <w:b w:val="0"/>
-          <w:sz w:val="22"/>
-        </w:rPr>
-        <w:t xml:space="preserve"> Write the scene and the shots before a clip is spent. Her lines are on the page. You can hear the scene in your head before you pay to see it. </w:t>
-      </w:r>
-      <w:r>
-        <w:rPr>
-          <w:rFonts w:ascii="Calibri" w:hAnsi="Calibri" w:eastAsia="Calibri"/>
-          <w:b/>
-          <w:sz w:val="22"/>
-        </w:rPr>
-        <w:t>Words:</w:t>
-      </w:r>
-      <w:r>
-        <w:rPr>
-          <w:rFonts w:ascii="Calibri" w:hAnsi="Calibri" w:eastAsia="Calibri"/>
-          <w:b w:val="0"/>
-          <w:sz w:val="22"/>
-        </w:rPr>
-        <w:t xml:space="preserve"> 31</w:t>
-      </w:r>
-    </w:p>
-    <w:p>
-      <w:pPr>
-        <w:pStyle w:val="ListBullet"/>
-        <w:spacing w:before="0" w:after="60" w:line="259" w:lineRule="auto"/>
-      </w:pPr>
-      <w:r>
-        <w:rPr>
-          <w:rFonts w:ascii="Calibri" w:hAnsi="Calibri" w:eastAsia="Calibri"/>
-          <w:b/>
-          <w:sz w:val="22"/>
-        </w:rPr>
-        <w:t>0:23–0:30 Picture:</w:t>
-      </w:r>
-      <w:r>
-        <w:rPr>
-          <w:rFonts w:ascii="Calibri" w:hAnsi="Calibri" w:eastAsia="Calibri"/>
-          <w:b w:val="0"/>
-          <w:sz w:val="22"/>
-        </w:rPr>
-        <w:t xml:space="preserve"> The page, held on her line. </w:t>
-      </w:r>
-      <w:r>
-        <w:rPr>
-          <w:rFonts w:ascii="Calibri" w:hAnsi="Calibri" w:eastAsia="Calibri"/>
-          <w:b/>
-          <w:sz w:val="22"/>
-        </w:rPr>
-        <w:t>Narration:</w:t>
-      </w:r>
-      <w:r>
-        <w:rPr>
-          <w:rFonts w:ascii="Calibri" w:hAnsi="Calibri" w:eastAsia="Calibri"/>
-          <w:b w:val="0"/>
-          <w:sz w:val="22"/>
-        </w:rPr>
-        <w:t xml:space="preserve"> The picture can wait. </w:t>
-      </w:r>
-      <w:r>
-        <w:rPr>
-          <w:rFonts w:ascii="Calibri" w:hAnsi="Calibri" w:eastAsia="Calibri"/>
-          <w:b/>
-          <w:sz w:val="22"/>
-        </w:rPr>
-        <w:t>Words:</w:t>
-      </w:r>
-      <w:r>
-        <w:rPr>
-          <w:rFonts w:ascii="Calibri" w:hAnsi="Calibri" w:eastAsia="Calibri"/>
-          <w:b w:val="0"/>
-          <w:sz w:val="22"/>
-        </w:rPr>
-        <w:t xml:space="preserve"> 4</w:t>
-      </w:r>
-    </w:p>
-    <w:p>
-      <w:pPr>
-        <w:pStyle w:val="ListBullet"/>
-        <w:spacing w:before="0" w:after="60" w:line="259" w:lineRule="auto"/>
-      </w:pPr>
-      <w:r>
-        <w:rPr>
-          <w:rFonts w:ascii="Calibri" w:hAnsi="Calibri" w:eastAsia="Calibri"/>
-          <w:b/>
-          <w:sz w:val="22"/>
-        </w:rPr>
-        <w:t>Bed:</w:t>
-      </w:r>
-      <w:r>
-        <w:rPr>
-          <w:rFonts w:ascii="Calibri" w:hAnsi="Calibri" w:eastAsia="Calibri"/>
-          <w:b w:val="0"/>
-          <w:sz w:val="22"/>
-        </w:rPr>
-        <w:t xml:space="preserve"> Production. </w:t>
-      </w:r>
-      <w:r>
-        <w:rPr>
-          <w:rFonts w:ascii="Calibri" w:hAnsi="Calibri" w:eastAsia="Calibri"/>
-          <w:b/>
-          <w:sz w:val="22"/>
-        </w:rPr>
-        <w:t>Spoken:</w:t>
-      </w:r>
-      <w:r>
-        <w:rPr>
-          <w:rFonts w:ascii="Calibri" w:hAnsi="Calibri" w:eastAsia="Calibri"/>
-          <w:b w:val="0"/>
-          <w:sz w:val="22"/>
-        </w:rPr>
-        <w:t xml:space="preserve"> 35</w:t>
-      </w:r>
-    </w:p>
-    <w:p>
-      <w:pPr>
-        <w:pStyle w:val="Heading3"/>
-        <w:spacing w:before="240" w:after="120"/>
-      </w:pPr>
-      <w:r>
-        <w:rPr>
-          <w:color w:val="111827"/>
-        </w:rPr>
-        <w:t>Script Audience Resonance — `scriptResonance` — 30s</w:t>
-      </w:r>
-    </w:p>
-    <w:p>
-      <w:pPr>
-        <w:pStyle w:val="ListBullet"/>
-        <w:spacing w:before="0" w:after="60" w:line="259" w:lineRule="auto"/>
-      </w:pPr>
-      <w:r>
-        <w:rPr>
-          <w:rFonts w:ascii="Calibri" w:hAnsi="Calibri" w:eastAsia="Calibri"/>
-          <w:b/>
-          <w:sz w:val="22"/>
-        </w:rPr>
-        <w:t>0:00–0:03 Picture:</w:t>
-      </w:r>
-      <w:r>
-        <w:rPr>
-          <w:rFonts w:ascii="Calibri" w:hAnsi="Calibri" w:eastAsia="Calibri"/>
-          <w:b w:val="0"/>
-          <w:sz w:val="22"/>
-        </w:rPr>
-        <w:t xml:space="preserve"> The page, a still. </w:t>
-      </w:r>
-      <w:r>
-        <w:rPr>
-          <w:rFonts w:ascii="Calibri" w:hAnsi="Calibri" w:eastAsia="Calibri"/>
-          <w:b/>
-          <w:sz w:val="22"/>
-        </w:rPr>
-        <w:t>Narration:</w:t>
-      </w:r>
-      <w:r>
-        <w:rPr>
-          <w:rFonts w:ascii="Calibri" w:hAnsi="Calibri" w:eastAsia="Calibri"/>
-          <w:b w:val="0"/>
-          <w:sz w:val="22"/>
-        </w:rPr>
-        <w:t xml:space="preserve"> The page can still be wrong. </w:t>
-      </w:r>
-      <w:r>
-        <w:rPr>
-          <w:rFonts w:ascii="Calibri" w:hAnsi="Calibri" w:eastAsia="Calibri"/>
-          <w:b/>
-          <w:sz w:val="22"/>
-        </w:rPr>
-        <w:t>Words:</w:t>
-      </w:r>
-      <w:r>
-        <w:rPr>
-          <w:rFonts w:ascii="Calibri" w:hAnsi="Calibri" w:eastAsia="Calibri"/>
-          <w:b w:val="0"/>
-          <w:sz w:val="22"/>
-        </w:rPr>
-        <w:t xml:space="preserve"> 6</w:t>
-      </w:r>
-    </w:p>
-    <w:p>
-      <w:pPr>
-        <w:pStyle w:val="ListBullet"/>
-        <w:spacing w:before="0" w:after="60" w:line="259" w:lineRule="auto"/>
-      </w:pPr>
-      <w:r>
-        <w:rPr>
-          <w:rFonts w:ascii="Calibri" w:hAnsi="Calibri" w:eastAsia="Calibri"/>
-          <w:b/>
-          <w:sz w:val="22"/>
-        </w:rPr>
-        <w:t>0:03–0:23 Picture:</w:t>
-      </w:r>
-      <w:r>
-        <w:rPr>
-          <w:rFonts w:ascii="Calibri" w:hAnsi="Calibri" w:eastAsia="Calibri"/>
-          <w:b w:val="0"/>
-          <w:sz w:val="22"/>
-        </w:rPr>
-        <w:t xml:space="preserve"> Capture. The script report: overview, a section score, a note on one scene. She does not apply it. </w:t>
-      </w:r>
-      <w:r>
-        <w:rPr>
-          <w:rFonts w:ascii="Calibri" w:hAnsi="Calibri" w:eastAsia="Calibri"/>
-          <w:b/>
-          <w:sz w:val="22"/>
-        </w:rPr>
-        <w:t>Still:</w:t>
-      </w:r>
-      <w:r>
-        <w:rPr>
-          <w:rFonts w:ascii="Calibri" w:hAnsi="Calibri" w:eastAsia="Calibri"/>
-          <w:b w:val="0"/>
-          <w:sz w:val="22"/>
-        </w:rPr>
-        <w:t xml:space="preserve"> </w:t>
-      </w:r>
-      <w:r>
-        <w:rPr>
-          <w:rFonts w:ascii="Consolas" w:hAnsi="Consolas" w:eastAsia="Consolas"/>
-          <w:b w:val="0"/>
-          <w:color w:val="1E406E"/>
-          <w:sz w:val="20"/>
-        </w:rPr>
-        <w:t>Script report</w:t>
-      </w:r>
-      <w:r>
-        <w:rPr>
-          <w:rFonts w:ascii="Calibri" w:hAnsi="Calibri" w:eastAsia="Calibri"/>
-          <w:b w:val="0"/>
-          <w:sz w:val="22"/>
-        </w:rPr>
-        <w:t xml:space="preserve">. </w:t>
-      </w:r>
-      <w:r>
-        <w:rPr>
-          <w:rFonts w:ascii="Calibri" w:hAnsi="Calibri" w:eastAsia="Calibri"/>
-          <w:b/>
-          <w:sz w:val="22"/>
-        </w:rPr>
-        <w:t>Narration:</w:t>
-      </w:r>
-      <w:r>
-        <w:rPr>
-          <w:rFonts w:ascii="Calibri" w:hAnsi="Calibri" w:eastAsia="Calibri"/>
-          <w:b w:val="0"/>
-          <w:sz w:val="22"/>
-        </w:rPr>
-        <w:t xml:space="preserve"> A test audience reads the script. Scores. Scene notes. Recommendations. Nothing is rewritten until you open it and apply it yourself. </w:t>
-      </w:r>
-      <w:r>
-        <w:rPr>
-          <w:rFonts w:ascii="Calibri" w:hAnsi="Calibri" w:eastAsia="Calibri"/>
-          <w:b/>
-          <w:sz w:val="22"/>
-        </w:rPr>
-        <w:t>Words:</w:t>
-      </w:r>
-      <w:r>
-        <w:rPr>
-          <w:rFonts w:ascii="Calibri" w:hAnsi="Calibri" w:eastAsia="Calibri"/>
-          <w:b w:val="0"/>
-          <w:sz w:val="22"/>
-        </w:rPr>
-        <w:t xml:space="preserve"> 21</w:t>
-      </w:r>
-    </w:p>
-    <w:p>
-      <w:pPr>
-        <w:pStyle w:val="ListBullet"/>
-        <w:spacing w:before="0" w:after="60" w:line="259" w:lineRule="auto"/>
-      </w:pPr>
-      <w:r>
-        <w:rPr>
-          <w:rFonts w:ascii="Calibri" w:hAnsi="Calibri" w:eastAsia="Calibri"/>
-          <w:b/>
-          <w:sz w:val="22"/>
-        </w:rPr>
-        <w:t>0:23–0:30 Picture:</w:t>
-      </w:r>
-      <w:r>
-        <w:rPr>
-          <w:rFonts w:ascii="Calibri" w:hAnsi="Calibri" w:eastAsia="Calibri"/>
-          <w:b w:val="0"/>
-          <w:sz w:val="22"/>
-        </w:rPr>
-        <w:t xml:space="preserve"> The scene note, held. </w:t>
-      </w:r>
-      <w:r>
-        <w:rPr>
-          <w:rFonts w:ascii="Calibri" w:hAnsi="Calibri" w:eastAsia="Calibri"/>
-          <w:b/>
-          <w:sz w:val="22"/>
-        </w:rPr>
-        <w:t>Narration:</w:t>
-      </w:r>
-      <w:r>
-        <w:rPr>
-          <w:rFonts w:ascii="Calibri" w:hAnsi="Calibri" w:eastAsia="Calibri"/>
-          <w:b w:val="0"/>
-          <w:sz w:val="22"/>
-        </w:rPr>
-        <w:t xml:space="preserve"> You choose. </w:t>
-      </w:r>
-      <w:r>
-        <w:rPr>
-          <w:rFonts w:ascii="Calibri" w:hAnsi="Calibri" w:eastAsia="Calibri"/>
-          <w:b/>
-          <w:sz w:val="22"/>
-        </w:rPr>
-        <w:t>Words:</w:t>
-      </w:r>
-      <w:r>
-        <w:rPr>
-          <w:rFonts w:ascii="Calibri" w:hAnsi="Calibri" w:eastAsia="Calibri"/>
-          <w:b w:val="0"/>
-          <w:sz w:val="22"/>
-        </w:rPr>
-        <w:t xml:space="preserve"> 2</w:t>
-      </w:r>
-    </w:p>
-    <w:p>
-      <w:pPr>
-        <w:pStyle w:val="ListBullet"/>
-        <w:spacing w:before="0" w:after="60" w:line="259" w:lineRule="auto"/>
-      </w:pPr>
-      <w:r>
-        <w:rPr>
-          <w:rFonts w:ascii="Calibri" w:hAnsi="Calibri" w:eastAsia="Calibri"/>
-          <w:b/>
-          <w:sz w:val="22"/>
-        </w:rPr>
-        <w:t>Bed:</w:t>
-      </w:r>
-      <w:r>
-        <w:rPr>
-          <w:rFonts w:ascii="Calibri" w:hAnsi="Calibri" w:eastAsia="Calibri"/>
-          <w:b w:val="0"/>
-          <w:sz w:val="22"/>
-        </w:rPr>
-        <w:t xml:space="preserve"> Production. </w:t>
-      </w:r>
-      <w:r>
-        <w:rPr>
-          <w:rFonts w:ascii="Calibri" w:hAnsi="Calibri" w:eastAsia="Calibri"/>
-          <w:b/>
-          <w:sz w:val="22"/>
-        </w:rPr>
-        <w:t>Spoken:</w:t>
-      </w:r>
-      <w:r>
-        <w:rPr>
-          <w:rFonts w:ascii="Calibri" w:hAnsi="Calibri" w:eastAsia="Calibri"/>
-          <w:b w:val="0"/>
-          <w:sz w:val="22"/>
-        </w:rPr>
-        <w:t xml:space="preserve"> 29</w:t>
-      </w:r>
-    </w:p>
-    <w:p>
-      <w:pPr>
-        <w:pStyle w:val="Heading3"/>
-        <w:spacing w:before="240" w:after="120"/>
-      </w:pPr>
-      <w:r>
-        <w:rPr>
-          <w:color w:val="111827"/>
-        </w:rPr>
-        <w:t>Direct a scene — `sceneDirector` — also plays for Script Director — 30s</w:t>
-      </w:r>
-    </w:p>
-    <w:p>
-      <w:pPr>
-        <w:pStyle w:val="ListBullet"/>
-        <w:spacing w:before="0" w:after="60" w:line="259" w:lineRule="auto"/>
-      </w:pPr>
-      <w:r>
-        <w:rPr>
-          <w:rFonts w:ascii="Calibri" w:hAnsi="Calibri" w:eastAsia="Calibri"/>
-          <w:b/>
-          <w:sz w:val="22"/>
-        </w:rPr>
-        <w:t>0:00–0:03 Picture:</w:t>
-      </w:r>
-      <w:r>
-        <w:rPr>
-          <w:rFonts w:ascii="Calibri" w:hAnsi="Calibri" w:eastAsia="Calibri"/>
-          <w:b w:val="0"/>
-          <w:sz w:val="22"/>
-        </w:rPr>
-        <w:t xml:space="preserve"> Omni </w:t>
-      </w:r>
-      <w:r>
-        <w:rPr>
-          <w:rFonts w:ascii="Consolas" w:hAnsi="Consolas" w:eastAsia="Consolas"/>
-          <w:b w:val="0"/>
-          <w:color w:val="1E406E"/>
-          <w:sz w:val="20"/>
-        </w:rPr>
-        <w:t>omni-hold</w:t>
-      </w:r>
-      <w:r>
-        <w:rPr>
-          <w:rFonts w:ascii="Calibri" w:hAnsi="Calibri" w:eastAsia="Calibri"/>
-          <w:b w:val="0"/>
-          <w:sz w:val="22"/>
-        </w:rPr>
-        <w:t xml:space="preserve">, she looks away. </w:t>
-      </w:r>
-      <w:r>
-        <w:rPr>
-          <w:rFonts w:ascii="Calibri" w:hAnsi="Calibri" w:eastAsia="Calibri"/>
-          <w:b/>
-          <w:sz w:val="22"/>
-        </w:rPr>
-        <w:t>Narration:</w:t>
-      </w:r>
-      <w:r>
-        <w:rPr>
-          <w:rFonts w:ascii="Calibri" w:hAnsi="Calibri" w:eastAsia="Calibri"/>
-          <w:b w:val="0"/>
-          <w:sz w:val="22"/>
-        </w:rPr>
-        <w:t xml:space="preserve"> This scene is where they lose her. </w:t>
-      </w:r>
-      <w:r>
-        <w:rPr>
-          <w:rFonts w:ascii="Calibri" w:hAnsi="Calibri" w:eastAsia="Calibri"/>
-          <w:b/>
-          <w:sz w:val="22"/>
-        </w:rPr>
-        <w:t>Words:</w:t>
-      </w:r>
-      <w:r>
-        <w:rPr>
-          <w:rFonts w:ascii="Calibri" w:hAnsi="Calibri" w:eastAsia="Calibri"/>
-          <w:b w:val="0"/>
-          <w:sz w:val="22"/>
-        </w:rPr>
-        <w:t xml:space="preserve"> 7</w:t>
-      </w:r>
-    </w:p>
-    <w:p>
-      <w:pPr>
-        <w:pStyle w:val="ListBullet"/>
-        <w:spacing w:before="0" w:after="60" w:line="259" w:lineRule="auto"/>
-      </w:pPr>
-      <w:r>
-        <w:rPr>
-          <w:rFonts w:ascii="Calibri" w:hAnsi="Calibri" w:eastAsia="Calibri"/>
-          <w:b/>
-          <w:sz w:val="22"/>
-        </w:rPr>
-        <w:t>0:03–0:20 Picture:</w:t>
-      </w:r>
-      <w:r>
-        <w:rPr>
-          <w:rFonts w:ascii="Calibri" w:hAnsi="Calibri" w:eastAsia="Calibri"/>
-          <w:b w:val="0"/>
-          <w:sz w:val="22"/>
-        </w:rPr>
-        <w:t xml:space="preserve"> Capture. Scene Director on that scene. Preview. She keeps one change. Neighboring scenes do not move. </w:t>
-      </w:r>
-      <w:r>
-        <w:rPr>
-          <w:rFonts w:ascii="Calibri" w:hAnsi="Calibri" w:eastAsia="Calibri"/>
-          <w:b/>
-          <w:sz w:val="22"/>
-        </w:rPr>
-        <w:t>Still:</w:t>
-      </w:r>
-      <w:r>
-        <w:rPr>
-          <w:rFonts w:ascii="Calibri" w:hAnsi="Calibri" w:eastAsia="Calibri"/>
-          <w:b w:val="0"/>
-          <w:sz w:val="22"/>
-        </w:rPr>
-        <w:t xml:space="preserve"> </w:t>
-      </w:r>
-      <w:r>
-        <w:rPr>
-          <w:rFonts w:ascii="Consolas" w:hAnsi="Consolas" w:eastAsia="Consolas"/>
-          <w:b w:val="0"/>
-          <w:color w:val="1E406E"/>
-          <w:sz w:val="20"/>
-        </w:rPr>
-        <w:t>Scene Director</w:t>
-      </w:r>
-      <w:r>
-        <w:rPr>
-          <w:rFonts w:ascii="Calibri" w:hAnsi="Calibri" w:eastAsia="Calibri"/>
-          <w:b w:val="0"/>
-          <w:sz w:val="22"/>
-        </w:rPr>
-        <w:t xml:space="preserve">. </w:t>
-      </w:r>
-      <w:r>
-        <w:rPr>
-          <w:rFonts w:ascii="Calibri" w:hAnsi="Calibri" w:eastAsia="Calibri"/>
-          <w:b/>
-          <w:sz w:val="22"/>
-        </w:rPr>
-        <w:t>Narration:</w:t>
-      </w:r>
-      <w:r>
-        <w:rPr>
-          <w:rFonts w:ascii="Calibri" w:hAnsi="Calibri" w:eastAsia="Calibri"/>
-          <w:b w:val="0"/>
-          <w:sz w:val="22"/>
-        </w:rPr>
-        <w:t xml:space="preserve"> Direct that scene. Preview the change. Keep what belongs. The rest of the script stays. </w:t>
-      </w:r>
-      <w:r>
-        <w:rPr>
-          <w:rFonts w:ascii="Calibri" w:hAnsi="Calibri" w:eastAsia="Calibri"/>
-          <w:b/>
-          <w:sz w:val="22"/>
-        </w:rPr>
-        <w:t>Words:</w:t>
-      </w:r>
-      <w:r>
-        <w:rPr>
-          <w:rFonts w:ascii="Calibri" w:hAnsi="Calibri" w:eastAsia="Calibri"/>
-          <w:b w:val="0"/>
-          <w:sz w:val="22"/>
-        </w:rPr>
-        <w:t xml:space="preserve"> 15</w:t>
-      </w:r>
-    </w:p>
-    <w:p>
-      <w:pPr>
-        <w:pStyle w:val="ListBullet"/>
-        <w:spacing w:before="0" w:after="60" w:line="259" w:lineRule="auto"/>
-      </w:pPr>
-      <w:r>
-        <w:rPr>
-          <w:rFonts w:ascii="Calibri" w:hAnsi="Calibri" w:eastAsia="Calibri"/>
-          <w:b/>
-          <w:sz w:val="22"/>
-        </w:rPr>
-        <w:t>0:20–0:23 Picture:</w:t>
-      </w:r>
-      <w:r>
-        <w:rPr>
-          <w:rFonts w:ascii="Calibri" w:hAnsi="Calibri" w:eastAsia="Calibri"/>
-          <w:b w:val="0"/>
-          <w:sz w:val="22"/>
-        </w:rPr>
-        <w:t xml:space="preserve"> A brief cut to Script Director, the same preview on the full draft, only long enough to see it is the whole film. </w:t>
-      </w:r>
-      <w:r>
-        <w:rPr>
-          <w:rFonts w:ascii="Calibri" w:hAnsi="Calibri" w:eastAsia="Calibri"/>
-          <w:b/>
-          <w:sz w:val="22"/>
-        </w:rPr>
-        <w:t>Still:</w:t>
-      </w:r>
-      <w:r>
-        <w:rPr>
-          <w:rFonts w:ascii="Calibri" w:hAnsi="Calibri" w:eastAsia="Calibri"/>
-          <w:b w:val="0"/>
-          <w:sz w:val="22"/>
-        </w:rPr>
-        <w:t xml:space="preserve"> </w:t>
-      </w:r>
-      <w:r>
-        <w:rPr>
-          <w:rFonts w:ascii="Consolas" w:hAnsi="Consolas" w:eastAsia="Consolas"/>
-          <w:b w:val="0"/>
-          <w:color w:val="1E406E"/>
-          <w:sz w:val="20"/>
-        </w:rPr>
-        <w:t>Script Director</w:t>
-      </w:r>
-      <w:r>
-        <w:rPr>
-          <w:rFonts w:ascii="Calibri" w:hAnsi="Calibri" w:eastAsia="Calibri"/>
-          <w:b w:val="0"/>
-          <w:sz w:val="22"/>
-        </w:rPr>
-        <w:t xml:space="preserve">. </w:t>
-      </w:r>
-      <w:r>
-        <w:rPr>
-          <w:rFonts w:ascii="Calibri" w:hAnsi="Calibri" w:eastAsia="Calibri"/>
-          <w:b/>
-          <w:sz w:val="22"/>
-        </w:rPr>
-        <w:t>Narration:</w:t>
-      </w:r>
-      <w:r>
-        <w:rPr>
-          <w:rFonts w:ascii="Calibri" w:hAnsi="Calibri" w:eastAsia="Calibri"/>
-          <w:b w:val="0"/>
-          <w:sz w:val="22"/>
-        </w:rPr>
-        <w:t xml:space="preserve"> When the note is about the film, direct the film. </w:t>
-      </w:r>
-      <w:r>
-        <w:rPr>
-          <w:rFonts w:ascii="Calibri" w:hAnsi="Calibri" w:eastAsia="Calibri"/>
-          <w:b/>
-          <w:sz w:val="22"/>
-        </w:rPr>
-        <w:t>Words:</w:t>
-      </w:r>
-      <w:r>
-        <w:rPr>
-          <w:rFonts w:ascii="Calibri" w:hAnsi="Calibri" w:eastAsia="Calibri"/>
-          <w:b w:val="0"/>
-          <w:sz w:val="22"/>
-        </w:rPr>
-        <w:t xml:space="preserve"> 10</w:t>
-      </w:r>
-    </w:p>
-    <w:p>
-      <w:pPr>
-        <w:pStyle w:val="ListBullet"/>
-        <w:spacing w:before="0" w:after="60" w:line="259" w:lineRule="auto"/>
-      </w:pPr>
-      <w:r>
-        <w:rPr>
-          <w:rFonts w:ascii="Calibri" w:hAnsi="Calibri" w:eastAsia="Calibri"/>
-          <w:b/>
-          <w:sz w:val="22"/>
-        </w:rPr>
-        <w:t>0:23–0:30 Picture:</w:t>
-      </w:r>
-      <w:r>
-        <w:rPr>
-          <w:rFonts w:ascii="Calibri" w:hAnsi="Calibri" w:eastAsia="Calibri"/>
-          <w:b w:val="0"/>
-          <w:sz w:val="22"/>
-        </w:rPr>
-        <w:t xml:space="preserve"> Omni </w:t>
-      </w:r>
-      <w:r>
-        <w:rPr>
-          <w:rFonts w:ascii="Consolas" w:hAnsi="Consolas" w:eastAsia="Consolas"/>
-          <w:b w:val="0"/>
-          <w:color w:val="1E406E"/>
-          <w:sz w:val="20"/>
-        </w:rPr>
-        <w:t>omni-walk</w:t>
-      </w:r>
-      <w:r>
-        <w:rPr>
-          <w:rFonts w:ascii="Calibri" w:hAnsi="Calibri" w:eastAsia="Calibri"/>
-          <w:b w:val="0"/>
-          <w:sz w:val="22"/>
-        </w:rPr>
-        <w:t xml:space="preserve">, she turns back. </w:t>
-      </w:r>
-      <w:r>
-        <w:rPr>
-          <w:rFonts w:ascii="Calibri" w:hAnsi="Calibri" w:eastAsia="Calibri"/>
-          <w:b/>
-          <w:sz w:val="22"/>
-        </w:rPr>
-        <w:t>Narration:</w:t>
-      </w:r>
-      <w:r>
-        <w:rPr>
-          <w:rFonts w:ascii="Calibri" w:hAnsi="Calibri" w:eastAsia="Calibri"/>
-          <w:b w:val="0"/>
-          <w:sz w:val="22"/>
-        </w:rPr>
-        <w:t xml:space="preserve"> You accept it, or you don’t. </w:t>
-      </w:r>
-      <w:r>
-        <w:rPr>
-          <w:rFonts w:ascii="Calibri" w:hAnsi="Calibri" w:eastAsia="Calibri"/>
-          <w:b/>
-          <w:sz w:val="22"/>
-        </w:rPr>
-        <w:t>Words:</w:t>
-      </w:r>
-      <w:r>
-        <w:rPr>
-          <w:rFonts w:ascii="Calibri" w:hAnsi="Calibri" w:eastAsia="Calibri"/>
-          <w:b w:val="0"/>
-          <w:sz w:val="22"/>
-        </w:rPr>
-        <w:t xml:space="preserve"> 6</w:t>
-      </w:r>
-    </w:p>
-    <w:p>
-      <w:pPr>
-        <w:pStyle w:val="ListBullet"/>
-        <w:spacing w:before="0" w:after="60" w:line="259" w:lineRule="auto"/>
-      </w:pPr>
-      <w:r>
-        <w:rPr>
-          <w:rFonts w:ascii="Calibri" w:hAnsi="Calibri" w:eastAsia="Calibri"/>
-          <w:b/>
-          <w:sz w:val="22"/>
-        </w:rPr>
-        <w:t>Bed:</w:t>
-      </w:r>
-      <w:r>
-        <w:rPr>
-          <w:rFonts w:ascii="Calibri" w:hAnsi="Calibri" w:eastAsia="Calibri"/>
-          <w:b w:val="0"/>
-          <w:sz w:val="22"/>
-        </w:rPr>
-        <w:t xml:space="preserve"> Production. </w:t>
-      </w:r>
-      <w:r>
-        <w:rPr>
-          <w:rFonts w:ascii="Calibri" w:hAnsi="Calibri" w:eastAsia="Calibri"/>
-          <w:b/>
-          <w:sz w:val="22"/>
-        </w:rPr>
-        <w:t>Spoken:</w:t>
-      </w:r>
-      <w:r>
-        <w:rPr>
-          <w:rFonts w:ascii="Calibri" w:hAnsi="Calibri" w:eastAsia="Calibri"/>
-          <w:b w:val="0"/>
-          <w:sz w:val="22"/>
-        </w:rPr>
-        <w:t xml:space="preserve"> 38</w:t>
-      </w:r>
-    </w:p>
-    <w:p>
-      <w:pPr>
-        <w:pStyle w:val="Heading3"/>
-        <w:spacing w:before="240" w:after="120"/>
-      </w:pPr>
-      <w:r>
-        <w:rPr>
-          <w:color w:val="111827"/>
-        </w:rPr>
-        <w:t>Reference Library — `referenceLibrary` — 30s</w:t>
-      </w:r>
-    </w:p>
-    <w:p>
-      <w:pPr>
-        <w:pStyle w:val="ListBullet"/>
-        <w:spacing w:before="0" w:after="60" w:line="259" w:lineRule="auto"/>
-      </w:pPr>
-      <w:r>
-        <w:rPr>
-          <w:rFonts w:ascii="Calibri" w:hAnsi="Calibri" w:eastAsia="Calibri"/>
-          <w:b/>
-          <w:sz w:val="22"/>
-        </w:rPr>
-        <w:t>0:00–0:03 Picture:</w:t>
-      </w:r>
-      <w:r>
-        <w:rPr>
-          <w:rFonts w:ascii="Calibri" w:hAnsi="Calibri" w:eastAsia="Calibri"/>
-          <w:b w:val="0"/>
-          <w:sz w:val="22"/>
-        </w:rPr>
-        <w:t xml:space="preserve"> Omni </w:t>
-      </w:r>
-      <w:r>
-        <w:rPr>
-          <w:rFonts w:ascii="Consolas" w:hAnsi="Consolas" w:eastAsia="Consolas"/>
-          <w:b w:val="0"/>
-          <w:color w:val="1E406E"/>
-          <w:sz w:val="20"/>
-        </w:rPr>
-        <w:t>omni-door</w:t>
-      </w:r>
-      <w:r>
-        <w:rPr>
-          <w:rFonts w:ascii="Calibri" w:hAnsi="Calibri" w:eastAsia="Calibri"/>
-          <w:b w:val="0"/>
-          <w:sz w:val="22"/>
-        </w:rPr>
-        <w:t xml:space="preserve">. </w:t>
-      </w:r>
-      <w:r>
-        <w:rPr>
-          <w:rFonts w:ascii="Calibri" w:hAnsi="Calibri" w:eastAsia="Calibri"/>
-          <w:b/>
-          <w:sz w:val="22"/>
-        </w:rPr>
-        <w:t>Narration:</w:t>
-      </w:r>
-      <w:r>
-        <w:rPr>
-          <w:rFonts w:ascii="Calibri" w:hAnsi="Calibri" w:eastAsia="Calibri"/>
-          <w:b w:val="0"/>
-          <w:sz w:val="22"/>
-        </w:rPr>
-        <w:t xml:space="preserve"> Every new shot, she becomes someone else. </w:t>
-      </w:r>
-      <w:r>
-        <w:rPr>
-          <w:rFonts w:ascii="Calibri" w:hAnsi="Calibri" w:eastAsia="Calibri"/>
-          <w:b/>
-          <w:sz w:val="22"/>
-        </w:rPr>
-        <w:t>Words:</w:t>
-      </w:r>
-      <w:r>
-        <w:rPr>
-          <w:rFonts w:ascii="Calibri" w:hAnsi="Calibri" w:eastAsia="Calibri"/>
-          <w:b w:val="0"/>
-          <w:sz w:val="22"/>
-        </w:rPr>
-        <w:t xml:space="preserve"> 7</w:t>
-      </w:r>
-    </w:p>
-    <w:p>
-      <w:pPr>
-        <w:pStyle w:val="ListBullet"/>
-        <w:spacing w:before="0" w:after="60" w:line="259" w:lineRule="auto"/>
-      </w:pPr>
-      <w:r>
-        <w:rPr>
-          <w:rFonts w:ascii="Calibri" w:hAnsi="Calibri" w:eastAsia="Calibri"/>
-          <w:b/>
-          <w:sz w:val="22"/>
-        </w:rPr>
-        <w:t>0:03–0:23 Picture:</w:t>
-      </w:r>
-      <w:r>
-        <w:rPr>
-          <w:rFonts w:ascii="Calibri" w:hAnsi="Calibri" w:eastAsia="Calibri"/>
-          <w:b w:val="0"/>
-          <w:sz w:val="22"/>
-        </w:rPr>
-        <w:t xml:space="preserve"> Capture. Her face, coat, voice, and the kitchen locked in the library, tied to the art direction. Cut to a later still that uses that lock. </w:t>
-      </w:r>
-      <w:r>
-        <w:rPr>
-          <w:rFonts w:ascii="Calibri" w:hAnsi="Calibri" w:eastAsia="Calibri"/>
-          <w:b/>
-          <w:sz w:val="22"/>
-        </w:rPr>
-        <w:t>Still:</w:t>
-      </w:r>
-      <w:r>
-        <w:rPr>
-          <w:rFonts w:ascii="Calibri" w:hAnsi="Calibri" w:eastAsia="Calibri"/>
-          <w:b w:val="0"/>
-          <w:sz w:val="22"/>
-        </w:rPr>
-        <w:t xml:space="preserve"> </w:t>
-      </w:r>
-      <w:r>
-        <w:rPr>
-          <w:rFonts w:ascii="Consolas" w:hAnsi="Consolas" w:eastAsia="Consolas"/>
-          <w:b w:val="0"/>
-          <w:color w:val="1E406E"/>
-          <w:sz w:val="20"/>
-        </w:rPr>
-        <w:t>Reference Library</w:t>
-      </w:r>
-      <w:r>
-        <w:rPr>
-          <w:rFonts w:ascii="Calibri" w:hAnsi="Calibri" w:eastAsia="Calibri"/>
-          <w:b w:val="0"/>
-          <w:sz w:val="22"/>
-        </w:rPr>
-        <w:t xml:space="preserve">. </w:t>
-      </w:r>
-      <w:r>
-        <w:rPr>
-          <w:rFonts w:ascii="Calibri" w:hAnsi="Calibri" w:eastAsia="Calibri"/>
-          <w:b/>
-          <w:sz w:val="22"/>
-        </w:rPr>
-        <w:t>Narration:</w:t>
-      </w:r>
-      <w:r>
-        <w:rPr>
-          <w:rFonts w:ascii="Calibri" w:hAnsi="Calibri" w:eastAsia="Calibri"/>
-          <w:b w:val="0"/>
-          <w:sz w:val="22"/>
-        </w:rPr>
-        <w:t xml:space="preserve"> Lock the cast, the wardrobe, the voice, the room. Every still and every clip has to ask for her. A later scene does not get to recast the lead. </w:t>
-      </w:r>
-      <w:r>
-        <w:rPr>
-          <w:rFonts w:ascii="Calibri" w:hAnsi="Calibri" w:eastAsia="Calibri"/>
-          <w:b/>
-          <w:sz w:val="22"/>
-        </w:rPr>
-        <w:t>Words:</w:t>
-      </w:r>
-      <w:r>
-        <w:rPr>
-          <w:rFonts w:ascii="Calibri" w:hAnsi="Calibri" w:eastAsia="Calibri"/>
-          <w:b w:val="0"/>
-          <w:sz w:val="22"/>
-        </w:rPr>
-        <w:t xml:space="preserve"> 29</w:t>
-      </w:r>
-    </w:p>
-    <w:p>
-      <w:pPr>
-        <w:pStyle w:val="ListBullet"/>
-        <w:spacing w:before="0" w:after="60" w:line="259" w:lineRule="auto"/>
-      </w:pPr>
-      <w:r>
-        <w:rPr>
-          <w:rFonts w:ascii="Calibri" w:hAnsi="Calibri" w:eastAsia="Calibri"/>
-          <w:b/>
-          <w:sz w:val="22"/>
-        </w:rPr>
-        <w:t>0:23–0:30 Picture:</w:t>
-      </w:r>
-      <w:r>
-        <w:rPr>
-          <w:rFonts w:ascii="Calibri" w:hAnsi="Calibri" w:eastAsia="Calibri"/>
-          <w:b w:val="0"/>
-          <w:sz w:val="22"/>
-        </w:rPr>
-        <w:t xml:space="preserve"> Omni </w:t>
-      </w:r>
-      <w:r>
-        <w:rPr>
-          <w:rFonts w:ascii="Consolas" w:hAnsi="Consolas" w:eastAsia="Consolas"/>
-          <w:b w:val="0"/>
-          <w:color w:val="1E406E"/>
-          <w:sz w:val="20"/>
-        </w:rPr>
-        <w:t>omni-hold</w:t>
-      </w:r>
-      <w:r>
-        <w:rPr>
-          <w:rFonts w:ascii="Calibri" w:hAnsi="Calibri" w:eastAsia="Calibri"/>
-          <w:b w:val="0"/>
-          <w:sz w:val="22"/>
-        </w:rPr>
-        <w:t xml:space="preserve">. Match the face to the open. </w:t>
-      </w:r>
-      <w:r>
-        <w:rPr>
-          <w:rFonts w:ascii="Calibri" w:hAnsi="Calibri" w:eastAsia="Calibri"/>
-          <w:b/>
-          <w:sz w:val="22"/>
-        </w:rPr>
-        <w:t>Narration:</w:t>
-      </w:r>
-      <w:r>
-        <w:rPr>
-          <w:rFonts w:ascii="Calibri" w:hAnsi="Calibri" w:eastAsia="Calibri"/>
-          <w:b w:val="0"/>
-          <w:sz w:val="22"/>
-        </w:rPr>
-        <w:t xml:space="preserve"> Scene one. Scene forty. Same person. </w:t>
-      </w:r>
-      <w:r>
-        <w:rPr>
-          <w:rFonts w:ascii="Calibri" w:hAnsi="Calibri" w:eastAsia="Calibri"/>
-          <w:b/>
-          <w:sz w:val="22"/>
-        </w:rPr>
-        <w:t>Words:</w:t>
-      </w:r>
-      <w:r>
-        <w:rPr>
-          <w:rFonts w:ascii="Calibri" w:hAnsi="Calibri" w:eastAsia="Calibri"/>
-          <w:b w:val="0"/>
-          <w:sz w:val="22"/>
-        </w:rPr>
-        <w:t xml:space="preserve"> 6</w:t>
-      </w:r>
-    </w:p>
-    <w:p>
-      <w:pPr>
-        <w:pStyle w:val="ListBullet"/>
-        <w:spacing w:before="0" w:after="60" w:line="259" w:lineRule="auto"/>
-      </w:pPr>
-      <w:r>
-        <w:rPr>
-          <w:rFonts w:ascii="Calibri" w:hAnsi="Calibri" w:eastAsia="Calibri"/>
-          <w:b/>
-          <w:sz w:val="22"/>
-        </w:rPr>
-        <w:t>Bed:</w:t>
-      </w:r>
-      <w:r>
-        <w:rPr>
-          <w:rFonts w:ascii="Calibri" w:hAnsi="Calibri" w:eastAsia="Calibri"/>
-          <w:b w:val="0"/>
-          <w:sz w:val="22"/>
-        </w:rPr>
-        <w:t xml:space="preserve"> Production. </w:t>
-      </w:r>
-      <w:r>
-        <w:rPr>
-          <w:rFonts w:ascii="Calibri" w:hAnsi="Calibri" w:eastAsia="Calibri"/>
-          <w:b/>
-          <w:sz w:val="22"/>
-        </w:rPr>
-        <w:t>Spoken:</w:t>
-      </w:r>
-      <w:r>
-        <w:rPr>
-          <w:rFonts w:ascii="Calibri" w:hAnsi="Calibri" w:eastAsia="Calibri"/>
-          <w:b w:val="0"/>
-          <w:sz w:val="22"/>
-        </w:rPr>
-        <w:t xml:space="preserve"> 42</w:t>
-      </w:r>
-    </w:p>
-    <w:p>
-      <w:pPr>
-        <w:pStyle w:val="Heading3"/>
-        <w:spacing w:before="240" w:after="120"/>
-      </w:pPr>
-      <w:r>
-        <w:rPr>
-          <w:color w:val="111827"/>
-        </w:rPr>
-        <w:t>Pre-Vis before motion — `preVis` — 30s</w:t>
-      </w:r>
-    </w:p>
-    <w:p>
-      <w:pPr>
-        <w:pStyle w:val="ListBullet"/>
-        <w:spacing w:before="0" w:after="60" w:line="259" w:lineRule="auto"/>
-      </w:pPr>
-      <w:r>
-        <w:rPr>
-          <w:rFonts w:ascii="Calibri" w:hAnsi="Calibri" w:eastAsia="Calibri"/>
-          <w:b/>
-          <w:sz w:val="22"/>
-        </w:rPr>
-        <w:t>0:00–0:03 Picture:</w:t>
-      </w:r>
-      <w:r>
-        <w:rPr>
-          <w:rFonts w:ascii="Calibri" w:hAnsi="Calibri" w:eastAsia="Calibri"/>
-          <w:b w:val="0"/>
-          <w:sz w:val="22"/>
-        </w:rPr>
-        <w:t xml:space="preserve"> A locked still of the doorway. </w:t>
-      </w:r>
-      <w:r>
-        <w:rPr>
-          <w:rFonts w:ascii="Calibri" w:hAnsi="Calibri" w:eastAsia="Calibri"/>
-          <w:b/>
-          <w:sz w:val="22"/>
-        </w:rPr>
-        <w:t>Narration:</w:t>
-      </w:r>
-      <w:r>
-        <w:rPr>
-          <w:rFonts w:ascii="Calibri" w:hAnsi="Calibri" w:eastAsia="Calibri"/>
-          <w:b w:val="0"/>
-          <w:sz w:val="22"/>
-        </w:rPr>
-        <w:t xml:space="preserve"> Do not move her yet. </w:t>
-      </w:r>
-      <w:r>
-        <w:rPr>
-          <w:rFonts w:ascii="Calibri" w:hAnsi="Calibri" w:eastAsia="Calibri"/>
-          <w:b/>
-          <w:sz w:val="22"/>
-        </w:rPr>
-        <w:t>Words:</w:t>
-      </w:r>
-      <w:r>
-        <w:rPr>
-          <w:rFonts w:ascii="Calibri" w:hAnsi="Calibri" w:eastAsia="Calibri"/>
-          <w:b w:val="0"/>
-          <w:sz w:val="22"/>
-        </w:rPr>
-        <w:t xml:space="preserve"> 5</w:t>
-      </w:r>
-    </w:p>
-    <w:p>
-      <w:pPr>
-        <w:pStyle w:val="ListBullet"/>
-        <w:spacing w:before="0" w:after="60" w:line="259" w:lineRule="auto"/>
-      </w:pPr>
-      <w:r>
-        <w:rPr>
-          <w:rFonts w:ascii="Calibri" w:hAnsi="Calibri" w:eastAsia="Calibri"/>
-          <w:b/>
-          <w:sz w:val="22"/>
-        </w:rPr>
-        <w:t>0:03–0:23 Picture:</w:t>
-      </w:r>
-      <w:r>
-        <w:rPr>
-          <w:rFonts w:ascii="Calibri" w:hAnsi="Calibri" w:eastAsia="Calibri"/>
-          <w:b w:val="0"/>
-          <w:sz w:val="22"/>
-        </w:rPr>
-        <w:t xml:space="preserve"> Capture. The animatic: that still, her line, score, a sound of rain. She watches. If you show a change, it is one plain-language note on the shot, then back to the animatic. Do not render motion in this demo. </w:t>
-      </w:r>
-      <w:r>
-        <w:rPr>
-          <w:rFonts w:ascii="Calibri" w:hAnsi="Calibri" w:eastAsia="Calibri"/>
-          <w:b/>
-          <w:sz w:val="22"/>
-        </w:rPr>
-        <w:t>Still:</w:t>
-      </w:r>
-      <w:r>
-        <w:rPr>
-          <w:rFonts w:ascii="Calibri" w:hAnsi="Calibri" w:eastAsia="Calibri"/>
-          <w:b w:val="0"/>
-          <w:sz w:val="22"/>
-        </w:rPr>
-        <w:t xml:space="preserve"> </w:t>
-      </w:r>
-      <w:r>
-        <w:rPr>
-          <w:rFonts w:ascii="Consolas" w:hAnsi="Consolas" w:eastAsia="Consolas"/>
-          <w:b w:val="0"/>
-          <w:color w:val="1E406E"/>
-          <w:sz w:val="20"/>
-        </w:rPr>
-        <w:t>Animatic player</w:t>
-      </w:r>
-      <w:r>
-        <w:rPr>
-          <w:rFonts w:ascii="Calibri" w:hAnsi="Calibri" w:eastAsia="Calibri"/>
-          <w:b w:val="0"/>
-          <w:sz w:val="22"/>
-        </w:rPr>
-        <w:t xml:space="preserve">. </w:t>
-      </w:r>
-      <w:r>
-        <w:rPr>
-          <w:rFonts w:ascii="Calibri" w:hAnsi="Calibri" w:eastAsia="Calibri"/>
-          <w:b/>
-          <w:sz w:val="22"/>
-        </w:rPr>
-        <w:t>Narration:</w:t>
-      </w:r>
-      <w:r>
-        <w:rPr>
-          <w:rFonts w:ascii="Calibri" w:hAnsi="Calibri" w:eastAsia="Calibri"/>
-          <w:b w:val="0"/>
-          <w:sz w:val="22"/>
-        </w:rPr>
-        <w:t xml:space="preserve"> Play the scene from the stills. Dialogue, score, and the rain. If the turn is wrong, change the shot. Motion comes after you believe it. </w:t>
-      </w:r>
-      <w:r>
-        <w:rPr>
-          <w:rFonts w:ascii="Calibri" w:hAnsi="Calibri" w:eastAsia="Calibri"/>
-          <w:b/>
-          <w:sz w:val="22"/>
-        </w:rPr>
-        <w:t>Words:</w:t>
-      </w:r>
-      <w:r>
-        <w:rPr>
-          <w:rFonts w:ascii="Calibri" w:hAnsi="Calibri" w:eastAsia="Calibri"/>
-          <w:b w:val="0"/>
-          <w:sz w:val="22"/>
-        </w:rPr>
-        <w:t xml:space="preserve"> 25</w:t>
-      </w:r>
-    </w:p>
-    <w:p>
-      <w:pPr>
-        <w:pStyle w:val="ListBullet"/>
-        <w:spacing w:before="0" w:after="60" w:line="259" w:lineRule="auto"/>
-      </w:pPr>
-      <w:r>
-        <w:rPr>
-          <w:rFonts w:ascii="Calibri" w:hAnsi="Calibri" w:eastAsia="Calibri"/>
-          <w:b/>
-          <w:sz w:val="22"/>
-        </w:rPr>
-        <w:t>0:23–0:30 Picture:</w:t>
-      </w:r>
-      <w:r>
-        <w:rPr>
-          <w:rFonts w:ascii="Calibri" w:hAnsi="Calibri" w:eastAsia="Calibri"/>
-          <w:b w:val="0"/>
-          <w:sz w:val="22"/>
-        </w:rPr>
-        <w:t xml:space="preserve"> Omni </w:t>
-      </w:r>
-      <w:r>
-        <w:rPr>
-          <w:rFonts w:ascii="Consolas" w:hAnsi="Consolas" w:eastAsia="Consolas"/>
-          <w:b w:val="0"/>
-          <w:color w:val="1E406E"/>
-          <w:sz w:val="20"/>
-        </w:rPr>
-        <w:t>omni-animatic</w:t>
-      </w:r>
-      <w:r>
-        <w:rPr>
-          <w:rFonts w:ascii="Calibri" w:hAnsi="Calibri" w:eastAsia="Calibri"/>
-          <w:b w:val="0"/>
-          <w:sz w:val="22"/>
-        </w:rPr>
-        <w:t xml:space="preserve">, the still releasing into motion. </w:t>
-      </w:r>
-      <w:r>
-        <w:rPr>
-          <w:rFonts w:ascii="Calibri" w:hAnsi="Calibri" w:eastAsia="Calibri"/>
-          <w:b/>
-          <w:sz w:val="22"/>
-        </w:rPr>
-        <w:t>Narration:</w:t>
-      </w:r>
-      <w:r>
-        <w:rPr>
-          <w:rFonts w:ascii="Calibri" w:hAnsi="Calibri" w:eastAsia="Calibri"/>
-          <w:b w:val="0"/>
-          <w:sz w:val="22"/>
-        </w:rPr>
-        <w:t xml:space="preserve"> Then you spend. </w:t>
-      </w:r>
-      <w:r>
-        <w:rPr>
-          <w:rFonts w:ascii="Calibri" w:hAnsi="Calibri" w:eastAsia="Calibri"/>
-          <w:b/>
-          <w:sz w:val="22"/>
-        </w:rPr>
-        <w:t>Words:</w:t>
-      </w:r>
-      <w:r>
-        <w:rPr>
-          <w:rFonts w:ascii="Calibri" w:hAnsi="Calibri" w:eastAsia="Calibri"/>
-          <w:b w:val="0"/>
-          <w:sz w:val="22"/>
-        </w:rPr>
-        <w:t xml:space="preserve"> 3</w:t>
-      </w:r>
-    </w:p>
-    <w:p>
-      <w:pPr>
-        <w:pStyle w:val="ListBullet"/>
-        <w:spacing w:before="0" w:after="60" w:line="259" w:lineRule="auto"/>
-      </w:pPr>
-      <w:r>
-        <w:rPr>
-          <w:rFonts w:ascii="Calibri" w:hAnsi="Calibri" w:eastAsia="Calibri"/>
-          <w:b/>
-          <w:sz w:val="22"/>
-        </w:rPr>
-        <w:t>Bed:</w:t>
-      </w:r>
-      <w:r>
-        <w:rPr>
-          <w:rFonts w:ascii="Calibri" w:hAnsi="Calibri" w:eastAsia="Calibri"/>
-          <w:b w:val="0"/>
-          <w:sz w:val="22"/>
-        </w:rPr>
-        <w:t xml:space="preserve"> Production. </w:t>
-      </w:r>
-      <w:r>
-        <w:rPr>
-          <w:rFonts w:ascii="Calibri" w:hAnsi="Calibri" w:eastAsia="Calibri"/>
-          <w:b/>
-          <w:sz w:val="22"/>
-        </w:rPr>
-        <w:t>Spoken:</w:t>
-      </w:r>
-      <w:r>
-        <w:rPr>
-          <w:rFonts w:ascii="Calibri" w:hAnsi="Calibri" w:eastAsia="Calibri"/>
-          <w:b w:val="0"/>
-          <w:sz w:val="22"/>
-        </w:rPr>
-        <w:t xml:space="preserve"> 33</w:t>
-      </w:r>
-    </w:p>
-    <w:p>
-      <w:pPr>
-        <w:pStyle w:val="Heading3"/>
-        <w:spacing w:before="240" w:after="120"/>
-      </w:pPr>
-      <w:r>
-        <w:rPr>
-          <w:color w:val="111827"/>
-        </w:rPr>
-        <w:t>Mixer — `mixer` — 30s</w:t>
-      </w:r>
-    </w:p>
-    <w:p>
-      <w:pPr>
-        <w:pStyle w:val="ListBullet"/>
-        <w:spacing w:before="0" w:after="60" w:line="259" w:lineRule="auto"/>
-      </w:pPr>
-      <w:r>
-        <w:rPr>
-          <w:rFonts w:ascii="Calibri" w:hAnsi="Calibri" w:eastAsia="Calibri"/>
-          <w:b/>
-          <w:sz w:val="22"/>
-        </w:rPr>
-        <w:t>0:00–0:03 Picture:</w:t>
-      </w:r>
-      <w:r>
-        <w:rPr>
-          <w:rFonts w:ascii="Calibri" w:hAnsi="Calibri" w:eastAsia="Calibri"/>
-          <w:b w:val="0"/>
-          <w:sz w:val="22"/>
-        </w:rPr>
-        <w:t xml:space="preserve"> Omni </w:t>
-      </w:r>
-      <w:r>
-        <w:rPr>
-          <w:rFonts w:ascii="Consolas" w:hAnsi="Consolas" w:eastAsia="Consolas"/>
-          <w:b w:val="0"/>
-          <w:color w:val="1E406E"/>
-          <w:sz w:val="20"/>
-        </w:rPr>
-        <w:t>omni-hold</w:t>
-      </w:r>
-      <w:r>
-        <w:rPr>
-          <w:rFonts w:ascii="Calibri" w:hAnsi="Calibri" w:eastAsia="Calibri"/>
-          <w:b w:val="0"/>
-          <w:sz w:val="22"/>
-        </w:rPr>
-        <w:t xml:space="preserve">, her mouth, the line just ending, sound a little too thin. </w:t>
-      </w:r>
-      <w:r>
-        <w:rPr>
-          <w:rFonts w:ascii="Calibri" w:hAnsi="Calibri" w:eastAsia="Calibri"/>
-          <w:b/>
-          <w:sz w:val="22"/>
-        </w:rPr>
-        <w:t>Narration:</w:t>
-      </w:r>
-      <w:r>
-        <w:rPr>
-          <w:rFonts w:ascii="Calibri" w:hAnsi="Calibri" w:eastAsia="Calibri"/>
-          <w:b w:val="0"/>
-          <w:sz w:val="22"/>
-        </w:rPr>
-        <w:t xml:space="preserve"> The line is right. The room is loud. </w:t>
-      </w:r>
-      <w:r>
-        <w:rPr>
-          <w:rFonts w:ascii="Calibri" w:hAnsi="Calibri" w:eastAsia="Calibri"/>
-          <w:b/>
-          <w:sz w:val="22"/>
-        </w:rPr>
-        <w:t>Words:</w:t>
-      </w:r>
-      <w:r>
-        <w:rPr>
-          <w:rFonts w:ascii="Calibri" w:hAnsi="Calibri" w:eastAsia="Calibri"/>
-          <w:b w:val="0"/>
-          <w:sz w:val="22"/>
-        </w:rPr>
-        <w:t xml:space="preserve"> 8</w:t>
-      </w:r>
-    </w:p>
-    <w:p>
-      <w:pPr>
-        <w:pStyle w:val="ListBullet"/>
-        <w:spacing w:before="0" w:after="60" w:line="259" w:lineRule="auto"/>
-      </w:pPr>
-      <w:r>
-        <w:rPr>
-          <w:rFonts w:ascii="Calibri" w:hAnsi="Calibri" w:eastAsia="Calibri"/>
-          <w:b/>
-          <w:sz w:val="22"/>
-        </w:rPr>
-        <w:t>0:03–0:23 Picture:</w:t>
-      </w:r>
-      <w:r>
-        <w:rPr>
-          <w:rFonts w:ascii="Calibri" w:hAnsi="Calibri" w:eastAsia="Calibri"/>
-          <w:b w:val="0"/>
-          <w:sz w:val="22"/>
-        </w:rPr>
-        <w:t xml:space="preserve"> Capture. Mixer. Her dialogue lifted against the score. One shot removed. The scene plays back with the sound in place. </w:t>
-      </w:r>
-      <w:r>
-        <w:rPr>
-          <w:rFonts w:ascii="Calibri" w:hAnsi="Calibri" w:eastAsia="Calibri"/>
-          <w:b/>
-          <w:sz w:val="22"/>
-        </w:rPr>
-        <w:t>Still:</w:t>
-      </w:r>
-      <w:r>
-        <w:rPr>
-          <w:rFonts w:ascii="Calibri" w:hAnsi="Calibri" w:eastAsia="Calibri"/>
-          <w:b w:val="0"/>
-          <w:sz w:val="22"/>
-        </w:rPr>
-        <w:t xml:space="preserve"> </w:t>
-      </w:r>
-      <w:r>
-        <w:rPr>
-          <w:rFonts w:ascii="Consolas" w:hAnsi="Consolas" w:eastAsia="Consolas"/>
-          <w:b w:val="0"/>
-          <w:color w:val="1E406E"/>
-          <w:sz w:val="20"/>
-        </w:rPr>
-        <w:t>Mixer</w:t>
-      </w:r>
-      <w:r>
-        <w:rPr>
-          <w:rFonts w:ascii="Calibri" w:hAnsi="Calibri" w:eastAsia="Calibri"/>
-          <w:b w:val="0"/>
-          <w:sz w:val="22"/>
-        </w:rPr>
-        <w:t xml:space="preserve">. </w:t>
-      </w:r>
-      <w:r>
-        <w:rPr>
-          <w:rFonts w:ascii="Calibri" w:hAnsi="Calibri" w:eastAsia="Calibri"/>
-          <w:b/>
-          <w:sz w:val="22"/>
-        </w:rPr>
-        <w:t>Narration:</w:t>
-      </w:r>
-      <w:r>
-        <w:rPr>
-          <w:rFonts w:ascii="Calibri" w:hAnsi="Calibri" w:eastAsia="Calibri"/>
-          <w:b w:val="0"/>
-          <w:sz w:val="22"/>
-        </w:rPr>
-        <w:t xml:space="preserve"> Balance her voice, the score, the rain. Drop the shot that breaks the turn. What you render here is what the Screening Room will play. </w:t>
-      </w:r>
-      <w:r>
-        <w:rPr>
-          <w:rFonts w:ascii="Calibri" w:hAnsi="Calibri" w:eastAsia="Calibri"/>
-          <w:b/>
-          <w:sz w:val="22"/>
-        </w:rPr>
-        <w:t>Words:</w:t>
-      </w:r>
-      <w:r>
-        <w:rPr>
-          <w:rFonts w:ascii="Calibri" w:hAnsi="Calibri" w:eastAsia="Calibri"/>
-          <w:b w:val="0"/>
-          <w:sz w:val="22"/>
-        </w:rPr>
-        <w:t xml:space="preserve"> 25</w:t>
-      </w:r>
-    </w:p>
-    <w:p>
-      <w:pPr>
-        <w:pStyle w:val="ListBullet"/>
-        <w:spacing w:before="0" w:after="60" w:line="259" w:lineRule="auto"/>
-      </w:pPr>
-      <w:r>
-        <w:rPr>
-          <w:rFonts w:ascii="Calibri" w:hAnsi="Calibri" w:eastAsia="Calibri"/>
-          <w:b/>
-          <w:sz w:val="22"/>
-        </w:rPr>
-        <w:t>0:23–0:30 Picture:</w:t>
-      </w:r>
-      <w:r>
-        <w:rPr>
-          <w:rFonts w:ascii="Calibri" w:hAnsi="Calibri" w:eastAsia="Calibri"/>
-          <w:b w:val="0"/>
-          <w:sz w:val="22"/>
-        </w:rPr>
-        <w:t xml:space="preserve"> The mixed scene, full frame, picture and sound, no chrome. </w:t>
-      </w:r>
-      <w:r>
-        <w:rPr>
-          <w:rFonts w:ascii="Calibri" w:hAnsi="Calibri" w:eastAsia="Calibri"/>
-          <w:b/>
-          <w:sz w:val="22"/>
-        </w:rPr>
-        <w:t>Narration:</w:t>
-      </w:r>
-      <w:r>
-        <w:rPr>
-          <w:rFonts w:ascii="Calibri" w:hAnsi="Calibri" w:eastAsia="Calibri"/>
-          <w:b w:val="0"/>
-          <w:sz w:val="22"/>
-        </w:rPr>
-        <w:t xml:space="preserve"> The scene is finished. </w:t>
-      </w:r>
-      <w:r>
-        <w:rPr>
-          <w:rFonts w:ascii="Calibri" w:hAnsi="Calibri" w:eastAsia="Calibri"/>
-          <w:b/>
-          <w:sz w:val="22"/>
-        </w:rPr>
-        <w:t>Words:</w:t>
-      </w:r>
-      <w:r>
-        <w:rPr>
-          <w:rFonts w:ascii="Calibri" w:hAnsi="Calibri" w:eastAsia="Calibri"/>
-          <w:b w:val="0"/>
-          <w:sz w:val="22"/>
-        </w:rPr>
-        <w:t xml:space="preserve"> 4</w:t>
-      </w:r>
-    </w:p>
-    <w:p>
-      <w:pPr>
-        <w:pStyle w:val="ListBullet"/>
-        <w:spacing w:before="0" w:after="60" w:line="259" w:lineRule="auto"/>
-      </w:pPr>
-      <w:r>
-        <w:rPr>
-          <w:rFonts w:ascii="Calibri" w:hAnsi="Calibri" w:eastAsia="Calibri"/>
-          <w:b/>
-          <w:sz w:val="22"/>
-        </w:rPr>
-        <w:t>Bed:</w:t>
-      </w:r>
-      <w:r>
-        <w:rPr>
-          <w:rFonts w:ascii="Calibri" w:hAnsi="Calibri" w:eastAsia="Calibri"/>
-          <w:b w:val="0"/>
-          <w:sz w:val="22"/>
-        </w:rPr>
-        <w:t xml:space="preserve"> Production, falling toward the Screening silence in the last three seconds. </w:t>
-      </w:r>
-      <w:r>
-        <w:rPr>
-          <w:rFonts w:ascii="Calibri" w:hAnsi="Calibri" w:eastAsia="Calibri"/>
-          <w:b/>
-          <w:sz w:val="22"/>
-        </w:rPr>
-        <w:t>Spoken:</w:t>
-      </w:r>
-      <w:r>
-        <w:rPr>
-          <w:rFonts w:ascii="Calibri" w:hAnsi="Calibri" w:eastAsia="Calibri"/>
-          <w:b w:val="0"/>
-          <w:sz w:val="22"/>
-        </w:rPr>
-        <w:t xml:space="preserve"> 37</w:t>
-      </w:r>
-    </w:p>
-    <w:p>
-      <w:pPr>
-        <w:pStyle w:val="Heading1"/>
-        <w:spacing w:before="320" w:after="120"/>
-      </w:pPr>
-      <w:r>
-        <w:rPr>
-          <w:color w:val="111827"/>
-        </w:rPr>
-        <w:t>Inside the room films only</w:t>
-      </w:r>
-    </w:p>
-    <w:p>
-      <w:pPr>
-        <w:spacing w:before="0" w:after="160" w:line="259" w:lineRule="auto"/>
-      </w:pPr>
-      <w:r>
-        <w:rPr>
-          <w:rFonts w:ascii="Calibri" w:hAnsi="Calibri" w:eastAsia="Calibri"/>
-          <w:b w:val="0"/>
-          <w:sz w:val="22"/>
-        </w:rPr>
-        <w:t>These have no 30-second file. Do not schedule them as separate demos.</w:t>
+          <w:color w:val="374151"/>
+          <w:sz w:val="22"/>
+        </w:rPr>
+        <w:t>Package and ship is spoken in the Production room film at 1:24. Scenes, chapters, the master, and promos. YouTube, Facebook, TikTok, or an MP4 download. It has no separate demo.</w:t>
       </w:r>
     </w:p>
     <w:tbl>
@@ -8415,61 +6566,21 @@
         <w:tc>
           <w:tcPr>
             <w:tcW w:type="dxa" w:w="4824"/>
-            <w:shd w:fill="F3F4F6" w:val="clear"/>
           </w:tcPr>
           <w:p>
             <w:pPr>
               <w:spacing w:before="40" w:after="40" w:line="259" w:lineRule="auto"/>
             </w:pPr>
-            <w:r/>
+            <w:r>
+              <w:t>Package and ship</w:t>
+            </w:r>
             <w:r>
               <w:rPr>
                 <w:rFonts w:ascii="Calibri" w:hAnsi="Calibri" w:eastAsia="Calibri"/>
                 <w:b w:val="0"/>
                 <w:sz w:val="20"/>
               </w:rPr>
-              <w:t>Production Agents</w:t>
-            </w:r>
-          </w:p>
-        </w:tc>
-        <w:tc>
-          <w:tcPr>
-            <w:tcW w:type="dxa" w:w="4824"/>
-            <w:shd w:fill="F3F4F6" w:val="clear"/>
-          </w:tcPr>
-          <w:p>
-            <w:pPr>
-              <w:spacing w:before="40" w:after="40" w:line="259" w:lineRule="auto"/>
-            </w:pPr>
-            <w:r/>
-            <w:r>
-              <w:rPr>
-                <w:rFonts w:ascii="Calibri" w:hAnsi="Calibri" w:eastAsia="Calibri"/>
-                <w:b w:val="0"/>
-                <w:sz w:val="20"/>
-              </w:rPr>
-              <w:t>Production room film, 1:04.</w:t>
-            </w:r>
-          </w:p>
-        </w:tc>
-      </w:tr>
-      <w:tr>
-        <w:tc>
-          <w:tcPr>
-            <w:tcW w:type="dxa" w:w="4824"/>
-          </w:tcPr>
-          <w:p>
-            <w:pPr>
-              <w:spacing w:before="40" w:after="40" w:line="259" w:lineRule="auto"/>
-            </w:pPr>
-            <w:r/>
-            <w:r>
-              <w:rPr>
-                <w:rFonts w:ascii="Calibri" w:hAnsi="Calibri" w:eastAsia="Calibri"/>
-                <w:b w:val="0"/>
-                <w:sz w:val="20"/>
-              </w:rPr>
-              <w:t>Direct Shot</w:t>
+              <w:t/>
             </w:r>
           </w:p>
         </w:tc>
@@ -8481,178 +6592,16 @@
             <w:pPr>
               <w:spacing w:before="40" w:after="40" w:line="259" w:lineRule="auto"/>
             </w:pPr>
-            <w:r/>
+            <w:r>
+              <w:t>Production room film, 1:24. Scenes, chapters, master, promos. YouTube, Facebook, TikTok, or MP4 download.</w:t>
+            </w:r>
             <w:r>
               <w:rPr>
                 <w:rFonts w:ascii="Calibri" w:hAnsi="Calibri" w:eastAsia="Calibri"/>
                 <w:b w:val="0"/>
                 <w:sz w:val="20"/>
               </w:rPr>
-              <w:t>Production room film, 1:04.</w:t>
-            </w:r>
-          </w:p>
-        </w:tc>
-      </w:tr>
-      <w:tr>
-        <w:tc>
-          <w:tcPr>
-            <w:tcW w:type="dxa" w:w="4824"/>
-            <w:shd w:fill="F3F4F6" w:val="clear"/>
-          </w:tcPr>
-          <w:p>
-            <w:pPr>
-              <w:spacing w:before="40" w:after="40" w:line="259" w:lineRule="auto"/>
-            </w:pPr>
-            <w:r/>
-            <w:r>
-              <w:rPr>
-                <w:rFonts w:ascii="Calibri" w:hAnsi="Calibri" w:eastAsia="Calibri"/>
-                <w:b w:val="0"/>
-                <w:sz w:val="20"/>
-              </w:rPr>
-              <w:t>Language Streams</w:t>
-            </w:r>
-          </w:p>
-        </w:tc>
-        <w:tc>
-          <w:tcPr>
-            <w:tcW w:type="dxa" w:w="4824"/>
-            <w:shd w:fill="F3F4F6" w:val="clear"/>
-          </w:tcPr>
-          <w:p>
-            <w:pPr>
-              <w:spacing w:before="40" w:after="40" w:line="259" w:lineRule="auto"/>
-            </w:pPr>
-            <w:r/>
-            <w:r>
-              <w:rPr>
-                <w:rFonts w:ascii="Calibri" w:hAnsi="Calibri" w:eastAsia="Calibri"/>
-                <w:b w:val="0"/>
-                <w:sz w:val="20"/>
-              </w:rPr>
-              <w:t>Production room film, 1:18.</w:t>
-            </w:r>
-          </w:p>
-        </w:tc>
-      </w:tr>
-      <w:tr>
-        <w:tc>
-          <w:tcPr>
-            <w:tcW w:type="dxa" w:w="4824"/>
-          </w:tcPr>
-          <w:p>
-            <w:pPr>
-              <w:spacing w:before="40" w:after="40" w:line="259" w:lineRule="auto"/>
-            </w:pPr>
-            <w:r/>
-            <w:r>
-              <w:rPr>
-                <w:rFonts w:ascii="Calibri" w:hAnsi="Calibri" w:eastAsia="Calibri"/>
-                <w:b w:val="0"/>
-                <w:sz w:val="20"/>
-              </w:rPr>
-              <w:t>Delivery resolution</w:t>
-            </w:r>
-          </w:p>
-        </w:tc>
-        <w:tc>
-          <w:tcPr>
-            <w:tcW w:type="dxa" w:w="4824"/>
-          </w:tcPr>
-          <w:p>
-            <w:pPr>
-              <w:spacing w:before="40" w:after="40" w:line="259" w:lineRule="auto"/>
-            </w:pPr>
-            <w:r/>
-            <w:r>
-              <w:rPr>
-                <w:rFonts w:ascii="Calibri" w:hAnsi="Calibri" w:eastAsia="Calibri"/>
-                <w:b w:val="0"/>
-                <w:sz w:val="20"/>
-              </w:rPr>
-              <w:t>Production room film, 1:18. Native 4K. Do not say the Omni date.</w:t>
-            </w:r>
-          </w:p>
-        </w:tc>
-      </w:tr>
-      <w:tr>
-        <w:tc>
-          <w:tcPr>
-            <w:tcW w:type="dxa" w:w="4824"/>
-            <w:shd w:fill="F3F4F6" w:val="clear"/>
-          </w:tcPr>
-          <w:p>
-            <w:pPr>
-              <w:spacing w:before="40" w:after="40" w:line="259" w:lineRule="auto"/>
-            </w:pPr>
-            <w:r/>
-            <w:r>
-              <w:rPr>
-                <w:rFonts w:ascii="Calibri" w:hAnsi="Calibri" w:eastAsia="Calibri"/>
-                <w:b w:val="0"/>
-                <w:sz w:val="20"/>
-              </w:rPr>
-              <w:t>Version control</w:t>
-            </w:r>
-          </w:p>
-        </w:tc>
-        <w:tc>
-          <w:tcPr>
-            <w:tcW w:type="dxa" w:w="4824"/>
-            <w:shd w:fill="F3F4F6" w:val="clear"/>
-          </w:tcPr>
-          <w:p>
-            <w:pPr>
-              <w:spacing w:before="40" w:after="40" w:line="259" w:lineRule="auto"/>
-            </w:pPr>
-            <w:r/>
-            <w:r>
-              <w:rPr>
-                <w:rFonts w:ascii="Calibri" w:hAnsi="Calibri" w:eastAsia="Calibri"/>
-                <w:b w:val="0"/>
-                <w:sz w:val="20"/>
-              </w:rPr>
-              <w:t>Production room film, 1:18. Old takes stay.</w:t>
-            </w:r>
-          </w:p>
-        </w:tc>
-      </w:tr>
-      <w:tr>
-        <w:tc>
-          <w:tcPr>
-            <w:tcW w:type="dxa" w:w="4824"/>
-          </w:tcPr>
-          <w:p>
-            <w:pPr>
-              <w:spacing w:before="40" w:after="40" w:line="259" w:lineRule="auto"/>
-            </w:pPr>
-            <w:r/>
-            <w:r>
-              <w:rPr>
-                <w:rFonts w:ascii="Calibri" w:hAnsi="Calibri" w:eastAsia="Calibri"/>
-                <w:b w:val="0"/>
-                <w:sz w:val="20"/>
-              </w:rPr>
-              <w:t>Promotion trailers</w:t>
-            </w:r>
-          </w:p>
-        </w:tc>
-        <w:tc>
-          <w:tcPr>
-            <w:tcW w:type="dxa" w:w="4824"/>
-          </w:tcPr>
-          <w:p>
-            <w:pPr>
-              <w:spacing w:before="40" w:after="40" w:line="259" w:lineRule="auto"/>
-            </w:pPr>
-            <w:r/>
-            <w:r>
-              <w:rPr>
-                <w:rFonts w:ascii="Calibri" w:hAnsi="Calibri" w:eastAsia="Calibri"/>
-                <w:b w:val="0"/>
-                <w:sz w:val="20"/>
-              </w:rPr>
-              <w:t>Production room film, 1:18. Same timeline.</w:t>
+              <w:t/>
             </w:r>
           </w:p>
         </w:tc>
@@ -9147,6 +7096,1051 @@
                 <w:sz w:val="20"/>
               </w:rPr>
               <w:t>90s</w:t>
+            </w:r>
+          </w:p>
+        </w:tc>
+        <w:tc>
+          <w:tcPr>
+            <w:tcW w:type="dxa" w:w="2412"/>
+          </w:tcPr>
+          <w:p>
+            <w:pPr>
+              <w:spacing w:before="40" w:after="40" w:line="259" w:lineRule="auto"/>
+            </w:pPr>
+            <w:r/>
+            <w:r>
+              <w:rPr>
+                <w:rFonts w:ascii="Calibri" w:hAnsi="Calibri" w:eastAsia="Calibri"/>
+                <w:b w:val="0"/>
+                <w:sz w:val="20"/>
+              </w:rPr>
+              <w:t>Production</w:t>
+            </w:r>
+          </w:p>
+        </w:tc>
+      </w:tr>
+      <w:tr>
+        <w:tc>
+          <w:tcPr>
+            <w:tcW w:type="dxa" w:w="2412"/>
+          </w:tcPr>
+          <w:p>
+            <w:pPr>
+              <w:spacing w:before="40" w:after="40" w:line="259" w:lineRule="auto"/>
+            </w:pPr>
+            <w:r/>
+            <w:r>
+              <w:rPr>
+                <w:rFonts w:ascii="Calibri" w:hAnsi="Calibri" w:eastAsia="Calibri"/>
+                <w:b w:val="0"/>
+                <w:sz w:val="20"/>
+              </w:rPr>
+              <w:t>Spend</w:t>
+            </w:r>
+          </w:p>
+        </w:tc>
+        <w:tc>
+          <w:tcPr>
+            <w:tcW w:type="dxa" w:w="2412"/>
+          </w:tcPr>
+          <w:p>
+            <w:pPr>
+              <w:spacing w:before="40" w:after="40" w:line="259" w:lineRule="auto"/>
+            </w:pPr>
+            <w:r/>
+            <w:r>
+              <w:rPr>
+                <w:rFonts w:ascii="Calibri" w:hAnsi="Calibri" w:eastAsia="Calibri"/>
+                <w:b w:val="0"/>
+                <w:sz w:val="20"/>
+              </w:rPr>
+              <w:t xml:space="preserve">feature demo byok (also Production Planner; recut the existing BYOK capture)</w:t>
+            </w:r>
+            <w:r>
+              <w:rPr>
+                <w:rFonts w:ascii="Consolas" w:hAnsi="Consolas" w:eastAsia="Consolas"/>
+                <w:b w:val="0"/>
+                <w:color w:val="1E406E"/>
+                <w:sz w:val="20"/>
+              </w:rPr>
+              <w:t/>
+            </w:r>
+            <w:r>
+              <w:rPr>
+                <w:rFonts w:ascii="Calibri" w:hAnsi="Calibri" w:eastAsia="Calibri"/>
+                <w:b w:val="0"/>
+                <w:sz w:val="20"/>
+              </w:rPr>
+              <w:t xml:space="preserve"/>
+            </w:r>
+          </w:p>
+        </w:tc>
+        <w:tc>
+          <w:tcPr>
+            <w:tcW w:type="dxa" w:w="2412"/>
+          </w:tcPr>
+          <w:p>
+            <w:pPr>
+              <w:spacing w:before="40" w:after="40" w:line="259" w:lineRule="auto"/>
+            </w:pPr>
+            <w:r/>
+            <w:r>
+              <w:rPr>
+                <w:rFonts w:ascii="Calibri" w:hAnsi="Calibri" w:eastAsia="Calibri"/>
+                <w:b w:val="0"/>
+                <w:sz w:val="20"/>
+              </w:rPr>
+              <w:t>30s</w:t>
+            </w:r>
+          </w:p>
+        </w:tc>
+        <w:tc>
+          <w:tcPr>
+            <w:tcW w:type="dxa" w:w="2412"/>
+          </w:tcPr>
+          <w:p>
+            <w:pPr>
+              <w:spacing w:before="40" w:after="40" w:line="259" w:lineRule="auto"/>
+            </w:pPr>
+            <w:r/>
+            <w:r>
+              <w:rPr>
+                <w:rFonts w:ascii="Calibri" w:hAnsi="Calibri" w:eastAsia="Calibri"/>
+                <w:b w:val="0"/>
+                <w:sz w:val="20"/>
+              </w:rPr>
+              <w:t>Production</w:t>
+            </w:r>
+          </w:p>
+        </w:tc>
+      </w:tr>
+      <w:tr>
+        <w:tc>
+          <w:tcPr>
+            <w:tcW w:type="dxa" w:w="2412"/>
+          </w:tcPr>
+          <w:p>
+            <w:pPr>
+              <w:spacing w:before="40" w:after="40" w:line="259" w:lineRule="auto"/>
+            </w:pPr>
+            <w:r/>
+            <w:r>
+              <w:rPr>
+                <w:rFonts w:ascii="Calibri" w:hAnsi="Calibri" w:eastAsia="Calibri"/>
+                <w:b w:val="0"/>
+                <w:sz w:val="20"/>
+              </w:rPr>
+              <w:t>Audience Resonance</w:t>
+            </w:r>
+          </w:p>
+        </w:tc>
+        <w:tc>
+          <w:tcPr>
+            <w:tcW w:type="dxa" w:w="2412"/>
+          </w:tcPr>
+          <w:p>
+            <w:pPr>
+              <w:spacing w:before="40" w:after="40" w:line="259" w:lineRule="auto"/>
+            </w:pPr>
+            <w:r/>
+            <w:r>
+              <w:rPr>
+                <w:rFonts w:ascii="Calibri" w:hAnsi="Calibri" w:eastAsia="Calibri"/>
+                <w:b w:val="0"/>
+                <w:sz w:val="20"/>
+              </w:rPr>
+              <w:t xml:space="preserve">feature demo scriptResonance</w:t>
+            </w:r>
+            <w:r>
+              <w:rPr>
+                <w:rFonts w:ascii="Consolas" w:hAnsi="Consolas" w:eastAsia="Consolas"/>
+                <w:b w:val="0"/>
+                <w:color w:val="1E406E"/>
+                <w:sz w:val="20"/>
+              </w:rPr>
+              <w:t/>
+            </w:r>
+            <w:r>
+              <w:rPr>
+                <w:rFonts w:ascii="Calibri" w:hAnsi="Calibri" w:eastAsia="Calibri"/>
+                <w:b w:val="0"/>
+                <w:sz w:val="20"/>
+              </w:rPr>
+              <w:t xml:space="preserve"/>
+            </w:r>
+          </w:p>
+        </w:tc>
+        <w:tc>
+          <w:tcPr>
+            <w:tcW w:type="dxa" w:w="2412"/>
+          </w:tcPr>
+          <w:p>
+            <w:pPr>
+              <w:spacing w:before="40" w:after="40" w:line="259" w:lineRule="auto"/>
+            </w:pPr>
+            <w:r/>
+            <w:r>
+              <w:rPr>
+                <w:rFonts w:ascii="Calibri" w:hAnsi="Calibri" w:eastAsia="Calibri"/>
+                <w:b w:val="0"/>
+                <w:sz w:val="20"/>
+              </w:rPr>
+              <w:t>30s</w:t>
+            </w:r>
+          </w:p>
+        </w:tc>
+        <w:tc>
+          <w:tcPr>
+            <w:tcW w:type="dxa" w:w="2412"/>
+          </w:tcPr>
+          <w:p>
+            <w:pPr>
+              <w:spacing w:before="40" w:after="40" w:line="259" w:lineRule="auto"/>
+            </w:pPr>
+            <w:r/>
+            <w:r>
+              <w:rPr>
+                <w:rFonts w:ascii="Calibri" w:hAnsi="Calibri" w:eastAsia="Calibri"/>
+                <w:b w:val="0"/>
+                <w:sz w:val="20"/>
+              </w:rPr>
+              <w:t>Production</w:t>
+            </w:r>
+          </w:p>
+        </w:tc>
+      </w:tr>
+      <w:tr>
+        <w:tc>
+          <w:tcPr>
+            <w:tcW w:type="dxa" w:w="2412"/>
+          </w:tcPr>
+          <w:p>
+            <w:pPr>
+              <w:spacing w:before="40" w:after="40" w:line="259" w:lineRule="auto"/>
+            </w:pPr>
+            <w:r/>
+            <w:r>
+              <w:rPr>
+                <w:rFonts w:ascii="Calibri" w:hAnsi="Calibri" w:eastAsia="Calibri"/>
+                <w:b w:val="0"/>
+                <w:sz w:val="20"/>
+              </w:rPr>
+              <w:t>Cast, wardrobe, and voice</w:t>
+            </w:r>
+          </w:p>
+        </w:tc>
+        <w:tc>
+          <w:tcPr>
+            <w:tcW w:type="dxa" w:w="2412"/>
+          </w:tcPr>
+          <w:p>
+            <w:pPr>
+              <w:spacing w:before="40" w:after="40" w:line="259" w:lineRule="auto"/>
+            </w:pPr>
+            <w:r/>
+            <w:r>
+              <w:rPr>
+                <w:rFonts w:ascii="Calibri" w:hAnsi="Calibri" w:eastAsia="Calibri"/>
+                <w:b w:val="0"/>
+                <w:sz w:val="20"/>
+              </w:rPr>
+              <w:t xml:space="preserve">feature demo castVisual</w:t>
+            </w:r>
+            <w:r>
+              <w:rPr>
+                <w:rFonts w:ascii="Consolas" w:hAnsi="Consolas" w:eastAsia="Consolas"/>
+                <w:b w:val="0"/>
+                <w:color w:val="1E406E"/>
+                <w:sz w:val="20"/>
+              </w:rPr>
+              <w:t/>
+            </w:r>
+            <w:r>
+              <w:rPr>
+                <w:rFonts w:ascii="Calibri" w:hAnsi="Calibri" w:eastAsia="Calibri"/>
+                <w:b w:val="0"/>
+                <w:sz w:val="20"/>
+              </w:rPr>
+              <w:t xml:space="preserve"/>
+            </w:r>
+          </w:p>
+        </w:tc>
+        <w:tc>
+          <w:tcPr>
+            <w:tcW w:type="dxa" w:w="2412"/>
+          </w:tcPr>
+          <w:p>
+            <w:pPr>
+              <w:spacing w:before="40" w:after="40" w:line="259" w:lineRule="auto"/>
+            </w:pPr>
+            <w:r/>
+            <w:r>
+              <w:rPr>
+                <w:rFonts w:ascii="Calibri" w:hAnsi="Calibri" w:eastAsia="Calibri"/>
+                <w:b w:val="0"/>
+                <w:sz w:val="20"/>
+              </w:rPr>
+              <w:t>30s</w:t>
+            </w:r>
+          </w:p>
+        </w:tc>
+        <w:tc>
+          <w:tcPr>
+            <w:tcW w:type="dxa" w:w="2412"/>
+          </w:tcPr>
+          <w:p>
+            <w:pPr>
+              <w:spacing w:before="40" w:after="40" w:line="259" w:lineRule="auto"/>
+            </w:pPr>
+            <w:r/>
+            <w:r>
+              <w:rPr>
+                <w:rFonts w:ascii="Calibri" w:hAnsi="Calibri" w:eastAsia="Calibri"/>
+                <w:b w:val="0"/>
+                <w:sz w:val="20"/>
+              </w:rPr>
+              <w:t>Production</w:t>
+            </w:r>
+          </w:p>
+        </w:tc>
+      </w:tr>
+      <w:tr>
+        <w:tc>
+          <w:tcPr>
+            <w:tcW w:type="dxa" w:w="2412"/>
+          </w:tcPr>
+          <w:p>
+            <w:pPr>
+              <w:spacing w:before="40" w:after="40" w:line="259" w:lineRule="auto"/>
+            </w:pPr>
+            <w:r/>
+            <w:r>
+              <w:rPr>
+                <w:rFonts w:ascii="Calibri" w:hAnsi="Calibri" w:eastAsia="Calibri"/>
+                <w:b w:val="0"/>
+                <w:sz w:val="20"/>
+              </w:rPr>
+              <w:t>Direct Shot</w:t>
+            </w:r>
+          </w:p>
+        </w:tc>
+        <w:tc>
+          <w:tcPr>
+            <w:tcW w:type="dxa" w:w="2412"/>
+          </w:tcPr>
+          <w:p>
+            <w:pPr>
+              <w:spacing w:before="40" w:after="40" w:line="259" w:lineRule="auto"/>
+            </w:pPr>
+            <w:r/>
+            <w:r>
+              <w:rPr>
+                <w:rFonts w:ascii="Calibri" w:hAnsi="Calibri" w:eastAsia="Calibri"/>
+                <w:b w:val="0"/>
+                <w:sz w:val="20"/>
+              </w:rPr>
+              <w:t xml:space="preserve">feature demo directShot</w:t>
+            </w:r>
+            <w:r>
+              <w:rPr>
+                <w:rFonts w:ascii="Consolas" w:hAnsi="Consolas" w:eastAsia="Consolas"/>
+                <w:b w:val="0"/>
+                <w:color w:val="1E406E"/>
+                <w:sz w:val="20"/>
+              </w:rPr>
+              <w:t/>
+            </w:r>
+            <w:r>
+              <w:rPr>
+                <w:rFonts w:ascii="Calibri" w:hAnsi="Calibri" w:eastAsia="Calibri"/>
+                <w:b w:val="0"/>
+                <w:sz w:val="20"/>
+              </w:rPr>
+              <w:t xml:space="preserve"/>
+            </w:r>
+          </w:p>
+        </w:tc>
+        <w:tc>
+          <w:tcPr>
+            <w:tcW w:type="dxa" w:w="2412"/>
+          </w:tcPr>
+          <w:p>
+            <w:pPr>
+              <w:spacing w:before="40" w:after="40" w:line="259" w:lineRule="auto"/>
+            </w:pPr>
+            <w:r/>
+            <w:r>
+              <w:rPr>
+                <w:rFonts w:ascii="Calibri" w:hAnsi="Calibri" w:eastAsia="Calibri"/>
+                <w:b w:val="0"/>
+                <w:sz w:val="20"/>
+              </w:rPr>
+              <w:t>30s</w:t>
+            </w:r>
+          </w:p>
+        </w:tc>
+        <w:tc>
+          <w:tcPr>
+            <w:tcW w:type="dxa" w:w="2412"/>
+          </w:tcPr>
+          <w:p>
+            <w:pPr>
+              <w:spacing w:before="40" w:after="40" w:line="259" w:lineRule="auto"/>
+            </w:pPr>
+            <w:r/>
+            <w:r>
+              <w:rPr>
+                <w:rFonts w:ascii="Calibri" w:hAnsi="Calibri" w:eastAsia="Calibri"/>
+                <w:b w:val="0"/>
+                <w:sz w:val="20"/>
+              </w:rPr>
+              <w:t>Production</w:t>
+            </w:r>
+          </w:p>
+        </w:tc>
+      </w:tr>
+      <w:tr>
+        <w:tc>
+          <w:tcPr>
+            <w:tcW w:type="dxa" w:w="2412"/>
+          </w:tcPr>
+          <w:p>
+            <w:pPr>
+              <w:spacing w:before="40" w:after="40" w:line="259" w:lineRule="auto"/>
+            </w:pPr>
+            <w:r/>
+            <w:r>
+              <w:rPr>
+                <w:rFonts w:ascii="Calibri" w:hAnsi="Calibri" w:eastAsia="Calibri"/>
+                <w:b w:val="0"/>
+                <w:sz w:val="20"/>
+              </w:rPr>
+              <w:t>Audio Agent</w:t>
+            </w:r>
+          </w:p>
+        </w:tc>
+        <w:tc>
+          <w:tcPr>
+            <w:tcW w:type="dxa" w:w="2412"/>
+          </w:tcPr>
+          <w:p>
+            <w:pPr>
+              <w:spacing w:before="40" w:after="40" w:line="259" w:lineRule="auto"/>
+            </w:pPr>
+            <w:r/>
+            <w:r>
+              <w:rPr>
+                <w:rFonts w:ascii="Calibri" w:hAnsi="Calibri" w:eastAsia="Calibri"/>
+                <w:b w:val="0"/>
+                <w:sz w:val="20"/>
+              </w:rPr>
+              <w:t xml:space="preserve">feature demo audioAgent</w:t>
+            </w:r>
+            <w:r>
+              <w:rPr>
+                <w:rFonts w:ascii="Consolas" w:hAnsi="Consolas" w:eastAsia="Consolas"/>
+                <w:b w:val="0"/>
+                <w:color w:val="1E406E"/>
+                <w:sz w:val="20"/>
+              </w:rPr>
+              <w:t/>
+            </w:r>
+            <w:r>
+              <w:rPr>
+                <w:rFonts w:ascii="Calibri" w:hAnsi="Calibri" w:eastAsia="Calibri"/>
+                <w:b w:val="0"/>
+                <w:sz w:val="20"/>
+              </w:rPr>
+              <w:t xml:space="preserve"/>
+            </w:r>
+          </w:p>
+        </w:tc>
+        <w:tc>
+          <w:tcPr>
+            <w:tcW w:type="dxa" w:w="2412"/>
+          </w:tcPr>
+          <w:p>
+            <w:pPr>
+              <w:spacing w:before="40" w:after="40" w:line="259" w:lineRule="auto"/>
+            </w:pPr>
+            <w:r/>
+            <w:r>
+              <w:rPr>
+                <w:rFonts w:ascii="Calibri" w:hAnsi="Calibri" w:eastAsia="Calibri"/>
+                <w:b w:val="0"/>
+                <w:sz w:val="20"/>
+              </w:rPr>
+              <w:t>30s</w:t>
+            </w:r>
+          </w:p>
+        </w:tc>
+        <w:tc>
+          <w:tcPr>
+            <w:tcW w:type="dxa" w:w="2412"/>
+          </w:tcPr>
+          <w:p>
+            <w:pPr>
+              <w:spacing w:before="40" w:after="40" w:line="259" w:lineRule="auto"/>
+            </w:pPr>
+            <w:r/>
+            <w:r>
+              <w:rPr>
+                <w:rFonts w:ascii="Calibri" w:hAnsi="Calibri" w:eastAsia="Calibri"/>
+                <w:b w:val="0"/>
+                <w:sz w:val="20"/>
+              </w:rPr>
+              <w:t>Production</w:t>
+            </w:r>
+          </w:p>
+        </w:tc>
+      </w:tr>
+      <w:tr>
+        <w:tc>
+          <w:tcPr>
+            <w:tcW w:type="dxa" w:w="2412"/>
+          </w:tcPr>
+          <w:p>
+            <w:pPr>
+              <w:spacing w:before="40" w:after="40" w:line="259" w:lineRule="auto"/>
+            </w:pPr>
+            <w:r/>
+            <w:r>
+              <w:rPr>
+                <w:rFonts w:ascii="Calibri" w:hAnsi="Calibri" w:eastAsia="Calibri"/>
+                <w:b w:val="0"/>
+                <w:sz w:val="20"/>
+              </w:rPr>
+              <w:t>Continuity</w:t>
+            </w:r>
+          </w:p>
+        </w:tc>
+        <w:tc>
+          <w:tcPr>
+            <w:tcW w:type="dxa" w:w="2412"/>
+          </w:tcPr>
+          <w:p>
+            <w:pPr>
+              <w:spacing w:before="40" w:after="40" w:line="259" w:lineRule="auto"/>
+            </w:pPr>
+            <w:r/>
+            <w:r>
+              <w:rPr>
+                <w:rFonts w:ascii="Calibri" w:hAnsi="Calibri" w:eastAsia="Calibri"/>
+                <w:b w:val="0"/>
+                <w:sz w:val="20"/>
+              </w:rPr>
+              <w:t xml:space="preserve">feature demo continuity</w:t>
+            </w:r>
+            <w:r>
+              <w:rPr>
+                <w:rFonts w:ascii="Consolas" w:hAnsi="Consolas" w:eastAsia="Consolas"/>
+                <w:b w:val="0"/>
+                <w:color w:val="1E406E"/>
+                <w:sz w:val="20"/>
+              </w:rPr>
+              <w:t/>
+            </w:r>
+            <w:r>
+              <w:rPr>
+                <w:rFonts w:ascii="Calibri" w:hAnsi="Calibri" w:eastAsia="Calibri"/>
+                <w:b w:val="0"/>
+                <w:sz w:val="20"/>
+              </w:rPr>
+              <w:t xml:space="preserve"/>
+            </w:r>
+          </w:p>
+        </w:tc>
+        <w:tc>
+          <w:tcPr>
+            <w:tcW w:type="dxa" w:w="2412"/>
+          </w:tcPr>
+          <w:p>
+            <w:pPr>
+              <w:spacing w:before="40" w:after="40" w:line="259" w:lineRule="auto"/>
+            </w:pPr>
+            <w:r/>
+            <w:r>
+              <w:rPr>
+                <w:rFonts w:ascii="Calibri" w:hAnsi="Calibri" w:eastAsia="Calibri"/>
+                <w:b w:val="0"/>
+                <w:sz w:val="20"/>
+              </w:rPr>
+              <w:t>30s</w:t>
+            </w:r>
+          </w:p>
+        </w:tc>
+        <w:tc>
+          <w:tcPr>
+            <w:tcW w:type="dxa" w:w="2412"/>
+          </w:tcPr>
+          <w:p>
+            <w:pPr>
+              <w:spacing w:before="40" w:after="40" w:line="259" w:lineRule="auto"/>
+            </w:pPr>
+            <w:r/>
+            <w:r>
+              <w:rPr>
+                <w:rFonts w:ascii="Calibri" w:hAnsi="Calibri" w:eastAsia="Calibri"/>
+                <w:b w:val="0"/>
+                <w:sz w:val="20"/>
+              </w:rPr>
+              <w:t>Production</w:t>
+            </w:r>
+          </w:p>
+        </w:tc>
+      </w:tr>
+      <w:tr>
+        <w:tc>
+          <w:tcPr>
+            <w:tcW w:type="dxa" w:w="2412"/>
+          </w:tcPr>
+          <w:p>
+            <w:pPr>
+              <w:spacing w:before="40" w:after="40" w:line="259" w:lineRule="auto"/>
+            </w:pPr>
+            <w:r/>
+            <w:r>
+              <w:rPr>
+                <w:rFonts w:ascii="Calibri" w:hAnsi="Calibri" w:eastAsia="Calibri"/>
+                <w:b w:val="0"/>
+                <w:sz w:val="20"/>
+              </w:rPr>
+              <w:t>Stills Agent</w:t>
+            </w:r>
+          </w:p>
+        </w:tc>
+        <w:tc>
+          <w:tcPr>
+            <w:tcW w:type="dxa" w:w="2412"/>
+          </w:tcPr>
+          <w:p>
+            <w:pPr>
+              <w:spacing w:before="40" w:after="40" w:line="259" w:lineRule="auto"/>
+            </w:pPr>
+            <w:r/>
+            <w:r>
+              <w:rPr>
+                <w:rFonts w:ascii="Calibri" w:hAnsi="Calibri" w:eastAsia="Calibri"/>
+                <w:b w:val="0"/>
+                <w:sz w:val="20"/>
+              </w:rPr>
+              <w:t xml:space="preserve">feature demo stillsAgent</w:t>
+            </w:r>
+            <w:r>
+              <w:rPr>
+                <w:rFonts w:ascii="Consolas" w:hAnsi="Consolas" w:eastAsia="Consolas"/>
+                <w:b w:val="0"/>
+                <w:color w:val="1E406E"/>
+                <w:sz w:val="20"/>
+              </w:rPr>
+              <w:t/>
+            </w:r>
+            <w:r>
+              <w:rPr>
+                <w:rFonts w:ascii="Calibri" w:hAnsi="Calibri" w:eastAsia="Calibri"/>
+                <w:b w:val="0"/>
+                <w:sz w:val="20"/>
+              </w:rPr>
+              <w:t xml:space="preserve"/>
+            </w:r>
+          </w:p>
+        </w:tc>
+        <w:tc>
+          <w:tcPr>
+            <w:tcW w:type="dxa" w:w="2412"/>
+          </w:tcPr>
+          <w:p>
+            <w:pPr>
+              <w:spacing w:before="40" w:after="40" w:line="259" w:lineRule="auto"/>
+            </w:pPr>
+            <w:r/>
+            <w:r>
+              <w:rPr>
+                <w:rFonts w:ascii="Calibri" w:hAnsi="Calibri" w:eastAsia="Calibri"/>
+                <w:b w:val="0"/>
+                <w:sz w:val="20"/>
+              </w:rPr>
+              <w:t>30s</w:t>
+            </w:r>
+          </w:p>
+        </w:tc>
+        <w:tc>
+          <w:tcPr>
+            <w:tcW w:type="dxa" w:w="2412"/>
+          </w:tcPr>
+          <w:p>
+            <w:pPr>
+              <w:spacing w:before="40" w:after="40" w:line="259" w:lineRule="auto"/>
+            </w:pPr>
+            <w:r/>
+            <w:r>
+              <w:rPr>
+                <w:rFonts w:ascii="Calibri" w:hAnsi="Calibri" w:eastAsia="Calibri"/>
+                <w:b w:val="0"/>
+                <w:sz w:val="20"/>
+              </w:rPr>
+              <w:t>Production</w:t>
+            </w:r>
+          </w:p>
+        </w:tc>
+      </w:tr>
+      <w:tr>
+        <w:tc>
+          <w:tcPr>
+            <w:tcW w:type="dxa" w:w="2412"/>
+          </w:tcPr>
+          <w:p>
+            <w:pPr>
+              <w:spacing w:before="40" w:after="40" w:line="259" w:lineRule="auto"/>
+            </w:pPr>
+            <w:r/>
+            <w:r>
+              <w:rPr>
+                <w:rFonts w:ascii="Calibri" w:hAnsi="Calibri" w:eastAsia="Calibri"/>
+                <w:b w:val="0"/>
+                <w:sz w:val="20"/>
+              </w:rPr>
+              <w:t>Animatic</w:t>
+            </w:r>
+          </w:p>
+        </w:tc>
+        <w:tc>
+          <w:tcPr>
+            <w:tcW w:type="dxa" w:w="2412"/>
+          </w:tcPr>
+          <w:p>
+            <w:pPr>
+              <w:spacing w:before="40" w:after="40" w:line="259" w:lineRule="auto"/>
+            </w:pPr>
+            <w:r/>
+            <w:r>
+              <w:rPr>
+                <w:rFonts w:ascii="Calibri" w:hAnsi="Calibri" w:eastAsia="Calibri"/>
+                <w:b w:val="0"/>
+                <w:sz w:val="20"/>
+              </w:rPr>
+              <w:t xml:space="preserve">feature demo animatic</w:t>
+            </w:r>
+            <w:r>
+              <w:rPr>
+                <w:rFonts w:ascii="Consolas" w:hAnsi="Consolas" w:eastAsia="Consolas"/>
+                <w:b w:val="0"/>
+                <w:color w:val="1E406E"/>
+                <w:sz w:val="20"/>
+              </w:rPr>
+              <w:t/>
+            </w:r>
+            <w:r>
+              <w:rPr>
+                <w:rFonts w:ascii="Calibri" w:hAnsi="Calibri" w:eastAsia="Calibri"/>
+                <w:b w:val="0"/>
+                <w:sz w:val="20"/>
+              </w:rPr>
+              <w:t xml:space="preserve"/>
+            </w:r>
+          </w:p>
+        </w:tc>
+        <w:tc>
+          <w:tcPr>
+            <w:tcW w:type="dxa" w:w="2412"/>
+          </w:tcPr>
+          <w:p>
+            <w:pPr>
+              <w:spacing w:before="40" w:after="40" w:line="259" w:lineRule="auto"/>
+            </w:pPr>
+            <w:r/>
+            <w:r>
+              <w:rPr>
+                <w:rFonts w:ascii="Calibri" w:hAnsi="Calibri" w:eastAsia="Calibri"/>
+                <w:b w:val="0"/>
+                <w:sz w:val="20"/>
+              </w:rPr>
+              <w:t>30s</w:t>
+            </w:r>
+          </w:p>
+        </w:tc>
+        <w:tc>
+          <w:tcPr>
+            <w:tcW w:type="dxa" w:w="2412"/>
+          </w:tcPr>
+          <w:p>
+            <w:pPr>
+              <w:spacing w:before="40" w:after="40" w:line="259" w:lineRule="auto"/>
+            </w:pPr>
+            <w:r/>
+            <w:r>
+              <w:rPr>
+                <w:rFonts w:ascii="Calibri" w:hAnsi="Calibri" w:eastAsia="Calibri"/>
+                <w:b w:val="0"/>
+                <w:sz w:val="20"/>
+              </w:rPr>
+              <w:t>Production</w:t>
+            </w:r>
+          </w:p>
+        </w:tc>
+      </w:tr>
+      <w:tr>
+        <w:tc>
+          <w:tcPr>
+            <w:tcW w:type="dxa" w:w="2412"/>
+          </w:tcPr>
+          <w:p>
+            <w:pPr>
+              <w:spacing w:before="40" w:after="40" w:line="259" w:lineRule="auto"/>
+            </w:pPr>
+            <w:r/>
+            <w:r>
+              <w:rPr>
+                <w:rFonts w:ascii="Calibri" w:hAnsi="Calibri" w:eastAsia="Calibri"/>
+                <w:b w:val="0"/>
+                <w:sz w:val="20"/>
+              </w:rPr>
+              <w:t>Video Agent</w:t>
+            </w:r>
+          </w:p>
+        </w:tc>
+        <w:tc>
+          <w:tcPr>
+            <w:tcW w:type="dxa" w:w="2412"/>
+          </w:tcPr>
+          <w:p>
+            <w:pPr>
+              <w:spacing w:before="40" w:after="40" w:line="259" w:lineRule="auto"/>
+            </w:pPr>
+            <w:r/>
+            <w:r>
+              <w:rPr>
+                <w:rFonts w:ascii="Calibri" w:hAnsi="Calibri" w:eastAsia="Calibri"/>
+                <w:b w:val="0"/>
+                <w:sz w:val="20"/>
+              </w:rPr>
+              <w:t xml:space="preserve">feature demo videoAgent</w:t>
+            </w:r>
+            <w:r>
+              <w:rPr>
+                <w:rFonts w:ascii="Consolas" w:hAnsi="Consolas" w:eastAsia="Consolas"/>
+                <w:b w:val="0"/>
+                <w:color w:val="1E406E"/>
+                <w:sz w:val="20"/>
+              </w:rPr>
+              <w:t/>
+            </w:r>
+            <w:r>
+              <w:rPr>
+                <w:rFonts w:ascii="Calibri" w:hAnsi="Calibri" w:eastAsia="Calibri"/>
+                <w:b w:val="0"/>
+                <w:sz w:val="20"/>
+              </w:rPr>
+              <w:t xml:space="preserve"/>
+            </w:r>
+          </w:p>
+        </w:tc>
+        <w:tc>
+          <w:tcPr>
+            <w:tcW w:type="dxa" w:w="2412"/>
+          </w:tcPr>
+          <w:p>
+            <w:pPr>
+              <w:spacing w:before="40" w:after="40" w:line="259" w:lineRule="auto"/>
+            </w:pPr>
+            <w:r/>
+            <w:r>
+              <w:rPr>
+                <w:rFonts w:ascii="Calibri" w:hAnsi="Calibri" w:eastAsia="Calibri"/>
+                <w:b w:val="0"/>
+                <w:sz w:val="20"/>
+              </w:rPr>
+              <w:t>30s</w:t>
+            </w:r>
+          </w:p>
+        </w:tc>
+        <w:tc>
+          <w:tcPr>
+            <w:tcW w:type="dxa" w:w="2412"/>
+          </w:tcPr>
+          <w:p>
+            <w:pPr>
+              <w:spacing w:before="40" w:after="40" w:line="259" w:lineRule="auto"/>
+            </w:pPr>
+            <w:r/>
+            <w:r>
+              <w:rPr>
+                <w:rFonts w:ascii="Calibri" w:hAnsi="Calibri" w:eastAsia="Calibri"/>
+                <w:b w:val="0"/>
+                <w:sz w:val="20"/>
+              </w:rPr>
+              <w:t>Production</w:t>
+            </w:r>
+          </w:p>
+        </w:tc>
+      </w:tr>
+      <w:tr>
+        <w:tc>
+          <w:tcPr>
+            <w:tcW w:type="dxa" w:w="2412"/>
+          </w:tcPr>
+          <w:p>
+            <w:pPr>
+              <w:spacing w:before="40" w:after="40" w:line="259" w:lineRule="auto"/>
+            </w:pPr>
+            <w:r/>
+            <w:r>
+              <w:rPr>
+                <w:rFonts w:ascii="Calibri" w:hAnsi="Calibri" w:eastAsia="Calibri"/>
+                <w:b w:val="0"/>
+                <w:sz w:val="20"/>
+              </w:rPr>
+              <w:t>Mixer</w:t>
+            </w:r>
+          </w:p>
+        </w:tc>
+        <w:tc>
+          <w:tcPr>
+            <w:tcW w:type="dxa" w:w="2412"/>
+          </w:tcPr>
+          <w:p>
+            <w:pPr>
+              <w:spacing w:before="40" w:after="40" w:line="259" w:lineRule="auto"/>
+            </w:pPr>
+            <w:r/>
+            <w:r>
+              <w:rPr>
+                <w:rFonts w:ascii="Calibri" w:hAnsi="Calibri" w:eastAsia="Calibri"/>
+                <w:b w:val="0"/>
+                <w:sz w:val="20"/>
+              </w:rPr>
+              <w:t xml:space="preserve">feature demo mixer</w:t>
+            </w:r>
+            <w:r>
+              <w:rPr>
+                <w:rFonts w:ascii="Consolas" w:hAnsi="Consolas" w:eastAsia="Consolas"/>
+                <w:b w:val="0"/>
+                <w:color w:val="1E406E"/>
+                <w:sz w:val="20"/>
+              </w:rPr>
+              <w:t/>
+            </w:r>
+            <w:r>
+              <w:rPr>
+                <w:rFonts w:ascii="Calibri" w:hAnsi="Calibri" w:eastAsia="Calibri"/>
+                <w:b w:val="0"/>
+                <w:sz w:val="20"/>
+              </w:rPr>
+              <w:t xml:space="preserve"/>
+            </w:r>
+          </w:p>
+        </w:tc>
+        <w:tc>
+          <w:tcPr>
+            <w:tcW w:type="dxa" w:w="2412"/>
+          </w:tcPr>
+          <w:p>
+            <w:pPr>
+              <w:spacing w:before="40" w:after="40" w:line="259" w:lineRule="auto"/>
+            </w:pPr>
+            <w:r/>
+            <w:r>
+              <w:rPr>
+                <w:rFonts w:ascii="Calibri" w:hAnsi="Calibri" w:eastAsia="Calibri"/>
+                <w:b w:val="0"/>
+                <w:sz w:val="20"/>
+              </w:rPr>
+              <w:t>30s</w:t>
+            </w:r>
+          </w:p>
+        </w:tc>
+        <w:tc>
+          <w:tcPr>
+            <w:tcW w:type="dxa" w:w="2412"/>
+          </w:tcPr>
+          <w:p>
+            <w:pPr>
+              <w:spacing w:before="40" w:after="40" w:line="259" w:lineRule="auto"/>
+            </w:pPr>
+            <w:r/>
+            <w:r>
+              <w:rPr>
+                <w:rFonts w:ascii="Calibri" w:hAnsi="Calibri" w:eastAsia="Calibri"/>
+                <w:b w:val="0"/>
+                <w:sz w:val="20"/>
+              </w:rPr>
+              <w:t>Production</w:t>
+            </w:r>
+          </w:p>
+        </w:tc>
+      </w:tr>
+      <w:tr>
+        <w:tc>
+          <w:tcPr>
+            <w:tcW w:type="dxa" w:w="2412"/>
+          </w:tcPr>
+          <w:p>
+            <w:pPr>
+              <w:spacing w:before="40" w:after="40" w:line="259" w:lineRule="auto"/>
+            </w:pPr>
+            <w:r/>
+            <w:r>
+              <w:rPr>
+                <w:rFonts w:ascii="Calibri" w:hAnsi="Calibri" w:eastAsia="Calibri"/>
+                <w:b w:val="0"/>
+                <w:sz w:val="20"/>
+              </w:rPr>
+              <w:t>Language versions</w:t>
+            </w:r>
+          </w:p>
+        </w:tc>
+        <w:tc>
+          <w:tcPr>
+            <w:tcW w:type="dxa" w:w="2412"/>
+          </w:tcPr>
+          <w:p>
+            <w:pPr>
+              <w:spacing w:before="40" w:after="40" w:line="259" w:lineRule="auto"/>
+            </w:pPr>
+            <w:r/>
+            <w:r>
+              <w:rPr>
+                <w:rFonts w:ascii="Calibri" w:hAnsi="Calibri" w:eastAsia="Calibri"/>
+                <w:b w:val="0"/>
+                <w:sz w:val="20"/>
+              </w:rPr>
+              <w:t xml:space="preserve">feature demo languageStreams</w:t>
+            </w:r>
+            <w:r>
+              <w:rPr>
+                <w:rFonts w:ascii="Consolas" w:hAnsi="Consolas" w:eastAsia="Consolas"/>
+                <w:b w:val="0"/>
+                <w:color w:val="1E406E"/>
+                <w:sz w:val="20"/>
+              </w:rPr>
+              <w:t/>
+            </w:r>
+            <w:r>
+              <w:rPr>
+                <w:rFonts w:ascii="Calibri" w:hAnsi="Calibri" w:eastAsia="Calibri"/>
+                <w:b w:val="0"/>
+                <w:sz w:val="20"/>
+              </w:rPr>
+              <w:t xml:space="preserve"/>
+            </w:r>
+          </w:p>
+        </w:tc>
+        <w:tc>
+          <w:tcPr>
+            <w:tcW w:type="dxa" w:w="2412"/>
+          </w:tcPr>
+          <w:p>
+            <w:pPr>
+              <w:spacing w:before="40" w:after="40" w:line="259" w:lineRule="auto"/>
+            </w:pPr>
+            <w:r/>
+            <w:r>
+              <w:rPr>
+                <w:rFonts w:ascii="Calibri" w:hAnsi="Calibri" w:eastAsia="Calibri"/>
+                <w:b w:val="0"/>
+                <w:sz w:val="20"/>
+              </w:rPr>
+              <w:t>30s</w:t>
             </w:r>
           </w:p>
         </w:tc>
@@ -10072,643 +9066,6 @@
                 <w:sz w:val="20"/>
               </w:rPr>
               <w:t>Blueprint</w:t>
-            </w:r>
-          </w:p>
-        </w:tc>
-      </w:tr>
-      <w:tr>
-        <w:tc>
-          <w:tcPr>
-            <w:tcW w:type="dxa" w:w="2412"/>
-          </w:tcPr>
-          <w:p>
-            <w:pPr>
-              <w:spacing w:before="40" w:after="40" w:line="259" w:lineRule="auto"/>
-            </w:pPr>
-            <w:r/>
-            <w:r>
-              <w:rPr>
-                <w:rFonts w:ascii="Calibri" w:hAnsi="Calibri" w:eastAsia="Calibri"/>
-                <w:b w:val="0"/>
-                <w:sz w:val="20"/>
-              </w:rPr>
-              <w:t>Spend</w:t>
-            </w:r>
-          </w:p>
-        </w:tc>
-        <w:tc>
-          <w:tcPr>
-            <w:tcW w:type="dxa" w:w="2412"/>
-          </w:tcPr>
-          <w:p>
-            <w:pPr>
-              <w:spacing w:before="40" w:after="40" w:line="259" w:lineRule="auto"/>
-            </w:pPr>
-            <w:r/>
-            <w:r>
-              <w:rPr>
-                <w:rFonts w:ascii="Calibri" w:hAnsi="Calibri" w:eastAsia="Calibri"/>
-                <w:b w:val="0"/>
-                <w:sz w:val="20"/>
-              </w:rPr>
-              <w:t xml:space="preserve">feature demo </w:t>
-            </w:r>
-            <w:r>
-              <w:rPr>
-                <w:rFonts w:ascii="Consolas" w:hAnsi="Consolas" w:eastAsia="Consolas"/>
-                <w:b w:val="0"/>
-                <w:color w:val="1E406E"/>
-                <w:sz w:val="20"/>
-              </w:rPr>
-              <w:t>byok</w:t>
-            </w:r>
-            <w:r>
-              <w:rPr>
-                <w:rFonts w:ascii="Calibri" w:hAnsi="Calibri" w:eastAsia="Calibri"/>
-                <w:b w:val="0"/>
-                <w:sz w:val="20"/>
-              </w:rPr>
-              <w:t xml:space="preserve"> (also Production Planner; recut the existing BYOK capture)</w:t>
-            </w:r>
-          </w:p>
-        </w:tc>
-        <w:tc>
-          <w:tcPr>
-            <w:tcW w:type="dxa" w:w="2412"/>
-          </w:tcPr>
-          <w:p>
-            <w:pPr>
-              <w:spacing w:before="40" w:after="40" w:line="259" w:lineRule="auto"/>
-            </w:pPr>
-            <w:r/>
-            <w:r>
-              <w:rPr>
-                <w:rFonts w:ascii="Calibri" w:hAnsi="Calibri" w:eastAsia="Calibri"/>
-                <w:b w:val="0"/>
-                <w:sz w:val="20"/>
-              </w:rPr>
-              <w:t>30s</w:t>
-            </w:r>
-          </w:p>
-        </w:tc>
-        <w:tc>
-          <w:tcPr>
-            <w:tcW w:type="dxa" w:w="2412"/>
-          </w:tcPr>
-          <w:p>
-            <w:pPr>
-              <w:spacing w:before="40" w:after="40" w:line="259" w:lineRule="auto"/>
-            </w:pPr>
-            <w:r/>
-            <w:r>
-              <w:rPr>
-                <w:rFonts w:ascii="Calibri" w:hAnsi="Calibri" w:eastAsia="Calibri"/>
-                <w:b w:val="0"/>
-                <w:sz w:val="20"/>
-              </w:rPr>
-              <w:t>Production</w:t>
-            </w:r>
-          </w:p>
-        </w:tc>
-      </w:tr>
-      <w:tr>
-        <w:tc>
-          <w:tcPr>
-            <w:tcW w:type="dxa" w:w="2412"/>
-            <w:shd w:fill="F3F4F6" w:val="clear"/>
-          </w:tcPr>
-          <w:p>
-            <w:pPr>
-              <w:spacing w:before="40" w:after="40" w:line="259" w:lineRule="auto"/>
-            </w:pPr>
-            <w:r/>
-            <w:r>
-              <w:rPr>
-                <w:rFonts w:ascii="Calibri" w:hAnsi="Calibri" w:eastAsia="Calibri"/>
-                <w:b w:val="0"/>
-                <w:sz w:val="20"/>
-              </w:rPr>
-              <w:t>Script</w:t>
-            </w:r>
-          </w:p>
-        </w:tc>
-        <w:tc>
-          <w:tcPr>
-            <w:tcW w:type="dxa" w:w="2412"/>
-            <w:shd w:fill="F3F4F6" w:val="clear"/>
-          </w:tcPr>
-          <w:p>
-            <w:pPr>
-              <w:spacing w:before="40" w:after="40" w:line="259" w:lineRule="auto"/>
-            </w:pPr>
-            <w:r/>
-            <w:r>
-              <w:rPr>
-                <w:rFonts w:ascii="Calibri" w:hAnsi="Calibri" w:eastAsia="Calibri"/>
-                <w:b w:val="0"/>
-                <w:sz w:val="20"/>
-              </w:rPr>
-              <w:t xml:space="preserve">feature demo </w:t>
-            </w:r>
-            <w:r>
-              <w:rPr>
-                <w:rFonts w:ascii="Consolas" w:hAnsi="Consolas" w:eastAsia="Consolas"/>
-                <w:b w:val="0"/>
-                <w:color w:val="1E406E"/>
-                <w:sz w:val="20"/>
-              </w:rPr>
-              <w:t>writersRoom</w:t>
-            </w:r>
-          </w:p>
-        </w:tc>
-        <w:tc>
-          <w:tcPr>
-            <w:tcW w:type="dxa" w:w="2412"/>
-            <w:shd w:fill="F3F4F6" w:val="clear"/>
-          </w:tcPr>
-          <w:p>
-            <w:pPr>
-              <w:spacing w:before="40" w:after="40" w:line="259" w:lineRule="auto"/>
-            </w:pPr>
-            <w:r/>
-            <w:r>
-              <w:rPr>
-                <w:rFonts w:ascii="Calibri" w:hAnsi="Calibri" w:eastAsia="Calibri"/>
-                <w:b w:val="0"/>
-                <w:sz w:val="20"/>
-              </w:rPr>
-              <w:t>30s</w:t>
-            </w:r>
-          </w:p>
-        </w:tc>
-        <w:tc>
-          <w:tcPr>
-            <w:tcW w:type="dxa" w:w="2412"/>
-            <w:shd w:fill="F3F4F6" w:val="clear"/>
-          </w:tcPr>
-          <w:p>
-            <w:pPr>
-              <w:spacing w:before="40" w:after="40" w:line="259" w:lineRule="auto"/>
-            </w:pPr>
-            <w:r/>
-            <w:r>
-              <w:rPr>
-                <w:rFonts w:ascii="Calibri" w:hAnsi="Calibri" w:eastAsia="Calibri"/>
-                <w:b w:val="0"/>
-                <w:sz w:val="20"/>
-              </w:rPr>
-              <w:t>Production</w:t>
-            </w:r>
-          </w:p>
-        </w:tc>
-      </w:tr>
-      <w:tr>
-        <w:tc>
-          <w:tcPr>
-            <w:tcW w:type="dxa" w:w="2412"/>
-          </w:tcPr>
-          <w:p>
-            <w:pPr>
-              <w:spacing w:before="40" w:after="40" w:line="259" w:lineRule="auto"/>
-            </w:pPr>
-            <w:r/>
-            <w:r>
-              <w:rPr>
-                <w:rFonts w:ascii="Calibri" w:hAnsi="Calibri" w:eastAsia="Calibri"/>
-                <w:b w:val="0"/>
-                <w:sz w:val="20"/>
-              </w:rPr>
-              <w:t>Script Audience Resonance</w:t>
-            </w:r>
-          </w:p>
-        </w:tc>
-        <w:tc>
-          <w:tcPr>
-            <w:tcW w:type="dxa" w:w="2412"/>
-          </w:tcPr>
-          <w:p>
-            <w:pPr>
-              <w:spacing w:before="40" w:after="40" w:line="259" w:lineRule="auto"/>
-            </w:pPr>
-            <w:r/>
-            <w:r>
-              <w:rPr>
-                <w:rFonts w:ascii="Calibri" w:hAnsi="Calibri" w:eastAsia="Calibri"/>
-                <w:b w:val="0"/>
-                <w:sz w:val="20"/>
-              </w:rPr>
-              <w:t xml:space="preserve">feature demo </w:t>
-            </w:r>
-            <w:r>
-              <w:rPr>
-                <w:rFonts w:ascii="Consolas" w:hAnsi="Consolas" w:eastAsia="Consolas"/>
-                <w:b w:val="0"/>
-                <w:color w:val="1E406E"/>
-                <w:sz w:val="20"/>
-              </w:rPr>
-              <w:t>scriptResonance</w:t>
-            </w:r>
-          </w:p>
-        </w:tc>
-        <w:tc>
-          <w:tcPr>
-            <w:tcW w:type="dxa" w:w="2412"/>
-          </w:tcPr>
-          <w:p>
-            <w:pPr>
-              <w:spacing w:before="40" w:after="40" w:line="259" w:lineRule="auto"/>
-            </w:pPr>
-            <w:r/>
-            <w:r>
-              <w:rPr>
-                <w:rFonts w:ascii="Calibri" w:hAnsi="Calibri" w:eastAsia="Calibri"/>
-                <w:b w:val="0"/>
-                <w:sz w:val="20"/>
-              </w:rPr>
-              <w:t>30s</w:t>
-            </w:r>
-          </w:p>
-        </w:tc>
-        <w:tc>
-          <w:tcPr>
-            <w:tcW w:type="dxa" w:w="2412"/>
-          </w:tcPr>
-          <w:p>
-            <w:pPr>
-              <w:spacing w:before="40" w:after="40" w:line="259" w:lineRule="auto"/>
-            </w:pPr>
-            <w:r/>
-            <w:r>
-              <w:rPr>
-                <w:rFonts w:ascii="Calibri" w:hAnsi="Calibri" w:eastAsia="Calibri"/>
-                <w:b w:val="0"/>
-                <w:sz w:val="20"/>
-              </w:rPr>
-              <w:t>Production</w:t>
-            </w:r>
-          </w:p>
-        </w:tc>
-      </w:tr>
-      <w:tr>
-        <w:tc>
-          <w:tcPr>
-            <w:tcW w:type="dxa" w:w="2412"/>
-            <w:shd w:fill="F3F4F6" w:val="clear"/>
-          </w:tcPr>
-          <w:p>
-            <w:pPr>
-              <w:spacing w:before="40" w:after="40" w:line="259" w:lineRule="auto"/>
-            </w:pPr>
-            <w:r/>
-            <w:r>
-              <w:rPr>
-                <w:rFonts w:ascii="Calibri" w:hAnsi="Calibri" w:eastAsia="Calibri"/>
-                <w:b w:val="0"/>
-                <w:sz w:val="20"/>
-              </w:rPr>
-              <w:t>Direct a scene</w:t>
-            </w:r>
-          </w:p>
-        </w:tc>
-        <w:tc>
-          <w:tcPr>
-            <w:tcW w:type="dxa" w:w="2412"/>
-            <w:shd w:fill="F3F4F6" w:val="clear"/>
-          </w:tcPr>
-          <w:p>
-            <w:pPr>
-              <w:spacing w:before="40" w:after="40" w:line="259" w:lineRule="auto"/>
-            </w:pPr>
-            <w:r/>
-            <w:r>
-              <w:rPr>
-                <w:rFonts w:ascii="Calibri" w:hAnsi="Calibri" w:eastAsia="Calibri"/>
-                <w:b w:val="0"/>
-                <w:sz w:val="20"/>
-              </w:rPr>
-              <w:t xml:space="preserve">feature demo </w:t>
-            </w:r>
-            <w:r>
-              <w:rPr>
-                <w:rFonts w:ascii="Consolas" w:hAnsi="Consolas" w:eastAsia="Consolas"/>
-                <w:b w:val="0"/>
-                <w:color w:val="1E406E"/>
-                <w:sz w:val="20"/>
-              </w:rPr>
-              <w:t>sceneDirector</w:t>
-            </w:r>
-            <w:r>
-              <w:rPr>
-                <w:rFonts w:ascii="Calibri" w:hAnsi="Calibri" w:eastAsia="Calibri"/>
-                <w:b w:val="0"/>
-                <w:sz w:val="20"/>
-              </w:rPr>
-              <w:t xml:space="preserve"> (also Script Director)</w:t>
-            </w:r>
-          </w:p>
-        </w:tc>
-        <w:tc>
-          <w:tcPr>
-            <w:tcW w:type="dxa" w:w="2412"/>
-            <w:shd w:fill="F3F4F6" w:val="clear"/>
-          </w:tcPr>
-          <w:p>
-            <w:pPr>
-              <w:spacing w:before="40" w:after="40" w:line="259" w:lineRule="auto"/>
-            </w:pPr>
-            <w:r/>
-            <w:r>
-              <w:rPr>
-                <w:rFonts w:ascii="Calibri" w:hAnsi="Calibri" w:eastAsia="Calibri"/>
-                <w:b w:val="0"/>
-                <w:sz w:val="20"/>
-              </w:rPr>
-              <w:t>30s</w:t>
-            </w:r>
-          </w:p>
-        </w:tc>
-        <w:tc>
-          <w:tcPr>
-            <w:tcW w:type="dxa" w:w="2412"/>
-            <w:shd w:fill="F3F4F6" w:val="clear"/>
-          </w:tcPr>
-          <w:p>
-            <w:pPr>
-              <w:spacing w:before="40" w:after="40" w:line="259" w:lineRule="auto"/>
-            </w:pPr>
-            <w:r/>
-            <w:r>
-              <w:rPr>
-                <w:rFonts w:ascii="Calibri" w:hAnsi="Calibri" w:eastAsia="Calibri"/>
-                <w:b w:val="0"/>
-                <w:sz w:val="20"/>
-              </w:rPr>
-              <w:t>Production</w:t>
-            </w:r>
-          </w:p>
-        </w:tc>
-      </w:tr>
-      <w:tr>
-        <w:tc>
-          <w:tcPr>
-            <w:tcW w:type="dxa" w:w="2412"/>
-          </w:tcPr>
-          <w:p>
-            <w:pPr>
-              <w:spacing w:before="40" w:after="40" w:line="259" w:lineRule="auto"/>
-            </w:pPr>
-            <w:r/>
-            <w:r>
-              <w:rPr>
-                <w:rFonts w:ascii="Calibri" w:hAnsi="Calibri" w:eastAsia="Calibri"/>
-                <w:b w:val="0"/>
-                <w:sz w:val="20"/>
-              </w:rPr>
-              <w:t>Reference Library</w:t>
-            </w:r>
-          </w:p>
-        </w:tc>
-        <w:tc>
-          <w:tcPr>
-            <w:tcW w:type="dxa" w:w="2412"/>
-          </w:tcPr>
-          <w:p>
-            <w:pPr>
-              <w:spacing w:before="40" w:after="40" w:line="259" w:lineRule="auto"/>
-            </w:pPr>
-            <w:r/>
-            <w:r>
-              <w:rPr>
-                <w:rFonts w:ascii="Calibri" w:hAnsi="Calibri" w:eastAsia="Calibri"/>
-                <w:b w:val="0"/>
-                <w:sz w:val="20"/>
-              </w:rPr>
-              <w:t xml:space="preserve">feature demo </w:t>
-            </w:r>
-            <w:r>
-              <w:rPr>
-                <w:rFonts w:ascii="Consolas" w:hAnsi="Consolas" w:eastAsia="Consolas"/>
-                <w:b w:val="0"/>
-                <w:color w:val="1E406E"/>
-                <w:sz w:val="20"/>
-              </w:rPr>
-              <w:t>referenceLibrary</w:t>
-            </w:r>
-          </w:p>
-        </w:tc>
-        <w:tc>
-          <w:tcPr>
-            <w:tcW w:type="dxa" w:w="2412"/>
-          </w:tcPr>
-          <w:p>
-            <w:pPr>
-              <w:spacing w:before="40" w:after="40" w:line="259" w:lineRule="auto"/>
-            </w:pPr>
-            <w:r/>
-            <w:r>
-              <w:rPr>
-                <w:rFonts w:ascii="Calibri" w:hAnsi="Calibri" w:eastAsia="Calibri"/>
-                <w:b w:val="0"/>
-                <w:sz w:val="20"/>
-              </w:rPr>
-              <w:t>30s</w:t>
-            </w:r>
-          </w:p>
-        </w:tc>
-        <w:tc>
-          <w:tcPr>
-            <w:tcW w:type="dxa" w:w="2412"/>
-          </w:tcPr>
-          <w:p>
-            <w:pPr>
-              <w:spacing w:before="40" w:after="40" w:line="259" w:lineRule="auto"/>
-            </w:pPr>
-            <w:r/>
-            <w:r>
-              <w:rPr>
-                <w:rFonts w:ascii="Calibri" w:hAnsi="Calibri" w:eastAsia="Calibri"/>
-                <w:b w:val="0"/>
-                <w:sz w:val="20"/>
-              </w:rPr>
-              <w:t>Production</w:t>
-            </w:r>
-          </w:p>
-        </w:tc>
-      </w:tr>
-      <w:tr>
-        <w:tc>
-          <w:tcPr>
-            <w:tcW w:type="dxa" w:w="2412"/>
-            <w:shd w:fill="F3F4F6" w:val="clear"/>
-          </w:tcPr>
-          <w:p>
-            <w:pPr>
-              <w:spacing w:before="40" w:after="40" w:line="259" w:lineRule="auto"/>
-            </w:pPr>
-            <w:r/>
-            <w:r>
-              <w:rPr>
-                <w:rFonts w:ascii="Calibri" w:hAnsi="Calibri" w:eastAsia="Calibri"/>
-                <w:b w:val="0"/>
-                <w:sz w:val="20"/>
-              </w:rPr>
-              <w:t>Pre-Vis</w:t>
-            </w:r>
-          </w:p>
-        </w:tc>
-        <w:tc>
-          <w:tcPr>
-            <w:tcW w:type="dxa" w:w="2412"/>
-            <w:shd w:fill="F3F4F6" w:val="clear"/>
-          </w:tcPr>
-          <w:p>
-            <w:pPr>
-              <w:spacing w:before="40" w:after="40" w:line="259" w:lineRule="auto"/>
-            </w:pPr>
-            <w:r/>
-            <w:r>
-              <w:rPr>
-                <w:rFonts w:ascii="Calibri" w:hAnsi="Calibri" w:eastAsia="Calibri"/>
-                <w:b w:val="0"/>
-                <w:sz w:val="20"/>
-              </w:rPr>
-              <w:t xml:space="preserve">feature demo </w:t>
-            </w:r>
-            <w:r>
-              <w:rPr>
-                <w:rFonts w:ascii="Consolas" w:hAnsi="Consolas" w:eastAsia="Consolas"/>
-                <w:b w:val="0"/>
-                <w:color w:val="1E406E"/>
-                <w:sz w:val="20"/>
-              </w:rPr>
-              <w:t>preVis</w:t>
-            </w:r>
-          </w:p>
-        </w:tc>
-        <w:tc>
-          <w:tcPr>
-            <w:tcW w:type="dxa" w:w="2412"/>
-            <w:shd w:fill="F3F4F6" w:val="clear"/>
-          </w:tcPr>
-          <w:p>
-            <w:pPr>
-              <w:spacing w:before="40" w:after="40" w:line="259" w:lineRule="auto"/>
-            </w:pPr>
-            <w:r/>
-            <w:r>
-              <w:rPr>
-                <w:rFonts w:ascii="Calibri" w:hAnsi="Calibri" w:eastAsia="Calibri"/>
-                <w:b w:val="0"/>
-                <w:sz w:val="20"/>
-              </w:rPr>
-              <w:t>30s</w:t>
-            </w:r>
-          </w:p>
-        </w:tc>
-        <w:tc>
-          <w:tcPr>
-            <w:tcW w:type="dxa" w:w="2412"/>
-            <w:shd w:fill="F3F4F6" w:val="clear"/>
-          </w:tcPr>
-          <w:p>
-            <w:pPr>
-              <w:spacing w:before="40" w:after="40" w:line="259" w:lineRule="auto"/>
-            </w:pPr>
-            <w:r/>
-            <w:r>
-              <w:rPr>
-                <w:rFonts w:ascii="Calibri" w:hAnsi="Calibri" w:eastAsia="Calibri"/>
-                <w:b w:val="0"/>
-                <w:sz w:val="20"/>
-              </w:rPr>
-              <w:t>Production</w:t>
-            </w:r>
-          </w:p>
-        </w:tc>
-      </w:tr>
-      <w:tr>
-        <w:tc>
-          <w:tcPr>
-            <w:tcW w:type="dxa" w:w="2412"/>
-          </w:tcPr>
-          <w:p>
-            <w:pPr>
-              <w:spacing w:before="40" w:after="40" w:line="259" w:lineRule="auto"/>
-            </w:pPr>
-            <w:r/>
-            <w:r>
-              <w:rPr>
-                <w:rFonts w:ascii="Calibri" w:hAnsi="Calibri" w:eastAsia="Calibri"/>
-                <w:b w:val="0"/>
-                <w:sz w:val="20"/>
-              </w:rPr>
-              <w:t>Mixer</w:t>
-            </w:r>
-          </w:p>
-        </w:tc>
-        <w:tc>
-          <w:tcPr>
-            <w:tcW w:type="dxa" w:w="2412"/>
-          </w:tcPr>
-          <w:p>
-            <w:pPr>
-              <w:spacing w:before="40" w:after="40" w:line="259" w:lineRule="auto"/>
-            </w:pPr>
-            <w:r/>
-            <w:r>
-              <w:rPr>
-                <w:rFonts w:ascii="Calibri" w:hAnsi="Calibri" w:eastAsia="Calibri"/>
-                <w:b w:val="0"/>
-                <w:sz w:val="20"/>
-              </w:rPr>
-              <w:t xml:space="preserve">feature demo </w:t>
-            </w:r>
-            <w:r>
-              <w:rPr>
-                <w:rFonts w:ascii="Consolas" w:hAnsi="Consolas" w:eastAsia="Consolas"/>
-                <w:b w:val="0"/>
-                <w:color w:val="1E406E"/>
-                <w:sz w:val="20"/>
-              </w:rPr>
-              <w:t>mixer</w:t>
-            </w:r>
-          </w:p>
-        </w:tc>
-        <w:tc>
-          <w:tcPr>
-            <w:tcW w:type="dxa" w:w="2412"/>
-          </w:tcPr>
-          <w:p>
-            <w:pPr>
-              <w:spacing w:before="40" w:after="40" w:line="259" w:lineRule="auto"/>
-            </w:pPr>
-            <w:r/>
-            <w:r>
-              <w:rPr>
-                <w:rFonts w:ascii="Calibri" w:hAnsi="Calibri" w:eastAsia="Calibri"/>
-                <w:b w:val="0"/>
-                <w:sz w:val="20"/>
-              </w:rPr>
-              <w:t>30s</w:t>
-            </w:r>
-          </w:p>
-        </w:tc>
-        <w:tc>
-          <w:tcPr>
-            <w:tcW w:type="dxa" w:w="2412"/>
-          </w:tcPr>
-          <w:p>
-            <w:pPr>
-              <w:spacing w:before="40" w:after="40" w:line="259" w:lineRule="auto"/>
-            </w:pPr>
-            <w:r/>
-            <w:r>
-              <w:rPr>
-                <w:rFonts w:ascii="Calibri" w:hAnsi="Calibri" w:eastAsia="Calibri"/>
-                <w:b w:val="0"/>
-                <w:sz w:val="20"/>
-              </w:rPr>
-              <w:t>Production</w:t>
             </w:r>
           </w:p>
         </w:tc>
